--- a/src/Layers/W1/BaseApp/Sales/Reminder/DefaultReminderEmailBody.docx
+++ b/src/Layers/W1/BaseApp/Sales/Reminder/DefaultReminderEmailBody.docx
@@ -3516,6 +3516,8 @@
  
              < R e p o r t N a m e > R e p o r t   N a m e < / R e p o r t N a m e >   
+             < R e p o r t C a p t i o n > R e p o r t   C a p t i o n < / R e p o r t C a p t i o n > + 
              < A b o u t T h i s R e p o r t T i t l e > A b o u t   T h i s   R e p o r t   T i t l e < / A b o u t T h i s R e p o r t T i t l e >   
              < A b o u t T h i s R e p o r t T e x t > A b o u t   T h i s   R e p o r t   T e x t < / A b o u t T h i s R e p o r t T e x t > @@ -3570,21 +3572,21 @@
  
              < C o m p a n y A d d r e s s L i n e s >   
-                 < C o m p a n y A d d r e s s L i n e > C o m p a n y   A d d r e s s   L i n e   1 < / C o m p a n y A d d r e s s L i n e > - 
-                 < C o m p a n y A d d r e s s L i n e > C o m p a n y   A d d r e s s   L i n e   2 < / C o m p a n y A d d r e s s L i n e > - 
-                 < C o m p a n y A d d r e s s L i n e > C o m p a n y   A d d r e s s   L i n e   3 < / C o m p a n y A d d r e s s L i n e > - 
-                 < C o m p a n y A d d r e s s L i n e > C o m p a n y   A d d r e s s   L i n e   4 < / C o m p a n y A d d r e s s L i n e > - 
-                 < C o m p a n y A d d r e s s L i n e > C o m p a n y   A d d r e s s   L i n e   5 < / C o m p a n y A d d r e s s L i n e > - 
-                 < C o m p a n y A d d r e s s L i n e > C o m p a n y   A d d r e s s   L i n e   6 < / C o m p a n y A d d r e s s L i n e > - 
-                 < C o m p a n y A d d r e s s L i n e > C o m p a n y   A d d r e s s   L i n e   7 < / C o m p a n y A d d r e s s L i n e > - 
-                 < C o m p a n y A d d r e s s L i n e > C o m p a n y   A d d r e s s   L i n e   8 < / C o m p a n y A d d r e s s L i n e > +                 < C o m p a n y A d d r e s s L i n e 1 > C o m p a n y   A d d r e s s   L i n e   1 < / C o m p a n y A d d r e s s L i n e 1 > + 
+                 < C o m p a n y A d d r e s s L i n e 2 > C o m p a n y   A d d r e s s   L i n e   2 < / C o m p a n y A d d r e s s L i n e 2 > + 
+                 < C o m p a n y A d d r e s s L i n e 3 > C o m p a n y   A d d r e s s   L i n e   3 < / C o m p a n y A d d r e s s L i n e 3 > + 
+                 < C o m p a n y A d d r e s s L i n e 4 > C o m p a n y   A d d r e s s   L i n e   4 < / C o m p a n y A d d r e s s L i n e 4 > + 
+                 < C o m p a n y A d d r e s s L i n e 5 > C o m p a n y   A d d r e s s   L i n e   5 < / C o m p a n y A d d r e s s L i n e 5 > + 
+                 < C o m p a n y A d d r e s s L i n e 6 > C o m p a n y   A d d r e s s   L i n e   6 < / C o m p a n y A d d r e s s L i n e 6 > + 
+                 < C o m p a n y A d d r e s s L i n e 7 > C o m p a n y   A d d r e s s   L i n e   7 < / C o m p a n y A d d r e s s L i n e 7 > + 
+                 < C o m p a n y A d d r e s s L i n e 8 > C o m p a n y   A d d r e s s   L i n e   8 < / C o m p a n y A d d r e s s L i n e 8 >   
              < / C o m p a n y A d d r e s s L i n e s >   
@@ -3957,6 +3959,8 @@
  
              < R e p o r t N a m e > R e p o r t   N a m e < / R e p o r t N a m e >   
+             < R e p o r t C a p t i o n > R e p o r t   C a p t i o n < / R e p o r t C a p t i o n > + 
              < A b o u t T h i s R e p o r t T i t l e > A b o u t   T h i s   R e p o r t   T i t l e < / A b o u t T h i s R e p o r t T i t l e >   
              < A b o u t T h i s R e p o r t T e x t > A b o u t   T h i s   R e p o r t   T e x t < / A b o u t T h i s R e p o r t T e x t > @@ -4011,21 +4015,21 @@
  
              < C o m p a n y A d d r e s s L i n e s >   
-                 < C o m p a n y A d d r e s s L i n e > C o m p a n y   A d d r e s s   L i n e   1 < / C o m p a n y A d d r e s s L i n e > - 
-                 < C o m p a n y A d d r e s s L i n e > C o m p a n y   A d d r e s s   L i n e   2 < / C o m p a n y A d d r e s s L i n e > - 
-                 < C o m p a n y A d d r e s s L i n e > C o m p a n y   A d d r e s s   L i n e   3 < / C o m p a n y A d d r e s s L i n e > - 
-                 < C o m p a n y A d d r e s s L i n e > C o m p a n y   A d d r e s s   L i n e   4 < / C o m p a n y A d d r e s s L i n e > - 
-                 < C o m p a n y A d d r e s s L i n e > C o m p a n y   A d d r e s s   L i n e   5 < / C o m p a n y A d d r e s s L i n e > - 
-                 < C o m p a n y A d d r e s s L i n e > C o m p a n y   A d d r e s s   L i n e   6 < / C o m p a n y A d d r e s s L i n e > - 
-                 < C o m p a n y A d d r e s s L i n e > C o m p a n y   A d d r e s s   L i n e   7 < / C o m p a n y A d d r e s s L i n e > - 
-                 < C o m p a n y A d d r e s s L i n e > C o m p a n y   A d d r e s s   L i n e   8 < / C o m p a n y A d d r e s s L i n e > +                 < C o m p a n y A d d r e s s L i n e 1 > C o m p a n y   A d d r e s s   L i n e   1 < / C o m p a n y A d d r e s s L i n e 1 > + 
+                 < C o m p a n y A d d r e s s L i n e 2 > C o m p a n y   A d d r e s s   L i n e   2 < / C o m p a n y A d d r e s s L i n e 2 > + 
+                 < C o m p a n y A d d r e s s L i n e 3 > C o m p a n y   A d d r e s s   L i n e   3 < / C o m p a n y A d d r e s s L i n e 3 > + 
+                 < C o m p a n y A d d r e s s L i n e 4 > C o m p a n y   A d d r e s s   L i n e   4 < / C o m p a n y A d d r e s s L i n e 4 > + 
+                 < C o m p a n y A d d r e s s L i n e 5 > C o m p a n y   A d d r e s s   L i n e   5 < / C o m p a n y A d d r e s s L i n e 5 > + 
+                 < C o m p a n y A d d r e s s L i n e 6 > C o m p a n y   A d d r e s s   L i n e   6 < / C o m p a n y A d d r e s s L i n e 6 > + 
+                 < C o m p a n y A d d r e s s L i n e 7 > C o m p a n y   A d d r e s s   L i n e   7 < / C o m p a n y A d d r e s s L i n e 7 > + 
+                 < C o m p a n y A d d r e s s L i n e 8 > C o m p a n y   A d d r e s s   L i n e   8 < / C o m p a n y A d d r e s s L i n e 8 >   
              < / C o m p a n y A d d r e s s L i n e s >   

--- a/src/Layers/W1/BaseApp/Sales/Reminder/DefaultReminderEmailBody.docx
+++ b/src/Layers/W1/BaseApp/Sales/Reminder/DefaultReminderEmailBody.docx
@@ -1,6 +1,6 @@
 
 <file path=word/document.xml><?xml version="1.0" encoding="utf-8"?>
-<w:document xmlns:wpc="http://schemas.microsoft.com/office/word/2010/wordprocessingCanvas" xmlns:cx="http://schemas.microsoft.com/office/drawing/2014/chartex" xmlns:cx1="http://schemas.microsoft.com/office/drawing/2015/9/8/chartex" xmlns:cx2="http://schemas.microsoft.com/office/drawing/2015/10/21/chartex" xmlns:cx3="http://schemas.microsoft.com/office/drawing/2016/5/9/chartex" xmlns:cx4="http://schemas.microsoft.com/office/drawing/2016/5/10/chartex" xmlns:cx5="http://schemas.microsoft.com/office/drawing/2016/5/11/chartex" xmlns:cx6="http://schemas.microsoft.com/office/drawing/2016/5/12/chartex" xmlns:cx7="http://schemas.microsoft.com/office/drawing/2016/5/13/chartex" xmlns:cx8="http://schemas.microsoft.com/office/drawing/2016/5/14/chartex" xmlns:mc="http://schemas.openxmlformats.org/markup-compatibility/2006" xmlns:aink="http://schemas.microsoft.com/office/drawing/2016/ink" xmlns:am3d="http://schemas.microsoft.com/office/drawing/2017/model3d" xmlns:o="urn:schemas-microsoft-com:office:office" xmlns:oel="http://schemas.microsoft.com/office/2019/extlst" xmlns:r="http://schemas.openxmlformats.org/officeDocument/2006/relationships" xmlns:m="http://schemas.openxmlformats.org/officeDocument/2006/math" xmlns:v="urn:schemas-microsoft-com:vml" xmlns:wp14="http://schemas.microsoft.com/office/word/2010/wordprocessingDrawing" xmlns:wp="http://schemas.openxmlformats.org/drawingml/2006/wordprocessingDrawing" xmlns:w10="urn:schemas-microsoft-com:office:word" xmlns:w="http://schemas.openxmlformats.org/wordprocessingml/2006/main" xmlns:w14="http://schemas.microsoft.com/office/word/2010/wordml" xmlns:w15="http://schemas.microsoft.com/office/word/2012/wordml" xmlns:w16cex="http://schemas.microsoft.com/office/word/2018/wordml/cex" xmlns:w16cid="http://schemas.microsoft.com/office/word/2016/wordml/cid" xmlns:w16="http://schemas.microsoft.com/office/word/2018/wordml" xmlns:w16du="http://schemas.microsoft.com/office/word/2023/wordml/word16du" xmlns:w16sdtdh="http://schemas.microsoft.com/office/word/2020/wordml/sdtdatahash" xmlns:w16sdtfl="http://schemas.microsoft.com/office/word/2024/wordml/sdtformatlock" xmlns:w16se="http://schemas.microsoft.com/office/word/2015/wordml/symex" xmlns:wpg="http://schemas.microsoft.com/office/word/2010/wordprocessingGroup" xmlns:wpi="http://schemas.microsoft.com/office/word/2010/wordprocessingInk" xmlns:wne="http://schemas.microsoft.com/office/word/2006/wordml" xmlns:wps="http://schemas.microsoft.com/office/word/2010/wordprocessingShape" mc:Ignorable="w14 w15 w16se w16cid w16 w16cex w16sdtdh w16sdtfl w16du wp14">
+<w:document xmlns:wpc="http://schemas.microsoft.com/office/word/2010/wordprocessingCanvas" xmlns:cx="http://schemas.microsoft.com/office/drawing/2014/chartex" xmlns:cx1="http://schemas.microsoft.com/office/drawing/2015/9/8/chartex" xmlns:cx2="http://schemas.microsoft.com/office/drawing/2015/10/21/chartex" xmlns:cx3="http://schemas.microsoft.com/office/drawing/2016/5/9/chartex" xmlns:cx4="http://schemas.microsoft.com/office/drawing/2016/5/10/chartex" xmlns:cx5="http://schemas.microsoft.com/office/drawing/2016/5/11/chartex" xmlns:cx6="http://schemas.microsoft.com/office/drawing/2016/5/12/chartex" xmlns:cx7="http://schemas.microsoft.com/office/drawing/2016/5/13/chartex" xmlns:cx8="http://schemas.microsoft.com/office/drawing/2016/5/14/chartex" xmlns:mc="http://schemas.openxmlformats.org/markup-compatibility/2006" xmlns:aink="http://schemas.microsoft.com/office/drawing/2016/ink" xmlns:am3d="http://schemas.microsoft.com/office/drawing/2017/model3d" xmlns:o="urn:schemas-microsoft-com:office:office" xmlns:oel="http://schemas.microsoft.com/office/2019/extlst" xmlns:r="http://schemas.openxmlformats.org/officeDocument/2006/relationships" xmlns:m="http://schemas.openxmlformats.org/officeDocument/2006/math" xmlns:v="urn:schemas-microsoft-com:vml" xmlns:wp14="http://schemas.microsoft.com/office/word/2010/wordprocessingDrawing" xmlns:wp="http://schemas.openxmlformats.org/drawingml/2006/wordprocessingDrawing" xmlns:w10="urn:schemas-microsoft-com:office:word" xmlns:w="http://schemas.openxmlformats.org/wordprocessingml/2006/main" xmlns:w14="http://schemas.microsoft.com/office/word/2010/wordml" xmlns:w15="http://schemas.microsoft.com/office/word/2012/wordml" xmlns:w16cei="http://schemas.microsoft.com/office/word/2026/wordml/cei" xmlns:w16cex="http://schemas.microsoft.com/office/word/2018/wordml/cex" xmlns:w16cid="http://schemas.microsoft.com/office/word/2016/wordml/cid" xmlns:w16="http://schemas.microsoft.com/office/word/2018/wordml" xmlns:w16du="http://schemas.microsoft.com/office/word/2023/wordml/word16du" xmlns:w16sdtdh="http://schemas.microsoft.com/office/word/2020/wordml/sdtdatahash" xmlns:w16sdtfl="http://schemas.microsoft.com/office/word/2024/wordml/sdtformatlock" xmlns:w16se="http://schemas.microsoft.com/office/word/2015/wordml/symex" xmlns:wpg="http://schemas.microsoft.com/office/word/2010/wordprocessingGroup" xmlns:wpi="http://schemas.microsoft.com/office/word/2010/wordprocessingInk" xmlns:wne="http://schemas.microsoft.com/office/word/2006/wordml" xmlns:wps="http://schemas.microsoft.com/office/word/2010/wordprocessingShape" mc:Ignorable="w14 w15 w16se w16cid w16 w16cex w16sdtdh w16sdtfl w16du wp14">
   <w:body>
     <w:p>
       <w:sdt>
@@ -11,9 +11,9 @@
           <w:placeholder>
             <w:docPart w:val="DefaultPlaceholder_-1854013440"/>
           </w:placeholder>
+          <w:dataBinding w:prefixMappings="xmlns:ns0='urn:microsoft-dynamics-nav/reports/Reminder/117/'" w:xpath="/ns0:NavWordReportXmlPart[1]/ns0:Issued_Reminder_Header[1]/ns0:Integer[1]/ns0:LetterText[1]/ns0:GreetingText[1]" w:storeItemID="{7965F284-812D-49B2-9D21-557035C5501C}"/>
           <w15:color w:val="808080"/>
           <w:text/>
-          <w:dataBinding w:prefixMappings="xmlns:ns0='urn:microsoft-dynamics-nav/reports/Reminder/117/'" w:xpath="/ns0:NavWordReportXmlPart[1]/ns0:Issued_Reminder_Header[1]/ns0:Integer[1]/ns0:LetterText[1]/ns0:GreetingText[1]"/>
         </w:sdtPr>
         <w:sdtContent>
           <w:proofErr w:type="spellStart"/>
@@ -34,9 +34,9 @@
           <w:placeholder>
             <w:docPart w:val="DefaultPlaceholder_-1854013440"/>
           </w:placeholder>
+          <w:dataBinding w:prefixMappings="xmlns:ns0='urn:microsoft-dynamics-nav/reports/Reminder/117/'" w:xpath="/ns0:NavWordReportXmlPart[1]/ns0:Issued_Reminder_Header[1]/ns0:Integer[1]/ns0:Contact_IssuedReminderHdr[1]" w:storeItemID="{7965F284-812D-49B2-9D21-557035C5501C}"/>
           <w15:color w:val="808080"/>
           <w:text/>
-          <w:dataBinding w:prefixMappings="xmlns:ns0='urn:microsoft-dynamics-nav/reports/Reminder/117/'" w:xpath="/ns0:NavWordReportXmlPart[1]/ns0:Issued_Reminder_Header[1]/ns0:Integer[1]/ns0:Contact_IssuedReminderHdr[1]"/>
         </w:sdtPr>
         <w:sdtContent>
           <w:proofErr w:type="spellStart"/>
@@ -58,9 +58,9 @@
         <w:placeholder>
           <w:docPart w:val="DefaultPlaceholder_-1854013440"/>
         </w:placeholder>
+        <w:dataBinding w:prefixMappings="xmlns:ns0='urn:microsoft-dynamics-nav/reports/Reminder/117/'" w:xpath="/ns0:NavWordReportXmlPart[1]/ns0:Issued_Reminder_Header[1]/ns0:Integer[1]/ns0:LetterText[1]/ns0:AmtDueText[1]" w:storeItemID="{7965F284-812D-49B2-9D21-557035C5501C}"/>
         <w15:color w:val="808080"/>
         <w:text/>
-        <w:dataBinding w:prefixMappings="xmlns:ns0='urn:microsoft-dynamics-nav/reports/Reminder/117/'" w:xpath="/ns0:NavWordReportXmlPart[1]/ns0:Issued_Reminder_Header[1]/ns0:Integer[1]/ns0:LetterText[1]/ns0:AmtDueText[1]"/>
       </w:sdtPr>
       <w:sdtContent>
         <w:p>
@@ -80,9 +80,9 @@
         <w:placeholder>
           <w:docPart w:val="DefaultPlaceholder_-1854013440"/>
         </w:placeholder>
+        <w:dataBinding w:prefixMappings="xmlns:ns0='urn:microsoft-dynamics-nav/reports/Reminder/117/'" w:xpath="/ns0:NavWordReportXmlPart[1]/ns0:Issued_Reminder_Header[1]/ns0:Integer[1]/ns0:LetterText[1]/ns0:BodyText[1]" w:storeItemID="{7965F284-812D-49B2-9D21-557035C5501C}"/>
         <w15:color w:val="808080"/>
         <w:text/>
-        <w:dataBinding w:prefixMappings="xmlns:ns0='urn:microsoft-dynamics-nav/reports/Reminder/117/'" w:xpath="/ns0:NavWordReportXmlPart[1]/ns0:Issued_Reminder_Header[1]/ns0:Integer[1]/ns0:LetterText[1]/ns0:BodyText[1]"/>
       </w:sdtPr>
       <w:sdtContent>
         <w:p>
@@ -129,9 +129,9 @@
             <w:placeholder>
               <w:docPart w:val="6AF022B6F0564647BA5B747765425054"/>
             </w:placeholder>
+            <w:dataBinding w:prefixMappings="xmlns:ns0='urn:microsoft-dynamics-nav/reports/Reminder/117/'" w:xpath="/ns0:NavWordReportXmlPart[1]/ns0:Issued_Reminder_Header[1]/ns0:Integer[1]/ns0:Issued_Reminder_Line[1]/ns0:DocNo_IssuedReminderLineCaption[1]" w:storeItemID="{7965F284-812D-49B2-9D21-557035C5501C}"/>
             <w15:color w:val="808080"/>
             <w:text/>
-            <w:dataBinding w:prefixMappings="xmlns:ns0='urn:microsoft-dynamics-nav/reports/Reminder/117/'" w:xpath="/ns0:NavWordReportXmlPart[1]/ns0:Issued_Reminder_Header[1]/ns0:Integer[1]/ns0:Issued_Reminder_Line[1]/ns0:DocNo_IssuedReminderLineCaption[1]"/>
           </w:sdtPr>
           <w:sdtContent>
             <w:tc>
@@ -139,7 +139,7 @@
                 <w:cnfStyle w:val="001000000000" w:firstRow="0" w:lastRow="0" w:firstColumn="1" w:lastColumn="0" w:oddVBand="0" w:evenVBand="0" w:oddHBand="0" w:evenHBand="0" w:firstRowFirstColumn="0" w:firstRowLastColumn="0" w:lastRowFirstColumn="0" w:lastRowLastColumn="0"/>
                 <w:tcW w:w="900" w:type="pct"/>
                 <w:tcBorders>
-                  <w:bottom w:val="single" w:color="auto" w:sz="4" w:space="0"/>
+                  <w:bottom w:val="single" w:sz="4" w:space="0" w:color="auto"/>
                 </w:tcBorders>
               </w:tcPr>
               <w:p>
@@ -183,16 +183,16 @@
             <w:placeholder>
               <w:docPart w:val="6AF022B6F0564647BA5B747765425054"/>
             </w:placeholder>
+            <w:dataBinding w:prefixMappings="xmlns:ns0='urn:microsoft-dynamics-nav/reports/Reminder/117/'" w:xpath="/ns0:NavWordReportXmlPart[1]/ns0:Issued_Reminder_Header[1]/ns0:Integer[1]/ns0:Issued_Reminder_Line[1]/ns0:DocType_IssuedReminderLineCaption[1]" w:storeItemID="{7965F284-812D-49B2-9D21-557035C5501C}"/>
             <w15:color w:val="808080"/>
             <w:text/>
-            <w:dataBinding w:prefixMappings="xmlns:ns0='urn:microsoft-dynamics-nav/reports/Reminder/117/'" w:xpath="/ns0:NavWordReportXmlPart[1]/ns0:Issued_Reminder_Header[1]/ns0:Integer[1]/ns0:Issued_Reminder_Line[1]/ns0:DocType_IssuedReminderLineCaption[1]"/>
           </w:sdtPr>
           <w:sdtContent>
             <w:tc>
               <w:tcPr>
                 <w:tcW w:w="858" w:type="pct"/>
                 <w:tcBorders>
-                  <w:bottom w:val="single" w:color="auto" w:sz="4" w:space="0"/>
+                  <w:bottom w:val="single" w:sz="4" w:space="0" w:color="auto"/>
                 </w:tcBorders>
               </w:tcPr>
               <w:p>
@@ -226,7 +226,7 @@
           <w:tcPr>
             <w:tcW w:w="1415" w:type="pct"/>
             <w:tcBorders>
-              <w:bottom w:val="single" w:color="auto" w:sz="4" w:space="0"/>
+              <w:bottom w:val="single" w:sz="4" w:space="0" w:color="auto"/>
             </w:tcBorders>
           </w:tcPr>
           <w:sdt>
@@ -244,9 +244,9 @@
               <w:placeholder>
                 <w:docPart w:val="6AF022B6F0564647BA5B747765425054"/>
               </w:placeholder>
+              <w:dataBinding w:prefixMappings="xmlns:ns0='urn:microsoft-dynamics-nav/reports/Reminder/117/'" w:xpath="/ns0:NavWordReportXmlPart[1]/ns0:Issued_Reminder_Header[1]/ns0:Integer[1]/ns0:LetterText[1]/ns0:DescriptionText[1]" w:storeItemID="{7965F284-812D-49B2-9D21-557035C5501C}"/>
               <w15:color w:val="808080"/>
               <w:text/>
-              <w:dataBinding w:prefixMappings="xmlns:ns0='urn:microsoft-dynamics-nav/reports/Reminder/117/'" w:xpath="/ns0:NavWordReportXmlPart[1]/ns0:Issued_Reminder_Header[1]/ns0:Integer[1]/ns0:LetterText[1]/ns0:DescriptionText[1]"/>
             </w:sdtPr>
             <w:sdtContent>
               <w:p>
@@ -293,16 +293,16 @@
             <w:placeholder>
               <w:docPart w:val="6AF022B6F0564647BA5B747765425054"/>
             </w:placeholder>
+            <w:dataBinding w:prefixMappings="xmlns:ns0='urn:microsoft-dynamics-nav/reports/Reminder/117/'" w:xpath="/ns0:NavWordReportXmlPart[1]/ns0:Issued_Reminder_Header[1]/ns0:DueDateCaption[1]" w:storeItemID="{7965F284-812D-49B2-9D21-557035C5501C}"/>
             <w15:color w:val="808080"/>
             <w:text/>
-            <w:dataBinding w:prefixMappings="xmlns:ns0='urn:microsoft-dynamics-nav/reports/Reminder/117/'" w:xpath="/ns0:NavWordReportXmlPart[1]/ns0:Issued_Reminder_Header[1]/ns0:DueDateCaption[1]"/>
           </w:sdtPr>
           <w:sdtContent>
             <w:tc>
               <w:tcPr>
                 <w:tcW w:w="686" w:type="pct"/>
                 <w:tcBorders>
-                  <w:bottom w:val="single" w:color="auto" w:sz="4" w:space="0"/>
+                  <w:bottom w:val="single" w:sz="4" w:space="0" w:color="auto"/>
                 </w:tcBorders>
               </w:tcPr>
               <w:p>
@@ -338,7 +338,7 @@
           <w:tcPr>
             <w:tcW w:w="1142" w:type="pct"/>
             <w:tcBorders>
-              <w:bottom w:val="single" w:color="auto" w:sz="4" w:space="0"/>
+              <w:bottom w:val="single" w:sz="4" w:space="0" w:color="auto"/>
             </w:tcBorders>
           </w:tcPr>
           <w:sdt>
@@ -356,9 +356,9 @@
               <w:placeholder>
                 <w:docPart w:val="6AF022B6F0564647BA5B747765425054"/>
               </w:placeholder>
+              <w:dataBinding w:prefixMappings="xmlns:ns0='urn:microsoft-dynamics-nav/reports/Reminder/117/'" w:xpath="/ns0:NavWordReportXmlPart[1]/ns0:Issued_Reminder_Header[1]/ns0:Integer[1]/ns0:Issued_Reminder_Line[1]/ns0:RemAmt_IssuedReminderLineCaption[1]" w:storeItemID="{7965F284-812D-49B2-9D21-557035C5501C}"/>
               <w15:color w:val="808080"/>
               <w:text/>
-              <w:dataBinding w:prefixMappings="xmlns:ns0='urn:microsoft-dynamics-nav/reports/Reminder/117/'" w:xpath="/ns0:NavWordReportXmlPart[1]/ns0:Issued_Reminder_Header[1]/ns0:Integer[1]/ns0:Issued_Reminder_Line[1]/ns0:RemAmt_IssuedReminderLineCaption[1]"/>
             </w:sdtPr>
             <w:sdtContent>
               <w:p>
@@ -395,14 +395,14 @@
       <w:tr>
         <w:trPr>
           <w:cnfStyle w:val="000000100000" w:firstRow="0" w:lastRow="0" w:firstColumn="0" w:lastColumn="0" w:oddVBand="0" w:evenVBand="0" w:oddHBand="1" w:evenHBand="0" w:firstRowFirstColumn="0" w:firstRowLastColumn="0" w:lastRowFirstColumn="0" w:lastRowLastColumn="0"/>
-          <w:trHeight w:val="245" w:hRule="exact"/>
+          <w:trHeight w:hRule="exact" w:val="245"/>
         </w:trPr>
         <w:tc>
           <w:tcPr>
             <w:cnfStyle w:val="001000000000" w:firstRow="0" w:lastRow="0" w:firstColumn="1" w:lastColumn="0" w:oddVBand="0" w:evenVBand="0" w:oddHBand="0" w:evenHBand="0" w:firstRowFirstColumn="0" w:firstRowLastColumn="0" w:lastRowFirstColumn="0" w:lastRowLastColumn="0"/>
             <w:tcW w:w="900" w:type="pct"/>
             <w:tcBorders>
-              <w:top w:val="single" w:color="auto" w:sz="4" w:space="0"/>
+              <w:top w:val="single" w:sz="4" w:space="0" w:color="auto"/>
             </w:tcBorders>
           </w:tcPr>
           <w:p>
@@ -421,7 +421,7 @@
           <w:tcPr>
             <w:tcW w:w="858" w:type="pct"/>
             <w:tcBorders>
-              <w:top w:val="single" w:color="auto" w:sz="4" w:space="0"/>
+              <w:top w:val="single" w:sz="4" w:space="0" w:color="auto"/>
             </w:tcBorders>
           </w:tcPr>
           <w:p>
@@ -440,7 +440,7 @@
           <w:tcPr>
             <w:tcW w:w="1415" w:type="pct"/>
             <w:tcBorders>
-              <w:top w:val="single" w:color="auto" w:sz="4" w:space="0"/>
+              <w:top w:val="single" w:sz="4" w:space="0" w:color="auto"/>
             </w:tcBorders>
           </w:tcPr>
           <w:p>
@@ -459,7 +459,7 @@
           <w:tcPr>
             <w:tcW w:w="686" w:type="pct"/>
             <w:tcBorders>
-              <w:top w:val="single" w:color="auto" w:sz="4" w:space="0"/>
+              <w:top w:val="single" w:sz="4" w:space="0" w:color="auto"/>
             </w:tcBorders>
           </w:tcPr>
           <w:p>
@@ -478,7 +478,7 @@
           <w:tcPr>
             <w:tcW w:w="1142" w:type="pct"/>
             <w:tcBorders>
-              <w:top w:val="single" w:color="auto" w:sz="4" w:space="0"/>
+              <w:top w:val="single" w:sz="4" w:space="0" w:color="auto"/>
             </w:tcBorders>
           </w:tcPr>
           <w:p>
@@ -497,31 +497,39 @@
       </w:tr>
       <w:sdt>
         <w:sdtPr>
+          <w:rPr>
+            <w:rFonts w:asciiTheme="minorHAnsi" w:eastAsiaTheme="minorEastAsia" w:hAnsiTheme="minorHAnsi"/>
+            <w:bCs w:val="0"/>
+            <w:kern w:val="2"/>
+            <w:sz w:val="24"/>
+            <w:szCs w:val="24"/>
+            <w:lang w:val="en-DK" w:eastAsia="en-DK"/>
+            <w14:ligatures w14:val="standardContextual"/>
+          </w:rPr>
           <w:alias w:val="#Nav: /Issued_Reminder_Header/Integer/Issued_Reminder_Line"/>
           <w:tag w:val="#Nav: Reminder/117"/>
           <w:id w:val="735135367"/>
           <w15:dataBinding w:prefixMappings="xmlns:ns0='urn:microsoft-dynamics-nav/reports/Reminder/117/' " w:xpath="/ns0:NavWordReportXmlPart[1]/ns0:Issued_Reminder_Header[1]/ns0:Integer[1]/ns0:Issued_Reminder_Line" w:storeItemID="{7965F284-812D-49B2-9D21-557035C5501C}"/>
           <w15:repeatingSection/>
         </w:sdtPr>
-        <w:sdtEndPr>
-          <w:rPr>
-            <w:bCs w:val="0"/>
-          </w:rPr>
-        </w:sdtEndPr>
         <w:sdtContent>
           <w:sdt>
             <w:sdtPr>
+              <w:rPr>
+                <w:rFonts w:asciiTheme="minorHAnsi" w:eastAsiaTheme="minorEastAsia" w:hAnsiTheme="minorHAnsi"/>
+                <w:bCs w:val="0"/>
+                <w:kern w:val="2"/>
+                <w:sz w:val="24"/>
+                <w:szCs w:val="24"/>
+                <w:lang w:val="en-DK" w:eastAsia="en-DK"/>
+                <w14:ligatures w14:val="standardContextual"/>
+              </w:rPr>
               <w:id w:val="490221222"/>
               <w:placeholder>
                 <w:docPart w:val="28C821AB661243E9A8F58C2CFFAAE54B"/>
               </w:placeholder>
               <w15:repeatingSectionItem/>
             </w:sdtPr>
-            <w:sdtEndPr>
-              <w:rPr>
-                <w:bCs w:val="0"/>
-              </w:rPr>
-            </w:sdtEndPr>
             <w:sdtContent>
               <w:tr>
                 <w:trPr>
@@ -530,6 +538,15 @@
                 </w:trPr>
                 <w:sdt>
                   <w:sdtPr>
+                    <w:rPr>
+                      <w:rFonts w:asciiTheme="minorHAnsi" w:eastAsiaTheme="minorEastAsia" w:hAnsiTheme="minorHAnsi"/>
+                      <w:bCs w:val="0"/>
+                      <w:kern w:val="2"/>
+                      <w:sz w:val="24"/>
+                      <w:szCs w:val="24"/>
+                      <w:lang w:val="en-DK" w:eastAsia="en-DK"/>
+                      <w14:ligatures w14:val="standardContextual"/>
+                    </w:rPr>
                     <w:alias w:val="#Nav: /Issued_Reminder_Header/Integer/Issued_Reminder_Line/DocNo_IssuedReminderLine"/>
                     <w:tag w:val="#Nav: Reminder/117"/>
                     <w:id w:val="-664167582"/>
@@ -539,6 +556,17 @@
                     <w:dataBinding w:prefixMappings="xmlns:ns0='urn:microsoft-dynamics-nav/reports/Reminder/117/'" w:xpath="/ns0:NavWordReportXmlPart[1]/ns0:Issued_Reminder_Header[1]/ns0:Integer[1]/ns0:Issued_Reminder_Line[1]/ns0:DocNo_IssuedReminderLine[1]" w:storeItemID="{7965F284-812D-49B2-9D21-557035C5501C}"/>
                     <w:text/>
                   </w:sdtPr>
+                  <w:sdtEndPr>
+                    <w:rPr>
+                      <w:rFonts w:ascii="Segoe UI" w:eastAsia="Aptos" w:hAnsi="Segoe UI"/>
+                      <w:bCs/>
+                      <w:kern w:val="0"/>
+                      <w:sz w:val="20"/>
+                      <w:szCs w:val="20"/>
+                      <w:lang w:val="en-US" w:eastAsia="ja-JP"/>
+                      <w14:ligatures w14:val="none"/>
+                    </w:rPr>
+                  </w:sdtEndPr>
                   <w:sdtContent>
                     <w:tc>
                       <w:tcPr>
@@ -699,8 +727,8 @@
         <w:tblStyle w:val="CLSequoiatablestyle021"/>
         <w:tblW w:w="10499" w:type="dxa"/>
         <w:tblBorders>
-          <w:top w:val="single" w:color="auto" w:sz="4" w:space="0"/>
-          <w:bottom w:val="single" w:color="auto" w:sz="8" w:space="0"/>
+          <w:top w:val="single" w:sz="4" w:space="0" w:color="auto"/>
+          <w:bottom w:val="single" w:sz="8" w:space="0" w:color="auto"/>
         </w:tblBorders>
         <w:tblLook w:val="06C0" w:firstRow="0" w:lastRow="1" w:firstColumn="1" w:lastColumn="0" w:noHBand="1" w:noVBand="1"/>
       </w:tblPr>
@@ -723,13 +751,13 @@
             </w:rPr>
             <w:alias w:val="TotalInclVATText"/>
             <w:tag w:val="#BC:InsertDataItem,DataItems/Issued_Reminder_Header/Integer/Issued_Reminder_Line/TotalInclVATText"/>
-            <w:id w:val="362331310"/>
+            <w:id w:val="1771052173"/>
             <w:placeholder>
-              <w:docPart w:val="DefaultPlaceholder_-1854013440"/>
+              <w:docPart w:val="F36E31BA73D146B8A76F1FD3303602B8"/>
             </w:placeholder>
+            <w:dataBinding w:prefixMappings="xmlns:ns0='urn:microsoft-dynamics-nav/reports/Reminder/117/'" w:xpath="/ns0:NavWordReportXmlPart[1]/ns0:Issued_Reminder_Header[1]/ns0:Integer[1]/ns0:Issued_Reminder_Line[1]/ns0:TotalInclVATText[1]" w:storeItemID="{7965F284-812D-49B2-9D21-557035C5501C}"/>
             <w15:color w:val="808080"/>
             <w:text/>
-            <w:dataBinding w:prefixMappings="xmlns:ns0='urn:microsoft-dynamics-nav/reports/Reminder/117/'" w:xpath="/ns0:NavWordReportXmlPart[1]/ns0:Issued_Reminder_Header[1]/ns0:Integer[1]/ns0:Issued_Reminder_Line[1]/ns0:TotalInclVATText[1]"/>
           </w:sdtPr>
           <w:sdtContent>
             <w:tc>
@@ -737,7 +765,7 @@
                 <w:cnfStyle w:val="001000000000" w:firstRow="0" w:lastRow="0" w:firstColumn="1" w:lastColumn="0" w:oddVBand="0" w:evenVBand="0" w:oddHBand="0" w:evenHBand="0" w:firstRowFirstColumn="0" w:firstRowLastColumn="0" w:lastRowFirstColumn="0" w:lastRowLastColumn="0"/>
                 <w:tcW w:w="3601" w:type="pct"/>
                 <w:tcBorders>
-                  <w:top w:val="none" w:color="auto" w:sz="0" w:space="0"/>
+                  <w:top w:val="none" w:sz="0" w:space="0" w:color="auto"/>
                 </w:tcBorders>
                 <w:vAlign w:val="center"/>
               </w:tcPr>
@@ -779,18 +807,18 @@
             <w:tag w:val="#BC:InsertDataItem,DataItems/Issued_Reminder_Header/Integer/LetterText/FinalTotalInclVAT"/>
             <w:id w:val="557989487"/>
             <w:placeholder>
-              <w:docPart w:val="DefaultPlaceholder_-1854013440"/>
+              <w:docPart w:val="F36E31BA73D146B8A76F1FD3303602B8"/>
             </w:placeholder>
+            <w:dataBinding w:prefixMappings="xmlns:ns0='urn:microsoft-dynamics-nav/reports/Reminder/117/'" w:xpath="/ns0:NavWordReportXmlPart[1]/ns0:Issued_Reminder_Header[1]/ns0:Integer[1]/ns0:LetterText[1]/ns0:FinalTotalInclVAT[1]" w:storeItemID="{7965F284-812D-49B2-9D21-557035C5501C}"/>
             <w15:color w:val="808080"/>
             <w:text/>
-            <w:dataBinding w:prefixMappings="xmlns:ns0='urn:microsoft-dynamics-nav/reports/Reminder/117/'" w:xpath="/ns0:NavWordReportXmlPart[1]/ns0:Issued_Reminder_Header[1]/ns0:Integer[1]/ns0:LetterText[1]/ns0:FinalTotalInclVAT[1]"/>
           </w:sdtPr>
           <w:sdtContent>
             <w:tc>
               <w:tcPr>
                 <w:tcW w:w="1399" w:type="pct"/>
                 <w:tcBorders>
-                  <w:top w:val="none" w:color="auto" w:sz="0" w:space="0"/>
+                  <w:top w:val="none" w:sz="0" w:space="0" w:color="auto"/>
                 </w:tcBorders>
                 <w:vAlign w:val="center"/>
               </w:tcPr>
@@ -845,9 +873,9 @@
           <w:placeholder>
             <w:docPart w:val="DefaultPlaceholder_-1854013440"/>
           </w:placeholder>
+          <w:dataBinding w:prefixMappings="xmlns:ns0='urn:microsoft-dynamics-nav/reports/Reminder/117/'" w:xpath="/ns0:NavWordReportXmlPart[1]/ns0:Issued_Reminder_Header[1]/ns0:Integer[1]/ns0:LetterText[1]/ns0:ClosingText[1]" w:storeItemID="{7965F284-812D-49B2-9D21-557035C5501C}"/>
           <w15:color w:val="808080"/>
           <w:text/>
-          <w:dataBinding w:prefixMappings="xmlns:ns0='urn:microsoft-dynamics-nav/reports/Reminder/117/'" w:xpath="/ns0:NavWordReportXmlPart[1]/ns0:Issued_Reminder_Header[1]/ns0:Integer[1]/ns0:LetterText[1]/ns0:ClosingText[1]"/>
         </w:sdtPr>
         <w:sdtContent>
           <w:proofErr w:type="spellStart"/>
@@ -890,9 +918,9 @@
         <w:placeholder>
           <w:docPart w:val="DefaultPlaceholder_-1854013440"/>
         </w:placeholder>
+        <w:dataBinding w:prefixMappings="xmlns:ns0='urn:microsoft-dynamics-nav/reports/Reminder/117/'" w:xpath="/ns0:NavWordReportXmlPart[1]/ns0:Issued_Reminder_Header[1]/ns0:Integer[1]/ns0:CompanyAddr1[1]" w:storeItemID="{7965F284-812D-49B2-9D21-557035C5501C}"/>
         <w15:color w:val="808080"/>
         <w:text/>
-        <w:dataBinding w:prefixMappings="xmlns:ns0='urn:microsoft-dynamics-nav/reports/Reminder/117/'" w:xpath="/ns0:NavWordReportXmlPart[1]/ns0:Issued_Reminder_Header[1]/ns0:Integer[1]/ns0:CompanyAddr1[1]"/>
       </w:sdtPr>
       <w:sdtContent>
         <w:p>
@@ -933,9 +961,9 @@
           <w:placeholder>
             <w:docPart w:val="DefaultPlaceholder_-1854013440"/>
           </w:placeholder>
+          <w:dataBinding w:prefixMappings="xmlns:ns0='urn:microsoft-dynamics-nav/reports/Reminder/117/'" w:xpath="/ns0:NavWordReportXmlPart[1]/ns0:Issued_Reminder_Header[1]/ns0:Integer[1]/ns0:CompanyAddr2[1]" w:storeItemID="{7965F284-812D-49B2-9D21-557035C5501C}"/>
           <w15:color w:val="808080"/>
           <w:text/>
-          <w:dataBinding w:prefixMappings="xmlns:ns0='urn:microsoft-dynamics-nav/reports/Reminder/117/'" w:xpath="/ns0:NavWordReportXmlPart[1]/ns0:Issued_Reminder_Header[1]/ns0:Integer[1]/ns0:CompanyAddr2[1]"/>
         </w:sdtPr>
         <w:sdtContent>
           <w:r>
@@ -968,9 +996,9 @@
           <w:placeholder>
             <w:docPart w:val="DefaultPlaceholder_-1854013440"/>
           </w:placeholder>
+          <w:dataBinding w:prefixMappings="xmlns:ns0='urn:microsoft-dynamics-nav/reports/Reminder/117/'" w:xpath="/ns0:NavWordReportXmlPart[1]/ns0:Issued_Reminder_Header[1]/ns0:Integer[1]/ns0:CompanyAddr3[1]" w:storeItemID="{7965F284-812D-49B2-9D21-557035C5501C}"/>
           <w15:color w:val="808080"/>
           <w:text/>
-          <w:dataBinding w:prefixMappings="xmlns:ns0='urn:microsoft-dynamics-nav/reports/Reminder/117/'" w:xpath="/ns0:NavWordReportXmlPart[1]/ns0:Issued_Reminder_Header[1]/ns0:Integer[1]/ns0:CompanyAddr3[1]"/>
         </w:sdtPr>
         <w:sdtContent>
           <w:r>
@@ -1003,9 +1031,9 @@
           <w:placeholder>
             <w:docPart w:val="DefaultPlaceholder_-1854013440"/>
           </w:placeholder>
+          <w:dataBinding w:prefixMappings="xmlns:ns0='urn:microsoft-dynamics-nav/reports/Reminder/117/'" w:xpath="/ns0:NavWordReportXmlPart[1]/ns0:Issued_Reminder_Header[1]/ns0:Integer[1]/ns0:CompanyAddr4[1]" w:storeItemID="{7965F284-812D-49B2-9D21-557035C5501C}"/>
           <w15:color w:val="808080"/>
           <w:text/>
-          <w:dataBinding w:prefixMappings="xmlns:ns0='urn:microsoft-dynamics-nav/reports/Reminder/117/'" w:xpath="/ns0:NavWordReportXmlPart[1]/ns0:Issued_Reminder_Header[1]/ns0:Integer[1]/ns0:CompanyAddr4[1]"/>
         </w:sdtPr>
         <w:sdtContent>
           <w:r>
@@ -1038,9 +1066,9 @@
           <w:placeholder>
             <w:docPart w:val="DefaultPlaceholder_-1854013440"/>
           </w:placeholder>
+          <w:dataBinding w:prefixMappings="xmlns:ns0='urn:microsoft-dynamics-nav/reports/Reminder/117/'" w:xpath="/ns0:NavWordReportXmlPart[1]/ns0:Issued_Reminder_Header[1]/ns0:Integer[1]/ns0:CompanyAddr5[1]" w:storeItemID="{7965F284-812D-49B2-9D21-557035C5501C}"/>
           <w15:color w:val="808080"/>
           <w:text/>
-          <w:dataBinding w:prefixMappings="xmlns:ns0='urn:microsoft-dynamics-nav/reports/Reminder/117/'" w:xpath="/ns0:NavWordReportXmlPart[1]/ns0:Issued_Reminder_Header[1]/ns0:Integer[1]/ns0:CompanyAddr5[1]"/>
         </w:sdtPr>
         <w:sdtContent>
           <w:r>
@@ -1065,9 +1093,9 @@
         <w:placeholder>
           <w:docPart w:val="DefaultPlaceholder_-1854013440"/>
         </w:placeholder>
+        <w:dataBinding w:prefixMappings="xmlns:ns0='urn:microsoft-dynamics-nav/reports/Reminder/117/'" w:xpath="/ns0:NavWordReportXmlPart[1]/ns0:Issued_Reminder_Header[1]/ns0:Integer[1]/ns0:CompanyAddr6[1]" w:storeItemID="{7965F284-812D-49B2-9D21-557035C5501C}"/>
         <w15:color w:val="808080"/>
         <w:text/>
-        <w:dataBinding w:prefixMappings="xmlns:ns0='urn:microsoft-dynamics-nav/reports/Reminder/117/'" w:xpath="/ns0:NavWordReportXmlPart[1]/ns0:Issued_Reminder_Header[1]/ns0:Integer[1]/ns0:CompanyAddr6[1]"/>
       </w:sdtPr>
       <w:sdtContent>
         <w:p>
@@ -1123,7 +1151,7 @@
 </file>
 
 <file path=word/endnotes.xml><?xml version="1.0" encoding="utf-8"?>
-<w:endnotes xmlns:wpc="http://schemas.microsoft.com/office/word/2010/wordprocessingCanvas" xmlns:cx="http://schemas.microsoft.com/office/drawing/2014/chartex" xmlns:cx1="http://schemas.microsoft.com/office/drawing/2015/9/8/chartex" xmlns:cx2="http://schemas.microsoft.com/office/drawing/2015/10/21/chartex" xmlns:cx3="http://schemas.microsoft.com/office/drawing/2016/5/9/chartex" xmlns:cx4="http://schemas.microsoft.com/office/drawing/2016/5/10/chartex" xmlns:cx5="http://schemas.microsoft.com/office/drawing/2016/5/11/chartex" xmlns:cx6="http://schemas.microsoft.com/office/drawing/2016/5/12/chartex" xmlns:cx7="http://schemas.microsoft.com/office/drawing/2016/5/13/chartex" xmlns:cx8="http://schemas.microsoft.com/office/drawing/2016/5/14/chartex" xmlns:mc="http://schemas.openxmlformats.org/markup-compatibility/2006" xmlns:aink="http://schemas.microsoft.com/office/drawing/2016/ink" xmlns:am3d="http://schemas.microsoft.com/office/drawing/2017/model3d" xmlns:o="urn:schemas-microsoft-com:office:office" xmlns:oel="http://schemas.microsoft.com/office/2019/extlst" xmlns:r="http://schemas.openxmlformats.org/officeDocument/2006/relationships" xmlns:m="http://schemas.openxmlformats.org/officeDocument/2006/math" xmlns:v="urn:schemas-microsoft-com:vml" xmlns:wp14="http://schemas.microsoft.com/office/word/2010/wordprocessingDrawing" xmlns:wp="http://schemas.openxmlformats.org/drawingml/2006/wordprocessingDrawing" xmlns:w10="urn:schemas-microsoft-com:office:word" xmlns:w="http://schemas.openxmlformats.org/wordprocessingml/2006/main" xmlns:w14="http://schemas.microsoft.com/office/word/2010/wordml" xmlns:w15="http://schemas.microsoft.com/office/word/2012/wordml" xmlns:w16cex="http://schemas.microsoft.com/office/word/2018/wordml/cex" xmlns:w16cid="http://schemas.microsoft.com/office/word/2016/wordml/cid" xmlns:w16="http://schemas.microsoft.com/office/word/2018/wordml" xmlns:w16du="http://schemas.microsoft.com/office/word/2023/wordml/word16du" xmlns:w16sdtdh="http://schemas.microsoft.com/office/word/2020/wordml/sdtdatahash" xmlns:w16sdtfl="http://schemas.microsoft.com/office/word/2024/wordml/sdtformatlock" xmlns:w16se="http://schemas.microsoft.com/office/word/2015/wordml/symex" xmlns:wpg="http://schemas.microsoft.com/office/word/2010/wordprocessingGroup" xmlns:wpi="http://schemas.microsoft.com/office/word/2010/wordprocessingInk" xmlns:wne="http://schemas.microsoft.com/office/word/2006/wordml" xmlns:wps="http://schemas.microsoft.com/office/word/2010/wordprocessingShape" mc:Ignorable="w14 w15 w16se w16cid w16 w16cex w16sdtdh w16sdtfl w16du wp14">
+<w:endnotes xmlns:wpc="http://schemas.microsoft.com/office/word/2010/wordprocessingCanvas" xmlns:cx="http://schemas.microsoft.com/office/drawing/2014/chartex" xmlns:cx1="http://schemas.microsoft.com/office/drawing/2015/9/8/chartex" xmlns:cx2="http://schemas.microsoft.com/office/drawing/2015/10/21/chartex" xmlns:cx3="http://schemas.microsoft.com/office/drawing/2016/5/9/chartex" xmlns:cx4="http://schemas.microsoft.com/office/drawing/2016/5/10/chartex" xmlns:cx5="http://schemas.microsoft.com/office/drawing/2016/5/11/chartex" xmlns:cx6="http://schemas.microsoft.com/office/drawing/2016/5/12/chartex" xmlns:cx7="http://schemas.microsoft.com/office/drawing/2016/5/13/chartex" xmlns:cx8="http://schemas.microsoft.com/office/drawing/2016/5/14/chartex" xmlns:mc="http://schemas.openxmlformats.org/markup-compatibility/2006" xmlns:aink="http://schemas.microsoft.com/office/drawing/2016/ink" xmlns:am3d="http://schemas.microsoft.com/office/drawing/2017/model3d" xmlns:o="urn:schemas-microsoft-com:office:office" xmlns:oel="http://schemas.microsoft.com/office/2019/extlst" xmlns:r="http://schemas.openxmlformats.org/officeDocument/2006/relationships" xmlns:m="http://schemas.openxmlformats.org/officeDocument/2006/math" xmlns:v="urn:schemas-microsoft-com:vml" xmlns:wp14="http://schemas.microsoft.com/office/word/2010/wordprocessingDrawing" xmlns:wp="http://schemas.openxmlformats.org/drawingml/2006/wordprocessingDrawing" xmlns:w10="urn:schemas-microsoft-com:office:word" xmlns:w="http://schemas.openxmlformats.org/wordprocessingml/2006/main" xmlns:w14="http://schemas.microsoft.com/office/word/2010/wordml" xmlns:w15="http://schemas.microsoft.com/office/word/2012/wordml" xmlns:w16cei="http://schemas.microsoft.com/office/word/2026/wordml/cei" xmlns:w16cex="http://schemas.microsoft.com/office/word/2018/wordml/cex" xmlns:w16cid="http://schemas.microsoft.com/office/word/2016/wordml/cid" xmlns:w16="http://schemas.microsoft.com/office/word/2018/wordml" xmlns:w16du="http://schemas.microsoft.com/office/word/2023/wordml/word16du" xmlns:w16sdtdh="http://schemas.microsoft.com/office/word/2020/wordml/sdtdatahash" xmlns:w16sdtfl="http://schemas.microsoft.com/office/word/2024/wordml/sdtformatlock" xmlns:w16se="http://schemas.microsoft.com/office/word/2015/wordml/symex" xmlns:wpg="http://schemas.microsoft.com/office/word/2010/wordprocessingGroup" xmlns:wpi="http://schemas.microsoft.com/office/word/2010/wordprocessingInk" xmlns:wne="http://schemas.microsoft.com/office/word/2006/wordml" xmlns:wps="http://schemas.microsoft.com/office/word/2010/wordprocessingShape" mc:Ignorable="w14 w15 w16se w16cid w16 w16cex w16sdtdh w16sdtfl w16du wp14">
   <w:endnote w:type="separator" w:id="-1">
     <w:p>
       <w:pPr>
@@ -1148,7 +1176,7 @@
 </file>
 
 <file path=word/footer1.xml><?xml version="1.0" encoding="utf-8"?>
-<w:ftr xmlns:wpc="http://schemas.microsoft.com/office/word/2010/wordprocessingCanvas" xmlns:cx="http://schemas.microsoft.com/office/drawing/2014/chartex" xmlns:cx1="http://schemas.microsoft.com/office/drawing/2015/9/8/chartex" xmlns:cx2="http://schemas.microsoft.com/office/drawing/2015/10/21/chartex" xmlns:cx3="http://schemas.microsoft.com/office/drawing/2016/5/9/chartex" xmlns:cx4="http://schemas.microsoft.com/office/drawing/2016/5/10/chartex" xmlns:cx5="http://schemas.microsoft.com/office/drawing/2016/5/11/chartex" xmlns:cx6="http://schemas.microsoft.com/office/drawing/2016/5/12/chartex" xmlns:cx7="http://schemas.microsoft.com/office/drawing/2016/5/13/chartex" xmlns:cx8="http://schemas.microsoft.com/office/drawing/2016/5/14/chartex" xmlns:mc="http://schemas.openxmlformats.org/markup-compatibility/2006" xmlns:aink="http://schemas.microsoft.com/office/drawing/2016/ink" xmlns:am3d="http://schemas.microsoft.com/office/drawing/2017/model3d" xmlns:o="urn:schemas-microsoft-com:office:office" xmlns:oel="http://schemas.microsoft.com/office/2019/extlst" xmlns:r="http://schemas.openxmlformats.org/officeDocument/2006/relationships" xmlns:m="http://schemas.openxmlformats.org/officeDocument/2006/math" xmlns:v="urn:schemas-microsoft-com:vml" xmlns:wp14="http://schemas.microsoft.com/office/word/2010/wordprocessingDrawing" xmlns:wp="http://schemas.openxmlformats.org/drawingml/2006/wordprocessingDrawing" xmlns:w10="urn:schemas-microsoft-com:office:word" xmlns:w="http://schemas.openxmlformats.org/wordprocessingml/2006/main" xmlns:w14="http://schemas.microsoft.com/office/word/2010/wordml" xmlns:w15="http://schemas.microsoft.com/office/word/2012/wordml" xmlns:w16cex="http://schemas.microsoft.com/office/word/2018/wordml/cex" xmlns:w16cid="http://schemas.microsoft.com/office/word/2016/wordml/cid" xmlns:w16="http://schemas.microsoft.com/office/word/2018/wordml" xmlns:w16du="http://schemas.microsoft.com/office/word/2023/wordml/word16du" xmlns:w16sdtdh="http://schemas.microsoft.com/office/word/2020/wordml/sdtdatahash" xmlns:w16sdtfl="http://schemas.microsoft.com/office/word/2024/wordml/sdtformatlock" xmlns:w16se="http://schemas.microsoft.com/office/word/2015/wordml/symex" xmlns:wpg="http://schemas.microsoft.com/office/word/2010/wordprocessingGroup" xmlns:wpi="http://schemas.microsoft.com/office/word/2010/wordprocessingInk" xmlns:wne="http://schemas.microsoft.com/office/word/2006/wordml" xmlns:wps="http://schemas.microsoft.com/office/word/2010/wordprocessingShape" mc:Ignorable="w14 w15 w16se w16cid w16 w16cex w16sdtdh w16sdtfl w16du wp14">
+<w:ftr xmlns:wpc="http://schemas.microsoft.com/office/word/2010/wordprocessingCanvas" xmlns:cx="http://schemas.microsoft.com/office/drawing/2014/chartex" xmlns:cx1="http://schemas.microsoft.com/office/drawing/2015/9/8/chartex" xmlns:cx2="http://schemas.microsoft.com/office/drawing/2015/10/21/chartex" xmlns:cx3="http://schemas.microsoft.com/office/drawing/2016/5/9/chartex" xmlns:cx4="http://schemas.microsoft.com/office/drawing/2016/5/10/chartex" xmlns:cx5="http://schemas.microsoft.com/office/drawing/2016/5/11/chartex" xmlns:cx6="http://schemas.microsoft.com/office/drawing/2016/5/12/chartex" xmlns:cx7="http://schemas.microsoft.com/office/drawing/2016/5/13/chartex" xmlns:cx8="http://schemas.microsoft.com/office/drawing/2016/5/14/chartex" xmlns:mc="http://schemas.openxmlformats.org/markup-compatibility/2006" xmlns:aink="http://schemas.microsoft.com/office/drawing/2016/ink" xmlns:am3d="http://schemas.microsoft.com/office/drawing/2017/model3d" xmlns:o="urn:schemas-microsoft-com:office:office" xmlns:oel="http://schemas.microsoft.com/office/2019/extlst" xmlns:r="http://schemas.openxmlformats.org/officeDocument/2006/relationships" xmlns:m="http://schemas.openxmlformats.org/officeDocument/2006/math" xmlns:v="urn:schemas-microsoft-com:vml" xmlns:wp14="http://schemas.microsoft.com/office/word/2010/wordprocessingDrawing" xmlns:wp="http://schemas.openxmlformats.org/drawingml/2006/wordprocessingDrawing" xmlns:w10="urn:schemas-microsoft-com:office:word" xmlns:w="http://schemas.openxmlformats.org/wordprocessingml/2006/main" xmlns:w14="http://schemas.microsoft.com/office/word/2010/wordml" xmlns:w15="http://schemas.microsoft.com/office/word/2012/wordml" xmlns:w16cei="http://schemas.microsoft.com/office/word/2026/wordml/cei" xmlns:w16cex="http://schemas.microsoft.com/office/word/2018/wordml/cex" xmlns:w16cid="http://schemas.microsoft.com/office/word/2016/wordml/cid" xmlns:w16="http://schemas.microsoft.com/office/word/2018/wordml" xmlns:w16du="http://schemas.microsoft.com/office/word/2023/wordml/word16du" xmlns:w16sdtdh="http://schemas.microsoft.com/office/word/2020/wordml/sdtdatahash" xmlns:w16sdtfl="http://schemas.microsoft.com/office/word/2024/wordml/sdtformatlock" xmlns:w16se="http://schemas.microsoft.com/office/word/2015/wordml/symex" xmlns:wpg="http://schemas.microsoft.com/office/word/2010/wordprocessingGroup" xmlns:wpi="http://schemas.microsoft.com/office/word/2010/wordprocessingInk" xmlns:wne="http://schemas.microsoft.com/office/word/2006/wordml" xmlns:wps="http://schemas.microsoft.com/office/word/2010/wordprocessingShape" mc:Ignorable="w14 w15 w16se w16cid w16 w16cex w16sdtdh w16sdtfl w16du wp14">
   <w:p>
     <w:pPr>
       <w:pStyle w:val="Footer"/>
@@ -1158,7 +1186,7 @@
 </file>
 
 <file path=word/footer2.xml><?xml version="1.0" encoding="utf-8"?>
-<w:ftr xmlns:wpc="http://schemas.microsoft.com/office/word/2010/wordprocessingCanvas" xmlns:cx="http://schemas.microsoft.com/office/drawing/2014/chartex" xmlns:cx1="http://schemas.microsoft.com/office/drawing/2015/9/8/chartex" xmlns:cx2="http://schemas.microsoft.com/office/drawing/2015/10/21/chartex" xmlns:cx3="http://schemas.microsoft.com/office/drawing/2016/5/9/chartex" xmlns:cx4="http://schemas.microsoft.com/office/drawing/2016/5/10/chartex" xmlns:cx5="http://schemas.microsoft.com/office/drawing/2016/5/11/chartex" xmlns:cx6="http://schemas.microsoft.com/office/drawing/2016/5/12/chartex" xmlns:cx7="http://schemas.microsoft.com/office/drawing/2016/5/13/chartex" xmlns:cx8="http://schemas.microsoft.com/office/drawing/2016/5/14/chartex" xmlns:mc="http://schemas.openxmlformats.org/markup-compatibility/2006" xmlns:aink="http://schemas.microsoft.com/office/drawing/2016/ink" xmlns:am3d="http://schemas.microsoft.com/office/drawing/2017/model3d" xmlns:o="urn:schemas-microsoft-com:office:office" xmlns:oel="http://schemas.microsoft.com/office/2019/extlst" xmlns:r="http://schemas.openxmlformats.org/officeDocument/2006/relationships" xmlns:m="http://schemas.openxmlformats.org/officeDocument/2006/math" xmlns:v="urn:schemas-microsoft-com:vml" xmlns:wp14="http://schemas.microsoft.com/office/word/2010/wordprocessingDrawing" xmlns:wp="http://schemas.openxmlformats.org/drawingml/2006/wordprocessingDrawing" xmlns:w10="urn:schemas-microsoft-com:office:word" xmlns:w="http://schemas.openxmlformats.org/wordprocessingml/2006/main" xmlns:w14="http://schemas.microsoft.com/office/word/2010/wordml" xmlns:w15="http://schemas.microsoft.com/office/word/2012/wordml" xmlns:w16cex="http://schemas.microsoft.com/office/word/2018/wordml/cex" xmlns:w16cid="http://schemas.microsoft.com/office/word/2016/wordml/cid" xmlns:w16="http://schemas.microsoft.com/office/word/2018/wordml" xmlns:w16du="http://schemas.microsoft.com/office/word/2023/wordml/word16du" xmlns:w16sdtdh="http://schemas.microsoft.com/office/word/2020/wordml/sdtdatahash" xmlns:w16sdtfl="http://schemas.microsoft.com/office/word/2024/wordml/sdtformatlock" xmlns:w16se="http://schemas.microsoft.com/office/word/2015/wordml/symex" xmlns:wpg="http://schemas.microsoft.com/office/word/2010/wordprocessingGroup" xmlns:wpi="http://schemas.microsoft.com/office/word/2010/wordprocessingInk" xmlns:wne="http://schemas.microsoft.com/office/word/2006/wordml" xmlns:wps="http://schemas.microsoft.com/office/word/2010/wordprocessingShape" mc:Ignorable="w14 w15 w16se w16cid w16 w16cex w16sdtdh w16sdtfl w16du wp14">
+<w:ftr xmlns:wpc="http://schemas.microsoft.com/office/word/2010/wordprocessingCanvas" xmlns:cx="http://schemas.microsoft.com/office/drawing/2014/chartex" xmlns:cx1="http://schemas.microsoft.com/office/drawing/2015/9/8/chartex" xmlns:cx2="http://schemas.microsoft.com/office/drawing/2015/10/21/chartex" xmlns:cx3="http://schemas.microsoft.com/office/drawing/2016/5/9/chartex" xmlns:cx4="http://schemas.microsoft.com/office/drawing/2016/5/10/chartex" xmlns:cx5="http://schemas.microsoft.com/office/drawing/2016/5/11/chartex" xmlns:cx6="http://schemas.microsoft.com/office/drawing/2016/5/12/chartex" xmlns:cx7="http://schemas.microsoft.com/office/drawing/2016/5/13/chartex" xmlns:cx8="http://schemas.microsoft.com/office/drawing/2016/5/14/chartex" xmlns:mc="http://schemas.openxmlformats.org/markup-compatibility/2006" xmlns:aink="http://schemas.microsoft.com/office/drawing/2016/ink" xmlns:am3d="http://schemas.microsoft.com/office/drawing/2017/model3d" xmlns:o="urn:schemas-microsoft-com:office:office" xmlns:oel="http://schemas.microsoft.com/office/2019/extlst" xmlns:r="http://schemas.openxmlformats.org/officeDocument/2006/relationships" xmlns:m="http://schemas.openxmlformats.org/officeDocument/2006/math" xmlns:v="urn:schemas-microsoft-com:vml" xmlns:wp14="http://schemas.microsoft.com/office/word/2010/wordprocessingDrawing" xmlns:wp="http://schemas.openxmlformats.org/drawingml/2006/wordprocessingDrawing" xmlns:w10="urn:schemas-microsoft-com:office:word" xmlns:w="http://schemas.openxmlformats.org/wordprocessingml/2006/main" xmlns:w14="http://schemas.microsoft.com/office/word/2010/wordml" xmlns:w15="http://schemas.microsoft.com/office/word/2012/wordml" xmlns:w16cei="http://schemas.microsoft.com/office/word/2026/wordml/cei" xmlns:w16cex="http://schemas.microsoft.com/office/word/2018/wordml/cex" xmlns:w16cid="http://schemas.microsoft.com/office/word/2016/wordml/cid" xmlns:w16="http://schemas.microsoft.com/office/word/2018/wordml" xmlns:w16du="http://schemas.microsoft.com/office/word/2023/wordml/word16du" xmlns:w16sdtdh="http://schemas.microsoft.com/office/word/2020/wordml/sdtdatahash" xmlns:w16sdtfl="http://schemas.microsoft.com/office/word/2024/wordml/sdtformatlock" xmlns:w16se="http://schemas.microsoft.com/office/word/2015/wordml/symex" xmlns:wpg="http://schemas.microsoft.com/office/word/2010/wordprocessingGroup" xmlns:wpi="http://schemas.microsoft.com/office/word/2010/wordprocessingInk" xmlns:wne="http://schemas.microsoft.com/office/word/2006/wordml" xmlns:wps="http://schemas.microsoft.com/office/word/2010/wordprocessingShape" mc:Ignorable="w14 w15 w16se w16cid w16 w16cex w16sdtdh w16sdtfl w16du wp14">
   <w:p>
     <w:pPr>
       <w:pStyle w:val="Footer"/>
@@ -1168,7 +1196,7 @@
 </file>
 
 <file path=word/footer3.xml><?xml version="1.0" encoding="utf-8"?>
-<w:ftr xmlns:wpc="http://schemas.microsoft.com/office/word/2010/wordprocessingCanvas" xmlns:cx="http://schemas.microsoft.com/office/drawing/2014/chartex" xmlns:cx1="http://schemas.microsoft.com/office/drawing/2015/9/8/chartex" xmlns:cx2="http://schemas.microsoft.com/office/drawing/2015/10/21/chartex" xmlns:cx3="http://schemas.microsoft.com/office/drawing/2016/5/9/chartex" xmlns:cx4="http://schemas.microsoft.com/office/drawing/2016/5/10/chartex" xmlns:cx5="http://schemas.microsoft.com/office/drawing/2016/5/11/chartex" xmlns:cx6="http://schemas.microsoft.com/office/drawing/2016/5/12/chartex" xmlns:cx7="http://schemas.microsoft.com/office/drawing/2016/5/13/chartex" xmlns:cx8="http://schemas.microsoft.com/office/drawing/2016/5/14/chartex" xmlns:mc="http://schemas.openxmlformats.org/markup-compatibility/2006" xmlns:aink="http://schemas.microsoft.com/office/drawing/2016/ink" xmlns:am3d="http://schemas.microsoft.com/office/drawing/2017/model3d" xmlns:o="urn:schemas-microsoft-com:office:office" xmlns:oel="http://schemas.microsoft.com/office/2019/extlst" xmlns:r="http://schemas.openxmlformats.org/officeDocument/2006/relationships" xmlns:m="http://schemas.openxmlformats.org/officeDocument/2006/math" xmlns:v="urn:schemas-microsoft-com:vml" xmlns:wp14="http://schemas.microsoft.com/office/word/2010/wordprocessingDrawing" xmlns:wp="http://schemas.openxmlformats.org/drawingml/2006/wordprocessingDrawing" xmlns:w10="urn:schemas-microsoft-com:office:word" xmlns:w="http://schemas.openxmlformats.org/wordprocessingml/2006/main" xmlns:w14="http://schemas.microsoft.com/office/word/2010/wordml" xmlns:w15="http://schemas.microsoft.com/office/word/2012/wordml" xmlns:w16cex="http://schemas.microsoft.com/office/word/2018/wordml/cex" xmlns:w16cid="http://schemas.microsoft.com/office/word/2016/wordml/cid" xmlns:w16="http://schemas.microsoft.com/office/word/2018/wordml" xmlns:w16du="http://schemas.microsoft.com/office/word/2023/wordml/word16du" xmlns:w16sdtdh="http://schemas.microsoft.com/office/word/2020/wordml/sdtdatahash" xmlns:w16sdtfl="http://schemas.microsoft.com/office/word/2024/wordml/sdtformatlock" xmlns:w16se="http://schemas.microsoft.com/office/word/2015/wordml/symex" xmlns:wpg="http://schemas.microsoft.com/office/word/2010/wordprocessingGroup" xmlns:wpi="http://schemas.microsoft.com/office/word/2010/wordprocessingInk" xmlns:wne="http://schemas.microsoft.com/office/word/2006/wordml" xmlns:wps="http://schemas.microsoft.com/office/word/2010/wordprocessingShape" mc:Ignorable="w14 w15 w16se w16cid w16 w16cex w16sdtdh w16sdtfl w16du wp14">
+<w:ftr xmlns:wpc="http://schemas.microsoft.com/office/word/2010/wordprocessingCanvas" xmlns:cx="http://schemas.microsoft.com/office/drawing/2014/chartex" xmlns:cx1="http://schemas.microsoft.com/office/drawing/2015/9/8/chartex" xmlns:cx2="http://schemas.microsoft.com/office/drawing/2015/10/21/chartex" xmlns:cx3="http://schemas.microsoft.com/office/drawing/2016/5/9/chartex" xmlns:cx4="http://schemas.microsoft.com/office/drawing/2016/5/10/chartex" xmlns:cx5="http://schemas.microsoft.com/office/drawing/2016/5/11/chartex" xmlns:cx6="http://schemas.microsoft.com/office/drawing/2016/5/12/chartex" xmlns:cx7="http://schemas.microsoft.com/office/drawing/2016/5/13/chartex" xmlns:cx8="http://schemas.microsoft.com/office/drawing/2016/5/14/chartex" xmlns:mc="http://schemas.openxmlformats.org/markup-compatibility/2006" xmlns:aink="http://schemas.microsoft.com/office/drawing/2016/ink" xmlns:am3d="http://schemas.microsoft.com/office/drawing/2017/model3d" xmlns:o="urn:schemas-microsoft-com:office:office" xmlns:oel="http://schemas.microsoft.com/office/2019/extlst" xmlns:r="http://schemas.openxmlformats.org/officeDocument/2006/relationships" xmlns:m="http://schemas.openxmlformats.org/officeDocument/2006/math" xmlns:v="urn:schemas-microsoft-com:vml" xmlns:wp14="http://schemas.microsoft.com/office/word/2010/wordprocessingDrawing" xmlns:wp="http://schemas.openxmlformats.org/drawingml/2006/wordprocessingDrawing" xmlns:w10="urn:schemas-microsoft-com:office:word" xmlns:w="http://schemas.openxmlformats.org/wordprocessingml/2006/main" xmlns:w14="http://schemas.microsoft.com/office/word/2010/wordml" xmlns:w15="http://schemas.microsoft.com/office/word/2012/wordml" xmlns:w16cei="http://schemas.microsoft.com/office/word/2026/wordml/cei" xmlns:w16cex="http://schemas.microsoft.com/office/word/2018/wordml/cex" xmlns:w16cid="http://schemas.microsoft.com/office/word/2016/wordml/cid" xmlns:w16="http://schemas.microsoft.com/office/word/2018/wordml" xmlns:w16du="http://schemas.microsoft.com/office/word/2023/wordml/word16du" xmlns:w16sdtdh="http://schemas.microsoft.com/office/word/2020/wordml/sdtdatahash" xmlns:w16sdtfl="http://schemas.microsoft.com/office/word/2024/wordml/sdtformatlock" xmlns:w16se="http://schemas.microsoft.com/office/word/2015/wordml/symex" xmlns:wpg="http://schemas.microsoft.com/office/word/2010/wordprocessingGroup" xmlns:wpi="http://schemas.microsoft.com/office/word/2010/wordprocessingInk" xmlns:wne="http://schemas.microsoft.com/office/word/2006/wordml" xmlns:wps="http://schemas.microsoft.com/office/word/2010/wordprocessingShape" mc:Ignorable="w14 w15 w16se w16cid w16 w16cex w16sdtdh w16sdtfl w16du wp14">
   <w:p>
     <w:pPr>
       <w:pStyle w:val="Footer"/>
@@ -1178,7 +1206,7 @@
 </file>
 
 <file path=word/footnotes.xml><?xml version="1.0" encoding="utf-8"?>
-<w:footnotes xmlns:wpc="http://schemas.microsoft.com/office/word/2010/wordprocessingCanvas" xmlns:cx="http://schemas.microsoft.com/office/drawing/2014/chartex" xmlns:cx1="http://schemas.microsoft.com/office/drawing/2015/9/8/chartex" xmlns:cx2="http://schemas.microsoft.com/office/drawing/2015/10/21/chartex" xmlns:cx3="http://schemas.microsoft.com/office/drawing/2016/5/9/chartex" xmlns:cx4="http://schemas.microsoft.com/office/drawing/2016/5/10/chartex" xmlns:cx5="http://schemas.microsoft.com/office/drawing/2016/5/11/chartex" xmlns:cx6="http://schemas.microsoft.com/office/drawing/2016/5/12/chartex" xmlns:cx7="http://schemas.microsoft.com/office/drawing/2016/5/13/chartex" xmlns:cx8="http://schemas.microsoft.com/office/drawing/2016/5/14/chartex" xmlns:mc="http://schemas.openxmlformats.org/markup-compatibility/2006" xmlns:aink="http://schemas.microsoft.com/office/drawing/2016/ink" xmlns:am3d="http://schemas.microsoft.com/office/drawing/2017/model3d" xmlns:o="urn:schemas-microsoft-com:office:office" xmlns:oel="http://schemas.microsoft.com/office/2019/extlst" xmlns:r="http://schemas.openxmlformats.org/officeDocument/2006/relationships" xmlns:m="http://schemas.openxmlformats.org/officeDocument/2006/math" xmlns:v="urn:schemas-microsoft-com:vml" xmlns:wp14="http://schemas.microsoft.com/office/word/2010/wordprocessingDrawing" xmlns:wp="http://schemas.openxmlformats.org/drawingml/2006/wordprocessingDrawing" xmlns:w10="urn:schemas-microsoft-com:office:word" xmlns:w="http://schemas.openxmlformats.org/wordprocessingml/2006/main" xmlns:w14="http://schemas.microsoft.com/office/word/2010/wordml" xmlns:w15="http://schemas.microsoft.com/office/word/2012/wordml" xmlns:w16cex="http://schemas.microsoft.com/office/word/2018/wordml/cex" xmlns:w16cid="http://schemas.microsoft.com/office/word/2016/wordml/cid" xmlns:w16="http://schemas.microsoft.com/office/word/2018/wordml" xmlns:w16du="http://schemas.microsoft.com/office/word/2023/wordml/word16du" xmlns:w16sdtdh="http://schemas.microsoft.com/office/word/2020/wordml/sdtdatahash" xmlns:w16sdtfl="http://schemas.microsoft.com/office/word/2024/wordml/sdtformatlock" xmlns:w16se="http://schemas.microsoft.com/office/word/2015/wordml/symex" xmlns:wpg="http://schemas.microsoft.com/office/word/2010/wordprocessingGroup" xmlns:wpi="http://schemas.microsoft.com/office/word/2010/wordprocessingInk" xmlns:wne="http://schemas.microsoft.com/office/word/2006/wordml" xmlns:wps="http://schemas.microsoft.com/office/word/2010/wordprocessingShape" mc:Ignorable="w14 w15 w16se w16cid w16 w16cex w16sdtdh w16sdtfl w16du wp14">
+<w:footnotes xmlns:wpc="http://schemas.microsoft.com/office/word/2010/wordprocessingCanvas" xmlns:cx="http://schemas.microsoft.com/office/drawing/2014/chartex" xmlns:cx1="http://schemas.microsoft.com/office/drawing/2015/9/8/chartex" xmlns:cx2="http://schemas.microsoft.com/office/drawing/2015/10/21/chartex" xmlns:cx3="http://schemas.microsoft.com/office/drawing/2016/5/9/chartex" xmlns:cx4="http://schemas.microsoft.com/office/drawing/2016/5/10/chartex" xmlns:cx5="http://schemas.microsoft.com/office/drawing/2016/5/11/chartex" xmlns:cx6="http://schemas.microsoft.com/office/drawing/2016/5/12/chartex" xmlns:cx7="http://schemas.microsoft.com/office/drawing/2016/5/13/chartex" xmlns:cx8="http://schemas.microsoft.com/office/drawing/2016/5/14/chartex" xmlns:mc="http://schemas.openxmlformats.org/markup-compatibility/2006" xmlns:aink="http://schemas.microsoft.com/office/drawing/2016/ink" xmlns:am3d="http://schemas.microsoft.com/office/drawing/2017/model3d" xmlns:o="urn:schemas-microsoft-com:office:office" xmlns:oel="http://schemas.microsoft.com/office/2019/extlst" xmlns:r="http://schemas.openxmlformats.org/officeDocument/2006/relationships" xmlns:m="http://schemas.openxmlformats.org/officeDocument/2006/math" xmlns:v="urn:schemas-microsoft-com:vml" xmlns:wp14="http://schemas.microsoft.com/office/word/2010/wordprocessingDrawing" xmlns:wp="http://schemas.openxmlformats.org/drawingml/2006/wordprocessingDrawing" xmlns:w10="urn:schemas-microsoft-com:office:word" xmlns:w="http://schemas.openxmlformats.org/wordprocessingml/2006/main" xmlns:w14="http://schemas.microsoft.com/office/word/2010/wordml" xmlns:w15="http://schemas.microsoft.com/office/word/2012/wordml" xmlns:w16cei="http://schemas.microsoft.com/office/word/2026/wordml/cei" xmlns:w16cex="http://schemas.microsoft.com/office/word/2018/wordml/cex" xmlns:w16cid="http://schemas.microsoft.com/office/word/2016/wordml/cid" xmlns:w16="http://schemas.microsoft.com/office/word/2018/wordml" xmlns:w16du="http://schemas.microsoft.com/office/word/2023/wordml/word16du" xmlns:w16sdtdh="http://schemas.microsoft.com/office/word/2020/wordml/sdtdatahash" xmlns:w16sdtfl="http://schemas.microsoft.com/office/word/2024/wordml/sdtformatlock" xmlns:w16se="http://schemas.microsoft.com/office/word/2015/wordml/symex" xmlns:wpg="http://schemas.microsoft.com/office/word/2010/wordprocessingGroup" xmlns:wpi="http://schemas.microsoft.com/office/word/2010/wordprocessingInk" xmlns:wne="http://schemas.microsoft.com/office/word/2006/wordml" xmlns:wps="http://schemas.microsoft.com/office/word/2010/wordprocessingShape" mc:Ignorable="w14 w15 w16se w16cid w16 w16cex w16sdtdh w16sdtfl w16du wp14">
   <w:footnote w:type="separator" w:id="-1">
     <w:p>
       <w:pPr>
@@ -1203,7 +1231,7 @@
 </file>
 
 <file path=word/header1.xml><?xml version="1.0" encoding="utf-8"?>
-<w:hdr xmlns:wpc="http://schemas.microsoft.com/office/word/2010/wordprocessingCanvas" xmlns:cx="http://schemas.microsoft.com/office/drawing/2014/chartex" xmlns:cx1="http://schemas.microsoft.com/office/drawing/2015/9/8/chartex" xmlns:cx2="http://schemas.microsoft.com/office/drawing/2015/10/21/chartex" xmlns:cx3="http://schemas.microsoft.com/office/drawing/2016/5/9/chartex" xmlns:cx4="http://schemas.microsoft.com/office/drawing/2016/5/10/chartex" xmlns:cx5="http://schemas.microsoft.com/office/drawing/2016/5/11/chartex" xmlns:cx6="http://schemas.microsoft.com/office/drawing/2016/5/12/chartex" xmlns:cx7="http://schemas.microsoft.com/office/drawing/2016/5/13/chartex" xmlns:cx8="http://schemas.microsoft.com/office/drawing/2016/5/14/chartex" xmlns:mc="http://schemas.openxmlformats.org/markup-compatibility/2006" xmlns:aink="http://schemas.microsoft.com/office/drawing/2016/ink" xmlns:am3d="http://schemas.microsoft.com/office/drawing/2017/model3d" xmlns:o="urn:schemas-microsoft-com:office:office" xmlns:oel="http://schemas.microsoft.com/office/2019/extlst" xmlns:r="http://schemas.openxmlformats.org/officeDocument/2006/relationships" xmlns:m="http://schemas.openxmlformats.org/officeDocument/2006/math" xmlns:v="urn:schemas-microsoft-com:vml" xmlns:wp14="http://schemas.microsoft.com/office/word/2010/wordprocessingDrawing" xmlns:wp="http://schemas.openxmlformats.org/drawingml/2006/wordprocessingDrawing" xmlns:w10="urn:schemas-microsoft-com:office:word" xmlns:w="http://schemas.openxmlformats.org/wordprocessingml/2006/main" xmlns:w14="http://schemas.microsoft.com/office/word/2010/wordml" xmlns:w15="http://schemas.microsoft.com/office/word/2012/wordml" xmlns:w16cex="http://schemas.microsoft.com/office/word/2018/wordml/cex" xmlns:w16cid="http://schemas.microsoft.com/office/word/2016/wordml/cid" xmlns:w16="http://schemas.microsoft.com/office/word/2018/wordml" xmlns:w16du="http://schemas.microsoft.com/office/word/2023/wordml/word16du" xmlns:w16sdtdh="http://schemas.microsoft.com/office/word/2020/wordml/sdtdatahash" xmlns:w16sdtfl="http://schemas.microsoft.com/office/word/2024/wordml/sdtformatlock" xmlns:w16se="http://schemas.microsoft.com/office/word/2015/wordml/symex" xmlns:wpg="http://schemas.microsoft.com/office/word/2010/wordprocessingGroup" xmlns:wpi="http://schemas.microsoft.com/office/word/2010/wordprocessingInk" xmlns:wne="http://schemas.microsoft.com/office/word/2006/wordml" xmlns:wps="http://schemas.microsoft.com/office/word/2010/wordprocessingShape" mc:Ignorable="w14 w15 w16se w16cid w16 w16cex w16sdtdh w16sdtfl w16du wp14">
+<w:hdr xmlns:wpc="http://schemas.microsoft.com/office/word/2010/wordprocessingCanvas" xmlns:cx="http://schemas.microsoft.com/office/drawing/2014/chartex" xmlns:cx1="http://schemas.microsoft.com/office/drawing/2015/9/8/chartex" xmlns:cx2="http://schemas.microsoft.com/office/drawing/2015/10/21/chartex" xmlns:cx3="http://schemas.microsoft.com/office/drawing/2016/5/9/chartex" xmlns:cx4="http://schemas.microsoft.com/office/drawing/2016/5/10/chartex" xmlns:cx5="http://schemas.microsoft.com/office/drawing/2016/5/11/chartex" xmlns:cx6="http://schemas.microsoft.com/office/drawing/2016/5/12/chartex" xmlns:cx7="http://schemas.microsoft.com/office/drawing/2016/5/13/chartex" xmlns:cx8="http://schemas.microsoft.com/office/drawing/2016/5/14/chartex" xmlns:mc="http://schemas.openxmlformats.org/markup-compatibility/2006" xmlns:aink="http://schemas.microsoft.com/office/drawing/2016/ink" xmlns:am3d="http://schemas.microsoft.com/office/drawing/2017/model3d" xmlns:o="urn:schemas-microsoft-com:office:office" xmlns:oel="http://schemas.microsoft.com/office/2019/extlst" xmlns:r="http://schemas.openxmlformats.org/officeDocument/2006/relationships" xmlns:m="http://schemas.openxmlformats.org/officeDocument/2006/math" xmlns:v="urn:schemas-microsoft-com:vml" xmlns:wp14="http://schemas.microsoft.com/office/word/2010/wordprocessingDrawing" xmlns:wp="http://schemas.openxmlformats.org/drawingml/2006/wordprocessingDrawing" xmlns:w10="urn:schemas-microsoft-com:office:word" xmlns:w="http://schemas.openxmlformats.org/wordprocessingml/2006/main" xmlns:w14="http://schemas.microsoft.com/office/word/2010/wordml" xmlns:w15="http://schemas.microsoft.com/office/word/2012/wordml" xmlns:w16cei="http://schemas.microsoft.com/office/word/2026/wordml/cei" xmlns:w16cex="http://schemas.microsoft.com/office/word/2018/wordml/cex" xmlns:w16cid="http://schemas.microsoft.com/office/word/2016/wordml/cid" xmlns:w16="http://schemas.microsoft.com/office/word/2018/wordml" xmlns:w16du="http://schemas.microsoft.com/office/word/2023/wordml/word16du" xmlns:w16sdtdh="http://schemas.microsoft.com/office/word/2020/wordml/sdtdatahash" xmlns:w16sdtfl="http://schemas.microsoft.com/office/word/2024/wordml/sdtformatlock" xmlns:w16se="http://schemas.microsoft.com/office/word/2015/wordml/symex" xmlns:wpg="http://schemas.microsoft.com/office/word/2010/wordprocessingGroup" xmlns:wpi="http://schemas.microsoft.com/office/word/2010/wordprocessingInk" xmlns:wne="http://schemas.microsoft.com/office/word/2006/wordml" xmlns:wps="http://schemas.microsoft.com/office/word/2010/wordprocessingShape" mc:Ignorable="w14 w15 w16se w16cid w16 w16cex w16sdtdh w16sdtfl w16du wp14">
   <w:p>
     <w:pPr>
       <w:pStyle w:val="Header"/>
@@ -1213,7 +1241,7 @@
 </file>
 
 <file path=word/header2.xml><?xml version="1.0" encoding="utf-8"?>
-<w:hdr xmlns:wpc="http://schemas.microsoft.com/office/word/2010/wordprocessingCanvas" xmlns:cx="http://schemas.microsoft.com/office/drawing/2014/chartex" xmlns:cx1="http://schemas.microsoft.com/office/drawing/2015/9/8/chartex" xmlns:cx2="http://schemas.microsoft.com/office/drawing/2015/10/21/chartex" xmlns:cx3="http://schemas.microsoft.com/office/drawing/2016/5/9/chartex" xmlns:cx4="http://schemas.microsoft.com/office/drawing/2016/5/10/chartex" xmlns:cx5="http://schemas.microsoft.com/office/drawing/2016/5/11/chartex" xmlns:cx6="http://schemas.microsoft.com/office/drawing/2016/5/12/chartex" xmlns:cx7="http://schemas.microsoft.com/office/drawing/2016/5/13/chartex" xmlns:cx8="http://schemas.microsoft.com/office/drawing/2016/5/14/chartex" xmlns:mc="http://schemas.openxmlformats.org/markup-compatibility/2006" xmlns:aink="http://schemas.microsoft.com/office/drawing/2016/ink" xmlns:am3d="http://schemas.microsoft.com/office/drawing/2017/model3d" xmlns:o="urn:schemas-microsoft-com:office:office" xmlns:oel="http://schemas.microsoft.com/office/2019/extlst" xmlns:r="http://schemas.openxmlformats.org/officeDocument/2006/relationships" xmlns:m="http://schemas.openxmlformats.org/officeDocument/2006/math" xmlns:v="urn:schemas-microsoft-com:vml" xmlns:wp14="http://schemas.microsoft.com/office/word/2010/wordprocessingDrawing" xmlns:wp="http://schemas.openxmlformats.org/drawingml/2006/wordprocessingDrawing" xmlns:w10="urn:schemas-microsoft-com:office:word" xmlns:w="http://schemas.openxmlformats.org/wordprocessingml/2006/main" xmlns:w14="http://schemas.microsoft.com/office/word/2010/wordml" xmlns:w15="http://schemas.microsoft.com/office/word/2012/wordml" xmlns:w16cex="http://schemas.microsoft.com/office/word/2018/wordml/cex" xmlns:w16cid="http://schemas.microsoft.com/office/word/2016/wordml/cid" xmlns:w16="http://schemas.microsoft.com/office/word/2018/wordml" xmlns:w16du="http://schemas.microsoft.com/office/word/2023/wordml/word16du" xmlns:w16sdtdh="http://schemas.microsoft.com/office/word/2020/wordml/sdtdatahash" xmlns:w16sdtfl="http://schemas.microsoft.com/office/word/2024/wordml/sdtformatlock" xmlns:w16se="http://schemas.microsoft.com/office/word/2015/wordml/symex" xmlns:wpg="http://schemas.microsoft.com/office/word/2010/wordprocessingGroup" xmlns:wpi="http://schemas.microsoft.com/office/word/2010/wordprocessingInk" xmlns:wne="http://schemas.microsoft.com/office/word/2006/wordml" xmlns:wps="http://schemas.microsoft.com/office/word/2010/wordprocessingShape" mc:Ignorable="w14 w15 w16se w16cid w16 w16cex w16sdtdh w16sdtfl w16du wp14">
+<w:hdr xmlns:wpc="http://schemas.microsoft.com/office/word/2010/wordprocessingCanvas" xmlns:cx="http://schemas.microsoft.com/office/drawing/2014/chartex" xmlns:cx1="http://schemas.microsoft.com/office/drawing/2015/9/8/chartex" xmlns:cx2="http://schemas.microsoft.com/office/drawing/2015/10/21/chartex" xmlns:cx3="http://schemas.microsoft.com/office/drawing/2016/5/9/chartex" xmlns:cx4="http://schemas.microsoft.com/office/drawing/2016/5/10/chartex" xmlns:cx5="http://schemas.microsoft.com/office/drawing/2016/5/11/chartex" xmlns:cx6="http://schemas.microsoft.com/office/drawing/2016/5/12/chartex" xmlns:cx7="http://schemas.microsoft.com/office/drawing/2016/5/13/chartex" xmlns:cx8="http://schemas.microsoft.com/office/drawing/2016/5/14/chartex" xmlns:mc="http://schemas.openxmlformats.org/markup-compatibility/2006" xmlns:aink="http://schemas.microsoft.com/office/drawing/2016/ink" xmlns:am3d="http://schemas.microsoft.com/office/drawing/2017/model3d" xmlns:o="urn:schemas-microsoft-com:office:office" xmlns:oel="http://schemas.microsoft.com/office/2019/extlst" xmlns:r="http://schemas.openxmlformats.org/officeDocument/2006/relationships" xmlns:m="http://schemas.openxmlformats.org/officeDocument/2006/math" xmlns:v="urn:schemas-microsoft-com:vml" xmlns:wp14="http://schemas.microsoft.com/office/word/2010/wordprocessingDrawing" xmlns:wp="http://schemas.openxmlformats.org/drawingml/2006/wordprocessingDrawing" xmlns:w10="urn:schemas-microsoft-com:office:word" xmlns:w="http://schemas.openxmlformats.org/wordprocessingml/2006/main" xmlns:w14="http://schemas.microsoft.com/office/word/2010/wordml" xmlns:w15="http://schemas.microsoft.com/office/word/2012/wordml" xmlns:w16cei="http://schemas.microsoft.com/office/word/2026/wordml/cei" xmlns:w16cex="http://schemas.microsoft.com/office/word/2018/wordml/cex" xmlns:w16cid="http://schemas.microsoft.com/office/word/2016/wordml/cid" xmlns:w16="http://schemas.microsoft.com/office/word/2018/wordml" xmlns:w16du="http://schemas.microsoft.com/office/word/2023/wordml/word16du" xmlns:w16sdtdh="http://schemas.microsoft.com/office/word/2020/wordml/sdtdatahash" xmlns:w16sdtfl="http://schemas.microsoft.com/office/word/2024/wordml/sdtformatlock" xmlns:w16se="http://schemas.microsoft.com/office/word/2015/wordml/symex" xmlns:wpg="http://schemas.microsoft.com/office/word/2010/wordprocessingGroup" xmlns:wpi="http://schemas.microsoft.com/office/word/2010/wordprocessingInk" xmlns:wne="http://schemas.microsoft.com/office/word/2006/wordml" xmlns:wps="http://schemas.microsoft.com/office/word/2010/wordprocessingShape" mc:Ignorable="w14 w15 w16se w16cid w16 w16cex w16sdtdh w16sdtfl w16du wp14">
   <w:p>
     <w:pPr>
       <w:pStyle w:val="Header"/>
@@ -1223,7 +1251,7 @@
 </file>
 
 <file path=word/header3.xml><?xml version="1.0" encoding="utf-8"?>
-<w:hdr xmlns:wpc="http://schemas.microsoft.com/office/word/2010/wordprocessingCanvas" xmlns:cx="http://schemas.microsoft.com/office/drawing/2014/chartex" xmlns:cx1="http://schemas.microsoft.com/office/drawing/2015/9/8/chartex" xmlns:cx2="http://schemas.microsoft.com/office/drawing/2015/10/21/chartex" xmlns:cx3="http://schemas.microsoft.com/office/drawing/2016/5/9/chartex" xmlns:cx4="http://schemas.microsoft.com/office/drawing/2016/5/10/chartex" xmlns:cx5="http://schemas.microsoft.com/office/drawing/2016/5/11/chartex" xmlns:cx6="http://schemas.microsoft.com/office/drawing/2016/5/12/chartex" xmlns:cx7="http://schemas.microsoft.com/office/drawing/2016/5/13/chartex" xmlns:cx8="http://schemas.microsoft.com/office/drawing/2016/5/14/chartex" xmlns:mc="http://schemas.openxmlformats.org/markup-compatibility/2006" xmlns:aink="http://schemas.microsoft.com/office/drawing/2016/ink" xmlns:am3d="http://schemas.microsoft.com/office/drawing/2017/model3d" xmlns:o="urn:schemas-microsoft-com:office:office" xmlns:oel="http://schemas.microsoft.com/office/2019/extlst" xmlns:r="http://schemas.openxmlformats.org/officeDocument/2006/relationships" xmlns:m="http://schemas.openxmlformats.org/officeDocument/2006/math" xmlns:v="urn:schemas-microsoft-com:vml" xmlns:wp14="http://schemas.microsoft.com/office/word/2010/wordprocessingDrawing" xmlns:wp="http://schemas.openxmlformats.org/drawingml/2006/wordprocessingDrawing" xmlns:w10="urn:schemas-microsoft-com:office:word" xmlns:w="http://schemas.openxmlformats.org/wordprocessingml/2006/main" xmlns:w14="http://schemas.microsoft.com/office/word/2010/wordml" xmlns:w15="http://schemas.microsoft.com/office/word/2012/wordml" xmlns:w16cex="http://schemas.microsoft.com/office/word/2018/wordml/cex" xmlns:w16cid="http://schemas.microsoft.com/office/word/2016/wordml/cid" xmlns:w16="http://schemas.microsoft.com/office/word/2018/wordml" xmlns:w16du="http://schemas.microsoft.com/office/word/2023/wordml/word16du" xmlns:w16sdtdh="http://schemas.microsoft.com/office/word/2020/wordml/sdtdatahash" xmlns:w16sdtfl="http://schemas.microsoft.com/office/word/2024/wordml/sdtformatlock" xmlns:w16se="http://schemas.microsoft.com/office/word/2015/wordml/symex" xmlns:wpg="http://schemas.microsoft.com/office/word/2010/wordprocessingGroup" xmlns:wpi="http://schemas.microsoft.com/office/word/2010/wordprocessingInk" xmlns:wne="http://schemas.microsoft.com/office/word/2006/wordml" xmlns:wps="http://schemas.microsoft.com/office/word/2010/wordprocessingShape" mc:Ignorable="w14 w15 w16se w16cid w16 w16cex w16sdtdh w16sdtfl w16du wp14">
+<w:hdr xmlns:wpc="http://schemas.microsoft.com/office/word/2010/wordprocessingCanvas" xmlns:cx="http://schemas.microsoft.com/office/drawing/2014/chartex" xmlns:cx1="http://schemas.microsoft.com/office/drawing/2015/9/8/chartex" xmlns:cx2="http://schemas.microsoft.com/office/drawing/2015/10/21/chartex" xmlns:cx3="http://schemas.microsoft.com/office/drawing/2016/5/9/chartex" xmlns:cx4="http://schemas.microsoft.com/office/drawing/2016/5/10/chartex" xmlns:cx5="http://schemas.microsoft.com/office/drawing/2016/5/11/chartex" xmlns:cx6="http://schemas.microsoft.com/office/drawing/2016/5/12/chartex" xmlns:cx7="http://schemas.microsoft.com/office/drawing/2016/5/13/chartex" xmlns:cx8="http://schemas.microsoft.com/office/drawing/2016/5/14/chartex" xmlns:mc="http://schemas.openxmlformats.org/markup-compatibility/2006" xmlns:aink="http://schemas.microsoft.com/office/drawing/2016/ink" xmlns:am3d="http://schemas.microsoft.com/office/drawing/2017/model3d" xmlns:o="urn:schemas-microsoft-com:office:office" xmlns:oel="http://schemas.microsoft.com/office/2019/extlst" xmlns:r="http://schemas.openxmlformats.org/officeDocument/2006/relationships" xmlns:m="http://schemas.openxmlformats.org/officeDocument/2006/math" xmlns:v="urn:schemas-microsoft-com:vml" xmlns:wp14="http://schemas.microsoft.com/office/word/2010/wordprocessingDrawing" xmlns:wp="http://schemas.openxmlformats.org/drawingml/2006/wordprocessingDrawing" xmlns:w10="urn:schemas-microsoft-com:office:word" xmlns:w="http://schemas.openxmlformats.org/wordprocessingml/2006/main" xmlns:w14="http://schemas.microsoft.com/office/word/2010/wordml" xmlns:w15="http://schemas.microsoft.com/office/word/2012/wordml" xmlns:w16cei="http://schemas.microsoft.com/office/word/2026/wordml/cei" xmlns:w16cex="http://schemas.microsoft.com/office/word/2018/wordml/cex" xmlns:w16cid="http://schemas.microsoft.com/office/word/2016/wordml/cid" xmlns:w16="http://schemas.microsoft.com/office/word/2018/wordml" xmlns:w16du="http://schemas.microsoft.com/office/word/2023/wordml/word16du" xmlns:w16sdtdh="http://schemas.microsoft.com/office/word/2020/wordml/sdtdatahash" xmlns:w16sdtfl="http://schemas.microsoft.com/office/word/2024/wordml/sdtformatlock" xmlns:w16se="http://schemas.microsoft.com/office/word/2015/wordml/symex" xmlns:wpg="http://schemas.microsoft.com/office/word/2010/wordprocessingGroup" xmlns:wpi="http://schemas.microsoft.com/office/word/2010/wordprocessingInk" xmlns:wne="http://schemas.microsoft.com/office/word/2006/wordml" xmlns:wps="http://schemas.microsoft.com/office/word/2010/wordprocessingShape" mc:Ignorable="w14 w15 w16se w16cid w16 w16cex w16sdtdh w16sdtfl w16du wp14">
   <w:p>
     <w:pPr>
       <w:pStyle w:val="Header"/>
@@ -2029,7 +2057,7 @@
 </file>
 
 <file path=word/glossary/document.xml><?xml version="1.0" encoding="utf-8"?>
-<w:glossaryDocument xmlns:wpc="http://schemas.microsoft.com/office/word/2010/wordprocessingCanvas" xmlns:cx="http://schemas.microsoft.com/office/drawing/2014/chartex" xmlns:cx1="http://schemas.microsoft.com/office/drawing/2015/9/8/chartex" xmlns:cx2="http://schemas.microsoft.com/office/drawing/2015/10/21/chartex" xmlns:cx3="http://schemas.microsoft.com/office/drawing/2016/5/9/chartex" xmlns:cx4="http://schemas.microsoft.com/office/drawing/2016/5/10/chartex" xmlns:cx5="http://schemas.microsoft.com/office/drawing/2016/5/11/chartex" xmlns:cx6="http://schemas.microsoft.com/office/drawing/2016/5/12/chartex" xmlns:cx7="http://schemas.microsoft.com/office/drawing/2016/5/13/chartex" xmlns:cx8="http://schemas.microsoft.com/office/drawing/2016/5/14/chartex" xmlns:mc="http://schemas.openxmlformats.org/markup-compatibility/2006" xmlns:aink="http://schemas.microsoft.com/office/drawing/2016/ink" xmlns:am3d="http://schemas.microsoft.com/office/drawing/2017/model3d" xmlns:o="urn:schemas-microsoft-com:office:office" xmlns:oel="http://schemas.microsoft.com/office/2019/extlst" xmlns:r="http://schemas.openxmlformats.org/officeDocument/2006/relationships" xmlns:m="http://schemas.openxmlformats.org/officeDocument/2006/math" xmlns:v="urn:schemas-microsoft-com:vml" xmlns:wp14="http://schemas.microsoft.com/office/word/2010/wordprocessingDrawing" xmlns:wp="http://schemas.openxmlformats.org/drawingml/2006/wordprocessingDrawing" xmlns:w10="urn:schemas-microsoft-com:office:word" xmlns:w="http://schemas.openxmlformats.org/wordprocessingml/2006/main" xmlns:w14="http://schemas.microsoft.com/office/word/2010/wordml" xmlns:w15="http://schemas.microsoft.com/office/word/2012/wordml" xmlns:w16cex="http://schemas.microsoft.com/office/word/2018/wordml/cex" xmlns:w16cid="http://schemas.microsoft.com/office/word/2016/wordml/cid" xmlns:w16="http://schemas.microsoft.com/office/word/2018/wordml" xmlns:w16du="http://schemas.microsoft.com/office/word/2023/wordml/word16du" xmlns:w16sdtdh="http://schemas.microsoft.com/office/word/2020/wordml/sdtdatahash" xmlns:w16sdtfl="http://schemas.microsoft.com/office/word/2024/wordml/sdtformatlock" xmlns:w16se="http://schemas.microsoft.com/office/word/2015/wordml/symex" xmlns:wpg="http://schemas.microsoft.com/office/word/2010/wordprocessingGroup" xmlns:wpi="http://schemas.microsoft.com/office/word/2010/wordprocessingInk" xmlns:wne="http://schemas.microsoft.com/office/word/2006/wordml" xmlns:wps="http://schemas.microsoft.com/office/word/2010/wordprocessingShape" mc:Ignorable="w14 w15 w16se w16cid w16 w16cex w16sdtdh w16sdtfl w16du wp14">
+<w:glossaryDocument xmlns:wpc="http://schemas.microsoft.com/office/word/2010/wordprocessingCanvas" xmlns:cx="http://schemas.microsoft.com/office/drawing/2014/chartex" xmlns:cx1="http://schemas.microsoft.com/office/drawing/2015/9/8/chartex" xmlns:cx2="http://schemas.microsoft.com/office/drawing/2015/10/21/chartex" xmlns:cx3="http://schemas.microsoft.com/office/drawing/2016/5/9/chartex" xmlns:cx4="http://schemas.microsoft.com/office/drawing/2016/5/10/chartex" xmlns:cx5="http://schemas.microsoft.com/office/drawing/2016/5/11/chartex" xmlns:cx6="http://schemas.microsoft.com/office/drawing/2016/5/12/chartex" xmlns:cx7="http://schemas.microsoft.com/office/drawing/2016/5/13/chartex" xmlns:cx8="http://schemas.microsoft.com/office/drawing/2016/5/14/chartex" xmlns:mc="http://schemas.openxmlformats.org/markup-compatibility/2006" xmlns:aink="http://schemas.microsoft.com/office/drawing/2016/ink" xmlns:am3d="http://schemas.microsoft.com/office/drawing/2017/model3d" xmlns:o="urn:schemas-microsoft-com:office:office" xmlns:oel="http://schemas.microsoft.com/office/2019/extlst" xmlns:r="http://schemas.openxmlformats.org/officeDocument/2006/relationships" xmlns:m="http://schemas.openxmlformats.org/officeDocument/2006/math" xmlns:v="urn:schemas-microsoft-com:vml" xmlns:wp14="http://schemas.microsoft.com/office/word/2010/wordprocessingDrawing" xmlns:wp="http://schemas.openxmlformats.org/drawingml/2006/wordprocessingDrawing" xmlns:w10="urn:schemas-microsoft-com:office:word" xmlns:w="http://schemas.openxmlformats.org/wordprocessingml/2006/main" xmlns:w14="http://schemas.microsoft.com/office/word/2010/wordml" xmlns:w15="http://schemas.microsoft.com/office/word/2012/wordml" xmlns:w16cei="http://schemas.microsoft.com/office/word/2026/wordml/cei" xmlns:w16cex="http://schemas.microsoft.com/office/word/2018/wordml/cex" xmlns:w16cid="http://schemas.microsoft.com/office/word/2016/wordml/cid" xmlns:w16="http://schemas.microsoft.com/office/word/2018/wordml" xmlns:w16du="http://schemas.microsoft.com/office/word/2023/wordml/word16du" xmlns:w16sdtdh="http://schemas.microsoft.com/office/word/2020/wordml/sdtdatahash" xmlns:w16sdtfl="http://schemas.microsoft.com/office/word/2024/wordml/sdtformatlock" xmlns:w16se="http://schemas.microsoft.com/office/word/2015/wordml/symex" xmlns:wpg="http://schemas.microsoft.com/office/word/2010/wordprocessingGroup" xmlns:wpi="http://schemas.microsoft.com/office/word/2010/wordprocessingInk" xmlns:wne="http://schemas.microsoft.com/office/word/2006/wordml" xmlns:wps="http://schemas.microsoft.com/office/word/2010/wordprocessingShape" mc:Ignorable="w14 w15 w16se w16cid w16 w16cex w16sdtdh w16sdtfl w16du wp14">
   <w:docParts>
     <w:docPart>
       <w:docPartPr>
@@ -2231,6 +2259,35 @@
         </w:p>
       </w:docPartBody>
     </w:docPart>
+    <w:docPart>
+      <w:docPartPr>
+        <w:name w:val="F36E31BA73D146B8A76F1FD3303602B8"/>
+        <w:category>
+          <w:name w:val="General"/>
+          <w:gallery w:val="placeholder"/>
+        </w:category>
+        <w:types>
+          <w:type w:val="bbPlcHdr"/>
+        </w:types>
+        <w:behaviors>
+          <w:behavior w:val="content"/>
+        </w:behaviors>
+        <w:guid w:val="{8BBFFD19-25D0-4120-83AD-E9B24BA21F95}"/>
+      </w:docPartPr>
+      <w:docPartBody>
+        <w:p>
+          <w:pPr>
+            <w:pStyle w:val="F36E31BA73D146B8A76F1FD3303602B8"/>
+          </w:pPr>
+          <w:r>
+            <w:rPr>
+              <w:rStyle w:val="PlaceholderText"/>
+            </w:rPr>
+            <w:t>Click or tap here to enter text.</w:t>
+          </w:r>
+        </w:p>
+      </w:docPartBody>
+    </w:docPart>
   </w:docParts>
 </w:glossaryDocument>
 </file>
@@ -2238,7 +2295,6 @@
 <file path=word/glossary/fontTable.xml><?xml version="1.0" encoding="utf-8"?>
 <w:fonts xmlns:mc="http://schemas.openxmlformats.org/markup-compatibility/2006" xmlns:r="http://schemas.openxmlformats.org/officeDocument/2006/relationships" xmlns:w="http://schemas.openxmlformats.org/wordprocessingml/2006/main" xmlns:w14="http://schemas.microsoft.com/office/word/2010/wordml" xmlns:w15="http://schemas.microsoft.com/office/word/2012/wordml" xmlns:w16cex="http://schemas.microsoft.com/office/word/2018/wordml/cex" xmlns:w16cid="http://schemas.microsoft.com/office/word/2016/wordml/cid" xmlns:w16="http://schemas.microsoft.com/office/word/2018/wordml" xmlns:w16du="http://schemas.microsoft.com/office/word/2023/wordml/word16du" xmlns:w16sdtdh="http://schemas.microsoft.com/office/word/2020/wordml/sdtdatahash" xmlns:w16sdtfl="http://schemas.microsoft.com/office/word/2024/wordml/sdtformatlock" xmlns:w16se="http://schemas.microsoft.com/office/word/2015/wordml/symex" mc:Ignorable="w14 w15 w16se w16cid w16 w16cex w16sdtdh w16sdtfl w16du">
   <w:font w:name="Aptos">
-    <w:panose1 w:val="020B0004020202020204"/>
     <w:charset w:val="00"/>
     <w:family w:val="swiss"/>
     <w:pitch w:val="variable"/>
@@ -2252,7 +2308,6 @@
     <w:sig w:usb0="E0002EFF" w:usb1="C000785B" w:usb2="00000009" w:usb3="00000000" w:csb0="000001FF" w:csb1="00000000"/>
   </w:font>
   <w:font w:name="Aptos Display">
-    <w:panose1 w:val="020B0004020202020204"/>
     <w:charset w:val="00"/>
     <w:family w:val="swiss"/>
     <w:pitch w:val="variable"/>
@@ -2307,6 +2362,7 @@
 <w:settings xmlns:mc="http://schemas.openxmlformats.org/markup-compatibility/2006" xmlns:o="urn:schemas-microsoft-com:office:office" xmlns:r="http://schemas.openxmlformats.org/officeDocument/2006/relationships" xmlns:m="http://schemas.openxmlformats.org/officeDocument/2006/math" xmlns:v="urn:schemas-microsoft-com:vml" xmlns:w10="urn:schemas-microsoft-com:office:word" xmlns:w="http://schemas.openxmlformats.org/wordprocessingml/2006/main" xmlns:w14="http://schemas.microsoft.com/office/word/2010/wordml" xmlns:w15="http://schemas.microsoft.com/office/word/2012/wordml" xmlns:w16cex="http://schemas.microsoft.com/office/word/2018/wordml/cex" xmlns:w16cid="http://schemas.microsoft.com/office/word/2016/wordml/cid" xmlns:w16="http://schemas.microsoft.com/office/word/2018/wordml" xmlns:w16du="http://schemas.microsoft.com/office/word/2023/wordml/word16du" xmlns:w16sdtdh="http://schemas.microsoft.com/office/word/2020/wordml/sdtdatahash" xmlns:w16sdtfl="http://schemas.microsoft.com/office/word/2024/wordml/sdtformatlock" xmlns:w16se="http://schemas.microsoft.com/office/word/2015/wordml/symex" xmlns:sl="http://schemas.openxmlformats.org/schemaLibrary/2006/main" mc:Ignorable="w14 w15 w16se w16cid w16 w16cex w16sdtdh w16sdtfl w16du">
   <w:view w:val="normal"/>
   <w:defaultTabStop w:val="720"/>
+  <w:hyphenationZone w:val="425"/>
   <w:characterSpacingControl w:val="doNotCompress"/>
   <w:compat>
     <w:useFELayout/>
@@ -2321,6 +2377,9 @@
     <w:rsidRoot w:val="00054068"/>
     <w:rsid w:val="00054068"/>
     <w:rsid w:val="009569BB"/>
+    <w:rsid w:val="00C425EA"/>
+    <w:rsid w:val="00C607EB"/>
+    <w:rsid w:val="00D938E1"/>
     <w:rsid w:val="00DE1140"/>
   </w:rsids>
   <m:mathPr>
@@ -2338,7 +2397,7 @@
   </m:mathPr>
   <w:themeFontLang w:val="en-DK"/>
   <w:clrSchemeMapping w:bg1="light1" w:t1="dark1" w:bg2="light2" w:t2="dark2" w:accent1="accent1" w:accent2="accent2" w:accent3="accent3" w:accent4="accent4" w:accent5="accent5" w:accent6="accent6" w:hyperlink="hyperlink" w:followedHyperlink="followedHyperlink"/>
-  <w:decimalSymbol w:val="."/>
+  <w:decimalSymbol w:val=","/>
   <w:listSeparator w:val=","/>
   <w15:chartTrackingRefBased/>
 </w:settings>
@@ -2777,338 +2836,17 @@
     <w:basedOn w:val="DefaultParagraphFont"/>
     <w:uiPriority w:val="99"/>
     <w:semiHidden/>
-    <w:rsid w:val="00054068"/>
+    <w:rsid w:val="00C607EB"/>
     <w:rPr>
       <w:color w:val="808080"/>
     </w:rPr>
   </w:style>
-  <w:style w:type="paragraph" w:customStyle="1" w:styleId="51FAE548A0FE49F7BB8F50321055CDFC">
-    <w:name w:val="51FAE548A0FE49F7BB8F50321055CDFC"/>
-    <w:rsid w:val="00054068"/>
-  </w:style>
-  <w:style w:type="paragraph" w:customStyle="1" w:styleId="F75792C4FBE9420BAB96A89D357DE3C5">
-    <w:name w:val="F75792C4FBE9420BAB96A89D357DE3C5"/>
-    <w:rsid w:val="00054068"/>
-  </w:style>
-  <w:style w:type="paragraph" w:customStyle="1" w:styleId="E13684C7E8B748B2B6B616D399C0C633">
-    <w:name w:val="E13684C7E8B748B2B6B616D399C0C633"/>
-    <w:rsid w:val="00054068"/>
-  </w:style>
-  <w:style w:type="paragraph" w:customStyle="1" w:styleId="36C19B9286F34BAAB1DAF8336EF86573">
-    <w:name w:val="36C19B9286F34BAAB1DAF8336EF86573"/>
-    <w:rsid w:val="00054068"/>
-  </w:style>
-  <w:style w:type="paragraph" w:customStyle="1" w:styleId="9A91EFD0542544E386AA195D8C6B3471">
-    <w:name w:val="9A91EFD0542544E386AA195D8C6B3471"/>
-    <w:rsid w:val="00054068"/>
-  </w:style>
-  <w:style w:type="paragraph" w:customStyle="1" w:styleId="B548F47777014EF895904E14EC0EC560">
-    <w:name w:val="B548F47777014EF895904E14EC0EC560"/>
-    <w:rsid w:val="00054068"/>
-  </w:style>
-  <w:style w:type="paragraph" w:customStyle="1" w:styleId="14F9AE71C9D14C5B872E6ADE1B8D366A">
-    <w:name w:val="14F9AE71C9D14C5B872E6ADE1B8D366A"/>
-    <w:rsid w:val="00054068"/>
-  </w:style>
-  <w:style w:type="paragraph" w:customStyle="1" w:styleId="4002799E78BA4BC0962225B64A13FD25">
-    <w:name w:val="4002799E78BA4BC0962225B64A13FD25"/>
-    <w:rsid w:val="00054068"/>
-  </w:style>
-  <w:style w:type="paragraph" w:customStyle="1" w:styleId="1734A322597D4038BA6A3FF01EDBBE95">
-    <w:name w:val="1734A322597D4038BA6A3FF01EDBBE95"/>
-    <w:rsid w:val="00054068"/>
-  </w:style>
-  <w:style w:type="paragraph" w:customStyle="1" w:styleId="9209AA993AD64AD8B2020C0C782AD0E8">
-    <w:name w:val="9209AA993AD64AD8B2020C0C782AD0E8"/>
-    <w:rsid w:val="00054068"/>
-  </w:style>
-  <w:style w:type="paragraph" w:customStyle="1" w:styleId="3442E001A6234F12B354E91456578B46">
-    <w:name w:val="3442E001A6234F12B354E91456578B46"/>
-    <w:rsid w:val="00054068"/>
-  </w:style>
-  <w:style w:type="paragraph" w:customStyle="1" w:styleId="273C118D54624B519578C130F90DC418">
-    <w:name w:val="273C118D54624B519578C130F90DC418"/>
-    <w:rsid w:val="00054068"/>
-  </w:style>
-  <w:style w:type="paragraph" w:customStyle="1" w:styleId="3849055964A648A196F93E971026CBD9">
-    <w:name w:val="3849055964A648A196F93E971026CBD9"/>
-    <w:rsid w:val="00054068"/>
-  </w:style>
-  <w:style w:type="paragraph" w:customStyle="1" w:styleId="9BD6447F66B148ED9D7DB491550247FF">
-    <w:name w:val="9BD6447F66B148ED9D7DB491550247FF"/>
-    <w:rsid w:val="00054068"/>
-  </w:style>
-  <w:style w:type="paragraph" w:customStyle="1" w:styleId="B60FD1827DE7461DBE8EE44637587B67">
-    <w:name w:val="B60FD1827DE7461DBE8EE44637587B67"/>
-    <w:rsid w:val="00054068"/>
-  </w:style>
-  <w:style w:type="paragraph" w:customStyle="1" w:styleId="7B191EE28573416DA7036A214E62BDA7">
-    <w:name w:val="7B191EE28573416DA7036A214E62BDA7"/>
-    <w:rsid w:val="00054068"/>
-  </w:style>
-  <w:style w:type="paragraph" w:customStyle="1" w:styleId="0A5AE72663CF4118870A7047451B9E39">
-    <w:name w:val="0A5AE72663CF4118870A7047451B9E39"/>
-    <w:rsid w:val="00054068"/>
-  </w:style>
-  <w:style w:type="paragraph" w:customStyle="1" w:styleId="44542A3FEB2D473596B4C1A649D90F95">
-    <w:name w:val="44542A3FEB2D473596B4C1A649D90F95"/>
-    <w:rsid w:val="00054068"/>
-  </w:style>
-  <w:style w:type="paragraph" w:customStyle="1" w:styleId="A0F788F060E142C5A877053CE0FE473B">
-    <w:name w:val="A0F788F060E142C5A877053CE0FE473B"/>
-    <w:rsid w:val="00054068"/>
-  </w:style>
-  <w:style w:type="paragraph" w:customStyle="1" w:styleId="86962E8140224FD0900856BD9B6B7CE8">
-    <w:name w:val="86962E8140224FD0900856BD9B6B7CE8"/>
-    <w:rsid w:val="00054068"/>
-  </w:style>
-  <w:style w:type="paragraph" w:customStyle="1" w:styleId="6AEEC2289AA84BA8A8ED044AD4663EAA">
-    <w:name w:val="6AEEC2289AA84BA8A8ED044AD4663EAA"/>
-    <w:rsid w:val="00054068"/>
-  </w:style>
-  <w:style w:type="paragraph" w:customStyle="1" w:styleId="E01C844EC71F4F5CA0C295BF31DC8AC3">
-    <w:name w:val="E01C844EC71F4F5CA0C295BF31DC8AC3"/>
-    <w:rsid w:val="00054068"/>
-  </w:style>
-  <w:style w:type="paragraph" w:customStyle="1" w:styleId="3068C78FCC444D74B7A59718A9AA34C6">
-    <w:name w:val="3068C78FCC444D74B7A59718A9AA34C6"/>
-    <w:rsid w:val="00054068"/>
-  </w:style>
-  <w:style w:type="paragraph" w:customStyle="1" w:styleId="0DD47C6F57F540388FD35F78BBAB2D8E">
-    <w:name w:val="0DD47C6F57F540388FD35F78BBAB2D8E"/>
-    <w:rsid w:val="00054068"/>
-  </w:style>
-  <w:style w:type="paragraph" w:customStyle="1" w:styleId="159E46D940A5432FADDC661F2BDBFA77">
-    <w:name w:val="159E46D940A5432FADDC661F2BDBFA77"/>
-    <w:rsid w:val="00054068"/>
-  </w:style>
-  <w:style w:type="paragraph" w:customStyle="1" w:styleId="A37B6AFB046B43328A7D416555163730">
-    <w:name w:val="A37B6AFB046B43328A7D416555163730"/>
-    <w:rsid w:val="00054068"/>
-  </w:style>
-  <w:style w:type="paragraph" w:customStyle="1" w:styleId="051E9C819FFC4A438E3C1F1DE335CD7E">
-    <w:name w:val="051E9C819FFC4A438E3C1F1DE335CD7E"/>
-    <w:rsid w:val="00054068"/>
-  </w:style>
-  <w:style w:type="paragraph" w:customStyle="1" w:styleId="929462395F1D4B86B0CB6203946BB417">
-    <w:name w:val="929462395F1D4B86B0CB6203946BB417"/>
-    <w:rsid w:val="00054068"/>
-  </w:style>
-  <w:style w:type="paragraph" w:customStyle="1" w:styleId="99F0243917DA426A809DF76DDFF6EC12">
-    <w:name w:val="99F0243917DA426A809DF76DDFF6EC12"/>
-    <w:rsid w:val="00054068"/>
-  </w:style>
-  <w:style w:type="paragraph" w:customStyle="1" w:styleId="3C470EC8233A4AC28EB9134B8419FCDE">
-    <w:name w:val="3C470EC8233A4AC28EB9134B8419FCDE"/>
-    <w:rsid w:val="00054068"/>
-  </w:style>
-  <w:style w:type="paragraph" w:customStyle="1" w:styleId="66DC4E65F4E54763B0CD183B8E122D25">
-    <w:name w:val="66DC4E65F4E54763B0CD183B8E122D25"/>
-    <w:rsid w:val="00054068"/>
-  </w:style>
-  <w:style w:type="paragraph" w:customStyle="1" w:styleId="37CDF5DB06764DDB82067ECFF099A73B">
-    <w:name w:val="37CDF5DB06764DDB82067ECFF099A73B"/>
-    <w:rsid w:val="00054068"/>
-  </w:style>
-  <w:style w:type="paragraph" w:customStyle="1" w:styleId="63BE6DD946A64B20892FF453E6D79B2A">
-    <w:name w:val="63BE6DD946A64B20892FF453E6D79B2A"/>
-    <w:rsid w:val="00054068"/>
-  </w:style>
-  <w:style w:type="paragraph" w:customStyle="1" w:styleId="A2F2A1DF38254ABFAEEE60D8142720C6">
-    <w:name w:val="A2F2A1DF38254ABFAEEE60D8142720C6"/>
-    <w:rsid w:val="00054068"/>
-  </w:style>
-  <w:style w:type="paragraph" w:customStyle="1" w:styleId="A36780E9F4714DD98AA9C2E1C0E590B7">
-    <w:name w:val="A36780E9F4714DD98AA9C2E1C0E590B7"/>
-    <w:rsid w:val="00054068"/>
-  </w:style>
-  <w:style w:type="paragraph" w:customStyle="1" w:styleId="322ADA42E7EE481F9A53B56816A11E5C">
-    <w:name w:val="322ADA42E7EE481F9A53B56816A11E5C"/>
-    <w:rsid w:val="00054068"/>
-  </w:style>
-  <w:style w:type="paragraph" w:customStyle="1" w:styleId="0A5AE72663CF4118870A7047451B9E391">
-    <w:name w:val="0A5AE72663CF4118870A7047451B9E391"/>
-    <w:rsid w:val="00054068"/>
-  </w:style>
-  <w:style w:type="paragraph" w:customStyle="1" w:styleId="44542A3FEB2D473596B4C1A649D90F951">
-    <w:name w:val="44542A3FEB2D473596B4C1A649D90F951"/>
-    <w:rsid w:val="00054068"/>
-  </w:style>
-  <w:style w:type="paragraph" w:customStyle="1" w:styleId="A0F788F060E142C5A877053CE0FE473B1">
-    <w:name w:val="A0F788F060E142C5A877053CE0FE473B1"/>
-    <w:rsid w:val="00054068"/>
-  </w:style>
-  <w:style w:type="paragraph" w:customStyle="1" w:styleId="86962E8140224FD0900856BD9B6B7CE81">
-    <w:name w:val="86962E8140224FD0900856BD9B6B7CE81"/>
-    <w:rsid w:val="00054068"/>
-  </w:style>
-  <w:style w:type="paragraph" w:customStyle="1" w:styleId="6AEEC2289AA84BA8A8ED044AD4663EAA1">
-    <w:name w:val="6AEEC2289AA84BA8A8ED044AD4663EAA1"/>
-    <w:rsid w:val="00054068"/>
-  </w:style>
-  <w:style w:type="paragraph" w:customStyle="1" w:styleId="A220965DC79E452D821689E6CC1AFA80">
-    <w:name w:val="A220965DC79E452D821689E6CC1AFA80"/>
-    <w:rsid w:val="00054068"/>
-  </w:style>
-  <w:style w:type="paragraph" w:customStyle="1" w:styleId="0A5AE72663CF4118870A7047451B9E392">
-    <w:name w:val="0A5AE72663CF4118870A7047451B9E392"/>
-    <w:rsid w:val="00054068"/>
-  </w:style>
-  <w:style w:type="paragraph" w:customStyle="1" w:styleId="44542A3FEB2D473596B4C1A649D90F952">
-    <w:name w:val="44542A3FEB2D473596B4C1A649D90F952"/>
-    <w:rsid w:val="00054068"/>
-  </w:style>
-  <w:style w:type="paragraph" w:customStyle="1" w:styleId="A0F788F060E142C5A877053CE0FE473B2">
-    <w:name w:val="A0F788F060E142C5A877053CE0FE473B2"/>
-    <w:rsid w:val="00054068"/>
-  </w:style>
-  <w:style w:type="paragraph" w:customStyle="1" w:styleId="86962E8140224FD0900856BD9B6B7CE82">
-    <w:name w:val="86962E8140224FD0900856BD9B6B7CE82"/>
-    <w:rsid w:val="00054068"/>
-  </w:style>
-  <w:style w:type="paragraph" w:customStyle="1" w:styleId="6AEEC2289AA84BA8A8ED044AD4663EAA2">
-    <w:name w:val="6AEEC2289AA84BA8A8ED044AD4663EAA2"/>
-    <w:rsid w:val="00054068"/>
-  </w:style>
-  <w:style w:type="paragraph" w:customStyle="1" w:styleId="9672C46F9D5D4804A3F0DD74DF2993E6">
-    <w:name w:val="9672C46F9D5D4804A3F0DD74DF2993E6"/>
-    <w:rsid w:val="00054068"/>
-  </w:style>
-  <w:style w:type="paragraph" w:customStyle="1" w:styleId="0A5AE72663CF4118870A7047451B9E393">
-    <w:name w:val="0A5AE72663CF4118870A7047451B9E393"/>
-    <w:rsid w:val="00054068"/>
-  </w:style>
-  <w:style w:type="paragraph" w:customStyle="1" w:styleId="44542A3FEB2D473596B4C1A649D90F953">
-    <w:name w:val="44542A3FEB2D473596B4C1A649D90F953"/>
-    <w:rsid w:val="00054068"/>
-  </w:style>
-  <w:style w:type="paragraph" w:customStyle="1" w:styleId="A0F788F060E142C5A877053CE0FE473B3">
-    <w:name w:val="A0F788F060E142C5A877053CE0FE473B3"/>
-    <w:rsid w:val="00054068"/>
-  </w:style>
-  <w:style w:type="paragraph" w:customStyle="1" w:styleId="86962E8140224FD0900856BD9B6B7CE83">
-    <w:name w:val="86962E8140224FD0900856BD9B6B7CE83"/>
-    <w:rsid w:val="00054068"/>
-  </w:style>
-  <w:style w:type="paragraph" w:customStyle="1" w:styleId="6AEEC2289AA84BA8A8ED044AD4663EAA3">
-    <w:name w:val="6AEEC2289AA84BA8A8ED044AD4663EAA3"/>
-    <w:rsid w:val="00054068"/>
-  </w:style>
-  <w:style w:type="paragraph" w:customStyle="1" w:styleId="1D36A8CED0874A29A046BE96AF023D81">
-    <w:name w:val="1D36A8CED0874A29A046BE96AF023D81"/>
-    <w:rsid w:val="00054068"/>
-  </w:style>
-  <w:style w:type="paragraph" w:customStyle="1" w:styleId="0A5AE72663CF4118870A7047451B9E394">
-    <w:name w:val="0A5AE72663CF4118870A7047451B9E394"/>
-    <w:rsid w:val="00054068"/>
-  </w:style>
-  <w:style w:type="paragraph" w:customStyle="1" w:styleId="44542A3FEB2D473596B4C1A649D90F954">
-    <w:name w:val="44542A3FEB2D473596B4C1A649D90F954"/>
-    <w:rsid w:val="00054068"/>
-  </w:style>
-  <w:style w:type="paragraph" w:customStyle="1" w:styleId="A0F788F060E142C5A877053CE0FE473B4">
-    <w:name w:val="A0F788F060E142C5A877053CE0FE473B4"/>
-    <w:rsid w:val="00054068"/>
-  </w:style>
-  <w:style w:type="paragraph" w:customStyle="1" w:styleId="86962E8140224FD0900856BD9B6B7CE84">
-    <w:name w:val="86962E8140224FD0900856BD9B6B7CE84"/>
-    <w:rsid w:val="00054068"/>
-  </w:style>
-  <w:style w:type="paragraph" w:customStyle="1" w:styleId="6AEEC2289AA84BA8A8ED044AD4663EAA4">
-    <w:name w:val="6AEEC2289AA84BA8A8ED044AD4663EAA4"/>
-    <w:rsid w:val="00054068"/>
-  </w:style>
-  <w:style w:type="paragraph" w:customStyle="1" w:styleId="85955B3B83B54F24B1B87001EF3BCE36">
-    <w:name w:val="85955B3B83B54F24B1B87001EF3BCE36"/>
-    <w:rsid w:val="00054068"/>
-  </w:style>
-  <w:style w:type="paragraph" w:customStyle="1" w:styleId="E4244B922B6F49F3A2E7693CCC14B9CC">
-    <w:name w:val="E4244B922B6F49F3A2E7693CCC14B9CC"/>
-    <w:rsid w:val="00054068"/>
-  </w:style>
-  <w:style w:type="paragraph" w:customStyle="1" w:styleId="ED661BFF9405465397445EEA1844D8F0">
-    <w:name w:val="ED661BFF9405465397445EEA1844D8F0"/>
-    <w:rsid w:val="00054068"/>
-  </w:style>
-  <w:style w:type="paragraph" w:customStyle="1" w:styleId="97882F360AEA4C4C80362C912A509F70">
-    <w:name w:val="97882F360AEA4C4C80362C912A509F70"/>
-    <w:rsid w:val="00054068"/>
-  </w:style>
-  <w:style w:type="paragraph" w:customStyle="1" w:styleId="943DF17558294FC08CA2091529BE6E84">
-    <w:name w:val="943DF17558294FC08CA2091529BE6E84"/>
-    <w:rsid w:val="00054068"/>
-  </w:style>
-  <w:style w:type="paragraph" w:customStyle="1" w:styleId="3E34A4A5D316456FA68E49FB0A751747">
-    <w:name w:val="3E34A4A5D316456FA68E49FB0A751747"/>
-    <w:rsid w:val="00054068"/>
-  </w:style>
-  <w:style w:type="paragraph" w:customStyle="1" w:styleId="AE1BB22414964200B5F4EFBC6AC78CB8">
-    <w:name w:val="AE1BB22414964200B5F4EFBC6AC78CB8"/>
-    <w:rsid w:val="00054068"/>
-  </w:style>
-  <w:style w:type="paragraph" w:customStyle="1" w:styleId="2E5476C0576B44FCBA67DE90519985B8">
-    <w:name w:val="2E5476C0576B44FCBA67DE90519985B8"/>
-    <w:rsid w:val="00054068"/>
-  </w:style>
-  <w:style w:type="paragraph" w:customStyle="1" w:styleId="0C914CCA00A0415A991F6FEB00D4763E">
-    <w:name w:val="0C914CCA00A0415A991F6FEB00D4763E"/>
-    <w:rsid w:val="00054068"/>
-  </w:style>
-  <w:style w:type="paragraph" w:customStyle="1" w:styleId="3FD758C243DB49DDB29A5062AA3BD176">
-    <w:name w:val="3FD758C243DB49DDB29A5062AA3BD176"/>
-    <w:rsid w:val="00054068"/>
-  </w:style>
-  <w:style w:type="paragraph" w:customStyle="1" w:styleId="BA933165B7354CEFAFC13D03C9601AC4">
-    <w:name w:val="BA933165B7354CEFAFC13D03C9601AC4"/>
-    <w:rsid w:val="00054068"/>
-  </w:style>
-  <w:style w:type="paragraph" w:customStyle="1" w:styleId="86658CF2EA804F8B953CB0FF396EF21B">
-    <w:name w:val="86658CF2EA804F8B953CB0FF396EF21B"/>
-    <w:rsid w:val="00054068"/>
-  </w:style>
-  <w:style w:type="paragraph" w:customStyle="1" w:styleId="BFA5E6FF0288458B89E6823DBCBAA4EB">
-    <w:name w:val="BFA5E6FF0288458B89E6823DBCBAA4EB"/>
-    <w:rsid w:val="00054068"/>
-  </w:style>
-  <w:style w:type="paragraph" w:customStyle="1" w:styleId="B47A667887794996977A5AD1393C19C5">
-    <w:name w:val="B47A667887794996977A5AD1393C19C5"/>
-    <w:rsid w:val="00054068"/>
-  </w:style>
-  <w:style w:type="paragraph" w:customStyle="1" w:styleId="51FAD46A325D4A9384B447E59704A24D">
-    <w:name w:val="51FAD46A325D4A9384B447E59704A24D"/>
-    <w:rsid w:val="00054068"/>
-  </w:style>
-  <w:style w:type="paragraph" w:customStyle="1" w:styleId="0D146852F5614EDD9257BD29478DF155">
-    <w:name w:val="0D146852F5614EDD9257BD29478DF155"/>
-    <w:rsid w:val="00054068"/>
-  </w:style>
-  <w:style w:type="paragraph" w:customStyle="1" w:styleId="D08559BD77764EED82C75E4AC034CE58">
-    <w:name w:val="D08559BD77764EED82C75E4AC034CE58"/>
-    <w:rsid w:val="00054068"/>
-  </w:style>
-  <w:style w:type="paragraph" w:customStyle="1" w:styleId="691008121FB54EA7B8F5695C795DF9D9">
-    <w:name w:val="691008121FB54EA7B8F5695C795DF9D9"/>
-    <w:rsid w:val="00054068"/>
-  </w:style>
-  <w:style w:type="paragraph" w:customStyle="1" w:styleId="CDDA8F6A4C134475BBBEFBAF53A66B65">
-    <w:name w:val="CDDA8F6A4C134475BBBEFBAF53A66B65"/>
-    <w:rsid w:val="00054068"/>
-  </w:style>
-  <w:style w:type="paragraph" w:customStyle="1" w:styleId="909AEFBAB6074F2E8E8EFB8FF503A482">
-    <w:name w:val="909AEFBAB6074F2E8E8EFB8FF503A482"/>
-    <w:rsid w:val="00054068"/>
-  </w:style>
-  <w:style w:type="paragraph" w:customStyle="1" w:styleId="BB25C65CC2B44507A9CD19312AA8F6C6">
-    <w:name w:val="BB25C65CC2B44507A9CD19312AA8F6C6"/>
-    <w:rsid w:val="00054068"/>
-  </w:style>
-  <w:style w:type="paragraph" w:customStyle="1" w:styleId="FFFDAAC2167E4634BF0B15B54FB863CA">
-    <w:name w:val="FFFDAAC2167E4634BF0B15B54FB863CA"/>
-    <w:rsid w:val="00054068"/>
-  </w:style>
-  <w:style w:type="paragraph" w:customStyle="1" w:styleId="089DE4D6F23C4833880A69EFD4E0B608">
-    <w:name w:val="089DE4D6F23C4833880A69EFD4E0B608"/>
-    <w:rsid w:val="00054068"/>
+  <w:style w:type="paragraph" w:customStyle="1" w:styleId="F36E31BA73D146B8A76F1FD3303602B8">
+    <w:name w:val="F36E31BA73D146B8A76F1FD3303602B8"/>
+    <w:rsid w:val="00C607EB"/>
+    <w:rPr>
+      <w:lang w:val="da-DK" w:eastAsia="da-DK"/>
+    </w:rPr>
   </w:style>
   <w:style w:type="paragraph" w:customStyle="1" w:styleId="6AF022B6F0564647BA5B747765425054">
     <w:name w:val="6AF022B6F0564647BA5B747765425054"/>
@@ -3464,8 +3202,11 @@
   <wetp:taskpane dockstate="right" visibility="0" width="350" row="9">
     <wetp:webextensionref xmlns:r="http://schemas.openxmlformats.org/officeDocument/2006/relationships" r:id="rId1"/>
   </wetp:taskpane>
-  <wetp:taskpane dockstate="right" visibility="0" width="350" row="8">
+  <wetp:taskpane dockstate="right" visibility="0" width="350" row="2">
     <wetp:webextensionref xmlns:r="http://schemas.openxmlformats.org/officeDocument/2006/relationships" r:id="rId2"/>
+  </wetp:taskpane>
+  <wetp:taskpane dockstate="right" visibility="0" width="350" row="1">
+    <wetp:webextensionref xmlns:r="http://schemas.openxmlformats.org/officeDocument/2006/relationships" r:id="rId3"/>
   </wetp:taskpane>
 </wetp:taskpanes>
 </file>
@@ -3496,9 +3237,23 @@
 </we:webextension>
 </file>
 
-<file path=customXml/item1.xml>��< ? x m l   v e r s i o n = " 1 . 0 "   e n c o d i n g = " u t f - 1 6 " ? > - 
- < N a v W o r d R e p o r t X m l P a r t   x m l n s = " u r n : m i c r o s o f t - d y n a m i c s - n a v / r e p o r t s / R e m i n d e r / 1 1 7 / " > +<file path=word/webextensions/webextension3.xml><?xml version="1.0" encoding="utf-8"?>
+<we:webextension xmlns:we="http://schemas.microsoft.com/office/webextensions/webextension/2010/11" id="{78EA4624-0EAC-4CEC-8CF8-7BFB233373B1}">
+  <we:reference id="WA200007356" version="2.0.0.1" store="Omex" storeType="OMEX"/>
+  <we:alternateReferences>
+    <we:reference id="WA200007356" version="2.0.0.1" store="WA200007356" storeType="OMEX"/>
+  </we:alternateReferences>
+  <we:properties/>
+  <we:bindings/>
+  <we:snapshot xmlns:r="http://schemas.openxmlformats.org/officeDocument/2006/relationships"/>
+</we:webextension>
+</file>
+
+<file path=customXml/item1.xml><?xml version="1.0" encoding="utf-8"?>
+<b:Sources xmlns:b="http://schemas.openxmlformats.org/officeDocument/2006/bibliography" xmlns="http://schemas.openxmlformats.org/officeDocument/2006/bibliography" SelectedStyle="\APASixthEditionOfficeOnline.xsl" StyleName="APA" Version="6"/>
+</file>
+
+<file path=customXml/item2.xml>��< ? x m l   v e r s i o n = " 1 . 0 "   e n c o d i n g = " u t f - 1 6 " ? > < N a v W o r d R e p o r t X m l P a r t   x m l n s = " u r n : m i c r o s o f t - d y n a m i c s - b u s i n e s s c e n t r a l / i n t e r n a l / e x t e n d e d / r e p o r t s / R e m i n d e r / 1 1 7 / " >   
      < B C R e p o r t I n f o r m a t i o n >   
@@ -3644,291 +3399,481 @@
  
      < / B C R e p o r t I n f o r m a t i o n >   
-     < I s s u e d _ R e m i n d e r _ H e a d e r > - 
-         < C o n t a c t E m a i l > C o n t a c t E m a i l < / C o n t a c t E m a i l > - 
-         < C o n t a c t E m a i l L b l > C o n t a c t E m a i l L b l < / C o n t a c t E m a i l L b l > - 
-         < C o n t a c t M o b i l e P h o n e N o > C o n t a c t M o b i l e P h o n e N o < / C o n t a c t M o b i l e P h o n e N o > - 
-         < C o n t a c t M o b i l e P h o n e N o L b l > C o n t a c t M o b i l e P h o n e N o L b l < / C o n t a c t M o b i l e P h o n e N o L b l > - 
-         < C o n t a c t P h o n e N o > C o n t a c t P h o n e N o < / C o n t a c t P h o n e N o > - 
-         < C o n t a c t P h o n e N o L b l > C o n t a c t P h o n e N o L b l < / C o n t a c t P h o n e N o L b l > - 
-         < D o c D a t e C a p t i o n > D o c D a t e C a p t i o n < / D o c D a t e C a p t i o n > - 
-         < D u e D a t e C a p t i o n > D u e D a t e C a p t i o n < / D u e D a t e C a p t i o n > - 
-         < E M a i l C a p t i o n > E M a i l C a p t i o n < / E M a i l C a p t i o n > - 
-         < H o m e P a g e C a p t i o n > H o m e P a g e C a p t i o n < / H o m e P a g e C a p t i o n > - 
-         < N o _ I s s u e d R e m i n d e r H e a d e r > N o _ I s s u e d R e m i n d e r H e a d e r < / N o _ I s s u e d R e m i n d e r H e a d e r > - 
-         < P a g e C a p t i o n > P a g e C a p t i o n < / P a g e C a p t i o n > - 
-         < S h o w M I R L i n e s > S h o w M I R L i n e s < / S h o w M I R L i n e s > - 
-         < T o t a l C a p t i o n > T o t a l C a p t i o n < / T o t a l C a p t i o n > - 
-         < V A T A m o u n t C a p t i o n > V A T A m o u n t C a p t i o n < / V A T A m o u n t C a p t i o n > - 
-         < V A T B a s e C a p t i o n > V A T B a s e C a p t i o n < / V A T B a s e C a p t i o n > - 
-         < V A T P e r c e n t C a p t i o n > V A T P e r c e n t C a p t i o n < / V A T P e r c e n t C a p t i o n > - 
-         < I n t e g e r > - 
-             < B a n k A c c N o C a p t i o n > B a n k A c c N o C a p t i o n < / B a n k A c c N o C a p t i o n > - 
-             < B a n k N a m e C a p t i o n > B a n k N a m e C a p t i o n < / B a n k N a m e C a p t i o n > - 
-             < C o m p a n y A d d r 1 > C o m p a n y A d d r 1 < / C o m p a n y A d d r 1 > - 
-             < C o m p a n y A d d r 2 > C o m p a n y A d d r 2 < / C o m p a n y A d d r 2 > - 
-             < C o m p a n y A d d r 3 > C o m p a n y A d d r 3 < / C o m p a n y A d d r 3 > - 
-             < C o m p a n y A d d r 4 > C o m p a n y A d d r 4 < / C o m p a n y A d d r 4 > - 
-             < C o m p a n y A d d r 5 > C o m p a n y A d d r 5 < / C o m p a n y A d d r 5 > - 
-             < C o m p a n y A d d r 6 > C o m p a n y A d d r 6 < / C o m p a n y A d d r 6 > - 
-             < C o m p a n y A d d r 7 > C o m p a n y A d d r 7 < / C o m p a n y A d d r 7 > - 
-             < C o m p a n y A d d r 8 > C o m p a n y A d d r 8 < / C o m p a n y A d d r 8 > - 
-             < C o m p a n y I n f o 1 P i c t u r e   / > - 
-             < C o m p a n y I n f o 2 P i c t u r e   / > - 
-             < C o m p a n y I n f o 3 P i c t u r e   / > - 
-             < C o m p a n y I n f o B a n k A c c N o > C o m p a n y I n f o B a n k A c c N o < / C o m p a n y I n f o B a n k A c c N o > - 
-             < C o m p a n y I n f o B a n k N a m e > C o m p a n y I n f o B a n k N a m e < / C o m p a n y I n f o B a n k N a m e > - 
-             < C o m p a n y I n f o E M a i l > C o m p a n y I n f o E M a i l < / C o m p a n y I n f o E M a i l > - 
-             < C o m p a n y I n f o G i r o N o > C o m p a n y I n f o G i r o N o < / C o m p a n y I n f o G i r o N o > - 
-             < C o m p a n y I n f o H o m e P a g e > C o m p a n y I n f o H o m e P a g e < / C o m p a n y I n f o H o m e P a g e > - 
-             < C o m p a n y I n f o I B A N > C o m p a n y I n f o I B A N < / C o m p a n y I n f o I B A N > - 
-             < C o m p a n y I n f o P h o n e N o > C o m p a n y I n f o P h o n e N o < / C o m p a n y I n f o P h o n e N o > - 
-             < C o m p a n y I n f o V A T R e g N o > C o m p a n y I n f o V A T R e g N o < / C o m p a n y I n f o V A T R e g N o > - 
-             < C o m p a n y V A T R e g i s t r a t i o n N o C a p t i o n > C o m p a n y V A T R e g i s t r a t i o n N o C a p t i o n < / C o m p a n y V A T R e g i s t r a t i o n N o C a p t i o n > - 
-             < C o n t a c t _ I s s u e d R e m i n d e r H d r > C o n t a c t _ I s s u e d R e m i n d e r H d r < / C o n t a c t _ I s s u e d R e m i n d e r H d r > - 
-             < C u s t A d d r 1 > C u s t A d d r 1 < / C u s t A d d r 1 > - 
-             < C u s t A d d r 2 > C u s t A d d r 2 < / C u s t A d d r 2 > - 
-             < C u s t A d d r 3 > C u s t A d d r 3 < / C u s t A d d r 3 > - 
-             < C u s t A d d r 4 > C u s t A d d r 4 < / C u s t A d d r 4 > - 
-             < C u s t A d d r 5 > C u s t A d d r 5 < / C u s t A d d r 5 > - 
-             < C u s t A d d r 6 > C u s t A d d r 6 < / C u s t A d d r 6 > - 
-             < C u s t A d d r 7 > C u s t A d d r 7 < / C u s t A d d r 7 > - 
-             < C u s t A d d r 8 > C u s t A d d r 8 < / C u s t A d d r 8 > - 
-             < C u s t N o _ I s s u e R e m i n d e r H d r > C u s t N o _ I s s u e R e m i n d e r H d r < / C u s t N o _ I s s u e R e m i n d e r H d r > - 
-             < C u s t N o _ I s s u e R e m i n d e r H d r C a p t i o n > C u s t N o _ I s s u e R e m i n d e r H d r C a p t i o n < / C u s t N o _ I s s u e R e m i n d e r H d r C a p t i o n > - 
-             < D o c D a t e _ I s s u e R e m i n d e r H d r > D o c D a t e _ I s s u e R e m i n d e r H d r < / D o c D a t e _ I s s u e R e m i n d e r H d r > - 
-             < D u e D a t e _ I s s u e d R e m i n d e r H d r > D u e D a t e _ I s s u e d R e m i n d e r H d r < / D u e D a t e _ I s s u e d R e m i n d e r H d r > - 
-             < G i r o N o C a p t i o n > G i r o N o C a p t i o n < / G i r o N o C a p t i o n > - 
-             < I B A N C a p t i o n > I B A N C a p t i o n < / I B A N C a p t i o n > - 
-             < N o 1 _ I s s u e d R e m i n d e r H d r > N o 1 _ I s s u e d R e m i n d e r H d r < / N o 1 _ I s s u e d R e m i n d e r H d r > - 
-             < P h o n e N o C a p t i o n > P h o n e N o C a p t i o n < / P h o n e N o C a p t i o n > - 
-             < P o s t D a t e _ I s s u e d R e m i n d e r H d r > P o s t D a t e _ I s s u e d R e m i n d e r H d r < / P o s t D a t e _ I s s u e d R e m i n d e r H d r > - 
-             < P o s t i n g D a t e C a p t i o n > P o s t i n g D a t e C a p t i o n < / P o s t i n g D a t e C a p t i o n > - 
-             < R e f e r e n c e T e x t > R e f e r e n c e T e x t < / R e f e r e n c e T e x t > - 
-             < R e m i n d e r C a p t i o n > R e m i n d e r C a p t i o n < / R e m i n d e r C a p t i o n > - 
-             < R e m i n d e r N o C a p t i o n > R e m i n d e r N o C a p t i o n < / R e m i n d e r N o C a p t i o n > - 
-             < T e x t P a g e > T e x t P a g e < / T e x t P a g e > - 
-             < V A T N o T e x t > V A T N o T e x t < / V A T N o T e x t > - 
-             < V A T R e g N o C a p t i o n > V A T R e g N o C a p t i o n < / V A T R e g N o C a p t i o n > - 
-             < V a t R e g N o _ I s s u e R e m i n d e r H d r > V a t R e g N o _ I s s u e R e m i n d e r H d r < / V a t R e g N o _ I s s u e R e m i n d e r H d r > - 
-             < Y o u r R e f _ I s s u e R e m i n d e r H d r > Y o u r R e f _ I s s u e R e m i n d e r H d r < / Y o u r R e f _ I s s u e R e m i n d e r H d r > - 
-             < D i m e n s i o n L o o p > - 
-                 < D i m T e x t > D i m T e x t < / D i m T e x t > - 
-                 < H e a d e r D i m e n s i o n s C a p t i o n > H e a d e r D i m e n s i o n s C a p t i o n < / H e a d e r D i m e n s i o n s C a p t i o n > - 
-                 < N u m b e r _ I n t e g e r L i n e > N u m b e r _ I n t e g e r L i n e < / N u m b e r _ I n t e g e r L i n e > +     < T o o l t i p s > + 
+         < T o o l t i p   c o l u m n = " N o _ I s s u e d R e m i n d e r H e a d e r "   E l e m e n t I d = " 4 4 6 3 2 8 1 9 1 " > + 
+             < T o o l t i p T e x t   l a n g = " e n - U S " > S p e c i f i e s   t h e   n u m b e r   o f   t h e   i n v o l v e d   e n t r y   o r   r e c o r d ,   a c c o r d i n g   t o   t h e   s p e c i f i e d   n u m b e r   s e r i e s . < / T o o l t i p T e x t > + 
+         < / T o o l t i p > + 
+         < T o o l t i p   c o l u m n = " C o n t a c t P h o n e N o "   E l e m e n t I d = " 7 2 4 0 8 4 1 6 " > + 
+             < T o o l t i p T e x t   l a n g = " e n - U S " > S p e c i f i e s   t h e   c o n t a c t ' s   p h o n e   n u m b e r . < / T o o l t i p T e x t > + 
+         < / T o o l t i p > + 
+         < T o o l t i p   c o l u m n = " C o n t a c t M o b i l e P h o n e N o "   E l e m e n t I d = " 1 5 1 4 3 8 7 0 0 0 " > + 
+             < T o o l t i p T e x t   l a n g = " e n - U S " > S p e c i f i e s   t h e   c o n t a c t ' s   m o b i l e   t e l e p h o n e   n u m b e r . < / T o o l t i p T e x t > + 
+         < / T o o l t i p > + 
+         < T o o l t i p   c o l u m n = " C o n t a c t E m a i l "   E l e m e n t I d = " 1 5 8 3 9 8 6 6 6 3 " > + 
+             < T o o l t i p T e x t   l a n g = " e n - U S " > S p e c i f i e s   t h e   e m a i l   a d d r e s s   o f   t h e   c o n t a c t . < / T o o l t i p T e x t > + 
+         < / T o o l t i p > + 
+         < T o o l t i p   c o l u m n = " C o m p a n y I n f o 1 P i c t u r e "   E l e m e n t I d = " 1 0 1 8 2 0 6 5 0 3 " > + 
+             < T o o l t i p T e x t   l a n g = " e n - U S " > S p e c i f i e s   t h e   p i c t u r e   t h a t   h a s   b e e n   s e t   u p   f o r   t h e   c o m p a n y ,   s u c h   a s   a   c o m p a n y   l o g o . < / T o o l t i p T e x t > + 
+         < / T o o l t i p > + 
+         < T o o l t i p   c o l u m n = " C o m p a n y I n f o 2 P i c t u r e "   E l e m e n t I d = " 9 8 9 6 7 0 4 7 4 " > + 
+             < T o o l t i p T e x t   l a n g = " e n - U S " > S p e c i f i e s   t h e   p i c t u r e   t h a t   h a s   b e e n   s e t   u p   f o r   t h e   c o m p a n y ,   s u c h   a s   a   c o m p a n y   l o g o . < / T o o l t i p T e x t > + 
+         < / T o o l t i p > + 
+         < T o o l t i p   c o l u m n = " C o m p a n y I n f o 3 P i c t u r e "   E l e m e n t I d = " 5 7 9 7 0 4 0 5 9 " > + 
+             < T o o l t i p T e x t   l a n g = " e n - U S " > S p e c i f i e s   t h e   p i c t u r e   t h a t   h a s   b e e n   s e t   u p   f o r   t h e   c o m p a n y ,   s u c h   a s   a   c o m p a n y   l o g o . < / T o o l t i p T e x t > + 
+         < / T o o l t i p > + 
+         < T o o l t i p   c o l u m n = " N o 1 _ I s s u e d R e m i n d e r H d r "   E l e m e n t I d = " 2 0 0 8 1 6 9 9 1 9 " > + 
+             < T o o l t i p T e x t   l a n g = " e n - U S " > S p e c i f i e s   t h e   n u m b e r   o f   t h e   i n v o l v e d   e n t r y   o r   r e c o r d ,   a c c o r d i n g   t o   t h e   s p e c i f i e d   n u m b e r   s e r i e s . < / T o o l t i p T e x t > + 
+         < / T o o l t i p > + 
+         < T o o l t i p   c o l u m n = " Y o u r R e f _ I s s u e R e m i n d e r H d r "   E l e m e n t I d = " 5 2 1 2 8 7 1 0 9 " > + 
+             < T o o l t i p T e x t   l a n g = " e n - U S " > S p e c i f i e s   t h e   c u s t o m e r ' s   r e f e r e n c e .   T h e   c o n t e n t   w i l l   b e   p r i n t e d   o n   t h e   r e l a t e d   d o c u m e n t . < / T o o l t i p T e x t > + 
+         < / T o o l t i p > + 
+         < T o o l t i p   c o l u m n = " C o n t a c t _ I s s u e d R e m i n d e r H d r "   E l e m e n t I d = " 1 5 5 5 2 4 2 7 9 " > + 
+             < T o o l t i p T e x t   l a n g = " e n - U S " > S p e c i f i e s   t h e   n a m e   o f   t h e   p e r s o n   y o u   r e g u l a r l y   c o n t a c t   w h e n   y o u   c o m m u n i c a t e   w i t h   t h e   c u s t o m e r   t h e   r e m i n d e r   i s   f o r . < / T o o l t i p T e x t > + 
+         < / T o o l t i p > + 
+         < T o o l t i p   c o l u m n = " C u s t N o _ I s s u e R e m i n d e r H d r "   E l e m e n t I d = " 8 9 7 2 2 1 7 4 1 " > + 
+             < T o o l t i p T e x t   l a n g = " e n - U S " > S p e c i f i e s   t h e   c u s t o m e r   n u m b e r   t h e   r e m i n d e r   i s   f o r . < / T o o l t i p T e x t > + 
+         < / T o o l t i p > + 
+         < T o o l t i p   c o l u m n = " C o m p a n y I n f o B a n k A c c N o "   E l e m e n t I d = " 1 0 8 2 4 4 1 8 " > + 
+             < T o o l t i p T e x t   l a n g = " e n - U S " > S p e c i f i e s   t h e   n u m b e r   u s e d   b y   t h e   b a n k   f o r   t h e   b a n k   a c c o u n t . < / T o o l t i p T e x t > + 
+         < / T o o l t i p > + 
+         < T o o l t i p   c o l u m n = " C o m p a n y I n f o I B A N "   E l e m e n t I d = " 6 5 0 2 8 0 4 0 8 " > + 
+             < T o o l t i p T e x t   l a n g = " e n - U S " > S p e c i f i e s   t h e   b a n k   a c c o u n t ' s   i n t e r n a t i o n a l   b a n k   a c c o u n t   n u m b e r . < / T o o l t i p T e x t > + 
+         < / T o o l t i p > + 
+         < T o o l t i p   c o l u m n = " C o m p a n y I n f o B a n k N a m e "   E l e m e n t I d = " 1 8 3 4 4 8 6 5 3 " > + 
+             < T o o l t i p T e x t   l a n g = " e n - U S " > S p e c i f i e s   t h e   n a m e   o f   t h e   b a n k   w h e r e   y o u   h a v e   t h e   b a n k   a c c o u n t . < / T o o l t i p T e x t > + 
+         < / T o o l t i p > + 
+         < T o o l t i p   c o l u m n = " C o m p a n y I n f o G i r o N o "   E l e m e n t I d = " 6 6 8 8 8 4 2 6 " > + 
+             < T o o l t i p T e x t   l a n g = " e n - U S " > S p e c i f i e s   t h e   c o m p a n y ' s   g i r o   n u m b e r . < / T o o l t i p T e x t > + 
+         < / T o o l t i p > + 
+         < T o o l t i p   c o l u m n = " C o m p a n y I n f o H o m e P a g e "   E l e m e n t I d = " 1 5 3 0 3 1 7 4 4 0 " > + 
+             < T o o l t i p T e x t   l a n g = " e n - U S " > S p e c i f i e s   y o u r   c o m p a n y ' s   w e b   s i t e . < / T o o l t i p T e x t > + 
+         < / T o o l t i p > + 
+         < T o o l t i p   c o l u m n = " C o m p a n y I n f o E M a i l "   E l e m e n t I d = " 1 0 8 3 1 8 6 0 6 4 " > + 
+             < T o o l t i p T e x t   l a n g = " e n - U S " > S p e c i f i e s   t h e   c o m p a n y ' s   e m a i l   a d d r e s s . < / T o o l t i p T e x t > + 
+         < / T o o l t i p > + 
+         < T o o l t i p   c o l u m n = " C o m p a n y I n f o P h o n e N o "   E l e m e n t I d = " 8 9 6 1 4 9 4 4 9 " > + 
+             < T o o l t i p T e x t   l a n g = " e n - U S " > S p e c i f i e s   t h e   c o m p a n y ' s   t e l e p h o n e   n u m b e r . < / T o o l t i p T e x t > + 
+         < / T o o l t i p > + 
+         < T o o l t i p   c o l u m n = " R e m A m t _ I s s u e d R e m i n d e r L i n e "   E l e m e n t I d = " 1 4 7 4 3 7 3 0 3 5 " > + 
+             < T o o l t i p T e x t   l a n g = " e n - U S " > S p e c i f i e s   t h e   r e m a i n i n g   a m o u n t   o f   t h e   c u s t o m e r   l e d g e r   e n t r y   t h i s   r e m i n d e r   l i n e   i s   f o r . < / T o o l t i p T e x t > + 
+         < / T o o l t i p > + 
+         < T o o l t i p   c o l u m n = " D e s c _ I s s u e d R e m i n d e r L i n e "   E l e m e n t I d = " 1 0 5 9 7 9 1 9 8 2 " > + 
+             < T o o l t i p T e x t   l a n g = " e n - U S " > S p e c i f i e s   a n   e n t r y   d e s c r i p t i o n ,   b a s e d   o n   t h e   c o n t e n t s   o f   t h e   T y p e   f i e l d . < / T o o l t i p T e x t > + 
+         < / T o o l t i p > + 
+         < T o o l t i p   c o l u m n = " D o c N o _ I s s u e d R e m i n d e r L i n e "   E l e m e n t I d = " 1 3 4 6 2 4 4 0 3 4 " > + 
+             < T o o l t i p T e x t   l a n g = " e n - U S " > S p e c i f i e s   t h e   d o c u m e n t   n u m b e r   o f   t h e   c u s t o m e r   l e d g e r   e n t r y   t h i s   r e m i n d e r   l i n e   i s   f o r . < / T o o l t i p T e x t > + 
+         < / T o o l t i p > + 
+         < T o o l t i p   c o l u m n = " O r i g i n a l A m t _ I s s u e d R e m i n d e r L i n e "   E l e m e n t I d = " 3 8 7 1 9 0 6 1 0 " > + 
+             < T o o l t i p T e x t   l a n g = " e n - U S " > S p e c i f i e s   t h e   o r i g i n a l   a m o u n t   o f   t h e   c u s t o m e r   l e d g e r   e n t r y   t h a t   t h i s   r e m i n d e r   l i n e   i s   f o r . < / T o o l t i p T e x t > + 
+         < / T o o l t i p > + 
+         < T o o l t i p   c o l u m n = " D o c T y p e _ I s s u e d R e m i n d e r L i n e "   E l e m e n t I d = " 1 3 3 5 2 4 4 0 7 3 " > + 
+             < T o o l t i p T e x t   l a n g = " e n - U S " > S p e c i f i e s   t h e   d o c u m e n t   t y p e   o f   t h e   c u s t o m e r   l e d g e r   e n t r y   t h i s   r e m i n d e r   l i n e   i s   f o r . < / T o o l t i p T e x t > + 
+         < / T o o l t i p > + 
+         < T o o l t i p   c o l u m n = " L i n e N o _ I s s u e d R e m i n d e r L i n e "   E l e m e n t I d = " 2 0 6 6 9 3 7 4 1 6 " > + 
+             < T o o l t i p T e x t   l a n g = " e n - U S " > S p e c i f i e s   t h e   n u m b e r   o f   t h e   i n v o l v e d   e n t r y   o r   r e c o r d ,   a c c o r d i n g   t o   t h e   s p e c i f i e d   n u m b e r   s e r i e s . < / T o o l t i p T e x t > + 
+         < / T o o l t i p > + 
+         < T o o l t i p   c o l u m n = " D e s c 1 _ I s s u e d R e m i n d e r L i n e "   E l e m e n t I d = " 9 9 8 7 6 7 1 0 5 " > + 
+             < T o o l t i p T e x t   l a n g = " e n - U S " > S p e c i f i e s   a n   e n t r y   d e s c r i p t i o n ,   b a s e d   o n   t h e   c o n t e n t s   o f   t h e   T y p e   f i e l d . < / T o o l t i p T e x t > + 
+         < / T o o l t i p > + 
+         < T o o l t i p   c o l u m n = " V A T A m t L i n e A m t I n c l u d V A T "   E l e m e n t I d = " 5 3 4 3 8 5 8 5 8 " > + 
+             < T o o l t i p T e x t   l a n g = " e n - U S " > S p e c i f i e s   t h e   n e t   a m o u n t ,   i n c l u d i n g   V A T ,   f o r   t h i s   l i n e . < / T o o l t i p T e x t > + 
+         < / T o o l t i p > + 
+         < T o o l t i p   c o l u m n = " V A T A m t L i n e V A T "   E l e m e n t I d = " 2 9 9 0 4 8 9 2 5 " > + 
+             < T o o l t i p T e x t   l a n g = " e n - U S " > S p e c i f i e s   t h e   V A T   %   t h a t   w a s   u s e d   o n   t h e   s a l e s   o r   p u r c h a s e   l i n e s   w i t h   t h i s   V A T   I d e n t i f i e r . < / T o o l t i p T e x t > + 
+         < / T o o l t i p > + 
+         < T o o l t i p   c o l u m n = " V A T C l a u s e V A T I d e n t i f i e r "   E l e m e n t I d = " 2 8 6 3 9 8 6 6 1 " > + 
+             < T o o l t i p T e x t   l a n g = " e n - U S " > S p e c i f i e s   t h e   V A T   I d e n t i f i e r   v a l u e . < / T o o l t i p T e x t > + 
+         < / T o o l t i p > + 
+         < T o o l t i p   c o l u m n = " V A T C l a u s e D e s c r i p t i o n 2 "   E l e m e n t I d = " 2 0 8 4 7 2 6 0 2 3 " > + 
+             < T o o l t i p T e x t   l a n g = " e n - U S " > S p e c i f i e s   a n   a d d i t i o n a l   d e s c r i p t i o n   o f   a   V A T   c l a u s e . < / T o o l t i p T e x t > + 
+         < / T o o l t i p > + 
+         < T o o l t i p   c o l u m n = " V A T C l a u s e A m o u n t "   E l e m e n t I d = " 2 1 2 0 5 2 6 4 9 5 " > + 
+             < T o o l t i p T e x t   l a n g = " e n - U S " > S p e c i f i e s   t h e   a m o u n t   o f   V A T   t h a t   i s   i n c l u d e d   i n   t h e   t o t a l   a m o u n t . < / T o o l t i p T e x t > + 
+         < / T o o l t i p > + 
+         < T o o l t i p   c o l u m n = " V A T A m t L i n e V A T C t r l 1 0 7 "   E l e m e n t I d = " 7 1 5 8 3 8 5 8 0 " > + 
+             < T o o l t i p T e x t   l a n g = " e n - U S " > S p e c i f i e s   t h e   V A T   %   t h a t   w a s   u s e d   o n   t h e   s a l e s   o r   p u r c h a s e   l i n e s   w i t h   t h i s   V A T   I d e n t i f i e r . < / T o o l t i p T e x t > + 
+         < / T o o l t i p > + 
+     < / T o o l t i p s > + 
+     < I s s u e d _ R e m i n d e r _ H e a d e r   E l e m e n t T y p e = " D a t a I t e m "   E l e m e n t I d = " 1 9 8 7 0 4 1 2 5 7 " > + 
+         < C o n t a c t E m a i l   E l e m e n t T y p e = " C o l u m n "   E l e m e n t I d = " 1 5 8 3 9 8 6 6 6 3 "   D a t a T y p e = " T e x t " > C o n t a c t E m a i l < / C o n t a c t E m a i l > + 
+         < C o n t a c t E m a i l L b l   E l e m e n t T y p e = " C o l u m n "   E l e m e n t I d = " 1 3 0 4 0 7 3 7 7 9 "   D a t a T y p e = " L a b e l " > C o n t a c t E m a i l L b l < / C o n t a c t E m a i l L b l > + 
+         < C o n t a c t M o b i l e P h o n e N o   E l e m e n t T y p e = " C o l u m n "   E l e m e n t I d = " 1 5 1 4 3 8 7 0 0 0 "   D a t a T y p e = " T e x t " > C o n t a c t M o b i l e P h o n e N o < / C o n t a c t M o b i l e P h o n e N o > + 
+         < C o n t a c t M o b i l e P h o n e N o L b l   E l e m e n t T y p e = " C o l u m n "   E l e m e n t I d = " 3 1 0 9 9 8 6 3 0 "   D a t a T y p e = " L a b e l " > C o n t a c t M o b i l e P h o n e N o L b l < / C o n t a c t M o b i l e P h o n e N o L b l > + 
+         < C o n t a c t P h o n e N o   E l e m e n t T y p e = " C o l u m n "   E l e m e n t I d = " 7 2 4 0 8 4 1 6 "   D a t a T y p e = " T e x t " > C o n t a c t P h o n e N o < / C o n t a c t P h o n e N o > + 
+         < C o n t a c t P h o n e N o L b l   E l e m e n t T y p e = " C o l u m n "   E l e m e n t I d = " 1 0 2 6 9 3 3 3 7 4 "   D a t a T y p e = " L a b e l " > C o n t a c t P h o n e N o L b l < / C o n t a c t P h o n e N o L b l > + 
+         < D o c D a t e C a p t i o n   E l e m e n t T y p e = " C o l u m n "   E l e m e n t I d = " 1 1 5 7 6 2 1 5 3 7 "   D a t a T y p e = " L a b e l " > D o c D a t e C a p t i o n < / D o c D a t e C a p t i o n > + 
+         < D u e D a t e C a p t i o n   E l e m e n t T y p e = " C o l u m n "   E l e m e n t I d = " 2 0 4 6 6 7 9 4 6 9 "   D a t a T y p e = " L a b e l " > D u e D a t e C a p t i o n < / D u e D a t e C a p t i o n > + 
+         < E M a i l C a p t i o n   E l e m e n t T y p e = " C o l u m n "   E l e m e n t I d = " 4 7 2 3 3 8 3 4 3 "   D a t a T y p e = " L a b e l " > E M a i l C a p t i o n < / E M a i l C a p t i o n > + 
+         < H o m e P a g e C a p t i o n   E l e m e n t T y p e = " C o l u m n "   E l e m e n t I d = " 2 1 2 0 4 1 7 5 5 1 "   D a t a T y p e = " L a b e l " > H o m e P a g e C a p t i o n < / H o m e P a g e C a p t i o n > + 
+         < N o _ I s s u e d R e m i n d e r H e a d e r   E l e m e n t T y p e = " C o l u m n "   E l e m e n t I d = " 4 4 6 3 2 8 1 9 1 "   D a t a T y p e = " C o d e " > N o _ I s s u e d R e m i n d e r H e a d e r < / N o _ I s s u e d R e m i n d e r H e a d e r > + 
+         < P a g e C a p t i o n   E l e m e n t T y p e = " C o l u m n "   E l e m e n t I d = " 1 6 4 5 7 9 0 3 1 2 "   D a t a T y p e = " L a b e l " > P a g e C a p t i o n < / P a g e C a p t i o n > + 
+         < S h o w M I R L i n e s   E l e m e n t T y p e = " C o l u m n "   E l e m e n t I d = " 1 6 9 8 2 1 4 9 3 9 "   D a t a T y p e = " B o o l e a n " > S h o w M I R L i n e s < / S h o w M I R L i n e s > + 
+         < T o t a l C a p t i o n   E l e m e n t T y p e = " C o l u m n "   E l e m e n t I d = " 7 0 7 1 0 2 6 9 5 "   D a t a T y p e = " L a b e l " > T o t a l C a p t i o n < / T o t a l C a p t i o n > + 
+         < V A T A m o u n t C a p t i o n   E l e m e n t T y p e = " C o l u m n "   E l e m e n t I d = " 1 1 3 1 7 3 2 3 8 8 "   D a t a T y p e = " L a b e l " > V A T A m o u n t C a p t i o n < / V A T A m o u n t C a p t i o n > + 
+         < V A T B a s e C a p t i o n   E l e m e n t T y p e = " C o l u m n "   E l e m e n t I d = " 1 7 5 9 0 7 3 0 0 5 "   D a t a T y p e = " L a b e l " > V A T B a s e C a p t i o n < / V A T B a s e C a p t i o n > + 
+         < V A T P e r c e n t C a p t i o n   E l e m e n t T y p e = " C o l u m n "   E l e m e n t I d = " 1 7 6 3 4 5 7 5 6 3 "   D a t a T y p e = " L a b e l " > V A T P e r c e n t C a p t i o n < / V A T P e r c e n t C a p t i o n > + 
+         < I n t e g e r   E l e m e n t T y p e = " D a t a I t e m "   E l e m e n t I d = " 1 7 3 5 6 9 8 6 1 9 " > + 
+             < B a n k A c c N o C a p t i o n   E l e m e n t T y p e = " C o l u m n "   E l e m e n t I d = " 1 4 9 2 8 4 0 6 9 9 "   D a t a T y p e = " L a b e l " > B a n k A c c N o C a p t i o n < / B a n k A c c N o C a p t i o n > + 
+             < B a n k N a m e C a p t i o n   E l e m e n t T y p e = " C o l u m n "   E l e m e n t I d = " 8 9 8 5 9 8 6 6 6 "   D a t a T y p e = " L a b e l " > B a n k N a m e C a p t i o n < / B a n k N a m e C a p t i o n > + 
+             < C o m p a n y A d d r 1   E l e m e n t T y p e = " C o l u m n "   E l e m e n t I d = " 8 8 5 0 9 6 1 0 4 "   D a t a T y p e = " T e x t " > C o m p a n y A d d r 1 < / C o m p a n y A d d r 1 > + 
+             < C o m p a n y A d d r 2   E l e m e n t T y p e = " C o l u m n "   E l e m e n t I d = " 1 0 2 7 9 9 3 7 4 7 "   D a t a T y p e = " T e x t " > C o m p a n y A d d r 2 < / C o m p a n y A d d r 2 > + 
+             < C o m p a n y A d d r 3   E l e m e n t T y p e = " C o l u m n "   E l e m e n t I d = " 3 9 0 2 9 7 1 3 0 "   D a t a T y p e = " T e x t " > C o m p a n y A d d r 3 < / C o m p a n y A d d r 3 > + 
+             < C o m p a n y A d d r 4   E l e m e n t T y p e = " C o l u m n "   E l e m e n t I d = " 1 9 9 1 5 8 0 3 1 5 "   D a t a T y p e = " T e x t " > C o m p a n y A d d r 4 < / C o m p a n y A d d r 4 > + 
+             < C o m p a n y A d d r 5   E l e m e n t T y p e = " C o l u m n "   E l e m e n t I d = " 1 6 6 5 6 9 0 3 6 4 "   D a t a T y p e = " T e x t " > C o m p a n y A d d r 5 < / C o m p a n y A d d r 5 > + 
+             < C o m p a n y A d d r 6   E l e m e n t T y p e = " C o l u m n "   E l e m e n t I d = " 7 1 6 1 8 7 0 8 1 "   D a t a T y p e = " T e x t " > C o m p a n y A d d r 6 < / C o m p a n y A d d r 6 > + 
+             < C o m p a n y A d d r 7   E l e m e n t T y p e = " C o l u m n "   E l e m e n t I d = " 1 3 5 3 8 8 3 6 9 8 "   D a t a T y p e = " T e x t " > C o m p a n y A d d r 7 < / C o m p a n y A d d r 7 > + 
+             < C o m p a n y A d d r 8   E l e m e n t T y p e = " C o l u m n "   E l e m e n t I d = " 1 0 5 4 0 0 5 1 2 7 "   D a t a T y p e = " T e x t " > C o m p a n y A d d r 8 < / C o m p a n y A d d r 8 > + 
+             < C o m p a n y I n f o 1 P i c t u r e   E l e m e n t T y p e = " C o l u m n "   E l e m e n t I d = " 1 0 1 8 2 0 6 5 0 3 "   D a t a T y p e = " B l o b " / > + 
+             < C o m p a n y I n f o 2 P i c t u r e   E l e m e n t T y p e = " C o l u m n "   E l e m e n t I d = " 9 8 9 6 7 0 4 7 4 "   D a t a T y p e = " B l o b " / > + 
+             < C o m p a n y I n f o 3 P i c t u r e   E l e m e n t T y p e = " C o l u m n "   E l e m e n t I d = " 5 7 9 7 0 4 0 5 9 "   D a t a T y p e = " B l o b " / > + 
+             < C o m p a n y I n f o B a n k A c c N o   E l e m e n t T y p e = " C o l u m n "   E l e m e n t I d = " 1 0 8 2 4 4 1 8 "   D a t a T y p e = " T e x t " > C o m p a n y I n f o B a n k A c c N o < / C o m p a n y I n f o B a n k A c c N o > + 
+             < C o m p a n y I n f o B a n k N a m e   E l e m e n t T y p e = " C o l u m n "   E l e m e n t I d = " 1 8 3 4 4 8 6 5 3 "   D a t a T y p e = " T e x t " > C o m p a n y I n f o B a n k N a m e < / C o m p a n y I n f o B a n k N a m e > + 
+             < C o m p a n y I n f o E M a i l   E l e m e n t T y p e = " C o l u m n "   E l e m e n t I d = " 1 0 8 3 1 8 6 0 6 4 "   D a t a T y p e = " T e x t " > C o m p a n y I n f o E M a i l < / C o m p a n y I n f o E M a i l > + 
+             < C o m p a n y I n f o G i r o N o   E l e m e n t T y p e = " C o l u m n "   E l e m e n t I d = " 6 6 8 8 8 4 2 6 "   D a t a T y p e = " T e x t " > C o m p a n y I n f o G i r o N o < / C o m p a n y I n f o G i r o N o > + 
+             < C o m p a n y I n f o H o m e P a g e   E l e m e n t T y p e = " C o l u m n "   E l e m e n t I d = " 1 5 3 0 3 1 7 4 4 0 "   D a t a T y p e = " T e x t " > C o m p a n y I n f o H o m e P a g e < / C o m p a n y I n f o H o m e P a g e > + 
+             < C o m p a n y I n f o I B A N   E l e m e n t T y p e = " C o l u m n "   E l e m e n t I d = " 6 5 0 2 8 0 4 0 8 "   D a t a T y p e = " C o d e " > C o m p a n y I n f o I B A N < / C o m p a n y I n f o I B A N > + 
+             < C o m p a n y I n f o P h o n e N o   E l e m e n t T y p e = " C o l u m n "   E l e m e n t I d = " 8 9 6 1 4 9 4 4 9 "   D a t a T y p e = " T e x t " > C o m p a n y I n f o P h o n e N o < / C o m p a n y I n f o P h o n e N o > + 
+             < C o m p a n y I n f o V A T R e g N o   E l e m e n t T y p e = " C o l u m n "   E l e m e n t I d = " 1 2 1 1 0 2 0 5 2 2 "   D a t a T y p e = " T e x t " > C o m p a n y I n f o V A T R e g N o < / C o m p a n y I n f o V A T R e g N o > + 
+             < C o m p a n y V A T R e g i s t r a t i o n N o C a p t i o n   E l e m e n t T y p e = " C o l u m n "   E l e m e n t I d = " 1 2 1 9 4 0 0 9 9 9 "   D a t a T y p e = " T e x t " > C o m p a n y V A T R e g i s t r a t i o n N o C a p t i o n < / C o m p a n y V A T R e g i s t r a t i o n N o C a p t i o n > + 
+             < C o n t a c t _ I s s u e d R e m i n d e r H d r   E l e m e n t T y p e = " C o l u m n "   E l e m e n t I d = " 1 5 5 5 2 4 2 7 9 "   D a t a T y p e = " T e x t " > C o n t a c t _ I s s u e d R e m i n d e r H d r < / C o n t a c t _ I s s u e d R e m i n d e r H d r > + 
+             < C u s t A d d r 1   E l e m e n t T y p e = " C o l u m n "   E l e m e n t I d = " 1 3 6 8 0 2 7 5 2 2 "   D a t a T y p e = " T e x t " > C u s t A d d r 1 < / C u s t A d d r 1 > + 
+             < C u s t A d d r 2   E l e m e n t T y p e = " C o l u m n "   E l e m e n t I d = " 2 0 0 5 7 2 4 1 3 9 "   D a t a T y p e = " T e x t " > C u s t A d d r 2 < / C u s t A d d r 2 > + 
+             < C u s t A d d r 3   E l e m e n t T y p e = " C o l u m n "   E l e m e n t I d = " 1 6 5 1 5 4 6 5 4 0 "   D a t a T y p e = " T e x t " > C u s t A d d r 3 < / C u s t A d d r 3 > + 
+             < C u s t A d d r 4   E l e m e n t T y p e = " C o l u m n "   E l e m e n t I d = " 1 0 1 3 8 4 9 9 2 3 "   D a t a T y p e = " T e x t " > C u s t A d d r 4 < / C u s t A d d r 4 > + 
+             < C u s t A d d r 5   E l e m e n t T y p e = " C o l u m n "   E l e m e n t I d = " 3 7 6 1 5 3 3 0 6 "   D a t a T y p e = " T e x t " > C u s t A d d r 5 < / C u s t A d d r 5 > + 
+             < C u s t A d d r 6   E l e m e n t T y p e = " C o l u m n "   E l e m e n t I d = " 2 6 1 5 4 3 3 1 1 "   D a t a T y p e = " T e x t " > C u s t A d d r 6 < / C u s t A d d r 6 > + 
+             < C u s t A d d r 7   E l e m e n t T y p e = " C o l u m n "   E l e m e n t I d = " 8 9 9 2 3 9 9 2 8 "   D a t a T y p e = " T e x t " > C u s t A d d r 7 < / C u s t A d d r 7 > + 
+             < C u s t A d d r 8   E l e m e n t T y p e = " C o l u m n "   E l e m e n t I d = " 1 5 3 6 9 3 6 5 4 5 "   D a t a T y p e = " T e x t " > C u s t A d d r 8 < / C u s t A d d r 8 > + 
+             < C u s t N o _ I s s u e R e m i n d e r H d r   E l e m e n t T y p e = " C o l u m n "   E l e m e n t I d = " 8 9 7 2 2 1 7 4 1 "   D a t a T y p e = " C o d e " > C u s t N o _ I s s u e R e m i n d e r H d r < / C u s t N o _ I s s u e R e m i n d e r H d r > + 
+             < C u s t N o _ I s s u e R e m i n d e r H d r C a p t i o n   E l e m e n t T y p e = " C o l u m n "   E l e m e n t I d = " 2 1 0 8 3 0 4 5 3 "   D a t a T y p e = " S t r i n g " > C u s t N o _ I s s u e R e m i n d e r H d r C a p t i o n < / C u s t N o _ I s s u e R e m i n d e r H d r C a p t i o n > + 
+             < D o c D a t e _ I s s u e R e m i n d e r H d r   E l e m e n t T y p e = " C o l u m n "   E l e m e n t I d = " 1 7 0 8 8 2 7 8 4 1 "   D a t a T y p e = " S t r i n g " > D o c D a t e _ I s s u e R e m i n d e r H d r < / D o c D a t e _ I s s u e R e m i n d e r H d r > + 
+             < D u e D a t e _ I s s u e d R e m i n d e r H d r   E l e m e n t T y p e = " C o l u m n "   E l e m e n t I d = " 1 4 3 1 6 6 8 4 4 7 "   D a t a T y p e = " S t r i n g " > D u e D a t e _ I s s u e d R e m i n d e r H d r < / D u e D a t e _ I s s u e d R e m i n d e r H d r > + 
+             < G i r o N o C a p t i o n   E l e m e n t T y p e = " C o l u m n "   E l e m e n t I d = " 9 5 3 0 4 7 1 1 1 "   D a t a T y p e = " L a b e l " > G i r o N o C a p t i o n < / G i r o N o C a p t i o n > + 
+             < I B A N C a p t i o n   E l e m e n t T y p e = " C o l u m n "   E l e m e n t I d = " 2 0 2 6 0 1 3 4 9 5 "   D a t a T y p e = " L a b e l " > I B A N C a p t i o n < / I B A N C a p t i o n > + 
+             < N o 1 _ I s s u e d R e m i n d e r H d r   E l e m e n t T y p e = " C o l u m n "   E l e m e n t I d = " 2 0 0 8 1 6 9 9 1 9 "   D a t a T y p e = " C o d e " > N o 1 _ I s s u e d R e m i n d e r H d r < / N o 1 _ I s s u e d R e m i n d e r H d r > + 
+             < P h o n e N o C a p t i o n   E l e m e n t T y p e = " C o l u m n "   E l e m e n t I d = " 1 4 5 8 8 2 1 3 2 2 "   D a t a T y p e = " L a b e l " > P h o n e N o C a p t i o n < / P h o n e N o C a p t i o n > + 
+             < P o s t D a t e _ I s s u e d R e m i n d e r H d r   E l e m e n t T y p e = " C o l u m n "   E l e m e n t I d = " 5 4 1 1 2 9 7 1 "   D a t a T y p e = " S t r i n g " > P o s t D a t e _ I s s u e d R e m i n d e r H d r < / P o s t D a t e _ I s s u e d R e m i n d e r H d r > + 
+             < P o s t i n g D a t e C a p t i o n   E l e m e n t T y p e = " C o l u m n "   E l e m e n t I d = " 1 2 7 3 0 5 6 1 7 "   D a t a T y p e = " L a b e l " > P o s t i n g D a t e C a p t i o n < / P o s t i n g D a t e C a p t i o n > + 
+             < R e f e r e n c e T e x t   E l e m e n t T y p e = " C o l u m n "   E l e m e n t I d = " 4 4 5 3 5 3 4 5 1 "   D a t a T y p e = " T e x t " > R e f e r e n c e T e x t < / R e f e r e n c e T e x t > + 
+             < R e m i n d e r C a p t i o n   E l e m e n t T y p e = " C o l u m n "   E l e m e n t I d = " 9 4 4 9 7 9 5 4 9 "   D a t a T y p e = " L a b e l " > R e m i n d e r C a p t i o n < / R e m i n d e r C a p t i o n > + 
+             < R e m i n d e r N o C a p t i o n   E l e m e n t T y p e = " C o l u m n "   E l e m e n t I d = " 1 9 9 7 4 9 9 4 0 4 "   D a t a T y p e = " L a b e l " > R e m i n d e r N o C a p t i o n < / R e m i n d e r N o C a p t i o n > + 
+             < T e x t P a g e   E l e m e n t T y p e = " C o l u m n "   E l e m e n t I d = " 1 0 8 1 6 9 9 3 3 "   D a t a T y p e = " L a b e l " > T e x t P a g e < / T e x t P a g e > + 
+             < V A T N o T e x t   E l e m e n t T y p e = " C o l u m n "   E l e m e n t I d = " 1 9 5 9 6 6 3 4 2 6 "   D a t a T y p e = " T e x t " > V A T N o T e x t < / V A T N o T e x t > + 
+             < V A T R e g N o C a p t i o n   E l e m e n t T y p e = " C o l u m n "   E l e m e n t I d = " 1 6 8 6 3 6 0 3 6 1 "   D a t a T y p e = " T e x t " > V A T R e g N o C a p t i o n < / V A T R e g N o C a p t i o n > + 
+             < V a t R e g N o _ I s s u e R e m i n d e r H d r   E l e m e n t T y p e = " C o l u m n "   E l e m e n t I d = " 1 9 3 5 6 1 8 4 5 5 "   D a t a T y p e = " T e x t " > V a t R e g N o _ I s s u e R e m i n d e r H d r < / V a t R e g N o _ I s s u e R e m i n d e r H d r > + 
+             < Y o u r R e f _ I s s u e R e m i n d e r H d r   E l e m e n t T y p e = " C o l u m n "   E l e m e n t I d = " 5 2 1 2 8 7 1 0 9 "   D a t a T y p e = " T e x t " > Y o u r R e f _ I s s u e R e m i n d e r H d r < / Y o u r R e f _ I s s u e R e m i n d e r H d r > + 
+             < D i m e n s i o n L o o p   E l e m e n t T y p e = " D a t a I t e m "   E l e m e n t I d = " 1 2 5 6 7 2 1 1 9 " > + 
+                 < D i m T e x t   E l e m e n t T y p e = " C o l u m n "   E l e m e n t I d = " 1 7 6 4 8 3 2 3 2 "   D a t a T y p e = " T e x t " > D i m T e x t < / D i m T e x t > + 
+                 < H e a d e r D i m e n s i o n s C a p t i o n   E l e m e n t T y p e = " C o l u m n "   E l e m e n t I d = " 7 7 5 1 7 1 5 5 3 "   D a t a T y p e = " L a b e l " > H e a d e r D i m e n s i o n s C a p t i o n < / H e a d e r D i m e n s i o n s C a p t i o n > + 
+                 < N u m b e r _ I n t e g e r L i n e   E l e m e n t T y p e = " C o l u m n "   E l e m e n t I d = " 1 2 3 7 4 0 5 6 5 5 "   D a t a T y p e = " I n t e g e r " > N u m b e r _ I n t e g e r L i n e < / N u m b e r _ I n t e g e r L i n e >   
              < / D i m e n s i o n L o o p >   
-             < I s s u e d _ R e m i n d e r _ L i n e > - 
-                 < D e s c _ I s s u e d R e m i n d e r L i n e > D e s c _ I s s u e d R e m i n d e r L i n e < / D e s c _ I s s u e d R e m i n d e r L i n e > - 
-                 < D o c D a t e _ I s s u e d R e m i n d e r L i n e > D o c D a t e _ I s s u e d R e m i n d e r L i n e < / D o c D a t e _ I s s u e d R e m i n d e r L i n e > - 
-                 < D o c N o C a p t i o n _ I s s u e d R e m i n d e r L i n e > D o c N o C a p t i o n _ I s s u e d R e m i n d e r L i n e < / D o c N o C a p t i o n _ I s s u e d R e m i n d e r L i n e > - 
-                 < D o c N o _ I s s u e d R e m i n d e r L i n e > D o c N o _ I s s u e d R e m i n d e r L i n e < / D o c N o _ I s s u e d R e m i n d e r L i n e > - 
-                 < D o c N o _ I s s u e d R e m i n d e r L i n e C a p t i o n > D o c N o _ I s s u e d R e m i n d e r L i n e C a p t i o n < / D o c N o _ I s s u e d R e m i n d e r L i n e C a p t i o n > - 
-                 < D o c T y p e _ I s s u e d R e m i n d e r L i n e > D o c T y p e _ I s s u e d R e m i n d e r L i n e < / D o c T y p e _ I s s u e d R e m i n d e r L i n e > - 
-                 < D o c T y p e _ I s s u e d R e m i n d e r L i n e C a p t i o n > D o c T y p e _ I s s u e d R e m i n d e r L i n e C a p t i o n < / D o c T y p e _ I s s u e d R e m i n d e r L i n e C a p t i o n > - 
-                 < D o c u m e n t D a t e C a p t i o n 1 > D o c u m e n t D a t e C a p t i o n 1 < / D o c u m e n t D a t e C a p t i o n 1 > - 
-                 < D u e D a t e _ I s s u e d R e m i n d e r L i n e > D u e D a t e _ I s s u e d R e m i n d e r L i n e < / D u e D a t e _ I s s u e d R e m i n d e r L i n e > - 
-                 < I n t e r e s t > I n t e r e s t < / I n t e r e s t > - 
-                 < I n t e r e s t A m o u n t C a p t i o n > I n t e r e s t A m o u n t C a p t i o n < / I n t e r e s t A m o u n t C a p t i o n > - 
-                 < L i n e N o _ I s s u e d R e m i n d e r L i n e > L i n e N o _ I s s u e d R e m i n d e r L i n e < / L i n e N o _ I s s u e d R e m i n d e r L i n e > - 
-                 < M I R E n t r y _ I s s u e d R e m i n d e r L i n e > M I R E n t r y _ I s s u e d R e m i n d e r L i n e < / M I R E n t r y _ I s s u e d R e m i n d e r L i n e > - 
-                 < N N C I n t e r e s t A m t > N N C I n t e r e s t A m t < / N N C I n t e r e s t A m t > - 
-                 < N N C T o t a l > N N C T o t a l < / N N C T o t a l > - 
-                 < N N C T o t a l I n c l V A T > N N C T o t a l I n c l V A T < / N N C T o t a l I n c l V A T > - 
-                 < N N C V A T A m t > N N C V A T A m t < / N N C V A T A m t > - 
-                 < O r i g i n a l A m t _ I s s u e d R e m i n d e r L i n e > O r i g i n a l A m t _ I s s u e d R e m i n d e r L i n e < / O r i g i n a l A m t _ I s s u e d R e m i n d e r L i n e > - 
-                 < O r i g i n a l A m t _ I s s u e d R e m i n d e r L i n e C a p t i o n > O r i g i n a l A m t _ I s s u e d R e m i n d e r L i n e C a p t i o n < / O r i g i n a l A m t _ I s s u e d R e m i n d e r L i n e C a p t i o n > - 
-                 < R e m a i n i n g A m o u n t T e x t > R e m a i n i n g A m o u n t T e x t < / R e m a i n i n g A m o u n t T e x t > - 
-                 < R e m A m t _ I s s u e d R e m i n d e r L i n e > R e m A m t _ I s s u e d R e m i n d e r L i n e < / R e m A m t _ I s s u e d R e m i n d e r L i n e > - 
-                 < R e m A m t _ I s s u e d R e m i n d e r L i n e C a p t i o n > R e m A m t _ I s s u e d R e m i n d e r L i n e C a p t i o n < / R e m A m t _ I s s u e d R e m i n d e r L i n e C a p t i o n > - 
-                 < R e m N o _ I s s u e d R e m i n d e r L i n e > R e m N o _ I s s u e d R e m i n d e r L i n e < / R e m N o _ I s s u e d R e m i n d e r L i n e > - 
-                 < S h o w I n t e r n a l I n f o > S h o w I n t e r n a l I n f o < / S h o w I n t e r n a l I n f o > - 
-                 < T o t a l I n c l V A T T e x t > T o t a l I n c l V A T T e x t < / T o t a l I n c l V A T T e x t > - 
-                 < T o t a l T e x t > T o t a l T e x t < / T o t a l T e x t > - 
-                 < T o t a l V A T A m t > T o t a l V A T A m t < / T o t a l V A T A m t > - 
-                 < T y p e _ I s s u e d R e m i n d e r L i n e > T y p e _ I s s u e d R e m i n d e r L i n e < / T y p e _ I s s u e d R e m i n d e r L i n e > +             < I s s u e d _ R e m i n d e r _ L i n e   E l e m e n t T y p e = " D a t a I t e m "   E l e m e n t I d = " 9 8 4 8 8 6 2 2 4 " > + 
+                 < D e s c _ I s s u e d R e m i n d e r L i n e   E l e m e n t T y p e = " C o l u m n "   E l e m e n t I d = " 1 0 5 9 7 9 1 9 8 2 "   D a t a T y p e = " T e x t " > D e s c _ I s s u e d R e m i n d e r L i n e < / D e s c _ I s s u e d R e m i n d e r L i n e > + 
+                 < D o c D a t e _ I s s u e d R e m i n d e r L i n e   E l e m e n t T y p e = " C o l u m n "   E l e m e n t I d = " 1 9 6 6 7 6 8 8 8 5 "   D a t a T y p e = " S t r i n g " > D o c D a t e _ I s s u e d R e m i n d e r L i n e < / D o c D a t e _ I s s u e d R e m i n d e r L i n e > + 
+                 < D o c N o C a p t i o n _ I s s u e d R e m i n d e r L i n e   E l e m e n t T y p e = " C o l u m n "   E l e m e n t I d = " 1 2 3 8 7 0 1 2 8 "   D a t a T y p e = " S t r i n g " > D o c N o C a p t i o n _ I s s u e d R e m i n d e r L i n e < / D o c N o C a p t i o n _ I s s u e d R e m i n d e r L i n e > + 
+                 < D o c N o _ I s s u e d R e m i n d e r L i n e   E l e m e n t T y p e = " C o l u m n "   E l e m e n t I d = " 1 3 4 6 2 4 4 0 3 4 "   D a t a T y p e = " C o d e " > D o c N o _ I s s u e d R e m i n d e r L i n e < / D o c N o _ I s s u e d R e m i n d e r L i n e > + 
+                 < D o c N o _ I s s u e d R e m i n d e r L i n e C a p t i o n   E l e m e n t T y p e = " C o l u m n "   E l e m e n t I d = " 1 7 3 2 3 6 8 3 5 2 "   D a t a T y p e = " S t r i n g " > D o c N o _ I s s u e d R e m i n d e r L i n e C a p t i o n < / D o c N o _ I s s u e d R e m i n d e r L i n e C a p t i o n > + 
+                 < D o c T y p e _ I s s u e d R e m i n d e r L i n e   E l e m e n t T y p e = " C o l u m n "   E l e m e n t I d = " 1 3 3 5 2 4 4 0 7 3 "   D a t a T y p e = " E n u m " > D o c T y p e _ I s s u e d R e m i n d e r L i n e < / D o c T y p e _ I s s u e d R e m i n d e r L i n e > + 
+                 < D o c T y p e _ I s s u e d R e m i n d e r L i n e C a p t i o n   E l e m e n t T y p e = " C o l u m n "   E l e m e n t I d = " 5 3 0 2 0 3 0 2 5 "   D a t a T y p e = " S t r i n g " > D o c T y p e _ I s s u e d R e m i n d e r L i n e C a p t i o n < / D o c T y p e _ I s s u e d R e m i n d e r L i n e C a p t i o n > + 
+                 < D o c u m e n t D a t e C a p t i o n 1   E l e m e n t T y p e = " C o l u m n "   E l e m e n t I d = " 1 7 7 6 0 2 1 4 4 1 "   D a t a T y p e = " L a b e l " > D o c u m e n t D a t e C a p t i o n 1 < / D o c u m e n t D a t e C a p t i o n 1 > + 
+                 < D u e D a t e _ I s s u e d R e m i n d e r L i n e   E l e m e n t T y p e = " C o l u m n "   E l e m e n t I d = " 7 8 7 2 1 5 6 5 7 "   D a t a T y p e = " S t r i n g " > D u e D a t e _ I s s u e d R e m i n d e r L i n e < / D u e D a t e _ I s s u e d R e m i n d e r L i n e > + 
+                 < I n t e r e s t   E l e m e n t T y p e = " C o l u m n "   E l e m e n t I d = " 1 4 5 7 3 7 8 0 9 9 "   D a t a T y p e = " D e c i m a l " > I n t e r e s t < / I n t e r e s t > + 
+                 < I n t e r e s t A m o u n t C a p t i o n   E l e m e n t T y p e = " C o l u m n "   E l e m e n t I d = " 5 8 4 4 2 9 0 9 5 "   D a t a T y p e = " L a b e l " > I n t e r e s t A m o u n t C a p t i o n < / I n t e r e s t A m o u n t C a p t i o n > + 
+                 < L i n e N o _ I s s u e d R e m i n d e r L i n e   E l e m e n t T y p e = " C o l u m n "   E l e m e n t I d = " 2 0 6 6 9 3 7 4 1 6 "   D a t a T y p e = " C o d e " > L i n e N o _ I s s u e d R e m i n d e r L i n e < / L i n e N o _ I s s u e d R e m i n d e r L i n e > + 
+                 < M I R E n t r y _ I s s u e d R e m i n d e r L i n e   E l e m e n t T y p e = " C o l u m n "   E l e m e n t I d = " 8 7 8 1 7 0 6 8 5 "   D a t a T y p e = " B o o l e a n " > M I R E n t r y _ I s s u e d R e m i n d e r L i n e < / M I R E n t r y _ I s s u e d R e m i n d e r L i n e > + 
+                 < N N C I n t e r e s t A m t   E l e m e n t T y p e = " C o l u m n "   E l e m e n t I d = " 1 1 5 2 1 8 2 1 6 0 "   D a t a T y p e = " D e c i m a l " > N N C I n t e r e s t A m t < / N N C I n t e r e s t A m t > + 
+                 < N N C T o t a l   E l e m e n t T y p e = " C o l u m n "   E l e m e n t I d = " 2 1 3 0 8 6 4 2 2 8 "   D a t a T y p e = " D e c i m a l " > N N C T o t a l < / N N C T o t a l > + 
+                 < N N C T o t a l I n c l V A T   E l e m e n t T y p e = " C o l u m n "   E l e m e n t I d = " 1 9 2 3 5 8 0 0 3 1 "   D a t a T y p e = " D e c i m a l " > N N C T o t a l I n c l V A T < / N N C T o t a l I n c l V A T > + 
+                 < N N C V A T A m t   E l e m e n t T y p e = " C o l u m n "   E l e m e n t I d = " 4 1 7 5 7 8 0 7 7 "   D a t a T y p e = " D e c i m a l " > N N C V A T A m t < / N N C V A T A m t > + 
+                 < O r i g i n a l A m t _ I s s u e d R e m i n d e r L i n e   E l e m e n t T y p e = " C o l u m n "   E l e m e n t I d = " 3 8 7 1 9 0 6 1 0 "   D a t a T y p e = " D e c i m a l " > O r i g i n a l A m t _ I s s u e d R e m i n d e r L i n e < / O r i g i n a l A m t _ I s s u e d R e m i n d e r L i n e > + 
+                 < O r i g i n a l A m t _ I s s u e d R e m i n d e r L i n e C a p t i o n   E l e m e n t T y p e = " C o l u m n "   E l e m e n t I d = " 2 0 5 6 3 8 8 0 1 6 "   D a t a T y p e = " S t r i n g " > O r i g i n a l A m t _ I s s u e d R e m i n d e r L i n e C a p t i o n < / O r i g i n a l A m t _ I s s u e d R e m i n d e r L i n e C a p t i o n > + 
+                 < R e m a i n i n g A m o u n t T e x t   E l e m e n t T y p e = " C o l u m n "   E l e m e n t I d = " 1 8 1 3 6 1 2 0 "   D a t a T y p e = " T e x t " > R e m a i n i n g A m o u n t T e x t < / R e m a i n i n g A m o u n t T e x t > + 
+                 < R e m A m t _ I s s u e d R e m i n d e r L i n e   E l e m e n t T y p e = " C o l u m n "   E l e m e n t I d = " 1 4 7 4 3 7 3 0 3 5 "   D a t a T y p e = " D e c i m a l " > R e m A m t _ I s s u e d R e m i n d e r L i n e < / R e m A m t _ I s s u e d R e m i n d e r L i n e > + 
+                 < R e m A m t _ I s s u e d R e m i n d e r L i n e C a p t i o n   E l e m e n t T y p e = " C o l u m n "   E l e m e n t I d = " 2 9 5 4 4 3 4 5 3 "   D a t a T y p e = " S t r i n g " > R e m A m t _ I s s u e d R e m i n d e r L i n e C a p t i o n < / R e m A m t _ I s s u e d R e m i n d e r L i n e C a p t i o n > + 
+                 < R e m N o _ I s s u e d R e m i n d e r L i n e   E l e m e n t T y p e = " C o l u m n "   E l e m e n t I d = " 1 1 3 6 6 6 7 0 7 6 "   D a t a T y p e = " C o d e " > R e m N o _ I s s u e d R e m i n d e r L i n e < / R e m N o _ I s s u e d R e m i n d e r L i n e > + 
+                 < S h o w I n t e r n a l I n f o   E l e m e n t T y p e = " C o l u m n "   E l e m e n t I d = " 1 8 3 0 9 6 2 8 2 5 "   D a t a T y p e = " B o o l e a n " > S h o w I n t e r n a l I n f o < / S h o w I n t e r n a l I n f o > + 
+                 < T o t a l I n c l V A T T e x t   E l e m e n t T y p e = " C o l u m n "   E l e m e n t I d = " 7 6 1 2 0 3 1 7 7 "   D a t a T y p e = " T e x t " > T o t a l I n c l V A T T e x t < / T o t a l I n c l V A T T e x t > + 
+                 < T o t a l T e x t   E l e m e n t T y p e = " C o l u m n "   E l e m e n t I d = " 2 3 1 9 1 0 5 1 8 "   D a t a T y p e = " T e x t " > T o t a l T e x t < / T o t a l T e x t > + 
+                 < T o t a l V A T A m t   E l e m e n t T y p e = " C o l u m n "   E l e m e n t I d = " 1 5 3 4 6 3 0 7 8 8 "   D a t a T y p e = " D e c i m a l " > T o t a l V A T A m t < / T o t a l V A T A m t > + 
+                 < T y p e _ I s s u e d R e m i n d e r L i n e   E l e m e n t T y p e = " C o l u m n "   E l e m e n t I d = " 8 5 4 3 7 8 6 3 9 "   D a t a T y p e = " S t r i n g " > T y p e _ I s s u e d R e m i n d e r L i n e < / T y p e _ I s s u e d R e m i n d e r L i n e >   
              < / I s s u e d _ R e m i n d e r _ L i n e >   
-             < I s s u e d R e m i n d e r L i n e 2 > - 
-                 < D e s c 1 _ I s s u e d R e m i n d e r L i n e > D e s c 1 _ I s s u e d R e m i n d e r L i n e < / D e s c 1 _ I s s u e d R e m i n d e r L i n e > - 
-                 < L i n e N o 1 _ I s s u e d R e m i n d e r L i n e > L i n e N o 1 _ I s s u e d R e m i n d e r L i n e < / L i n e N o 1 _ I s s u e d R e m i n d e r L i n e > +             < I s s u e d R e m i n d e r L i n e 2   E l e m e n t T y p e = " D a t a I t e m "   E l e m e n t I d = " 2 0 0 1 8 1 0 3 5 8 " > + 
+                 < D e s c 1 _ I s s u e d R e m i n d e r L i n e   E l e m e n t T y p e = " C o l u m n "   E l e m e n t I d = " 9 9 8 7 6 7 1 0 5 "   D a t a T y p e = " T e x t " > D e s c 1 _ I s s u e d R e m i n d e r L i n e < / D e s c 1 _ I s s u e d R e m i n d e r L i n e > + 
+                 < L i n e N o 1 _ I s s u e d R e m i n d e r L i n e   E l e m e n t T y p e = " C o l u m n "   E l e m e n t I d = " 1 4 4 6 6 8 1 0 4 7 "   D a t a T y p e = " I n t e g e r " > L i n e N o 1 _ I s s u e d R e m i n d e r L i n e < / L i n e N o 1 _ I s s u e d R e m i n d e r L i n e >   
              < / I s s u e d R e m i n d e r L i n e 2 >   
-             < V A T C o u n t e r > - 
-                 < A m o u n t I n c V A T C a p t i o n > A m o u n t I n c V A T C a p t i o n < / A m o u n t I n c V A T C a p t i o n > - 
-                 < C o n t i n u e d C a p t i o n > C o n t i n u e d C a p t i o n < / C o n t i n u e d C a p t i o n > - 
-                 < V A L V A T A m o u n t > V A L V A T A m o u n t < / V A L V A T A m o u n t > - 
-                 < V A L V A T B a s e > V A L V A T B a s e < / V A L V A T B a s e > - 
-                 < V A L V A T B a s e V A L V A T A m t > V A L V A T B a s e V A L V A T A m t < / V A L V A T B a s e V A L V A T A m t > - 
-                 < V A T A m t L i n e A m t I n c l u d V A T > V A T A m t L i n e A m t I n c l u d V A T < / V A T A m t L i n e A m t I n c l u d V A T > - 
-                 < V A T A m t L i n e V A T > V A T A m t L i n e V A T < / V A T A m t L i n e V A T > - 
-                 < V A T A m t S p e c C a p t i o n > V A T A m t S p e c C a p t i o n < / V A T A m t S p e c C a p t i o n > +             < V A T C o u n t e r   E l e m e n t T y p e = " D a t a I t e m "   E l e m e n t I d = " 5 5 7 1 2 6 5 0 6 " > + 
+                 < A m o u n t I n c V A T C a p t i o n   E l e m e n t T y p e = " C o l u m n "   E l e m e n t I d = " 2 0 6 1 9 0 5 1 0 4 "   D a t a T y p e = " L a b e l " > A m o u n t I n c V A T C a p t i o n < / A m o u n t I n c V A T C a p t i o n > + 
+                 < C o n t i n u e d C a p t i o n   E l e m e n t T y p e = " C o l u m n "   E l e m e n t I d = " 1 8 8 8 7 8 3 5 2 2 "   D a t a T y p e = " L a b e l " > C o n t i n u e d C a p t i o n < / C o n t i n u e d C a p t i o n > + 
+                 < V A L V A T A m o u n t   E l e m e n t T y p e = " C o l u m n "   E l e m e n t I d = " 1 8 4 9 8 3 7 0 9 7 "   D a t a T y p e = " D e c i m a l " > V A L V A T A m o u n t < / V A L V A T A m o u n t > + 
+                 < V A L V A T B a s e   E l e m e n t T y p e = " C o l u m n "   E l e m e n t I d = " 1 5 5 5 5 2 3 1 8 4 "   D a t a T y p e = " D e c i m a l " > V A L V A T B a s e < / V A L V A T B a s e > + 
+                 < V A L V A T B a s e V A L V A T A m t   E l e m e n t T y p e = " C o l u m n "   E l e m e n t I d = " 1 5 7 7 1 3 5 1 5 2 "   D a t a T y p e = " D e c i m a l " > V A L V A T B a s e V A L V A T A m t < / V A L V A T B a s e V A L V A T A m t > + 
+                 < V A T A m t L i n e A m t I n c l u d V A T   E l e m e n t T y p e = " C o l u m n "   E l e m e n t I d = " 5 3 4 3 8 5 8 5 8 "   D a t a T y p e = " D e c i m a l " > V A T A m t L i n e A m t I n c l u d V A T < / V A T A m t L i n e A m t I n c l u d V A T > + 
+                 < V A T A m t L i n e V A T   E l e m e n t T y p e = " C o l u m n "   E l e m e n t I d = " 2 9 9 0 4 8 9 2 5 "   D a t a T y p e = " D e c i m a l " > V A T A m t L i n e V A T < / V A T A m t L i n e V A T > + 
+                 < V A T A m t S p e c C a p t i o n   E l e m e n t T y p e = " C o l u m n "   E l e m e n t I d = " 3 1 9 2 9 3 3 3 3 "   D a t a T y p e = " L a b e l " > V A T A m t S p e c C a p t i o n < / V A T A m t S p e c C a p t i o n >   
              < / V A T C o u n t e r >   
-             < V A T C l a u s e E n t r y C o u n t e r > - 
-                 < V A T C l a u s e A m o u n t > V A T C l a u s e A m o u n t < / V A T C l a u s e A m o u n t > - 
-                 < V A T C l a u s e C o d e > V A T C l a u s e C o d e < / V A T C l a u s e C o d e > - 
-                 < V A T C l a u s e D e s c r i p t i o n > V A T C l a u s e D e s c r i p t i o n < / V A T C l a u s e D e s c r i p t i o n > - 
-                 < V A T C l a u s e D e s c r i p t i o n 2 > V A T C l a u s e D e s c r i p t i o n 2 < / V A T C l a u s e D e s c r i p t i o n 2 > - 
-                 < V A T C l a u s e s C a p t i o n > V A T C l a u s e s C a p t i o n < / V A T C l a u s e s C a p t i o n > - 
-                 < V A T C l a u s e V A T A m t C a p t i o n > V A T C l a u s e V A T A m t C a p t i o n < / V A T C l a u s e V A T A m t C a p t i o n > - 
-                 < V A T C l a u s e V A T I d e n t i f i e r > V A T C l a u s e V A T I d e n t i f i e r < / V A T C l a u s e V A T I d e n t i f i e r > - 
-                 < V A T C l a u s e V A T I d e n t i f i e r C a p t i o n > V A T C l a u s e V A T I d e n t i f i e r C a p t i o n < / V A T C l a u s e V A T I d e n t i f i e r C a p t i o n > +             < V A T C l a u s e E n t r y C o u n t e r   E l e m e n t T y p e = " D a t a I t e m "   E l e m e n t I d = " 1 7 4 4 3 1 5 6 2 9 " > + 
+                 < V A T C l a u s e A m o u n t   E l e m e n t T y p e = " C o l u m n "   E l e m e n t I d = " 2 1 2 0 5 2 6 4 9 5 "   D a t a T y p e = " D e c i m a l " > V A T C l a u s e A m o u n t < / V A T C l a u s e A m o u n t > + 
+                 < V A T C l a u s e C o d e   E l e m e n t T y p e = " C o l u m n "   E l e m e n t I d = " 3 2 0 3 7 0 0 9 4 "   D a t a T y p e = " C o d e " > V A T C l a u s e C o d e < / V A T C l a u s e C o d e > + 
+                 < V A T C l a u s e D e s c r i p t i o n   E l e m e n t T y p e = " C o l u m n "   E l e m e n t I d = " 2 0 6 8 0 8 1 1 8 7 "   D a t a T y p e = " T e x t " > V A T C l a u s e D e s c r i p t i o n < / V A T C l a u s e D e s c r i p t i o n > + 
+                 < V A T C l a u s e D e s c r i p t i o n 2   E l e m e n t T y p e = " C o l u m n "   E l e m e n t I d = " 2 0 8 4 7 2 6 0 2 3 "   D a t a T y p e = " T e x t " > V A T C l a u s e D e s c r i p t i o n 2 < / V A T C l a u s e D e s c r i p t i o n 2 > + 
+                 < V A T C l a u s e s C a p t i o n   E l e m e n t T y p e = " C o l u m n "   E l e m e n t I d = " 2 1 0 8 7 9 2 6 2 "   D a t a T y p e = " L a b e l " > V A T C l a u s e s C a p t i o n < / V A T C l a u s e s C a p t i o n > + 
+                 < V A T C l a u s e V A T A m t C a p t i o n   E l e m e n t T y p e = " C o l u m n "   E l e m e n t I d = " 4 8 4 3 3 1 8 1 4 "   D a t a T y p e = " L a b e l " > V A T C l a u s e V A T A m t C a p t i o n < / V A T C l a u s e V A T A m t C a p t i o n > + 
+                 < V A T C l a u s e V A T I d e n t i f i e r   E l e m e n t T y p e = " C o l u m n "   E l e m e n t I d = " 2 8 6 3 9 8 6 6 1 "   D a t a T y p e = " C o d e " > V A T C l a u s e V A T I d e n t i f i e r < / V A T C l a u s e V A T I d e n t i f i e r > + 
+                 < V A T C l a u s e V A T I d e n t i f i e r C a p t i o n   E l e m e n t T y p e = " C o l u m n "   E l e m e n t I d = " 1 6 3 6 0 4 7 8 2 7 "   D a t a T y p e = " L a b e l " > V A T C l a u s e V A T I d e n t i f i e r C a p t i o n < / V A T C l a u s e V A T I d e n t i f i e r C a p t i o n >   
              < / V A T C l a u s e E n t r y C o u n t e r >   
-             < V A T C o u n t e r L C Y > - 
-                 < C o n t i n u e d C a p t i o n 1 > C o n t i n u e d C a p t i o n 1 < / C o n t i n u e d C a p t i o n 1 > - 
-                 < V A L E x c h R a t e > V A L E x c h R a t e < / V A L E x c h R a t e > - 
-                 < V A L S p e c L C Y H e a d e r > V A L S p e c L C Y H e a d e r < / V A L S p e c L C Y H e a d e r > - 
-                 < V A L V A T A m o u n t L C Y > V A L V A T A m o u n t L C Y < / V A L V A T A m o u n t L C Y > - 
-                 < V A L V A T B a s e L C Y > V A L V A T B a s e L C Y < / V A L V A T B a s e L C Y > - 
-                 < V A T A m t L i n e V A T C t r l 1 0 7 > V A T A m t L i n e V A T C t r l 1 0 7 < / V A T A m t L i n e V A T C t r l 1 0 7 > +             < V A T C o u n t e r L C Y   E l e m e n t T y p e = " D a t a I t e m "   E l e m e n t I d = " 9 1 0 2 7 8 4 9 2 " > + 
+                 < C o n t i n u e d C a p t i o n 1   E l e m e n t T y p e = " C o l u m n "   E l e m e n t I d = " 1 7 6 0 7 7 1 7 1 9 "   D a t a T y p e = " L a b e l " > C o n t i n u e d C a p t i o n 1 < / C o n t i n u e d C a p t i o n 1 > + 
+                 < V A L E x c h R a t e   E l e m e n t T y p e = " C o l u m n "   E l e m e n t I d = " 1 8 3 2 0 7 3 1 5 4 "   D a t a T y p e = " T e x t " > V A L E x c h R a t e < / V A L E x c h R a t e > + 
+                 < V A L S p e c L C Y H e a d e r   E l e m e n t T y p e = " C o l u m n "   E l e m e n t I d = " 6 9 9 3 5 8 7 5 8 "   D a t a T y p e = " T e x t " > V A L S p e c L C Y H e a d e r < / V A L S p e c L C Y H e a d e r > + 
+                 < V A L V A T A m o u n t L C Y   E l e m e n t T y p e = " C o l u m n "   E l e m e n t I d = " 1 4 4 5 9 7 3 0 8 7 "   D a t a T y p e = " D e c i m a l " > V A L V A T A m o u n t L C Y < / V A L V A T A m o u n t L C Y > + 
+                 < V A L V A T B a s e L C Y   E l e m e n t T y p e = " C o l u m n "   E l e m e n t I d = " 1 4 3 9 0 5 7 6 6 6 "   D a t a T y p e = " D e c i m a l " > V A L V A T B a s e L C Y < / V A L V A T B a s e L C Y > + 
+                 < V A T A m t L i n e V A T C t r l 1 0 7   E l e m e n t T y p e = " C o l u m n "   E l e m e n t I d = " 7 1 5 8 3 8 5 8 0 "   D a t a T y p e = " D e c i m a l " > V A T A m t L i n e V A T C t r l 1 0 7 < / V A T A m t L i n e V A T C t r l 1 0 7 >   
              < / V A T C o u n t e r L C Y >   
-             < L e t t e r T e x t > - 
-                 < A m t D u e T e x t > A m t D u e T e x t < / A m t D u e T e x t > - 
-                 < B o d y T e x t > B o d y T e x t < / B o d y T e x t > - 
-                 < C l o s i n g T e x t > C l o s i n g T e x t < / C l o s i n g T e x t > - 
-                 < D e s c r i p t i o n T e x t > D e s c r i p t i o n T e x t < / D e s c r i p t i o n T e x t > - 
-                 < F i n a l T o t a l I n c l V A T > F i n a l T o t a l I n c l V A T < / F i n a l T o t a l I n c l V A T > - 
-                 < G r e e t i n g T e x t > G r e e t i n g T e x t < / G r e e t i n g T e x t > - 
-                 < T o t a l R e m A m t _ I s s u e d R e m i n d e r L i n e > T o t a l R e m A m t _ I s s u e d R e m i n d e r L i n e < / T o t a l R e m A m t _ I s s u e d R e m i n d e r L i n e > +             < L e t t e r T e x t   E l e m e n t T y p e = " D a t a I t e m "   E l e m e n t I d = " 1 5 1 0 3 5 3 8 3 4 " > + 
+                 < A m t D u e T e x t   E l e m e n t T y p e = " C o l u m n "   E l e m e n t I d = " 7 3 3 9 4 4 4 "   D a t a T y p e = " T e x t " > A m t D u e T e x t < / A m t D u e T e x t > + 
+                 < B o d y T e x t   E l e m e n t T y p e = " C o l u m n "   E l e m e n t I d = " 1 4 9 7 5 9 8 0 8 "   D a t a T y p e = " T e x t " > B o d y T e x t < / B o d y T e x t > + 
+                 < C l o s i n g T e x t   E l e m e n t T y p e = " C o l u m n "   E l e m e n t I d = " 5 1 2 1 3 5 9 0 9 "   D a t a T y p e = " T e x t " > C l o s i n g T e x t < / C l o s i n g T e x t > + 
+                 < D e s c r i p t i o n T e x t   E l e m e n t T y p e = " C o l u m n "   E l e m e n t I d = " 8 3 3 0 2 1 6 1 8 "   D a t a T y p e = " T e x t " > D e s c r i p t i o n T e x t < / D e s c r i p t i o n T e x t > + 
+                 < F i n a l T o t a l I n c l V A T   E l e m e n t T y p e = " C o l u m n "   E l e m e n t I d = " 1 5 4 1 3 9 5 4 4 "   D a t a T y p e = " D e c i m a l " > F i n a l T o t a l I n c l V A T < / F i n a l T o t a l I n c l V A T > + 
+                 < G r e e t i n g T e x t   E l e m e n t T y p e = " C o l u m n "   E l e m e n t I d = " 1 1 7 5 2 7 9 2 8 9 "   D a t a T y p e = " T e x t " > G r e e t i n g T e x t < / G r e e t i n g T e x t > + 
+                 < T o t a l R e m A m t _ I s s u e d R e m i n d e r L i n e   E l e m e n t T y p e = " C o l u m n "   E l e m e n t I d = " 1 7 3 6 4 0 3 1 8 5 "   D a t a T y p e = " D e c i m a l " > T o t a l R e m A m t _ I s s u e d R e m i n d e r L i n e < / T o t a l R e m A m t _ I s s u e d R e m i n d e r L i n e >   
              < / L e t t e r T e x t >   
@@ -3939,9 +3884,7 @@
  < / N a v W o r d R e p o r t X m l P a r t > 
 </file>
 
-<file path=customXml/item2.xml>��< ? x m l   v e r s i o n = " 1 . 0 "   e n c o d i n g = " u t f - 1 6 " ? > - 
- < N a v W o r d R e p o r t X m l P a r t   x m l n s = " u r n : m i c r o s o f t - d y n a m i c s - b u s i n e s s c e n t r a l / i n t e r n a l / e x t e n d e d / r e p o r t s / R e m i n d e r / 1 1 7 / " > +<file path=customXml/item3.xml>��< ? x m l   v e r s i o n = " 1 . 0 "   e n c o d i n g = " u t f - 1 6 " ? > < N a v W o r d R e p o r t X m l P a r t   x m l n s = " u r n : m i c r o s o f t - d y n a m i c s - n a v / r e p o r t s / R e m i n d e r / 1 1 7 / " >   
      < B C R e p o r t I n f o r m a t i o n >   
@@ -4087,481 +4030,291 @@
  
      < / B C R e p o r t I n f o r m a t i o n >   
-     < T o o l t i p s > - 
-         < T o o l t i p   c o l u m n = " N o _ I s s u e d R e m i n d e r H e a d e r "   E l e m e n t I d = " 4 4 6 3 2 8 1 9 1 " > - 
-             < T o o l t i p T e x t   l a n g = " e n - U S " > S p e c i f i e s   t h e   n u m b e r   o f   t h e   i n v o l v e d   e n t r y   o r   r e c o r d ,   a c c o r d i n g   t o   t h e   s p e c i f i e d   n u m b e r   s e r i e s . < / T o o l t i p T e x t > - 
-         < / T o o l t i p > - 
-         < T o o l t i p   c o l u m n = " C o n t a c t P h o n e N o "   E l e m e n t I d = " 7 2 4 0 8 4 1 6 " > - 
-             < T o o l t i p T e x t   l a n g = " e n - U S " > S p e c i f i e s   t h e   c o n t a c t ' s   p h o n e   n u m b e r . < / T o o l t i p T e x t > - 
-         < / T o o l t i p > - 
-         < T o o l t i p   c o l u m n = " C o n t a c t M o b i l e P h o n e N o "   E l e m e n t I d = " 1 5 1 4 3 8 7 0 0 0 " > - 
-             < T o o l t i p T e x t   l a n g = " e n - U S " > S p e c i f i e s   t h e   c o n t a c t ' s   m o b i l e   t e l e p h o n e   n u m b e r . < / T o o l t i p T e x t > - 
-         < / T o o l t i p > - 
-         < T o o l t i p   c o l u m n = " C o n t a c t E m a i l "   E l e m e n t I d = " 1 5 8 3 9 8 6 6 6 3 " > - 
-             < T o o l t i p T e x t   l a n g = " e n - U S " > S p e c i f i e s   t h e   e m a i l   a d d r e s s   o f   t h e   c o n t a c t . < / T o o l t i p T e x t > - 
-         < / T o o l t i p > - 
-         < T o o l t i p   c o l u m n = " C o m p a n y I n f o 1 P i c t u r e "   E l e m e n t I d = " 1 0 1 8 2 0 6 5 0 3 " > - 
-             < T o o l t i p T e x t   l a n g = " e n - U S " > S p e c i f i e s   t h e   p i c t u r e   t h a t   h a s   b e e n   s e t   u p   f o r   t h e   c o m p a n y ,   s u c h   a s   a   c o m p a n y   l o g o . < / T o o l t i p T e x t > - 
-         < / T o o l t i p > - 
-         < T o o l t i p   c o l u m n = " C o m p a n y I n f o 2 P i c t u r e "   E l e m e n t I d = " 9 8 9 6 7 0 4 7 4 " > - 
-             < T o o l t i p T e x t   l a n g = " e n - U S " > S p e c i f i e s   t h e   p i c t u r e   t h a t   h a s   b e e n   s e t   u p   f o r   t h e   c o m p a n y ,   s u c h   a s   a   c o m p a n y   l o g o . < / T o o l t i p T e x t > - 
-         < / T o o l t i p > - 
-         < T o o l t i p   c o l u m n = " C o m p a n y I n f o 3 P i c t u r e "   E l e m e n t I d = " 5 7 9 7 0 4 0 5 9 " > - 
-             < T o o l t i p T e x t   l a n g = " e n - U S " > S p e c i f i e s   t h e   p i c t u r e   t h a t   h a s   b e e n   s e t   u p   f o r   t h e   c o m p a n y ,   s u c h   a s   a   c o m p a n y   l o g o . < / T o o l t i p T e x t > - 
-         < / T o o l t i p > - 
-         < T o o l t i p   c o l u m n = " N o 1 _ I s s u e d R e m i n d e r H d r "   E l e m e n t I d = " 2 0 0 8 1 6 9 9 1 9 " > - 
-             < T o o l t i p T e x t   l a n g = " e n - U S " > S p e c i f i e s   t h e   n u m b e r   o f   t h e   i n v o l v e d   e n t r y   o r   r e c o r d ,   a c c o r d i n g   t o   t h e   s p e c i f i e d   n u m b e r   s e r i e s . < / T o o l t i p T e x t > - 
-         < / T o o l t i p > - 
-         < T o o l t i p   c o l u m n = " Y o u r R e f _ I s s u e R e m i n d e r H d r "   E l e m e n t I d = " 5 2 1 2 8 7 1 0 9 " > - 
-             < T o o l t i p T e x t   l a n g = " e n - U S " > S p e c i f i e s   t h e   c u s t o m e r ' s   r e f e r e n c e .   T h e   c o n t e n t   w i l l   b e   p r i n t e d   o n   t h e   r e l a t e d   d o c u m e n t . < / T o o l t i p T e x t > - 
-         < / T o o l t i p > - 
-         < T o o l t i p   c o l u m n = " C o n t a c t _ I s s u e d R e m i n d e r H d r "   E l e m e n t I d = " 1 5 5 5 2 4 2 7 9 " > - 
-             < T o o l t i p T e x t   l a n g = " e n - U S " > S p e c i f i e s   t h e   n a m e   o f   t h e   p e r s o n   y o u   r e g u l a r l y   c o n t a c t   w h e n   y o u   c o m m u n i c a t e   w i t h   t h e   c u s t o m e r   t h e   r e m i n d e r   i s   f o r . < / T o o l t i p T e x t > - 
-         < / T o o l t i p > - 
-         < T o o l t i p   c o l u m n = " C u s t N o _ I s s u e R e m i n d e r H d r "   E l e m e n t I d = " 8 9 7 2 2 1 7 4 1 " > - 
-             < T o o l t i p T e x t   l a n g = " e n - U S " > S p e c i f i e s   t h e   c u s t o m e r   n u m b e r   t h e   r e m i n d e r   i s   f o r . < / T o o l t i p T e x t > - 
-         < / T o o l t i p > - 
-         < T o o l t i p   c o l u m n = " C o m p a n y I n f o B a n k A c c N o "   E l e m e n t I d = " 1 0 8 2 4 4 1 8 " > - 
-             < T o o l t i p T e x t   l a n g = " e n - U S " > S p e c i f i e s   t h e   n u m b e r   u s e d   b y   t h e   b a n k   f o r   t h e   b a n k   a c c o u n t . < / T o o l t i p T e x t > - 
-         < / T o o l t i p > - 
-         < T o o l t i p   c o l u m n = " C o m p a n y I n f o I B A N "   E l e m e n t I d = " 6 5 0 2 8 0 4 0 8 " > - 
-             < T o o l t i p T e x t   l a n g = " e n - U S " > S p e c i f i e s   t h e   b a n k   a c c o u n t ' s   i n t e r n a t i o n a l   b a n k   a c c o u n t   n u m b e r . < / T o o l t i p T e x t > - 
-         < / T o o l t i p > - 
-         < T o o l t i p   c o l u m n = " C o m p a n y I n f o B a n k N a m e "   E l e m e n t I d = " 1 8 3 4 4 8 6 5 3 " > - 
-             < T o o l t i p T e x t   l a n g = " e n - U S " > S p e c i f i e s   t h e   n a m e   o f   t h e   b a n k   w h e r e   y o u   h a v e   t h e   b a n k   a c c o u n t . < / T o o l t i p T e x t > - 
-         < / T o o l t i p > - 
-         < T o o l t i p   c o l u m n = " C o m p a n y I n f o G i r o N o "   E l e m e n t I d = " 6 6 8 8 8 4 2 6 " > - 
-             < T o o l t i p T e x t   l a n g = " e n - U S " > S p e c i f i e s   t h e   c o m p a n y ' s   g i r o   n u m b e r . < / T o o l t i p T e x t > - 
-         < / T o o l t i p > - 
-         < T o o l t i p   c o l u m n = " C o m p a n y I n f o H o m e P a g e "   E l e m e n t I d = " 1 5 3 0 3 1 7 4 4 0 " > - 
-             < T o o l t i p T e x t   l a n g = " e n - U S " > S p e c i f i e s   y o u r   c o m p a n y ' s   w e b   s i t e . < / T o o l t i p T e x t > - 
-         < / T o o l t i p > - 
-         < T o o l t i p   c o l u m n = " C o m p a n y I n f o E M a i l "   E l e m e n t I d = " 1 0 8 3 1 8 6 0 6 4 " > - 
-             < T o o l t i p T e x t   l a n g = " e n - U S " > S p e c i f i e s   t h e   c o m p a n y ' s   e m a i l   a d d r e s s . < / T o o l t i p T e x t > - 
-         < / T o o l t i p > - 
-         < T o o l t i p   c o l u m n = " C o m p a n y I n f o P h o n e N o "   E l e m e n t I d = " 8 9 6 1 4 9 4 4 9 " > - 
-             < T o o l t i p T e x t   l a n g = " e n - U S " > S p e c i f i e s   t h e   c o m p a n y ' s   t e l e p h o n e   n u m b e r . < / T o o l t i p T e x t > - 
-         < / T o o l t i p > - 
-         < T o o l t i p   c o l u m n = " R e m A m t _ I s s u e d R e m i n d e r L i n e "   E l e m e n t I d = " 1 4 7 4 3 7 3 0 3 5 " > - 
-             < T o o l t i p T e x t   l a n g = " e n - U S " > S p e c i f i e s   t h e   r e m a i n i n g   a m o u n t   o f   t h e   c u s t o m e r   l e d g e r   e n t r y   t h i s   r e m i n d e r   l i n e   i s   f o r . < / T o o l t i p T e x t > - 
-         < / T o o l t i p > - 
-         < T o o l t i p   c o l u m n = " D e s c _ I s s u e d R e m i n d e r L i n e "   E l e m e n t I d = " 1 0 5 9 7 9 1 9 8 2 " > - 
-             < T o o l t i p T e x t   l a n g = " e n - U S " > S p e c i f i e s   a n   e n t r y   d e s c r i p t i o n ,   b a s e d   o n   t h e   c o n t e n t s   o f   t h e   T y p e   f i e l d . < / T o o l t i p T e x t > - 
-         < / T o o l t i p > - 
-         < T o o l t i p   c o l u m n = " D o c N o _ I s s u e d R e m i n d e r L i n e "   E l e m e n t I d = " 1 3 4 6 2 4 4 0 3 4 " > - 
-             < T o o l t i p T e x t   l a n g = " e n - U S " > S p e c i f i e s   t h e   d o c u m e n t   n u m b e r   o f   t h e   c u s t o m e r   l e d g e r   e n t r y   t h i s   r e m i n d e r   l i n e   i s   f o r . < / T o o l t i p T e x t > - 
-         < / T o o l t i p > - 
-         < T o o l t i p   c o l u m n = " O r i g i n a l A m t _ I s s u e d R e m i n d e r L i n e "   E l e m e n t I d = " 3 8 7 1 9 0 6 1 0 " > - 
-             < T o o l t i p T e x t   l a n g = " e n - U S " > S p e c i f i e s   t h e   o r i g i n a l   a m o u n t   o f   t h e   c u s t o m e r   l e d g e r   e n t r y   t h a t   t h i s   r e m i n d e r   l i n e   i s   f o r . < / T o o l t i p T e x t > - 
-         < / T o o l t i p > - 
-         < T o o l t i p   c o l u m n = " D o c T y p e _ I s s u e d R e m i n d e r L i n e "   E l e m e n t I d = " 1 3 3 5 2 4 4 0 7 3 " > - 
-             < T o o l t i p T e x t   l a n g = " e n - U S " > S p e c i f i e s   t h e   d o c u m e n t   t y p e   o f   t h e   c u s t o m e r   l e d g e r   e n t r y   t h i s   r e m i n d e r   l i n e   i s   f o r . < / T o o l t i p T e x t > - 
-         < / T o o l t i p > - 
-         < T o o l t i p   c o l u m n = " L i n e N o _ I s s u e d R e m i n d e r L i n e "   E l e m e n t I d = " 2 0 6 6 9 3 7 4 1 6 " > - 
-             < T o o l t i p T e x t   l a n g = " e n - U S " > S p e c i f i e s   t h e   n u m b e r   o f   t h e   i n v o l v e d   e n t r y   o r   r e c o r d ,   a c c o r d i n g   t o   t h e   s p e c i f i e d   n u m b e r   s e r i e s . < / T o o l t i p T e x t > - 
-         < / T o o l t i p > - 
-         < T o o l t i p   c o l u m n = " D e s c 1 _ I s s u e d R e m i n d e r L i n e "   E l e m e n t I d = " 9 9 8 7 6 7 1 0 5 " > - 
-             < T o o l t i p T e x t   l a n g = " e n - U S " > S p e c i f i e s   a n   e n t r y   d e s c r i p t i o n ,   b a s e d   o n   t h e   c o n t e n t s   o f   t h e   T y p e   f i e l d . < / T o o l t i p T e x t > - 
-         < / T o o l t i p > - 
-         < T o o l t i p   c o l u m n = " V A T A m t L i n e A m t I n c l u d V A T "   E l e m e n t I d = " 5 3 4 3 8 5 8 5 8 " > - 
-             < T o o l t i p T e x t   l a n g = " e n - U S " > S p e c i f i e s   t h e   n e t   a m o u n t ,   i n c l u d i n g   V A T ,   f o r   t h i s   l i n e . < / T o o l t i p T e x t > - 
-         < / T o o l t i p > - 
-         < T o o l t i p   c o l u m n = " V A T A m t L i n e V A T "   E l e m e n t I d = " 2 9 9 0 4 8 9 2 5 " > - 
-             < T o o l t i p T e x t   l a n g = " e n - U S " > S p e c i f i e s   t h e   V A T   %   t h a t   w a s   u s e d   o n   t h e   s a l e s   o r   p u r c h a s e   l i n e s   w i t h   t h i s   V A T   I d e n t i f i e r . < / T o o l t i p T e x t > - 
-         < / T o o l t i p > - 
-         < T o o l t i p   c o l u m n = " V A T C l a u s e V A T I d e n t i f i e r "   E l e m e n t I d = " 2 8 6 3 9 8 6 6 1 " > - 
-             < T o o l t i p T e x t   l a n g = " e n - U S " > S p e c i f i e s   t h e   V A T   I d e n t i f i e r   v a l u e . < / T o o l t i p T e x t > - 
-         < / T o o l t i p > - 
-         < T o o l t i p   c o l u m n = " V A T C l a u s e D e s c r i p t i o n 2 "   E l e m e n t I d = " 2 0 8 4 7 2 6 0 2 3 " > - 
-             < T o o l t i p T e x t   l a n g = " e n - U S " > S p e c i f i e s   a n   a d d i t i o n a l   d e s c r i p t i o n   o f   a   V A T   c l a u s e . < / T o o l t i p T e x t > - 
-         < / T o o l t i p > - 
-         < T o o l t i p   c o l u m n = " V A T C l a u s e A m o u n t "   E l e m e n t I d = " 2 1 2 0 5 2 6 4 9 5 " > - 
-             < T o o l t i p T e x t   l a n g = " e n - U S " > S p e c i f i e s   t h e   a m o u n t   o f   V A T   t h a t   i s   i n c l u d e d   i n   t h e   t o t a l   a m o u n t . < / T o o l t i p T e x t > - 
-         < / T o o l t i p > - 
-         < T o o l t i p   c o l u m n = " V A T A m t L i n e V A T C t r l 1 0 7 "   E l e m e n t I d = " 7 1 5 8 3 8 5 8 0 " > - 
-             < T o o l t i p T e x t   l a n g = " e n - U S " > S p e c i f i e s   t h e   V A T   %   t h a t   w a s   u s e d   o n   t h e   s a l e s   o r   p u r c h a s e   l i n e s   w i t h   t h i s   V A T   I d e n t i f i e r . < / T o o l t i p T e x t > - 
-         < / T o o l t i p > - 
-     < / T o o l t i p s > - 
-     < I s s u e d _ R e m i n d e r _ H e a d e r   E l e m e n t T y p e = " D a t a I t e m "   E l e m e n t I d = " 1 9 8 7 0 4 1 2 5 7 " > - 
-         < C o n t a c t E m a i l   E l e m e n t T y p e = " C o l u m n "   E l e m e n t I d = " 1 5 8 3 9 8 6 6 6 3 "   D a t a T y p e = " T e x t " > C o n t a c t E m a i l < / C o n t a c t E m a i l > - 
-         < C o n t a c t E m a i l L b l   E l e m e n t T y p e = " C o l u m n "   E l e m e n t I d = " 1 3 0 4 0 7 3 7 7 9 "   D a t a T y p e = " L a b e l " > C o n t a c t E m a i l L b l < / C o n t a c t E m a i l L b l > - 
-         < C o n t a c t M o b i l e P h o n e N o   E l e m e n t T y p e = " C o l u m n "   E l e m e n t I d = " 1 5 1 4 3 8 7 0 0 0 "   D a t a T y p e = " T e x t " > C o n t a c t M o b i l e P h o n e N o < / C o n t a c t M o b i l e P h o n e N o > - 
-         < C o n t a c t M o b i l e P h o n e N o L b l   E l e m e n t T y p e = " C o l u m n "   E l e m e n t I d = " 3 1 0 9 9 8 6 3 0 "   D a t a T y p e = " L a b e l " > C o n t a c t M o b i l e P h o n e N o L b l < / C o n t a c t M o b i l e P h o n e N o L b l > - 
-         < C o n t a c t P h o n e N o   E l e m e n t T y p e = " C o l u m n "   E l e m e n t I d = " 7 2 4 0 8 4 1 6 "   D a t a T y p e = " T e x t " > C o n t a c t P h o n e N o < / C o n t a c t P h o n e N o > - 
-         < C o n t a c t P h o n e N o L b l   E l e m e n t T y p e = " C o l u m n "   E l e m e n t I d = " 1 0 2 6 9 3 3 3 7 4 "   D a t a T y p e = " L a b e l " > C o n t a c t P h o n e N o L b l < / C o n t a c t P h o n e N o L b l > - 
-         < D o c D a t e C a p t i o n   E l e m e n t T y p e = " C o l u m n "   E l e m e n t I d = " 1 1 5 7 6 2 1 5 3 7 "   D a t a T y p e = " L a b e l " > D o c D a t e C a p t i o n < / D o c D a t e C a p t i o n > - 
-         < D u e D a t e C a p t i o n   E l e m e n t T y p e = " C o l u m n "   E l e m e n t I d = " 2 0 4 6 6 7 9 4 6 9 "   D a t a T y p e = " L a b e l " > D u e D a t e C a p t i o n < / D u e D a t e C a p t i o n > - 
-         < E M a i l C a p t i o n   E l e m e n t T y p e = " C o l u m n "   E l e m e n t I d = " 4 7 2 3 3 8 3 4 3 "   D a t a T y p e = " L a b e l " > E M a i l C a p t i o n < / E M a i l C a p t i o n > - 
-         < H o m e P a g e C a p t i o n   E l e m e n t T y p e = " C o l u m n "   E l e m e n t I d = " 2 1 2 0 4 1 7 5 5 1 "   D a t a T y p e = " L a b e l " > H o m e P a g e C a p t i o n < / H o m e P a g e C a p t i o n > - 
-         < N o _ I s s u e d R e m i n d e r H e a d e r   E l e m e n t T y p e = " C o l u m n "   E l e m e n t I d = " 4 4 6 3 2 8 1 9 1 "   D a t a T y p e = " C o d e " > N o _ I s s u e d R e m i n d e r H e a d e r < / N o _ I s s u e d R e m i n d e r H e a d e r > - 
-         < P a g e C a p t i o n   E l e m e n t T y p e = " C o l u m n "   E l e m e n t I d = " 1 6 4 5 7 9 0 3 1 2 "   D a t a T y p e = " L a b e l " > P a g e C a p t i o n < / P a g e C a p t i o n > - 
-         < S h o w M I R L i n e s   E l e m e n t T y p e = " C o l u m n "   E l e m e n t I d = " 1 6 9 8 2 1 4 9 3 9 "   D a t a T y p e = " B o o l e a n " > S h o w M I R L i n e s < / S h o w M I R L i n e s > - 
-         < T o t a l C a p t i o n   E l e m e n t T y p e = " C o l u m n "   E l e m e n t I d = " 7 0 7 1 0 2 6 9 5 "   D a t a T y p e = " L a b e l " > T o t a l C a p t i o n < / T o t a l C a p t i o n > - 
-         < V A T A m o u n t C a p t i o n   E l e m e n t T y p e = " C o l u m n "   E l e m e n t I d = " 1 1 3 1 7 3 2 3 8 8 "   D a t a T y p e = " L a b e l " > V A T A m o u n t C a p t i o n < / V A T A m o u n t C a p t i o n > - 
-         < V A T B a s e C a p t i o n   E l e m e n t T y p e = " C o l u m n "   E l e m e n t I d = " 1 7 5 9 0 7 3 0 0 5 "   D a t a T y p e = " L a b e l " > V A T B a s e C a p t i o n < / V A T B a s e C a p t i o n > - 
-         < V A T P e r c e n t C a p t i o n   E l e m e n t T y p e = " C o l u m n "   E l e m e n t I d = " 1 7 6 3 4 5 7 5 6 3 "   D a t a T y p e = " L a b e l " > V A T P e r c e n t C a p t i o n < / V A T P e r c e n t C a p t i o n > - 
-         < I n t e g e r   E l e m e n t T y p e = " D a t a I t e m "   E l e m e n t I d = " 1 7 3 5 6 9 8 6 1 9 " > - 
-             < B a n k A c c N o C a p t i o n   E l e m e n t T y p e = " C o l u m n "   E l e m e n t I d = " 1 4 9 2 8 4 0 6 9 9 "   D a t a T y p e = " L a b e l " > B a n k A c c N o C a p t i o n < / B a n k A c c N o C a p t i o n > - 
-             < B a n k N a m e C a p t i o n   E l e m e n t T y p e = " C o l u m n "   E l e m e n t I d = " 8 9 8 5 9 8 6 6 6 "   D a t a T y p e = " L a b e l " > B a n k N a m e C a p t i o n < / B a n k N a m e C a p t i o n > - 
-             < C o m p a n y A d d r 1   E l e m e n t T y p e = " C o l u m n "   E l e m e n t I d = " 8 8 5 0 9 6 1 0 4 "   D a t a T y p e = " T e x t " > C o m p a n y A d d r 1 < / C o m p a n y A d d r 1 > - 
-             < C o m p a n y A d d r 2   E l e m e n t T y p e = " C o l u m n "   E l e m e n t I d = " 1 0 2 7 9 9 3 7 4 7 "   D a t a T y p e = " T e x t " > C o m p a n y A d d r 2 < / C o m p a n y A d d r 2 > - 
-             < C o m p a n y A d d r 3   E l e m e n t T y p e = " C o l u m n "   E l e m e n t I d = " 3 9 0 2 9 7 1 3 0 "   D a t a T y p e = " T e x t " > C o m p a n y A d d r 3 < / C o m p a n y A d d r 3 > - 
-             < C o m p a n y A d d r 4   E l e m e n t T y p e = " C o l u m n "   E l e m e n t I d = " 1 9 9 1 5 8 0 3 1 5 "   D a t a T y p e = " T e x t " > C o m p a n y A d d r 4 < / C o m p a n y A d d r 4 > - 
-             < C o m p a n y A d d r 5   E l e m e n t T y p e = " C o l u m n "   E l e m e n t I d = " 1 6 6 5 6 9 0 3 6 4 "   D a t a T y p e = " T e x t " > C o m p a n y A d d r 5 < / C o m p a n y A d d r 5 > - 
-             < C o m p a n y A d d r 6   E l e m e n t T y p e = " C o l u m n "   E l e m e n t I d = " 7 1 6 1 8 7 0 8 1 "   D a t a T y p e = " T e x t " > C o m p a n y A d d r 6 < / C o m p a n y A d d r 6 > - 
-             < C o m p a n y A d d r 7   E l e m e n t T y p e = " C o l u m n "   E l e m e n t I d = " 1 3 5 3 8 8 3 6 9 8 "   D a t a T y p e = " T e x t " > C o m p a n y A d d r 7 < / C o m p a n y A d d r 7 > - 
-             < C o m p a n y A d d r 8   E l e m e n t T y p e = " C o l u m n "   E l e m e n t I d = " 1 0 5 4 0 0 5 1 2 7 "   D a t a T y p e = " T e x t " > C o m p a n y A d d r 8 < / C o m p a n y A d d r 8 > - 
-             < C o m p a n y I n f o 1 P i c t u r e   E l e m e n t T y p e = " C o l u m n "   E l e m e n t I d = " 1 0 1 8 2 0 6 5 0 3 "   D a t a T y p e = " B l o b "   / > - 
-             < C o m p a n y I n f o 2 P i c t u r e   E l e m e n t T y p e = " C o l u m n "   E l e m e n t I d = " 9 8 9 6 7 0 4 7 4 "   D a t a T y p e = " B l o b "   / > - 
-             < C o m p a n y I n f o 3 P i c t u r e   E l e m e n t T y p e = " C o l u m n "   E l e m e n t I d = " 5 7 9 7 0 4 0 5 9 "   D a t a T y p e = " B l o b "   / > - 
-             < C o m p a n y I n f o B a n k A c c N o   E l e m e n t T y p e = " C o l u m n "   E l e m e n t I d = " 1 0 8 2 4 4 1 8 "   D a t a T y p e = " T e x t " > C o m p a n y I n f o B a n k A c c N o < / C o m p a n y I n f o B a n k A c c N o > - 
-             < C o m p a n y I n f o B a n k N a m e   E l e m e n t T y p e = " C o l u m n "   E l e m e n t I d = " 1 8 3 4 4 8 6 5 3 "   D a t a T y p e = " T e x t " > C o m p a n y I n f o B a n k N a m e < / C o m p a n y I n f o B a n k N a m e > - 
-             < C o m p a n y I n f o E M a i l   E l e m e n t T y p e = " C o l u m n "   E l e m e n t I d = " 1 0 8 3 1 8 6 0 6 4 "   D a t a T y p e = " T e x t " > C o m p a n y I n f o E M a i l < / C o m p a n y I n f o E M a i l > - 
-             < C o m p a n y I n f o G i r o N o   E l e m e n t T y p e = " C o l u m n "   E l e m e n t I d = " 6 6 8 8 8 4 2 6 "   D a t a T y p e = " T e x t " > C o m p a n y I n f o G i r o N o < / C o m p a n y I n f o G i r o N o > - 
-             < C o m p a n y I n f o H o m e P a g e   E l e m e n t T y p e = " C o l u m n "   E l e m e n t I d = " 1 5 3 0 3 1 7 4 4 0 "   D a t a T y p e = " T e x t " > C o m p a n y I n f o H o m e P a g e < / C o m p a n y I n f o H o m e P a g e > - 
-             < C o m p a n y I n f o I B A N   E l e m e n t T y p e = " C o l u m n "   E l e m e n t I d = " 6 5 0 2 8 0 4 0 8 "   D a t a T y p e = " C o d e " > C o m p a n y I n f o I B A N < / C o m p a n y I n f o I B A N > - 
-             < C o m p a n y I n f o P h o n e N o   E l e m e n t T y p e = " C o l u m n "   E l e m e n t I d = " 8 9 6 1 4 9 4 4 9 "   D a t a T y p e = " T e x t " > C o m p a n y I n f o P h o n e N o < / C o m p a n y I n f o P h o n e N o > - 
-             < C o m p a n y I n f o V A T R e g N o   E l e m e n t T y p e = " C o l u m n "   E l e m e n t I d = " 1 2 1 1 0 2 0 5 2 2 "   D a t a T y p e = " T e x t " > C o m p a n y I n f o V A T R e g N o < / C o m p a n y I n f o V A T R e g N o > - 
-             < C o m p a n y V A T R e g i s t r a t i o n N o C a p t i o n   E l e m e n t T y p e = " C o l u m n "   E l e m e n t I d = " 1 2 1 9 4 0 0 9 9 9 "   D a t a T y p e = " T e x t " > C o m p a n y V A T R e g i s t r a t i o n N o C a p t i o n < / C o m p a n y V A T R e g i s t r a t i o n N o C a p t i o n > - 
-             < C o n t a c t _ I s s u e d R e m i n d e r H d r   E l e m e n t T y p e = " C o l u m n "   E l e m e n t I d = " 1 5 5 5 2 4 2 7 9 "   D a t a T y p e = " T e x t " > C o n t a c t _ I s s u e d R e m i n d e r H d r < / C o n t a c t _ I s s u e d R e m i n d e r H d r > - 
-             < C u s t A d d r 1   E l e m e n t T y p e = " C o l u m n "   E l e m e n t I d = " 1 3 6 8 0 2 7 5 2 2 "   D a t a T y p e = " T e x t " > C u s t A d d r 1 < / C u s t A d d r 1 > - 
-             < C u s t A d d r 2   E l e m e n t T y p e = " C o l u m n "   E l e m e n t I d = " 2 0 0 5 7 2 4 1 3 9 "   D a t a T y p e = " T e x t " > C u s t A d d r 2 < / C u s t A d d r 2 > - 
-             < C u s t A d d r 3   E l e m e n t T y p e = " C o l u m n "   E l e m e n t I d = " 1 6 5 1 5 4 6 5 4 0 "   D a t a T y p e = " T e x t " > C u s t A d d r 3 < / C u s t A d d r 3 > - 
-             < C u s t A d d r 4   E l e m e n t T y p e = " C o l u m n "   E l e m e n t I d = " 1 0 1 3 8 4 9 9 2 3 "   D a t a T y p e = " T e x t " > C u s t A d d r 4 < / C u s t A d d r 4 > - 
-             < C u s t A d d r 5   E l e m e n t T y p e = " C o l u m n "   E l e m e n t I d = " 3 7 6 1 5 3 3 0 6 "   D a t a T y p e = " T e x t " > C u s t A d d r 5 < / C u s t A d d r 5 > - 
-             < C u s t A d d r 6   E l e m e n t T y p e = " C o l u m n "   E l e m e n t I d = " 2 6 1 5 4 3 3 1 1 "   D a t a T y p e = " T e x t " > C u s t A d d r 6 < / C u s t A d d r 6 > - 
-             < C u s t A d d r 7   E l e m e n t T y p e = " C o l u m n "   E l e m e n t I d = " 8 9 9 2 3 9 9 2 8 "   D a t a T y p e = " T e x t " > C u s t A d d r 7 < / C u s t A d d r 7 > - 
-             < C u s t A d d r 8   E l e m e n t T y p e = " C o l u m n "   E l e m e n t I d = " 1 5 3 6 9 3 6 5 4 5 "   D a t a T y p e = " T e x t " > C u s t A d d r 8 < / C u s t A d d r 8 > - 
-             < C u s t N o _ I s s u e R e m i n d e r H d r   E l e m e n t T y p e = " C o l u m n "   E l e m e n t I d = " 8 9 7 2 2 1 7 4 1 "   D a t a T y p e = " C o d e " > C u s t N o _ I s s u e R e m i n d e r H d r < / C u s t N o _ I s s u e R e m i n d e r H d r > - 
-             < C u s t N o _ I s s u e R e m i n d e r H d r C a p t i o n   E l e m e n t T y p e = " C o l u m n "   E l e m e n t I d = " 2 1 0 8 3 0 4 5 3 "   D a t a T y p e = " S t r i n g " > C u s t N o _ I s s u e R e m i n d e r H d r C a p t i o n < / C u s t N o _ I s s u e R e m i n d e r H d r C a p t i o n > - 
-             < D o c D a t e _ I s s u e R e m i n d e r H d r   E l e m e n t T y p e = " C o l u m n "   E l e m e n t I d = " 1 7 0 8 8 2 7 8 4 1 "   D a t a T y p e = " S t r i n g " > D o c D a t e _ I s s u e R e m i n d e r H d r < / D o c D a t e _ I s s u e R e m i n d e r H d r > - 
-             < D u e D a t e _ I s s u e d R e m i n d e r H d r   E l e m e n t T y p e = " C o l u m n "   E l e m e n t I d = " 1 4 3 1 6 6 8 4 4 7 "   D a t a T y p e = " S t r i n g " > D u e D a t e _ I s s u e d R e m i n d e r H d r < / D u e D a t e _ I s s u e d R e m i n d e r H d r > - 
-             < G i r o N o C a p t i o n   E l e m e n t T y p e = " C o l u m n "   E l e m e n t I d = " 9 5 3 0 4 7 1 1 1 "   D a t a T y p e = " L a b e l " > G i r o N o C a p t i o n < / G i r o N o C a p t i o n > - 
-             < I B A N C a p t i o n   E l e m e n t T y p e = " C o l u m n "   E l e m e n t I d = " 2 0 2 6 0 1 3 4 9 5 "   D a t a T y p e = " L a b e l " > I B A N C a p t i o n < / I B A N C a p t i o n > - 
-             < N o 1 _ I s s u e d R e m i n d e r H d r   E l e m e n t T y p e = " C o l u m n "   E l e m e n t I d = " 2 0 0 8 1 6 9 9 1 9 "   D a t a T y p e = " C o d e " > N o 1 _ I s s u e d R e m i n d e r H d r < / N o 1 _ I s s u e d R e m i n d e r H d r > - 
-             < P h o n e N o C a p t i o n   E l e m e n t T y p e = " C o l u m n "   E l e m e n t I d = " 1 4 5 8 8 2 1 3 2 2 "   D a t a T y p e = " L a b e l " > P h o n e N o C a p t i o n < / P h o n e N o C a p t i o n > - 
-             < P o s t D a t e _ I s s u e d R e m i n d e r H d r   E l e m e n t T y p e = " C o l u m n "   E l e m e n t I d = " 5 4 1 1 2 9 7 1 "   D a t a T y p e = " S t r i n g " > P o s t D a t e _ I s s u e d R e m i n d e r H d r < / P o s t D a t e _ I s s u e d R e m i n d e r H d r > - 
-             < P o s t i n g D a t e C a p t i o n   E l e m e n t T y p e = " C o l u m n "   E l e m e n t I d = " 1 2 7 3 0 5 6 1 7 "   D a t a T y p e = " L a b e l " > P o s t i n g D a t e C a p t i o n < / P o s t i n g D a t e C a p t i o n > - 
-             < R e f e r e n c e T e x t   E l e m e n t T y p e = " C o l u m n "   E l e m e n t I d = " 4 4 5 3 5 3 4 5 1 "   D a t a T y p e = " T e x t " > R e f e r e n c e T e x t < / R e f e r e n c e T e x t > - 
-             < R e m i n d e r C a p t i o n   E l e m e n t T y p e = " C o l u m n "   E l e m e n t I d = " 9 4 4 9 7 9 5 4 9 "   D a t a T y p e = " L a b e l " > R e m i n d e r C a p t i o n < / R e m i n d e r C a p t i o n > - 
-             < R e m i n d e r N o C a p t i o n   E l e m e n t T y p e = " C o l u m n "   E l e m e n t I d = " 1 9 9 7 4 9 9 4 0 4 "   D a t a T y p e = " L a b e l " > R e m i n d e r N o C a p t i o n < / R e m i n d e r N o C a p t i o n > - 
-             < T e x t P a g e   E l e m e n t T y p e = " C o l u m n "   E l e m e n t I d = " 1 0 8 1 6 9 9 3 3 "   D a t a T y p e = " L a b e l " > T e x t P a g e < / T e x t P a g e > - 
-             < V A T N o T e x t   E l e m e n t T y p e = " C o l u m n "   E l e m e n t I d = " 1 9 5 9 6 6 3 4 2 6 "   D a t a T y p e = " T e x t " > V A T N o T e x t < / V A T N o T e x t > - 
-             < V A T R e g N o C a p t i o n   E l e m e n t T y p e = " C o l u m n "   E l e m e n t I d = " 1 6 8 6 3 6 0 3 6 1 "   D a t a T y p e = " T e x t " > V A T R e g N o C a p t i o n < / V A T R e g N o C a p t i o n > - 
-             < V a t R e g N o _ I s s u e R e m i n d e r H d r   E l e m e n t T y p e = " C o l u m n "   E l e m e n t I d = " 1 9 3 5 6 1 8 4 5 5 "   D a t a T y p e = " T e x t " > V a t R e g N o _ I s s u e R e m i n d e r H d r < / V a t R e g N o _ I s s u e R e m i n d e r H d r > - 
-             < Y o u r R e f _ I s s u e R e m i n d e r H d r   E l e m e n t T y p e = " C o l u m n "   E l e m e n t I d = " 5 2 1 2 8 7 1 0 9 "   D a t a T y p e = " T e x t " > Y o u r R e f _ I s s u e R e m i n d e r H d r < / Y o u r R e f _ I s s u e R e m i n d e r H d r > - 
-             < D i m e n s i o n L o o p   E l e m e n t T y p e = " D a t a I t e m "   E l e m e n t I d = " 1 2 5 6 7 2 1 1 9 " > - 
-                 < D i m T e x t   E l e m e n t T y p e = " C o l u m n "   E l e m e n t I d = " 1 7 6 4 8 3 2 3 2 "   D a t a T y p e = " T e x t " > D i m T e x t < / D i m T e x t > - 
-                 < H e a d e r D i m e n s i o n s C a p t i o n   E l e m e n t T y p e = " C o l u m n "   E l e m e n t I d = " 7 7 5 1 7 1 5 5 3 "   D a t a T y p e = " L a b e l " > H e a d e r D i m e n s i o n s C a p t i o n < / H e a d e r D i m e n s i o n s C a p t i o n > - 
-                 < N u m b e r _ I n t e g e r L i n e   E l e m e n t T y p e = " C o l u m n "   E l e m e n t I d = " 1 2 3 7 4 0 5 6 5 5 "   D a t a T y p e = " I n t e g e r " > N u m b e r _ I n t e g e r L i n e < / N u m b e r _ I n t e g e r L i n e > +     < I s s u e d _ R e m i n d e r _ H e a d e r > + 
+         < C o n t a c t E m a i l > C o n t a c t E m a i l < / C o n t a c t E m a i l > + 
+         < C o n t a c t E m a i l L b l > C o n t a c t E m a i l L b l < / C o n t a c t E m a i l L b l > + 
+         < C o n t a c t M o b i l e P h o n e N o > C o n t a c t M o b i l e P h o n e N o < / C o n t a c t M o b i l e P h o n e N o > + 
+         < C o n t a c t M o b i l e P h o n e N o L b l > C o n t a c t M o b i l e P h o n e N o L b l < / C o n t a c t M o b i l e P h o n e N o L b l > + 
+         < C o n t a c t P h o n e N o > C o n t a c t P h o n e N o < / C o n t a c t P h o n e N o > + 
+         < C o n t a c t P h o n e N o L b l > C o n t a c t P h o n e N o L b l < / C o n t a c t P h o n e N o L b l > + 
+         < D o c D a t e C a p t i o n > D o c D a t e C a p t i o n < / D o c D a t e C a p t i o n > + 
+         < D u e D a t e C a p t i o n > D u e D a t e C a p t i o n < / D u e D a t e C a p t i o n > + 
+         < E M a i l C a p t i o n > E M a i l C a p t i o n < / E M a i l C a p t i o n > + 
+         < H o m e P a g e C a p t i o n > H o m e P a g e C a p t i o n < / H o m e P a g e C a p t i o n > + 
+         < N o _ I s s u e d R e m i n d e r H e a d e r > N o _ I s s u e d R e m i n d e r H e a d e r < / N o _ I s s u e d R e m i n d e r H e a d e r > + 
+         < P a g e C a p t i o n > P a g e C a p t i o n < / P a g e C a p t i o n > + 
+         < S h o w M I R L i n e s > S h o w M I R L i n e s < / S h o w M I R L i n e s > + 
+         < T o t a l C a p t i o n > T o t a l C a p t i o n < / T o t a l C a p t i o n > + 
+         < V A T A m o u n t C a p t i o n > V A T A m o u n t C a p t i o n < / V A T A m o u n t C a p t i o n > + 
+         < V A T B a s e C a p t i o n > V A T B a s e C a p t i o n < / V A T B a s e C a p t i o n > + 
+         < V A T P e r c e n t C a p t i o n > V A T P e r c e n t C a p t i o n < / V A T P e r c e n t C a p t i o n > + 
+         < I n t e g e r > + 
+             < B a n k A c c N o C a p t i o n > B a n k A c c N o C a p t i o n < / B a n k A c c N o C a p t i o n > + 
+             < B a n k N a m e C a p t i o n > B a n k N a m e C a p t i o n < / B a n k N a m e C a p t i o n > + 
+             < C o m p a n y A d d r 1 > C o m p a n y A d d r 1 < / C o m p a n y A d d r 1 > + 
+             < C o m p a n y A d d r 2 > C o m p a n y A d d r 2 < / C o m p a n y A d d r 2 > + 
+             < C o m p a n y A d d r 3 > C o m p a n y A d d r 3 < / C o m p a n y A d d r 3 > + 
+             < C o m p a n y A d d r 4 > C o m p a n y A d d r 4 < / C o m p a n y A d d r 4 > + 
+             < C o m p a n y A d d r 5 > C o m p a n y A d d r 5 < / C o m p a n y A d d r 5 > + 
+             < C o m p a n y A d d r 6 > C o m p a n y A d d r 6 < / C o m p a n y A d d r 6 > + 
+             < C o m p a n y A d d r 7 > C o m p a n y A d d r 7 < / C o m p a n y A d d r 7 > + 
+             < C o m p a n y A d d r 8 > C o m p a n y A d d r 8 < / C o m p a n y A d d r 8 > + 
+             < C o m p a n y I n f o 1 P i c t u r e / > + 
+             < C o m p a n y I n f o 2 P i c t u r e / > + 
+             < C o m p a n y I n f o 3 P i c t u r e / > + 
+             < C o m p a n y I n f o B a n k A c c N o > C o m p a n y I n f o B a n k A c c N o < / C o m p a n y I n f o B a n k A c c N o > + 
+             < C o m p a n y I n f o B a n k N a m e > C o m p a n y I n f o B a n k N a m e < / C o m p a n y I n f o B a n k N a m e > + 
+             < C o m p a n y I n f o E M a i l > C o m p a n y I n f o E M a i l < / C o m p a n y I n f o E M a i l > + 
+             < C o m p a n y I n f o G i r o N o > C o m p a n y I n f o G i r o N o < / C o m p a n y I n f o G i r o N o > + 
+             < C o m p a n y I n f o H o m e P a g e > C o m p a n y I n f o H o m e P a g e < / C o m p a n y I n f o H o m e P a g e > + 
+             < C o m p a n y I n f o I B A N > C o m p a n y I n f o I B A N < / C o m p a n y I n f o I B A N > + 
+             < C o m p a n y I n f o P h o n e N o > C o m p a n y I n f o P h o n e N o < / C o m p a n y I n f o P h o n e N o > + 
+             < C o m p a n y I n f o V A T R e g N o > C o m p a n y I n f o V A T R e g N o < / C o m p a n y I n f o V A T R e g N o > + 
+             < C o m p a n y V A T R e g i s t r a t i o n N o C a p t i o n > C o m p a n y V A T R e g i s t r a t i o n N o C a p t i o n < / C o m p a n y V A T R e g i s t r a t i o n N o C a p t i o n > + 
+             < C o n t a c t _ I s s u e d R e m i n d e r H d r > C o n t a c t _ I s s u e d R e m i n d e r H d r < / C o n t a c t _ I s s u e d R e m i n d e r H d r > + 
+             < C u s t A d d r 1 > C u s t A d d r 1 < / C u s t A d d r 1 > + 
+             < C u s t A d d r 2 > C u s t A d d r 2 < / C u s t A d d r 2 > + 
+             < C u s t A d d r 3 > C u s t A d d r 3 < / C u s t A d d r 3 > + 
+             < C u s t A d d r 4 > C u s t A d d r 4 < / C u s t A d d r 4 > + 
+             < C u s t A d d r 5 > C u s t A d d r 5 < / C u s t A d d r 5 > + 
+             < C u s t A d d r 6 > C u s t A d d r 6 < / C u s t A d d r 6 > + 
+             < C u s t A d d r 7 > C u s t A d d r 7 < / C u s t A d d r 7 > + 
+             < C u s t A d d r 8 > C u s t A d d r 8 < / C u s t A d d r 8 > + 
+             < C u s t N o _ I s s u e R e m i n d e r H d r > C u s t N o _ I s s u e R e m i n d e r H d r < / C u s t N o _ I s s u e R e m i n d e r H d r > + 
+             < C u s t N o _ I s s u e R e m i n d e r H d r C a p t i o n > C u s t N o _ I s s u e R e m i n d e r H d r C a p t i o n < / C u s t N o _ I s s u e R e m i n d e r H d r C a p t i o n > + 
+             < D o c D a t e _ I s s u e R e m i n d e r H d r > D o c D a t e _ I s s u e R e m i n d e r H d r < / D o c D a t e _ I s s u e R e m i n d e r H d r > + 
+             < D u e D a t e _ I s s u e d R e m i n d e r H d r > D u e D a t e _ I s s u e d R e m i n d e r H d r < / D u e D a t e _ I s s u e d R e m i n d e r H d r > + 
+             < G i r o N o C a p t i o n > G i r o N o C a p t i o n < / G i r o N o C a p t i o n > + 
+             < I B A N C a p t i o n > I B A N C a p t i o n < / I B A N C a p t i o n > + 
+             < N o 1 _ I s s u e d R e m i n d e r H d r > N o 1 _ I s s u e d R e m i n d e r H d r < / N o 1 _ I s s u e d R e m i n d e r H d r > + 
+             < P h o n e N o C a p t i o n > P h o n e N o C a p t i o n < / P h o n e N o C a p t i o n > + 
+             < P o s t D a t e _ I s s u e d R e m i n d e r H d r > P o s t D a t e _ I s s u e d R e m i n d e r H d r < / P o s t D a t e _ I s s u e d R e m i n d e r H d r > + 
+             < P o s t i n g D a t e C a p t i o n > P o s t i n g D a t e C a p t i o n < / P o s t i n g D a t e C a p t i o n > + 
+             < R e f e r e n c e T e x t > R e f e r e n c e T e x t < / R e f e r e n c e T e x t > + 
+             < R e m i n d e r C a p t i o n > R e m i n d e r C a p t i o n < / R e m i n d e r C a p t i o n > + 
+             < R e m i n d e r N o C a p t i o n > R e m i n d e r N o C a p t i o n < / R e m i n d e r N o C a p t i o n > + 
+             < T e x t P a g e > T e x t P a g e < / T e x t P a g e > + 
+             < V A T N o T e x t > V A T N o T e x t < / V A T N o T e x t > + 
+             < V A T R e g N o C a p t i o n > V A T R e g N o C a p t i o n < / V A T R e g N o C a p t i o n > + 
+             < V a t R e g N o _ I s s u e R e m i n d e r H d r > V a t R e g N o _ I s s u e R e m i n d e r H d r < / V a t R e g N o _ I s s u e R e m i n d e r H d r > + 
+             < Y o u r R e f _ I s s u e R e m i n d e r H d r > Y o u r R e f _ I s s u e R e m i n d e r H d r < / Y o u r R e f _ I s s u e R e m i n d e r H d r > + 
+             < D i m e n s i o n L o o p > + 
+                 < D i m T e x t > D i m T e x t < / D i m T e x t > + 
+                 < H e a d e r D i m e n s i o n s C a p t i o n > H e a d e r D i m e n s i o n s C a p t i o n < / H e a d e r D i m e n s i o n s C a p t i o n > + 
+                 < N u m b e r _ I n t e g e r L i n e > N u m b e r _ I n t e g e r L i n e < / N u m b e r _ I n t e g e r L i n e >   
              < / D i m e n s i o n L o o p >   
-             < I s s u e d _ R e m i n d e r _ L i n e   E l e m e n t T y p e = " D a t a I t e m "   E l e m e n t I d = " 9 8 4 8 8 6 2 2 4 " > - 
-                 < D e s c _ I s s u e d R e m i n d e r L i n e   E l e m e n t T y p e = " C o l u m n "   E l e m e n t I d = " 1 0 5 9 7 9 1 9 8 2 "   D a t a T y p e = " T e x t " > D e s c _ I s s u e d R e m i n d e r L i n e < / D e s c _ I s s u e d R e m i n d e r L i n e > - 
-                 < D o c D a t e _ I s s u e d R e m i n d e r L i n e   E l e m e n t T y p e = " C o l u m n "   E l e m e n t I d = " 1 9 6 6 7 6 8 8 8 5 "   D a t a T y p e = " S t r i n g " > D o c D a t e _ I s s u e d R e m i n d e r L i n e < / D o c D a t e _ I s s u e d R e m i n d e r L i n e > - 
-                 < D o c N o C a p t i o n _ I s s u e d R e m i n d e r L i n e   E l e m e n t T y p e = " C o l u m n "   E l e m e n t I d = " 1 2 3 8 7 0 1 2 8 "   D a t a T y p e = " S t r i n g " > D o c N o C a p t i o n _ I s s u e d R e m i n d e r L i n e < / D o c N o C a p t i o n _ I s s u e d R e m i n d e r L i n e > - 
-                 < D o c N o _ I s s u e d R e m i n d e r L i n e   E l e m e n t T y p e = " C o l u m n "   E l e m e n t I d = " 1 3 4 6 2 4 4 0 3 4 "   D a t a T y p e = " C o d e " > D o c N o _ I s s u e d R e m i n d e r L i n e < / D o c N o _ I s s u e d R e m i n d e r L i n e > - 
-                 < D o c N o _ I s s u e d R e m i n d e r L i n e C a p t i o n   E l e m e n t T y p e = " C o l u m n "   E l e m e n t I d = " 1 7 3 2 3 6 8 3 5 2 "   D a t a T y p e = " S t r i n g " > D o c N o _ I s s u e d R e m i n d e r L i n e C a p t i o n < / D o c N o _ I s s u e d R e m i n d e r L i n e C a p t i o n > - 
-                 < D o c T y p e _ I s s u e d R e m i n d e r L i n e   E l e m e n t T y p e = " C o l u m n "   E l e m e n t I d = " 1 3 3 5 2 4 4 0 7 3 "   D a t a T y p e = " E n u m " > D o c T y p e _ I s s u e d R e m i n d e r L i n e < / D o c T y p e _ I s s u e d R e m i n d e r L i n e > - 
-                 < D o c T y p e _ I s s u e d R e m i n d e r L i n e C a p t i o n   E l e m e n t T y p e = " C o l u m n "   E l e m e n t I d = " 5 3 0 2 0 3 0 2 5 "   D a t a T y p e = " S t r i n g " > D o c T y p e _ I s s u e d R e m i n d e r L i n e C a p t i o n < / D o c T y p e _ I s s u e d R e m i n d e r L i n e C a p t i o n > - 
-                 < D o c u m e n t D a t e C a p t i o n 1   E l e m e n t T y p e = " C o l u m n "   E l e m e n t I d = " 1 7 7 6 0 2 1 4 4 1 "   D a t a T y p e = " L a b e l " > D o c u m e n t D a t e C a p t i o n 1 < / D o c u m e n t D a t e C a p t i o n 1 > - 
-                 < D u e D a t e _ I s s u e d R e m i n d e r L i n e   E l e m e n t T y p e = " C o l u m n "   E l e m e n t I d = " 7 8 7 2 1 5 6 5 7 "   D a t a T y p e = " S t r i n g " > D u e D a t e _ I s s u e d R e m i n d e r L i n e < / D u e D a t e _ I s s u e d R e m i n d e r L i n e > - 
-                 < I n t e r e s t   E l e m e n t T y p e = " C o l u m n "   E l e m e n t I d = " 1 4 5 7 3 7 8 0 9 9 "   D a t a T y p e = " D e c i m a l " > I n t e r e s t < / I n t e r e s t > - 
-                 < I n t e r e s t A m o u n t C a p t i o n   E l e m e n t T y p e = " C o l u m n "   E l e m e n t I d = " 5 8 4 4 2 9 0 9 5 "   D a t a T y p e = " L a b e l " > I n t e r e s t A m o u n t C a p t i o n < / I n t e r e s t A m o u n t C a p t i o n > - 
-                 < L i n e N o _ I s s u e d R e m i n d e r L i n e   E l e m e n t T y p e = " C o l u m n "   E l e m e n t I d = " 2 0 6 6 9 3 7 4 1 6 "   D a t a T y p e = " C o d e " > L i n e N o _ I s s u e d R e m i n d e r L i n e < / L i n e N o _ I s s u e d R e m i n d e r L i n e > - 
-                 < M I R E n t r y _ I s s u e d R e m i n d e r L i n e   E l e m e n t T y p e = " C o l u m n "   E l e m e n t I d = " 8 7 8 1 7 0 6 8 5 "   D a t a T y p e = " B o o l e a n " > M I R E n t r y _ I s s u e d R e m i n d e r L i n e < / M I R E n t r y _ I s s u e d R e m i n d e r L i n e > - 
-                 < N N C I n t e r e s t A m t   E l e m e n t T y p e = " C o l u m n "   E l e m e n t I d = " 1 1 5 2 1 8 2 1 6 0 "   D a t a T y p e = " D e c i m a l " > N N C I n t e r e s t A m t < / N N C I n t e r e s t A m t > - 
-                 < N N C T o t a l   E l e m e n t T y p e = " C o l u m n "   E l e m e n t I d = " 2 1 3 0 8 6 4 2 2 8 "   D a t a T y p e = " D e c i m a l " > N N C T o t a l < / N N C T o t a l > - 
-                 < N N C T o t a l I n c l V A T   E l e m e n t T y p e = " C o l u m n "   E l e m e n t I d = " 1 9 2 3 5 8 0 0 3 1 "   D a t a T y p e = " D e c i m a l " > N N C T o t a l I n c l V A T < / N N C T o t a l I n c l V A T > - 
-                 < N N C V A T A m t   E l e m e n t T y p e = " C o l u m n "   E l e m e n t I d = " 4 1 7 5 7 8 0 7 7 "   D a t a T y p e = " D e c i m a l " > N N C V A T A m t < / N N C V A T A m t > - 
-                 < O r i g i n a l A m t _ I s s u e d R e m i n d e r L i n e   E l e m e n t T y p e = " C o l u m n "   E l e m e n t I d = " 3 8 7 1 9 0 6 1 0 "   D a t a T y p e = " D e c i m a l " > O r i g i n a l A m t _ I s s u e d R e m i n d e r L i n e < / O r i g i n a l A m t _ I s s u e d R e m i n d e r L i n e > - 
-                 < O r i g i n a l A m t _ I s s u e d R e m i n d e r L i n e C a p t i o n   E l e m e n t T y p e = " C o l u m n "   E l e m e n t I d = " 2 0 5 6 3 8 8 0 1 6 "   D a t a T y p e = " S t r i n g " > O r i g i n a l A m t _ I s s u e d R e m i n d e r L i n e C a p t i o n < / O r i g i n a l A m t _ I s s u e d R e m i n d e r L i n e C a p t i o n > - 
-                 < R e m a i n i n g A m o u n t T e x t   E l e m e n t T y p e = " C o l u m n "   E l e m e n t I d = " 1 8 1 3 6 1 2 0 "   D a t a T y p e = " T e x t " > R e m a i n i n g A m o u n t T e x t < / R e m a i n i n g A m o u n t T e x t > - 
-                 < R e m A m t _ I s s u e d R e m i n d e r L i n e   E l e m e n t T y p e = " C o l u m n "   E l e m e n t I d = " 1 4 7 4 3 7 3 0 3 5 "   D a t a T y p e = " D e c i m a l " > R e m A m t _ I s s u e d R e m i n d e r L i n e < / R e m A m t _ I s s u e d R e m i n d e r L i n e > - 
-                 < R e m A m t _ I s s u e d R e m i n d e r L i n e C a p t i o n   E l e m e n t T y p e = " C o l u m n "   E l e m e n t I d = " 2 9 5 4 4 3 4 5 3 "   D a t a T y p e = " S t r i n g " > R e m A m t _ I s s u e d R e m i n d e r L i n e C a p t i o n < / R e m A m t _ I s s u e d R e m i n d e r L i n e C a p t i o n > - 
-                 < R e m N o _ I s s u e d R e m i n d e r L i n e   E l e m e n t T y p e = " C o l u m n "   E l e m e n t I d = " 1 1 3 6 6 6 7 0 7 6 "   D a t a T y p e = " C o d e " > R e m N o _ I s s u e d R e m i n d e r L i n e < / R e m N o _ I s s u e d R e m i n d e r L i n e > - 
-                 < S h o w I n t e r n a l I n f o   E l e m e n t T y p e = " C o l u m n "   E l e m e n t I d = " 1 8 3 0 9 6 2 8 2 5 "   D a t a T y p e = " B o o l e a n " > S h o w I n t e r n a l I n f o < / S h o w I n t e r n a l I n f o > - 
-                 < T o t a l I n c l V A T T e x t   E l e m e n t T y p e = " C o l u m n "   E l e m e n t I d = " 7 6 1 2 0 3 1 7 7 "   D a t a T y p e = " T e x t " > T o t a l I n c l V A T T e x t < / T o t a l I n c l V A T T e x t > - 
-                 < T o t a l T e x t   E l e m e n t T y p e = " C o l u m n "   E l e m e n t I d = " 2 3 1 9 1 0 5 1 8 "   D a t a T y p e = " T e x t " > T o t a l T e x t < / T o t a l T e x t > - 
-                 < T o t a l V A T A m t   E l e m e n t T y p e = " C o l u m n "   E l e m e n t I d = " 1 5 3 4 6 3 0 7 8 8 "   D a t a T y p e = " D e c i m a l " > T o t a l V A T A m t < / T o t a l V A T A m t > - 
-                 < T y p e _ I s s u e d R e m i n d e r L i n e   E l e m e n t T y p e = " C o l u m n "   E l e m e n t I d = " 8 5 4 3 7 8 6 3 9 "   D a t a T y p e = " S t r i n g " > T y p e _ I s s u e d R e m i n d e r L i n e < / T y p e _ I s s u e d R e m i n d e r L i n e > +             < I s s u e d _ R e m i n d e r _ L i n e > + 
+                 < D e s c _ I s s u e d R e m i n d e r L i n e > D e s c _ I s s u e d R e m i n d e r L i n e < / D e s c _ I s s u e d R e m i n d e r L i n e > + 
+                 < D o c D a t e _ I s s u e d R e m i n d e r L i n e > D o c D a t e _ I s s u e d R e m i n d e r L i n e < / D o c D a t e _ I s s u e d R e m i n d e r L i n e > + 
+                 < D o c N o C a p t i o n _ I s s u e d R e m i n d e r L i n e > D o c N o C a p t i o n _ I s s u e d R e m i n d e r L i n e < / D o c N o C a p t i o n _ I s s u e d R e m i n d e r L i n e > + 
+                 < D o c N o _ I s s u e d R e m i n d e r L i n e > D o c N o _ I s s u e d R e m i n d e r L i n e < / D o c N o _ I s s u e d R e m i n d e r L i n e > + 
+                 < D o c N o _ I s s u e d R e m i n d e r L i n e C a p t i o n > D o c N o _ I s s u e d R e m i n d e r L i n e C a p t i o n < / D o c N o _ I s s u e d R e m i n d e r L i n e C a p t i o n > + 
+                 < D o c T y p e _ I s s u e d R e m i n d e r L i n e > D o c T y p e _ I s s u e d R e m i n d e r L i n e < / D o c T y p e _ I s s u e d R e m i n d e r L i n e > + 
+                 < D o c T y p e _ I s s u e d R e m i n d e r L i n e C a p t i o n > D o c T y p e _ I s s u e d R e m i n d e r L i n e C a p t i o n < / D o c T y p e _ I s s u e d R e m i n d e r L i n e C a p t i o n > + 
+                 < D o c u m e n t D a t e C a p t i o n 1 > D o c u m e n t D a t e C a p t i o n 1 < / D o c u m e n t D a t e C a p t i o n 1 > + 
+                 < D u e D a t e _ I s s u e d R e m i n d e r L i n e > D u e D a t e _ I s s u e d R e m i n d e r L i n e < / D u e D a t e _ I s s u e d R e m i n d e r L i n e > + 
+                 < I n t e r e s t > I n t e r e s t < / I n t e r e s t > + 
+                 < I n t e r e s t A m o u n t C a p t i o n > I n t e r e s t A m o u n t C a p t i o n < / I n t e r e s t A m o u n t C a p t i o n > + 
+                 < L i n e N o _ I s s u e d R e m i n d e r L i n e > L i n e N o _ I s s u e d R e m i n d e r L i n e < / L i n e N o _ I s s u e d R e m i n d e r L i n e > + 
+                 < M I R E n t r y _ I s s u e d R e m i n d e r L i n e > M I R E n t r y _ I s s u e d R e m i n d e r L i n e < / M I R E n t r y _ I s s u e d R e m i n d e r L i n e > + 
+                 < N N C I n t e r e s t A m t > N N C I n t e r e s t A m t < / N N C I n t e r e s t A m t > + 
+                 < N N C T o t a l > N N C T o t a l < / N N C T o t a l > + 
+                 < N N C T o t a l I n c l V A T > N N C T o t a l I n c l V A T < / N N C T o t a l I n c l V A T > + 
+                 < N N C V A T A m t > N N C V A T A m t < / N N C V A T A m t > + 
+                 < O r i g i n a l A m t _ I s s u e d R e m i n d e r L i n e > O r i g i n a l A m t _ I s s u e d R e m i n d e r L i n e < / O r i g i n a l A m t _ I s s u e d R e m i n d e r L i n e > + 
+                 < O r i g i n a l A m t _ I s s u e d R e m i n d e r L i n e C a p t i o n > O r i g i n a l A m t _ I s s u e d R e m i n d e r L i n e C a p t i o n < / O r i g i n a l A m t _ I s s u e d R e m i n d e r L i n e C a p t i o n > + 
+                 < R e m a i n i n g A m o u n t T e x t > R e m a i n i n g A m o u n t T e x t < / R e m a i n i n g A m o u n t T e x t > + 
+                 < R e m A m t _ I s s u e d R e m i n d e r L i n e > R e m A m t _ I s s u e d R e m i n d e r L i n e < / R e m A m t _ I s s u e d R e m i n d e r L i n e > + 
+                 < R e m A m t _ I s s u e d R e m i n d e r L i n e C a p t i o n > R e m A m t _ I s s u e d R e m i n d e r L i n e C a p t i o n < / R e m A m t _ I s s u e d R e m i n d e r L i n e C a p t i o n > + 
+                 < R e m N o _ I s s u e d R e m i n d e r L i n e > R e m N o _ I s s u e d R e m i n d e r L i n e < / R e m N o _ I s s u e d R e m i n d e r L i n e > + 
+                 < S h o w I n t e r n a l I n f o > S h o w I n t e r n a l I n f o < / S h o w I n t e r n a l I n f o > + 
+                 < T o t a l I n c l V A T T e x t > T o t a l I n c l V A T T e x t < / T o t a l I n c l V A T T e x t > + 
+                 < T o t a l T e x t > T o t a l T e x t < / T o t a l T e x t > + 
+                 < T o t a l V A T A m t > T o t a l V A T A m t < / T o t a l V A T A m t > + 
+                 < T y p e _ I s s u e d R e m i n d e r L i n e > T y p e _ I s s u e d R e m i n d e r L i n e < / T y p e _ I s s u e d R e m i n d e r L i n e >   
              < / I s s u e d _ R e m i n d e r _ L i n e >   
-             < I s s u e d R e m i n d e r L i n e 2   E l e m e n t T y p e = " D a t a I t e m "   E l e m e n t I d = " 2 0 0 1 8 1 0 3 5 8 " > - 
-                 < D e s c 1 _ I s s u e d R e m i n d e r L i n e   E l e m e n t T y p e = " C o l u m n "   E l e m e n t I d = " 9 9 8 7 6 7 1 0 5 "   D a t a T y p e = " T e x t " > D e s c 1 _ I s s u e d R e m i n d e r L i n e < / D e s c 1 _ I s s u e d R e m i n d e r L i n e > - 
-                 < L i n e N o 1 _ I s s u e d R e m i n d e r L i n e   E l e m e n t T y p e = " C o l u m n "   E l e m e n t I d = " 1 4 4 6 6 8 1 0 4 7 "   D a t a T y p e = " I n t e g e r " > L i n e N o 1 _ I s s u e d R e m i n d e r L i n e < / L i n e N o 1 _ I s s u e d R e m i n d e r L i n e > +             < I s s u e d R e m i n d e r L i n e 2 > + 
+                 < D e s c 1 _ I s s u e d R e m i n d e r L i n e > D e s c 1 _ I s s u e d R e m i n d e r L i n e < / D e s c 1 _ I s s u e d R e m i n d e r L i n e > + 
+                 < L i n e N o 1 _ I s s u e d R e m i n d e r L i n e > L i n e N o 1 _ I s s u e d R e m i n d e r L i n e < / L i n e N o 1 _ I s s u e d R e m i n d e r L i n e >   
              < / I s s u e d R e m i n d e r L i n e 2 >   
-             < V A T C o u n t e r   E l e m e n t T y p e = " D a t a I t e m "   E l e m e n t I d = " 5 5 7 1 2 6 5 0 6 " > - 
-                 < A m o u n t I n c V A T C a p t i o n   E l e m e n t T y p e = " C o l u m n "   E l e m e n t I d = " 2 0 6 1 9 0 5 1 0 4 "   D a t a T y p e = " L a b e l " > A m o u n t I n c V A T C a p t i o n < / A m o u n t I n c V A T C a p t i o n > - 
-                 < C o n t i n u e d C a p t i o n   E l e m e n t T y p e = " C o l u m n "   E l e m e n t I d = " 1 8 8 8 7 8 3 5 2 2 "   D a t a T y p e = " L a b e l " > C o n t i n u e d C a p t i o n < / C o n t i n u e d C a p t i o n > - 
-                 < V A L V A T A m o u n t   E l e m e n t T y p e = " C o l u m n "   E l e m e n t I d = " 1 8 4 9 8 3 7 0 9 7 "   D a t a T y p e = " D e c i m a l " > V A L V A T A m o u n t < / V A L V A T A m o u n t > - 
-                 < V A L V A T B a s e   E l e m e n t T y p e = " C o l u m n "   E l e m e n t I d = " 1 5 5 5 5 2 3 1 8 4 "   D a t a T y p e = " D e c i m a l " > V A L V A T B a s e < / V A L V A T B a s e > - 
-                 < V A L V A T B a s e V A L V A T A m t   E l e m e n t T y p e = " C o l u m n "   E l e m e n t I d = " 1 5 7 7 1 3 5 1 5 2 "   D a t a T y p e = " D e c i m a l " > V A L V A T B a s e V A L V A T A m t < / V A L V A T B a s e V A L V A T A m t > - 
-                 < V A T A m t L i n e A m t I n c l u d V A T   E l e m e n t T y p e = " C o l u m n "   E l e m e n t I d = " 5 3 4 3 8 5 8 5 8 "   D a t a T y p e = " D e c i m a l " > V A T A m t L i n e A m t I n c l u d V A T < / V A T A m t L i n e A m t I n c l u d V A T > - 
-                 < V A T A m t L i n e V A T   E l e m e n t T y p e = " C o l u m n "   E l e m e n t I d = " 2 9 9 0 4 8 9 2 5 "   D a t a T y p e = " D e c i m a l " > V A T A m t L i n e V A T < / V A T A m t L i n e V A T > - 
-                 < V A T A m t S p e c C a p t i o n   E l e m e n t T y p e = " C o l u m n "   E l e m e n t I d = " 3 1 9 2 9 3 3 3 3 "   D a t a T y p e = " L a b e l " > V A T A m t S p e c C a p t i o n < / V A T A m t S p e c C a p t i o n > +             < V A T C o u n t e r > + 
+                 < A m o u n t I n c V A T C a p t i o n > A m o u n t I n c V A T C a p t i o n < / A m o u n t I n c V A T C a p t i o n > + 
+                 < C o n t i n u e d C a p t i o n > C o n t i n u e d C a p t i o n < / C o n t i n u e d C a p t i o n > + 
+                 < V A L V A T A m o u n t > V A L V A T A m o u n t < / V A L V A T A m o u n t > + 
+                 < V A L V A T B a s e > V A L V A T B a s e < / V A L V A T B a s e > + 
+                 < V A L V A T B a s e V A L V A T A m t > V A L V A T B a s e V A L V A T A m t < / V A L V A T B a s e V A L V A T A m t > + 
+                 < V A T A m t L i n e A m t I n c l u d V A T > V A T A m t L i n e A m t I n c l u d V A T < / V A T A m t L i n e A m t I n c l u d V A T > + 
+                 < V A T A m t L i n e V A T > V A T A m t L i n e V A T < / V A T A m t L i n e V A T > + 
+                 < V A T A m t S p e c C a p t i o n > V A T A m t S p e c C a p t i o n < / V A T A m t S p e c C a p t i o n >   
              < / V A T C o u n t e r >   
-             < V A T C l a u s e E n t r y C o u n t e r   E l e m e n t T y p e = " D a t a I t e m "   E l e m e n t I d = " 1 7 4 4 3 1 5 6 2 9 " > - 
-                 < V A T C l a u s e A m o u n t   E l e m e n t T y p e = " C o l u m n "   E l e m e n t I d = " 2 1 2 0 5 2 6 4 9 5 "   D a t a T y p e = " D e c i m a l " > V A T C l a u s e A m o u n t < / V A T C l a u s e A m o u n t > - 
-                 < V A T C l a u s e C o d e   E l e m e n t T y p e = " C o l u m n "   E l e m e n t I d = " 3 2 0 3 7 0 0 9 4 "   D a t a T y p e = " C o d e " > V A T C l a u s e C o d e < / V A T C l a u s e C o d e > - 
-                 < V A T C l a u s e D e s c r i p t i o n   E l e m e n t T y p e = " C o l u m n "   E l e m e n t I d = " 2 0 6 8 0 8 1 1 8 7 "   D a t a T y p e = " T e x t " > V A T C l a u s e D e s c r i p t i o n < / V A T C l a u s e D e s c r i p t i o n > - 
-                 < V A T C l a u s e D e s c r i p t i o n 2   E l e m e n t T y p e = " C o l u m n "   E l e m e n t I d = " 2 0 8 4 7 2 6 0 2 3 "   D a t a T y p e = " T e x t " > V A T C l a u s e D e s c r i p t i o n 2 < / V A T C l a u s e D e s c r i p t i o n 2 > - 
-                 < V A T C l a u s e s C a p t i o n   E l e m e n t T y p e = " C o l u m n "   E l e m e n t I d = " 2 1 0 8 7 9 2 6 2 "   D a t a T y p e = " L a b e l " > V A T C l a u s e s C a p t i o n < / V A T C l a u s e s C a p t i o n > - 
-                 < V A T C l a u s e V A T A m t C a p t i o n   E l e m e n t T y p e = " C o l u m n "   E l e m e n t I d = " 4 8 4 3 3 1 8 1 4 "   D a t a T y p e = " L a b e l " > V A T C l a u s e V A T A m t C a p t i o n < / V A T C l a u s e V A T A m t C a p t i o n > - 
-                 < V A T C l a u s e V A T I d e n t i f i e r   E l e m e n t T y p e = " C o l u m n "   E l e m e n t I d = " 2 8 6 3 9 8 6 6 1 "   D a t a T y p e = " C o d e " > V A T C l a u s e V A T I d e n t i f i e r < / V A T C l a u s e V A T I d e n t i f i e r > - 
-                 < V A T C l a u s e V A T I d e n t i f i e r C a p t i o n   E l e m e n t T y p e = " C o l u m n "   E l e m e n t I d = " 1 6 3 6 0 4 7 8 2 7 "   D a t a T y p e = " L a b e l " > V A T C l a u s e V A T I d e n t i f i e r C a p t i o n < / V A T C l a u s e V A T I d e n t i f i e r C a p t i o n > +             < V A T C l a u s e E n t r y C o u n t e r > + 
+                 < V A T C l a u s e A m o u n t > V A T C l a u s e A m o u n t < / V A T C l a u s e A m o u n t > + 
+                 < V A T C l a u s e C o d e > V A T C l a u s e C o d e < / V A T C l a u s e C o d e > + 
+                 < V A T C l a u s e D e s c r i p t i o n > V A T C l a u s e D e s c r i p t i o n < / V A T C l a u s e D e s c r i p t i o n > + 
+                 < V A T C l a u s e D e s c r i p t i o n 2 > V A T C l a u s e D e s c r i p t i o n 2 < / V A T C l a u s e D e s c r i p t i o n 2 > + 
+                 < V A T C l a u s e s C a p t i o n > V A T C l a u s e s C a p t i o n < / V A T C l a u s e s C a p t i o n > + 
+                 < V A T C l a u s e V A T A m t C a p t i o n > V A T C l a u s e V A T A m t C a p t i o n < / V A T C l a u s e V A T A m t C a p t i o n > + 
+                 < V A T C l a u s e V A T I d e n t i f i e r > V A T C l a u s e V A T I d e n t i f i e r < / V A T C l a u s e V A T I d e n t i f i e r > + 
+                 < V A T C l a u s e V A T I d e n t i f i e r C a p t i o n > V A T C l a u s e V A T I d e n t i f i e r C a p t i o n < / V A T C l a u s e V A T I d e n t i f i e r C a p t i o n >   
              < / V A T C l a u s e E n t r y C o u n t e r >   
-             < V A T C o u n t e r L C Y   E l e m e n t T y p e = " D a t a I t e m "   E l e m e n t I d = " 9 1 0 2 7 8 4 9 2 " > - 
-                 < C o n t i n u e d C a p t i o n 1   E l e m e n t T y p e = " C o l u m n "   E l e m e n t I d = " 1 7 6 0 7 7 1 7 1 9 "   D a t a T y p e = " L a b e l " > C o n t i n u e d C a p t i o n 1 < / C o n t i n u e d C a p t i o n 1 > - 
-                 < V A L E x c h R a t e   E l e m e n t T y p e = " C o l u m n "   E l e m e n t I d = " 1 8 3 2 0 7 3 1 5 4 "   D a t a T y p e = " T e x t " > V A L E x c h R a t e < / V A L E x c h R a t e > - 
-                 < V A L S p e c L C Y H e a d e r   E l e m e n t T y p e = " C o l u m n "   E l e m e n t I d = " 6 9 9 3 5 8 7 5 8 "   D a t a T y p e = " T e x t " > V A L S p e c L C Y H e a d e r < / V A L S p e c L C Y H e a d e r > - 
-                 < V A L V A T A m o u n t L C Y   E l e m e n t T y p e = " C o l u m n "   E l e m e n t I d = " 1 4 4 5 9 7 3 0 8 7 "   D a t a T y p e = " D e c i m a l " > V A L V A T A m o u n t L C Y < / V A L V A T A m o u n t L C Y > - 
-                 < V A L V A T B a s e L C Y   E l e m e n t T y p e = " C o l u m n "   E l e m e n t I d = " 1 4 3 9 0 5 7 6 6 6 "   D a t a T y p e = " D e c i m a l " > V A L V A T B a s e L C Y < / V A L V A T B a s e L C Y > - 
-                 < V A T A m t L i n e V A T C t r l 1 0 7   E l e m e n t T y p e = " C o l u m n "   E l e m e n t I d = " 7 1 5 8 3 8 5 8 0 "   D a t a T y p e = " D e c i m a l " > V A T A m t L i n e V A T C t r l 1 0 7 < / V A T A m t L i n e V A T C t r l 1 0 7 > +             < V A T C o u n t e r L C Y > + 
+                 < C o n t i n u e d C a p t i o n 1 > C o n t i n u e d C a p t i o n 1 < / C o n t i n u e d C a p t i o n 1 > + 
+                 < V A L E x c h R a t e > V A L E x c h R a t e < / V A L E x c h R a t e > + 
+                 < V A L S p e c L C Y H e a d e r > V A L S p e c L C Y H e a d e r < / V A L S p e c L C Y H e a d e r > + 
+                 < V A L V A T A m o u n t L C Y > V A L V A T A m o u n t L C Y < / V A L V A T A m o u n t L C Y > + 
+                 < V A L V A T B a s e L C Y > V A L V A T B a s e L C Y < / V A L V A T B a s e L C Y > + 
+                 < V A T A m t L i n e V A T C t r l 1 0 7 > V A T A m t L i n e V A T C t r l 1 0 7 < / V A T A m t L i n e V A T C t r l 1 0 7 >   
              < / V A T C o u n t e r L C Y >   
-             < L e t t e r T e x t   E l e m e n t T y p e = " D a t a I t e m "   E l e m e n t I d = " 1 5 1 0 3 5 3 8 3 4 " > - 
-                 < A m t D u e T e x t   E l e m e n t T y p e = " C o l u m n "   E l e m e n t I d = " 7 3 3 9 4 4 4 "   D a t a T y p e = " T e x t " > A m t D u e T e x t < / A m t D u e T e x t > - 
-                 < B o d y T e x t   E l e m e n t T y p e = " C o l u m n "   E l e m e n t I d = " 1 4 9 7 5 9 8 0 8 "   D a t a T y p e = " T e x t " > B o d y T e x t < / B o d y T e x t > - 
-                 < C l o s i n g T e x t   E l e m e n t T y p e = " C o l u m n "   E l e m e n t I d = " 5 1 2 1 3 5 9 0 9 "   D a t a T y p e = " T e x t " > C l o s i n g T e x t < / C l o s i n g T e x t > - 
-                 < D e s c r i p t i o n T e x t   E l e m e n t T y p e = " C o l u m n "   E l e m e n t I d = " 8 3 3 0 2 1 6 1 8 "   D a t a T y p e = " T e x t " > D e s c r i p t i o n T e x t < / D e s c r i p t i o n T e x t > - 
-                 < F i n a l T o t a l I n c l V A T   E l e m e n t T y p e = " C o l u m n "   E l e m e n t I d = " 1 5 4 1 3 9 5 4 4 "   D a t a T y p e = " D e c i m a l " > F i n a l T o t a l I n c l V A T < / F i n a l T o t a l I n c l V A T > - 
-                 < G r e e t i n g T e x t   E l e m e n t T y p e = " C o l u m n "   E l e m e n t I d = " 1 1 7 5 2 7 9 2 8 9 "   D a t a T y p e = " T e x t " > G r e e t i n g T e x t < / G r e e t i n g T e x t > - 
-                 < T o t a l R e m A m t _ I s s u e d R e m i n d e r L i n e   E l e m e n t T y p e = " C o l u m n "   E l e m e n t I d = " 1 7 3 6 4 0 3 1 8 5 "   D a t a T y p e = " D e c i m a l " > T o t a l R e m A m t _ I s s u e d R e m i n d e r L i n e < / T o t a l R e m A m t _ I s s u e d R e m i n d e r L i n e > +             < L e t t e r T e x t > + 
+                 < A m t D u e T e x t > A m t D u e T e x t < / A m t D u e T e x t > + 
+                 < B o d y T e x t > B o d y T e x t < / B o d y T e x t > + 
+                 < C l o s i n g T e x t > C l o s i n g T e x t < / C l o s i n g T e x t > + 
+                 < D e s c r i p t i o n T e x t > D e s c r i p t i o n T e x t < / D e s c r i p t i o n T e x t > + 
+                 < F i n a l T o t a l I n c l V A T > F i n a l T o t a l I n c l V A T < / F i n a l T o t a l I n c l V A T > + 
+                 < G r e e t i n g T e x t > G r e e t i n g T e x t < / G r e e t i n g T e x t > + 
+                 < T o t a l R e m A m t _ I s s u e d R e m i n d e r L i n e > T o t a l R e m A m t _ I s s u e d R e m i n d e r L i n e < / T o t a l R e m A m t _ I s s u e d R e m i n d e r L i n e >   
              < / L e t t e r T e x t >   
@@ -4572,14 +4325,10 @@
  < / N a v W o r d R e p o r t X m l P a r t > 
 </file>
 
-<file path=customXml/item3.xml><?xml version="1.0" encoding="utf-8"?>
-<b:Sources xmlns:b="http://schemas.openxmlformats.org/officeDocument/2006/bibliography" xmlns="http://schemas.openxmlformats.org/officeDocument/2006/bibliography" SelectedStyle="\APASixthEditionOfficeOnline.xsl" StyleName="APA" Version="6"/>
-</file>
-
 <file path=customXml/itemProps1.xml><?xml version="1.0" encoding="utf-8"?>
-<ds:datastoreItem xmlns:ds="http://schemas.openxmlformats.org/officeDocument/2006/customXml" ds:itemID="{7965F284-812D-49B2-9D21-557035C5501C}">
+<ds:datastoreItem xmlns:ds="http://schemas.openxmlformats.org/officeDocument/2006/customXml" ds:itemID="{FDAF5E5B-047B-4A8B-87B8-89F4068B5B79}">
   <ds:schemaRefs>
-    <ds:schemaRef ds:uri="urn:microsoft-dynamics-nav/reports/Reminder/117/"/>
+    <ds:schemaRef ds:uri="http://schemas.openxmlformats.org/officeDocument/2006/bibliography"/>
   </ds:schemaRefs>
 </ds:datastoreItem>
 </file>
@@ -4593,9 +4342,9 @@
 </file>
 
 <file path=customXml/itemProps3.xml><?xml version="1.0" encoding="utf-8"?>
-<ds:datastoreItem xmlns:ds="http://schemas.openxmlformats.org/officeDocument/2006/customXml" ds:itemID="{FDAF5E5B-047B-4A8B-87B8-89F4068B5B79}">
+<ds:datastoreItem xmlns:ds="http://schemas.openxmlformats.org/officeDocument/2006/customXml" ds:itemID="{7965F284-812D-49B2-9D21-557035C5501C}">
   <ds:schemaRefs>
-    <ds:schemaRef ds:uri="http://schemas.openxmlformats.org/officeDocument/2006/bibliography"/>
+    <ds:schemaRef ds:uri="urn:microsoft-dynamics-nav/reports/Reminder/117/"/>
   </ds:schemaRefs>
 </ds:datastoreItem>
 </file>
--- a/src/Layers/W1/BaseApp/Sales/Reminder/DefaultReminderEmailBody.docx
+++ b/src/Layers/W1/BaseApp/Sales/Reminder/DefaultReminderEmailBody.docx
@@ -139,7 +139,7 @@
                 <w:cnfStyle w:val="001000000000" w:firstRow="0" w:lastRow="0" w:firstColumn="1" w:lastColumn="0" w:oddVBand="0" w:evenVBand="0" w:oddHBand="0" w:evenHBand="0" w:firstRowFirstColumn="0" w:firstRowLastColumn="0" w:lastRowFirstColumn="0" w:lastRowLastColumn="0"/>
                 <w:tcW w:w="900" w:type="pct"/>
                 <w:tcBorders>
-                  <w:bottom w:val="single" w:sz="4" w:space="0" w:color="auto"/>
+                  <w:bottom w:val="single" w:color="auto" w:sz="4" w:space="0"/>
                 </w:tcBorders>
               </w:tcPr>
               <w:p>
@@ -192,7 +192,7 @@
               <w:tcPr>
                 <w:tcW w:w="858" w:type="pct"/>
                 <w:tcBorders>
-                  <w:bottom w:val="single" w:sz="4" w:space="0" w:color="auto"/>
+                  <w:bottom w:val="single" w:color="auto" w:sz="4" w:space="0"/>
                 </w:tcBorders>
               </w:tcPr>
               <w:p>
@@ -226,7 +226,7 @@
           <w:tcPr>
             <w:tcW w:w="1415" w:type="pct"/>
             <w:tcBorders>
-              <w:bottom w:val="single" w:sz="4" w:space="0" w:color="auto"/>
+              <w:bottom w:val="single" w:color="auto" w:sz="4" w:space="0"/>
             </w:tcBorders>
           </w:tcPr>
           <w:sdt>
@@ -302,7 +302,7 @@
               <w:tcPr>
                 <w:tcW w:w="686" w:type="pct"/>
                 <w:tcBorders>
-                  <w:bottom w:val="single" w:sz="4" w:space="0" w:color="auto"/>
+                  <w:bottom w:val="single" w:color="auto" w:sz="4" w:space="0"/>
                 </w:tcBorders>
               </w:tcPr>
               <w:p>
@@ -338,7 +338,7 @@
           <w:tcPr>
             <w:tcW w:w="1142" w:type="pct"/>
             <w:tcBorders>
-              <w:bottom w:val="single" w:sz="4" w:space="0" w:color="auto"/>
+              <w:bottom w:val="single" w:color="auto" w:sz="4" w:space="0"/>
             </w:tcBorders>
           </w:tcPr>
           <w:sdt>
@@ -395,14 +395,14 @@
       <w:tr>
         <w:trPr>
           <w:cnfStyle w:val="000000100000" w:firstRow="0" w:lastRow="0" w:firstColumn="0" w:lastColumn="0" w:oddVBand="0" w:evenVBand="0" w:oddHBand="1" w:evenHBand="0" w:firstRowFirstColumn="0" w:firstRowLastColumn="0" w:lastRowFirstColumn="0" w:lastRowLastColumn="0"/>
-          <w:trHeight w:hRule="exact" w:val="245"/>
+          <w:trHeight w:val="245" w:hRule="exact"/>
         </w:trPr>
         <w:tc>
           <w:tcPr>
             <w:cnfStyle w:val="001000000000" w:firstRow="0" w:lastRow="0" w:firstColumn="1" w:lastColumn="0" w:oddVBand="0" w:evenVBand="0" w:oddHBand="0" w:evenHBand="0" w:firstRowFirstColumn="0" w:firstRowLastColumn="0" w:lastRowFirstColumn="0" w:lastRowLastColumn="0"/>
             <w:tcW w:w="900" w:type="pct"/>
             <w:tcBorders>
-              <w:top w:val="single" w:sz="4" w:space="0" w:color="auto"/>
+              <w:top w:val="single" w:color="auto" w:sz="4" w:space="0"/>
             </w:tcBorders>
           </w:tcPr>
           <w:p>
@@ -421,7 +421,7 @@
           <w:tcPr>
             <w:tcW w:w="858" w:type="pct"/>
             <w:tcBorders>
-              <w:top w:val="single" w:sz="4" w:space="0" w:color="auto"/>
+              <w:top w:val="single" w:color="auto" w:sz="4" w:space="0"/>
             </w:tcBorders>
           </w:tcPr>
           <w:p>
@@ -440,7 +440,7 @@
           <w:tcPr>
             <w:tcW w:w="1415" w:type="pct"/>
             <w:tcBorders>
-              <w:top w:val="single" w:sz="4" w:space="0" w:color="auto"/>
+              <w:top w:val="single" w:color="auto" w:sz="4" w:space="0"/>
             </w:tcBorders>
           </w:tcPr>
           <w:p>
@@ -459,7 +459,7 @@
           <w:tcPr>
             <w:tcW w:w="686" w:type="pct"/>
             <w:tcBorders>
-              <w:top w:val="single" w:sz="4" w:space="0" w:color="auto"/>
+              <w:top w:val="single" w:color="auto" w:sz="4" w:space="0"/>
             </w:tcBorders>
           </w:tcPr>
           <w:p>
@@ -478,7 +478,7 @@
           <w:tcPr>
             <w:tcW w:w="1142" w:type="pct"/>
             <w:tcBorders>
-              <w:top w:val="single" w:sz="4" w:space="0" w:color="auto"/>
+              <w:top w:val="single" w:color="auto" w:sz="4" w:space="0"/>
             </w:tcBorders>
           </w:tcPr>
           <w:p>
@@ -498,7 +498,7 @@
       <w:sdt>
         <w:sdtPr>
           <w:rPr>
-            <w:rFonts w:asciiTheme="minorHAnsi" w:eastAsiaTheme="minorEastAsia" w:hAnsiTheme="minorHAnsi"/>
+            <w:rFonts w:asciiTheme="minorHAnsi" w:hAnsiTheme="minorHAnsi" w:eastAsiaTheme="minorEastAsia"/>
             <w:bCs w:val="0"/>
             <w:kern w:val="2"/>
             <w:sz w:val="24"/>
@@ -516,7 +516,7 @@
           <w:sdt>
             <w:sdtPr>
               <w:rPr>
-                <w:rFonts w:asciiTheme="minorHAnsi" w:eastAsiaTheme="minorEastAsia" w:hAnsiTheme="minorHAnsi"/>
+                <w:rFonts w:asciiTheme="minorHAnsi" w:hAnsiTheme="minorHAnsi" w:eastAsiaTheme="minorEastAsia"/>
                 <w:bCs w:val="0"/>
                 <w:kern w:val="2"/>
                 <w:sz w:val="24"/>
@@ -539,7 +539,7 @@
                 <w:sdt>
                   <w:sdtPr>
                     <w:rPr>
-                      <w:rFonts w:asciiTheme="minorHAnsi" w:eastAsiaTheme="minorEastAsia" w:hAnsiTheme="minorHAnsi"/>
+                      <w:rFonts w:asciiTheme="minorHAnsi" w:hAnsiTheme="minorHAnsi" w:eastAsiaTheme="minorEastAsia"/>
                       <w:bCs w:val="0"/>
                       <w:kern w:val="2"/>
                       <w:sz w:val="24"/>
@@ -558,7 +558,7 @@
                   </w:sdtPr>
                   <w:sdtEndPr>
                     <w:rPr>
-                      <w:rFonts w:ascii="Segoe UI" w:eastAsia="Aptos" w:hAnsi="Segoe UI"/>
+                      <w:rFonts w:ascii="Segoe UI" w:hAnsi="Segoe UI" w:eastAsia="Aptos"/>
                       <w:bCs/>
                       <w:kern w:val="0"/>
                       <w:sz w:val="20"/>
@@ -727,8 +727,8 @@
         <w:tblStyle w:val="CLSequoiatablestyle021"/>
         <w:tblW w:w="10499" w:type="dxa"/>
         <w:tblBorders>
-          <w:top w:val="single" w:sz="4" w:space="0" w:color="auto"/>
-          <w:bottom w:val="single" w:sz="8" w:space="0" w:color="auto"/>
+          <w:top w:val="single" w:color="auto" w:sz="4" w:space="0"/>
+          <w:bottom w:val="single" w:color="auto" w:sz="8" w:space="0"/>
         </w:tblBorders>
         <w:tblLook w:val="06C0" w:firstRow="0" w:lastRow="1" w:firstColumn="1" w:lastColumn="0" w:noHBand="1" w:noVBand="1"/>
       </w:tblPr>
@@ -765,7 +765,7 @@
                 <w:cnfStyle w:val="001000000000" w:firstRow="0" w:lastRow="0" w:firstColumn="1" w:lastColumn="0" w:oddVBand="0" w:evenVBand="0" w:oddHBand="0" w:evenHBand="0" w:firstRowFirstColumn="0" w:firstRowLastColumn="0" w:lastRowFirstColumn="0" w:lastRowLastColumn="0"/>
                 <w:tcW w:w="3601" w:type="pct"/>
                 <w:tcBorders>
-                  <w:top w:val="none" w:sz="0" w:space="0" w:color="auto"/>
+                  <w:top w:val="none" w:color="auto" w:sz="0" w:space="0"/>
                 </w:tcBorders>
                 <w:vAlign w:val="center"/>
               </w:tcPr>
@@ -818,7 +818,7 @@
               <w:tcPr>
                 <w:tcW w:w="1399" w:type="pct"/>
                 <w:tcBorders>
-                  <w:top w:val="none" w:sz="0" w:space="0" w:color="auto"/>
+                  <w:top w:val="none" w:color="auto" w:sz="0" w:space="0"/>
                 </w:tcBorders>
                 <w:vAlign w:val="center"/>
               </w:tcPr>
@@ -3884,7 +3884,9 @@
  < / N a v W o r d R e p o r t X m l P a r t > 
 </file>
 
-<file path=customXml/item3.xml>��< ? x m l   v e r s i o n = " 1 . 0 "   e n c o d i n g = " u t f - 1 6 " ? > < N a v W o r d R e p o r t X m l P a r t   x m l n s = " u r n : m i c r o s o f t - d y n a m i c s - n a v / r e p o r t s / R e m i n d e r / 1 1 7 / " > +<file path=customXml/item3.xml>��< ? x m l   v e r s i o n = " 1 . 0 "   e n c o d i n g = " u t f - 1 6 " ? > + 
+ < N a v W o r d R e p o r t X m l P a r t   x m l n s = " u r n : m i c r o s o f t - d y n a m i c s - n a v / r e p o r t s / R e m i n d e r / 1 1 7 / " >   
      < B C R e p o r t I n f o r m a t i o n >   
@@ -4088,11 +4090,11 @@
  
              < C o m p a n y A d d r 8 > C o m p a n y A d d r 8 < / C o m p a n y A d d r 8 >   
-             < C o m p a n y I n f o 1 P i c t u r e / > - 
-             < C o m p a n y I n f o 2 P i c t u r e / > - 
-             < C o m p a n y I n f o 3 P i c t u r e / > +             < C o m p a n y I n f o 1 P i c t u r e   / > + 
+             < C o m p a n y I n f o 2 P i c t u r e   / > + 
+             < C o m p a n y I n f o 3 P i c t u r e   / >   
              < C o m p a n y I n f o B a n k A c c N o > C o m p a n y I n f o B a n k A c c N o < / C o m p a n y I n f o B a n k A c c N o >   

--- a/src/Layers/W1/BaseApp/Sales/Reminder/DefaultReminderEmailBody.docx
+++ b/src/Layers/W1/BaseApp/Sales/Reminder/DefaultReminderEmailBody.docx
@@ -15,6 +15,7 @@
           <w15:color w:val="808080"/>
           <w:text/>
         </w:sdtPr>
+        <w:sdtEndPr/>
         <w:sdtContent>
           <w:proofErr w:type="spellStart"/>
           <w:r>
@@ -38,6 +39,7 @@
           <w15:color w:val="808080"/>
           <w:text/>
         </w:sdtPr>
+        <w:sdtEndPr/>
         <w:sdtContent>
           <w:proofErr w:type="spellStart"/>
           <w:r>
@@ -62,6 +64,7 @@
         <w15:color w:val="808080"/>
         <w:text/>
       </w:sdtPr>
+      <w:sdtEndPr/>
       <w:sdtContent>
         <w:p>
           <w:proofErr w:type="spellStart"/>
@@ -84,6 +87,7 @@
         <w15:color w:val="808080"/>
         <w:text/>
       </w:sdtPr>
+      <w:sdtEndPr/>
       <w:sdtContent>
         <w:p>
           <w:proofErr w:type="spellStart"/>
@@ -97,7 +101,7 @@
     <w:p/>
     <w:tbl>
       <w:tblPr>
-        <w:tblStyle w:val="CLSequoiatablestyle021"/>
+        <w:tblStyle w:val="BCBlockTable"/>
         <w:tblW w:w="10498" w:type="dxa"/>
         <w:tblLayout w:type="fixed"/>
         <w:tblLook w:val="04A0" w:firstRow="1" w:lastRow="0" w:firstColumn="1" w:lastColumn="0" w:noHBand="0" w:noVBand="1"/>
@@ -133,14 +137,11 @@
             <w15:color w:val="808080"/>
             <w:text/>
           </w:sdtPr>
+          <w:sdtEndPr/>
           <w:sdtContent>
             <w:tc>
               <w:tcPr>
-                <w:cnfStyle w:val="001000000000" w:firstRow="0" w:lastRow="0" w:firstColumn="1" w:lastColumn="0" w:oddVBand="0" w:evenVBand="0" w:oddHBand="0" w:evenHBand="0" w:firstRowFirstColumn="0" w:firstRowLastColumn="0" w:lastRowFirstColumn="0" w:lastRowLastColumn="0"/>
                 <w:tcW w:w="900" w:type="pct"/>
-                <w:tcBorders>
-                  <w:bottom w:val="single" w:color="auto" w:sz="4" w:space="0"/>
-                </w:tcBorders>
               </w:tcPr>
               <w:p>
                 <w:pPr>
@@ -187,19 +188,16 @@
             <w15:color w:val="808080"/>
             <w:text/>
           </w:sdtPr>
+          <w:sdtEndPr/>
           <w:sdtContent>
             <w:tc>
               <w:tcPr>
                 <w:tcW w:w="858" w:type="pct"/>
-                <w:tcBorders>
-                  <w:bottom w:val="single" w:color="auto" w:sz="4" w:space="0"/>
-                </w:tcBorders>
               </w:tcPr>
               <w:p>
                 <w:pPr>
                   <w:pStyle w:val="Heading2"/>
                   <w:spacing w:before="160" w:after="80"/>
-                  <w:cnfStyle w:val="100000000000" w:firstRow="1" w:lastRow="0" w:firstColumn="0" w:lastColumn="0" w:oddVBand="0" w:evenVBand="0" w:oddHBand="0" w:evenHBand="0" w:firstRowFirstColumn="0" w:firstRowLastColumn="0" w:lastRowFirstColumn="0" w:lastRowLastColumn="0"/>
                   <w:rPr>
                     <w:rFonts w:ascii="Segoe UI Semibold" w:hAnsi="Segoe UI Semibold" w:cs="Segoe UI Semibold"/>
                     <w:color w:val="auto"/>
@@ -225,9 +223,6 @@
         <w:tc>
           <w:tcPr>
             <w:tcW w:w="1415" w:type="pct"/>
-            <w:tcBorders>
-              <w:bottom w:val="single" w:color="auto" w:sz="4" w:space="0"/>
-            </w:tcBorders>
           </w:tcPr>
           <w:sdt>
             <w:sdtPr>
@@ -248,12 +243,12 @@
               <w15:color w:val="808080"/>
               <w:text/>
             </w:sdtPr>
+            <w:sdtEndPr/>
             <w:sdtContent>
               <w:p>
                 <w:pPr>
                   <w:pStyle w:val="Heading2"/>
                   <w:spacing w:before="160" w:after="80"/>
-                  <w:cnfStyle w:val="100000000000" w:firstRow="1" w:lastRow="0" w:firstColumn="0" w:lastColumn="0" w:oddVBand="0" w:evenVBand="0" w:oddHBand="0" w:evenHBand="0" w:firstRowFirstColumn="0" w:firstRowLastColumn="0" w:lastRowFirstColumn="0" w:lastRowLastColumn="0"/>
                   <w:rPr>
                     <w:rFonts w:ascii="Segoe UI Semibold" w:hAnsi="Segoe UI Semibold" w:cs="Segoe UI Semibold"/>
                     <w:color w:val="auto"/>
@@ -297,19 +292,16 @@
             <w15:color w:val="808080"/>
             <w:text/>
           </w:sdtPr>
+          <w:sdtEndPr/>
           <w:sdtContent>
             <w:tc>
               <w:tcPr>
                 <w:tcW w:w="686" w:type="pct"/>
-                <w:tcBorders>
-                  <w:bottom w:val="single" w:color="auto" w:sz="4" w:space="0"/>
-                </w:tcBorders>
               </w:tcPr>
               <w:p>
                 <w:pPr>
                   <w:pStyle w:val="Heading2"/>
                   <w:spacing w:before="160" w:after="80"/>
-                  <w:cnfStyle w:val="100000000000" w:firstRow="1" w:lastRow="0" w:firstColumn="0" w:lastColumn="0" w:oddVBand="0" w:evenVBand="0" w:oddHBand="0" w:evenHBand="0" w:firstRowFirstColumn="0" w:firstRowLastColumn="0" w:lastRowFirstColumn="0" w:lastRowLastColumn="0"/>
                   <w:rPr>
                     <w:rFonts w:ascii="Segoe UI Semibold" w:hAnsi="Segoe UI Semibold" w:cs="Segoe UI Semibold"/>
                     <w:color w:val="auto"/>
@@ -337,9 +329,6 @@
         <w:tc>
           <w:tcPr>
             <w:tcW w:w="1142" w:type="pct"/>
-            <w:tcBorders>
-              <w:bottom w:val="single" w:color="auto" w:sz="4" w:space="0"/>
-            </w:tcBorders>
           </w:tcPr>
           <w:sdt>
             <w:sdtPr>
@@ -360,13 +349,13 @@
               <w15:color w:val="808080"/>
               <w:text/>
             </w:sdtPr>
+            <w:sdtEndPr/>
             <w:sdtContent>
               <w:p>
                 <w:pPr>
                   <w:pStyle w:val="Heading2"/>
                   <w:spacing w:before="160" w:after="80"/>
                   <w:jc w:val="right"/>
-                  <w:cnfStyle w:val="100000000000" w:firstRow="1" w:lastRow="0" w:firstColumn="0" w:lastColumn="0" w:oddVBand="0" w:evenVBand="0" w:oddHBand="0" w:evenHBand="0" w:firstRowFirstColumn="0" w:firstRowLastColumn="0" w:lastRowFirstColumn="0" w:lastRowLastColumn="0"/>
                   <w:rPr>
                     <w:rFonts w:ascii="Segoe UI Semibold" w:hAnsi="Segoe UI Semibold" w:cs="Segoe UI Semibold"/>
                     <w:color w:val="auto"/>
@@ -394,22 +383,17 @@
       </w:tr>
       <w:tr>
         <w:trPr>
-          <w:cnfStyle w:val="000000100000" w:firstRow="0" w:lastRow="0" w:firstColumn="0" w:lastColumn="0" w:oddVBand="0" w:evenVBand="0" w:oddHBand="1" w:evenHBand="0" w:firstRowFirstColumn="0" w:firstRowLastColumn="0" w:lastRowFirstColumn="0" w:lastRowLastColumn="0"/>
-          <w:trHeight w:val="245" w:hRule="exact"/>
+          <w:trHeight w:hRule="exact" w:val="245"/>
         </w:trPr>
         <w:tc>
           <w:tcPr>
-            <w:cnfStyle w:val="001000000000" w:firstRow="0" w:lastRow="0" w:firstColumn="1" w:lastColumn="0" w:oddVBand="0" w:evenVBand="0" w:oddHBand="0" w:evenHBand="0" w:firstRowFirstColumn="0" w:firstRowLastColumn="0" w:lastRowFirstColumn="0" w:lastRowLastColumn="0"/>
             <w:tcW w:w="900" w:type="pct"/>
-            <w:tcBorders>
-              <w:top w:val="single" w:color="auto" w:sz="4" w:space="0"/>
-            </w:tcBorders>
           </w:tcPr>
           <w:p>
             <w:pPr>
               <w:rPr>
                 <w:rFonts w:ascii="Segoe UI Semibold" w:hAnsi="Segoe UI Semibold" w:cs="Segoe UI Semibold"/>
-                <w:bCs w:val="0"/>
+                <w:bCs/>
                 <w:sz w:val="22"/>
                 <w:szCs w:val="22"/>
                 <w:lang w:eastAsia="en-US"/>
@@ -420,13 +404,9 @@
         <w:tc>
           <w:tcPr>
             <w:tcW w:w="858" w:type="pct"/>
-            <w:tcBorders>
-              <w:top w:val="single" w:color="auto" w:sz="4" w:space="0"/>
-            </w:tcBorders>
           </w:tcPr>
           <w:p>
             <w:pPr>
-              <w:cnfStyle w:val="000000100000" w:firstRow="0" w:lastRow="0" w:firstColumn="0" w:lastColumn="0" w:oddVBand="0" w:evenVBand="0" w:oddHBand="1" w:evenHBand="0" w:firstRowFirstColumn="0" w:firstRowLastColumn="0" w:lastRowFirstColumn="0" w:lastRowLastColumn="0"/>
               <w:rPr>
                 <w:rFonts w:ascii="Segoe UI Semibold" w:hAnsi="Segoe UI Semibold" w:cs="Segoe UI Semibold"/>
                 <w:sz w:val="22"/>
@@ -439,13 +419,9 @@
         <w:tc>
           <w:tcPr>
             <w:tcW w:w="1415" w:type="pct"/>
-            <w:tcBorders>
-              <w:top w:val="single" w:color="auto" w:sz="4" w:space="0"/>
-            </w:tcBorders>
           </w:tcPr>
           <w:p>
             <w:pPr>
-              <w:cnfStyle w:val="000000100000" w:firstRow="0" w:lastRow="0" w:firstColumn="0" w:lastColumn="0" w:oddVBand="0" w:evenVBand="0" w:oddHBand="1" w:evenHBand="0" w:firstRowFirstColumn="0" w:firstRowLastColumn="0" w:lastRowFirstColumn="0" w:lastRowLastColumn="0"/>
               <w:rPr>
                 <w:rFonts w:ascii="Segoe UI Semibold" w:hAnsi="Segoe UI Semibold" w:cs="Segoe UI Semibold"/>
                 <w:sz w:val="22"/>
@@ -458,13 +434,9 @@
         <w:tc>
           <w:tcPr>
             <w:tcW w:w="686" w:type="pct"/>
-            <w:tcBorders>
-              <w:top w:val="single" w:color="auto" w:sz="4" w:space="0"/>
-            </w:tcBorders>
           </w:tcPr>
           <w:p>
             <w:pPr>
-              <w:cnfStyle w:val="000000100000" w:firstRow="0" w:lastRow="0" w:firstColumn="0" w:lastColumn="0" w:oddVBand="0" w:evenVBand="0" w:oddHBand="1" w:evenHBand="0" w:firstRowFirstColumn="0" w:firstRowLastColumn="0" w:lastRowFirstColumn="0" w:lastRowLastColumn="0"/>
               <w:rPr>
                 <w:rFonts w:ascii="Segoe UI Semibold" w:hAnsi="Segoe UI Semibold" w:cs="Segoe UI Semibold"/>
                 <w:sz w:val="22"/>
@@ -477,14 +449,10 @@
         <w:tc>
           <w:tcPr>
             <w:tcW w:w="1142" w:type="pct"/>
-            <w:tcBorders>
-              <w:top w:val="single" w:color="auto" w:sz="4" w:space="0"/>
-            </w:tcBorders>
           </w:tcPr>
           <w:p>
             <w:pPr>
               <w:jc w:val="right"/>
-              <w:cnfStyle w:val="000000100000" w:firstRow="0" w:lastRow="0" w:firstColumn="0" w:lastColumn="0" w:oddVBand="0" w:evenVBand="0" w:oddHBand="1" w:evenHBand="0" w:firstRowFirstColumn="0" w:firstRowLastColumn="0" w:lastRowFirstColumn="0" w:lastRowLastColumn="0"/>
               <w:rPr>
                 <w:rFonts w:ascii="Segoe UI Semibold" w:hAnsi="Segoe UI Semibold" w:cs="Segoe UI Semibold"/>
                 <w:sz w:val="22"/>
@@ -498,13 +466,7 @@
       <w:sdt>
         <w:sdtPr>
           <w:rPr>
-            <w:rFonts w:asciiTheme="minorHAnsi" w:hAnsiTheme="minorHAnsi" w:eastAsiaTheme="minorEastAsia"/>
-            <w:bCs w:val="0"/>
-            <w:kern w:val="2"/>
-            <w:sz w:val="24"/>
-            <w:szCs w:val="24"/>
-            <w:lang w:val="en-DK" w:eastAsia="en-DK"/>
-            <w14:ligatures w14:val="standardContextual"/>
+            <w:bCs/>
           </w:rPr>
           <w:alias w:val="#Nav: /Issued_Reminder_Header/Integer/Issued_Reminder_Line"/>
           <w:tag w:val="#Nav: Reminder/117"/>
@@ -512,17 +474,16 @@
           <w15:dataBinding w:prefixMappings="xmlns:ns0='urn:microsoft-dynamics-nav/reports/Reminder/117/' " w:xpath="/ns0:NavWordReportXmlPart[1]/ns0:Issued_Reminder_Header[1]/ns0:Integer[1]/ns0:Issued_Reminder_Line" w:storeItemID="{7965F284-812D-49B2-9D21-557035C5501C}"/>
           <w15:repeatingSection/>
         </w:sdtPr>
+        <w:sdtEndPr>
+          <w:rPr>
+            <w:bCs w:val="0"/>
+          </w:rPr>
+        </w:sdtEndPr>
         <w:sdtContent>
           <w:sdt>
             <w:sdtPr>
               <w:rPr>
-                <w:rFonts w:asciiTheme="minorHAnsi" w:hAnsiTheme="minorHAnsi" w:eastAsiaTheme="minorEastAsia"/>
-                <w:bCs w:val="0"/>
-                <w:kern w:val="2"/>
-                <w:sz w:val="24"/>
-                <w:szCs w:val="24"/>
-                <w:lang w:val="en-DK" w:eastAsia="en-DK"/>
-                <w14:ligatures w14:val="standardContextual"/>
+                <w:bCs/>
               </w:rPr>
               <w:id w:val="490221222"/>
               <w:placeholder>
@@ -530,22 +491,20 @@
               </w:placeholder>
               <w15:repeatingSectionItem/>
             </w:sdtPr>
+            <w:sdtEndPr>
+              <w:rPr>
+                <w:bCs w:val="0"/>
+              </w:rPr>
+            </w:sdtEndPr>
             <w:sdtContent>
               <w:tr>
                 <w:trPr>
-                  <w:cnfStyle w:val="000000010000" w:firstRow="0" w:lastRow="0" w:firstColumn="0" w:lastColumn="0" w:oddVBand="0" w:evenVBand="0" w:oddHBand="0" w:evenHBand="1" w:firstRowFirstColumn="0" w:firstRowLastColumn="0" w:lastRowFirstColumn="0" w:lastRowLastColumn="0"/>
                   <w:trHeight w:val="490"/>
                 </w:trPr>
                 <w:sdt>
                   <w:sdtPr>
                     <w:rPr>
-                      <w:rFonts w:asciiTheme="minorHAnsi" w:hAnsiTheme="minorHAnsi" w:eastAsiaTheme="minorEastAsia"/>
-                      <w:bCs w:val="0"/>
-                      <w:kern w:val="2"/>
-                      <w:sz w:val="24"/>
-                      <w:szCs w:val="24"/>
-                      <w:lang w:val="en-DK" w:eastAsia="en-DK"/>
-                      <w14:ligatures w14:val="standardContextual"/>
+                      <w:bCs/>
                     </w:rPr>
                     <w:alias w:val="#Nav: /Issued_Reminder_Header/Integer/Issued_Reminder_Line/DocNo_IssuedReminderLine"/>
                     <w:tag w:val="#Nav: Reminder/117"/>
@@ -558,8 +517,7 @@
                   </w:sdtPr>
                   <w:sdtEndPr>
                     <w:rPr>
-                      <w:rFonts w:ascii="Segoe UI" w:hAnsi="Segoe UI" w:eastAsia="Aptos"/>
-                      <w:bCs/>
+                      <w:rFonts w:ascii="Segoe UI" w:eastAsia="Aptos" w:hAnsi="Segoe UI"/>
                       <w:kern w:val="0"/>
                       <w:sz w:val="20"/>
                       <w:szCs w:val="20"/>
@@ -570,10 +528,7 @@
                   <w:sdtContent>
                     <w:tc>
                       <w:tcPr>
-                        <w:cnfStyle w:val="001000000000" w:firstRow="0" w:lastRow="0" w:firstColumn="1" w:lastColumn="0" w:oddVBand="0" w:evenVBand="0" w:oddHBand="0" w:evenHBand="0" w:firstRowFirstColumn="0" w:firstRowLastColumn="0" w:lastRowFirstColumn="0" w:lastRowLastColumn="0"/>
                         <w:tcW w:w="900" w:type="pct"/>
-                        <w:shd w:val="clear" w:color="auto" w:fill="auto"/>
-                        <w:vAlign w:val="center"/>
                         <w:hideMark/>
                       </w:tcPr>
                       <w:p>
@@ -597,18 +552,14 @@
                     <w:dataBinding w:prefixMappings="xmlns:ns0='urn:microsoft-dynamics-nav/reports/Reminder/117/'" w:xpath="/ns0:NavWordReportXmlPart[1]/ns0:Issued_Reminder_Header[1]/ns0:Integer[1]/ns0:Issued_Reminder_Line[1]/ns0:DocType_IssuedReminderLine[1]" w:storeItemID="{7965F284-812D-49B2-9D21-557035C5501C}"/>
                     <w:text/>
                   </w:sdtPr>
+                  <w:sdtEndPr/>
                   <w:sdtContent>
                     <w:tc>
                       <w:tcPr>
                         <w:tcW w:w="858" w:type="pct"/>
-                        <w:shd w:val="clear" w:color="auto" w:fill="auto"/>
-                        <w:vAlign w:val="center"/>
                         <w:hideMark/>
                       </w:tcPr>
                       <w:p>
-                        <w:pPr>
-                          <w:cnfStyle w:val="000000010000" w:firstRow="0" w:lastRow="0" w:firstColumn="0" w:lastColumn="0" w:oddVBand="0" w:evenVBand="0" w:oddHBand="0" w:evenHBand="1" w:firstRowFirstColumn="0" w:firstRowLastColumn="0" w:lastRowFirstColumn="0" w:lastRowLastColumn="0"/>
-                        </w:pPr>
                         <w:proofErr w:type="spellStart"/>
                         <w:r>
                           <w:t>DocType_IssuedReminderLine</w:t>
@@ -629,18 +580,14 @@
                     <w:dataBinding w:prefixMappings="xmlns:ns0='urn:microsoft-dynamics-nav/reports/Reminder/117/'" w:xpath="/ns0:NavWordReportXmlPart[1]/ns0:Issued_Reminder_Header[1]/ns0:Integer[1]/ns0:Issued_Reminder_Line[1]/ns0:Desc_IssuedReminderLine[1]" w:storeItemID="{7965F284-812D-49B2-9D21-557035C5501C}"/>
                     <w:text/>
                   </w:sdtPr>
+                  <w:sdtEndPr/>
                   <w:sdtContent>
                     <w:tc>
                       <w:tcPr>
                         <w:tcW w:w="1415" w:type="pct"/>
-                        <w:shd w:val="clear" w:color="auto" w:fill="auto"/>
-                        <w:vAlign w:val="center"/>
                         <w:hideMark/>
                       </w:tcPr>
                       <w:p>
-                        <w:pPr>
-                          <w:cnfStyle w:val="000000010000" w:firstRow="0" w:lastRow="0" w:firstColumn="0" w:lastColumn="0" w:oddVBand="0" w:evenVBand="0" w:oddHBand="0" w:evenHBand="1" w:firstRowFirstColumn="0" w:firstRowLastColumn="0" w:lastRowFirstColumn="0" w:lastRowLastColumn="0"/>
-                        </w:pPr>
                         <w:proofErr w:type="spellStart"/>
                         <w:r>
                           <w:t>Desc_IssuedReminderLine</w:t>
@@ -661,18 +608,14 @@
                     <w:dataBinding w:prefixMappings="xmlns:ns0='urn:microsoft-dynamics-nav/reports/Reminder/117/'" w:xpath="/ns0:NavWordReportXmlPart[1]/ns0:Issued_Reminder_Header[1]/ns0:Integer[1]/ns0:Issued_Reminder_Line[1]/ns0:DueDate_IssuedReminderLine[1]" w:storeItemID="{7965F284-812D-49B2-9D21-557035C5501C}"/>
                     <w:text/>
                   </w:sdtPr>
+                  <w:sdtEndPr/>
                   <w:sdtContent>
                     <w:tc>
                       <w:tcPr>
                         <w:tcW w:w="686" w:type="pct"/>
-                        <w:shd w:val="clear" w:color="auto" w:fill="auto"/>
-                        <w:vAlign w:val="center"/>
                         <w:hideMark/>
                       </w:tcPr>
                       <w:p>
-                        <w:pPr>
-                          <w:cnfStyle w:val="000000010000" w:firstRow="0" w:lastRow="0" w:firstColumn="0" w:lastColumn="0" w:oddVBand="0" w:evenVBand="0" w:oddHBand="0" w:evenHBand="1" w:firstRowFirstColumn="0" w:firstRowLastColumn="0" w:lastRowFirstColumn="0" w:lastRowLastColumn="0"/>
-                        </w:pPr>
                         <w:proofErr w:type="spellStart"/>
                         <w:r>
                           <w:t>DueDate_IssuedReminderLine</w:t>
@@ -693,18 +636,16 @@
                     <w:dataBinding w:prefixMappings="xmlns:ns0='urn:microsoft-dynamics-nav/reports/Reminder/117/'" w:xpath="/ns0:NavWordReportXmlPart[1]/ns0:Issued_Reminder_Header[1]/ns0:Integer[1]/ns0:Issued_Reminder_Line[1]/ns0:RemainingAmountText[1]" w:storeItemID="{7965F284-812D-49B2-9D21-557035C5501C}"/>
                     <w:text/>
                   </w:sdtPr>
+                  <w:sdtEndPr/>
                   <w:sdtContent>
                     <w:tc>
                       <w:tcPr>
                         <w:tcW w:w="1142" w:type="pct"/>
-                        <w:shd w:val="clear" w:color="auto" w:fill="auto"/>
-                        <w:vAlign w:val="center"/>
                         <w:hideMark/>
                       </w:tcPr>
                       <w:p>
                         <w:pPr>
                           <w:jc w:val="right"/>
-                          <w:cnfStyle w:val="000000010000" w:firstRow="0" w:lastRow="0" w:firstColumn="0" w:lastColumn="0" w:oddVBand="0" w:evenVBand="0" w:oddHBand="0" w:evenHBand="1" w:firstRowFirstColumn="0" w:firstRowLastColumn="0" w:lastRowFirstColumn="0" w:lastRowLastColumn="0"/>
                         </w:pPr>
                         <w:proofErr w:type="spellStart"/>
                         <w:r>
@@ -724,17 +665,13 @@
     <w:p/>
     <w:tbl>
       <w:tblPr>
-        <w:tblStyle w:val="CLSequoiatablestyle021"/>
+        <w:tblStyle w:val="BCTotalsTable"/>
         <w:tblW w:w="10499" w:type="dxa"/>
-        <w:tblBorders>
-          <w:top w:val="single" w:color="auto" w:sz="4" w:space="0"/>
-          <w:bottom w:val="single" w:color="auto" w:sz="8" w:space="0"/>
-        </w:tblBorders>
         <w:tblLook w:val="06C0" w:firstRow="0" w:lastRow="1" w:firstColumn="1" w:lastColumn="0" w:noHBand="1" w:noVBand="1"/>
       </w:tblPr>
       <w:tblGrid>
-        <w:gridCol w:w="7561"/>
-        <w:gridCol w:w="2938"/>
+        <w:gridCol w:w="6661"/>
+        <w:gridCol w:w="3838"/>
       </w:tblGrid>
       <w:tr>
         <w:trPr>
@@ -759,15 +696,11 @@
             <w15:color w:val="808080"/>
             <w:text/>
           </w:sdtPr>
+          <w:sdtEndPr/>
           <w:sdtContent>
             <w:tc>
               <w:tcPr>
-                <w:cnfStyle w:val="001000000000" w:firstRow="0" w:lastRow="0" w:firstColumn="1" w:lastColumn="0" w:oddVBand="0" w:evenVBand="0" w:oddHBand="0" w:evenHBand="0" w:firstRowFirstColumn="0" w:firstRowLastColumn="0" w:lastRowFirstColumn="0" w:lastRowLastColumn="0"/>
-                <w:tcW w:w="3601" w:type="pct"/>
-                <w:tcBorders>
-                  <w:top w:val="none" w:color="auto" w:sz="0" w:space="0"/>
-                </w:tcBorders>
-                <w:vAlign w:val="center"/>
+                <w:tcW w:w="3172" w:type="pct"/>
               </w:tcPr>
               <w:p>
                 <w:pPr>
@@ -813,21 +746,17 @@
             <w15:color w:val="808080"/>
             <w:text/>
           </w:sdtPr>
+          <w:sdtEndPr/>
           <w:sdtContent>
             <w:tc>
               <w:tcPr>
-                <w:tcW w:w="1399" w:type="pct"/>
-                <w:tcBorders>
-                  <w:top w:val="none" w:color="auto" w:sz="0" w:space="0"/>
-                </w:tcBorders>
-                <w:vAlign w:val="center"/>
+                <w:tcW w:w="1828" w:type="pct"/>
               </w:tcPr>
               <w:p>
                 <w:pPr>
                   <w:pStyle w:val="Heading2"/>
                   <w:spacing w:before="120" w:after="120" w:line="240" w:lineRule="exact"/>
                   <w:jc w:val="right"/>
-                  <w:cnfStyle w:val="010000000000" w:firstRow="0" w:lastRow="1" w:firstColumn="0" w:lastColumn="0" w:oddVBand="0" w:evenVBand="0" w:oddHBand="0" w:evenHBand="0" w:firstRowFirstColumn="0" w:firstRowLastColumn="0" w:lastRowFirstColumn="0" w:lastRowLastColumn="0"/>
                   <w:rPr>
                     <w:rFonts w:ascii="Segoe UI Semibold" w:hAnsi="Segoe UI Semibold" w:cs="Segoe UI Semibold"/>
                     <w:sz w:val="22"/>
@@ -877,6 +806,7 @@
           <w15:color w:val="808080"/>
           <w:text/>
         </w:sdtPr>
+        <w:sdtEndPr/>
         <w:sdtContent>
           <w:proofErr w:type="spellStart"/>
           <w:r>
@@ -922,6 +852,7 @@
         <w15:color w:val="808080"/>
         <w:text/>
       </w:sdtPr>
+      <w:sdtEndPr/>
       <w:sdtContent>
         <w:p>
           <w:pPr>
@@ -965,6 +896,7 @@
           <w15:color w:val="808080"/>
           <w:text/>
         </w:sdtPr>
+        <w:sdtEndPr/>
         <w:sdtContent>
           <w:r>
             <w:rPr>
@@ -1000,6 +932,7 @@
           <w15:color w:val="808080"/>
           <w:text/>
         </w:sdtPr>
+        <w:sdtEndPr/>
         <w:sdtContent>
           <w:r>
             <w:rPr>
@@ -1035,6 +968,7 @@
           <w15:color w:val="808080"/>
           <w:text/>
         </w:sdtPr>
+        <w:sdtEndPr/>
         <w:sdtContent>
           <w:r>
             <w:rPr>
@@ -1070,6 +1004,7 @@
           <w15:color w:val="808080"/>
           <w:text/>
         </w:sdtPr>
+        <w:sdtEndPr/>
         <w:sdtContent>
           <w:r>
             <w:rPr>
@@ -1116,24 +1051,6 @@
         </w:p>
       </w:sdtContent>
     </w:sdt>
-    <w:p>
-      <w:pPr>
-        <w:spacing w:after="0"/>
-        <w:rPr>
-          <w:sz w:val="22"/>
-          <w:szCs w:val="22"/>
-        </w:rPr>
-      </w:pPr>
-    </w:p>
-    <w:p>
-      <w:pPr>
-        <w:spacing w:after="0"/>
-        <w:rPr>
-          <w:sz w:val="22"/>
-          <w:szCs w:val="22"/>
-        </w:rPr>
-      </w:pPr>
-    </w:p>
     <w:sectPr>
       <w:headerReference w:type="even" r:id="rId9"/>
       <w:headerReference w:type="default" r:id="rId10"/>
@@ -1142,7 +1059,7 @@
       <w:headerReference w:type="first" r:id="rId13"/>
       <w:footerReference w:type="first" r:id="rId14"/>
       <w:pgSz w:w="11906" w:h="16838"/>
-      <w:pgMar w:top="706" w:right="576" w:bottom="706" w:left="576" w:header="706" w:footer="706" w:gutter="0"/>
+      <w:pgMar w:top="576" w:right="706" w:bottom="576" w:left="706" w:header="706" w:footer="706" w:gutter="0"/>
       <w:cols w:space="708"/>
       <w:docGrid w:linePitch="360"/>
     </w:sectPr>
@@ -2053,6 +1970,181 @@
       </w:tcPr>
     </w:tblStylePr>
   </w:style>
+  <w:style w:type="character" w:styleId="Strong">
+    <w:name w:val="Strong"/>
+    <w:uiPriority w:val="22"/>
+    <w:qFormat/>
+    <w:rsid w:val="00E91CF4"/>
+    <w:rPr>
+      <w:b/>
+      <w:bCs/>
+    </w:rPr>
+  </w:style>
+  <w:style w:type="paragraph" w:styleId="NoSpacing">
+    <w:name w:val="No Spacing"/>
+    <w:uiPriority w:val="1"/>
+    <w:qFormat/>
+    <w:rsid w:val="00E91CF4"/>
+    <w:pPr>
+      <w:spacing w:after="0" w:line="240" w:lineRule="auto"/>
+    </w:pPr>
+    <w:rPr>
+      <w:rFonts w:eastAsiaTheme="minorHAnsi"/>
+      <w:color w:val="000000" w:themeColor="text1"/>
+    </w:rPr>
+  </w:style>
+  <w:style w:type="paragraph" w:customStyle="1" w:styleId="BCNumber">
+    <w:name w:val="BC Number"/>
+    <w:basedOn w:val="NoSpacing"/>
+    <w:next w:val="Normal"/>
+    <w:uiPriority w:val="2"/>
+    <w:qFormat/>
+    <w:rsid w:val="00E91CF4"/>
+    <w:rPr>
+      <w14:numSpacing w14:val="tabular"/>
+    </w:rPr>
+  </w:style>
+  <w:style w:type="paragraph" w:customStyle="1" w:styleId="BCLabel">
+    <w:name w:val="BC Label"/>
+    <w:basedOn w:val="NoSpacing"/>
+    <w:next w:val="Normal"/>
+    <w:uiPriority w:val="2"/>
+    <w:qFormat/>
+    <w:rsid w:val="00E91CF4"/>
+    <w:pPr>
+      <w:keepNext/>
+    </w:pPr>
+    <w:rPr>
+      <w:rFonts w:asciiTheme="majorHAnsi" w:eastAsiaTheme="majorEastAsia" w:hAnsiTheme="majorHAnsi" w:cstheme="majorBidi"/>
+    </w:rPr>
+  </w:style>
+  <w:style w:type="paragraph" w:customStyle="1" w:styleId="BCLabelNumber">
+    <w:name w:val="BC Label Number"/>
+    <w:basedOn w:val="BCLabel"/>
+    <w:next w:val="Normal"/>
+    <w:uiPriority w:val="2"/>
+    <w:qFormat/>
+    <w:rsid w:val="00E91CF4"/>
+    <w:rPr>
+      <w14:numSpacing w14:val="tabular"/>
+    </w:rPr>
+  </w:style>
+  <w:style w:type="table" w:customStyle="1" w:styleId="BCBlockTable">
+    <w:name w:val="BC Block Table"/>
+    <w:basedOn w:val="TableNormal"/>
+    <w:uiPriority w:val="99"/>
+    <w:qFormat/>
+    <w:rsid w:val="00E91CF4"/>
+    <w:pPr>
+      <w:spacing w:after="0" w:line="240" w:lineRule="auto"/>
+    </w:pPr>
+    <w:tblPr>
+      <w:tblStyleRowBandSize w:val="1"/>
+      <w:tblStyleColBandSize w:val="1"/>
+      <w:tblCellMar>
+        <w:left w:w="0" w:type="dxa"/>
+        <w:right w:w="0" w:type="dxa"/>
+      </w:tblCellMar>
+    </w:tblPr>
+    <w:tblStylePr w:type="firstRow">
+      <w:rPr>
+        <w:rFonts w:asciiTheme="majorHAnsi" w:hAnsiTheme="majorHAnsi" w:cstheme="majorBidi"/>
+      </w:rPr>
+      <w:tblPr/>
+      <w:tcPr>
+        <w:vAlign w:val="top"/>
+      </w:tcPr>
+    </w:tblStylePr>
+  </w:style>
+  <w:style w:type="table" w:customStyle="1" w:styleId="BCDataTable">
+    <w:name w:val="BC Data Table"/>
+    <w:basedOn w:val="TableNormal"/>
+    <w:uiPriority w:val="99"/>
+    <w:qFormat/>
+    <w:rsid w:val="00E91CF4"/>
+    <w:pPr>
+      <w:spacing w:after="0" w:line="240" w:lineRule="auto"/>
+    </w:pPr>
+    <w:tblPr>
+      <w:tblStyleRowBandSize w:val="1"/>
+      <w:tblStyleColBandSize w:val="1"/>
+      <w:tblCellMar>
+        <w:left w:w="115" w:type="dxa"/>
+        <w:right w:w="115" w:type="dxa"/>
+      </w:tblCellMar>
+    </w:tblPr>
+    <w:tcPr>
+      <w:vAlign w:val="center"/>
+    </w:tcPr>
+    <w:tblStylePr w:type="firstRow">
+      <w:pPr>
+        <w:spacing w:before="160" w:after="80"/>
+      </w:pPr>
+      <w:rPr>
+        <w:rFonts w:asciiTheme="majorHAnsi" w:hAnsiTheme="majorHAnsi" w:cstheme="majorBidi"/>
+      </w:rPr>
+      <w:tblPr/>
+      <w:tcPr>
+        <w:tcBorders>
+          <w:bottom w:val="single" w:sz="4" w:space="0" w:color="000000" w:themeColor="text1"/>
+        </w:tcBorders>
+        <w:vAlign w:val="top"/>
+      </w:tcPr>
+    </w:tblStylePr>
+    <w:tblStylePr w:type="lastRow">
+      <w:tblPr/>
+      <w:tcPr>
+        <w:tcBorders>
+          <w:bottom w:val="single" w:sz="4" w:space="0" w:color="E8E8E8" w:themeColor="background2"/>
+        </w:tcBorders>
+      </w:tcPr>
+    </w:tblStylePr>
+    <w:tblStylePr w:type="band1Horz">
+      <w:tblPr/>
+      <w:tcPr>
+        <w:shd w:val="clear" w:color="auto" w:fill="auto"/>
+      </w:tcPr>
+    </w:tblStylePr>
+    <w:tblStylePr w:type="band2Horz">
+      <w:tblPr/>
+      <w:tcPr>
+        <w:shd w:val="clear" w:color="auto" w:fill="FAE2D5" w:themeFill="accent2" w:themeFillTint="33"/>
+      </w:tcPr>
+    </w:tblStylePr>
+  </w:style>
+  <w:style w:type="table" w:customStyle="1" w:styleId="BCTotalsTable">
+    <w:name w:val="BC Totals Table"/>
+    <w:basedOn w:val="TableNormal"/>
+    <w:uiPriority w:val="99"/>
+    <w:qFormat/>
+    <w:rsid w:val="00E91CF4"/>
+    <w:pPr>
+      <w:spacing w:after="0" w:line="240" w:lineRule="auto"/>
+    </w:pPr>
+    <w:tblPr>
+      <w:tblStyleRowBandSize w:val="1"/>
+      <w:tblStyleColBandSize w:val="1"/>
+      <w:tblCellMar>
+        <w:left w:w="115" w:type="dxa"/>
+        <w:right w:w="115" w:type="dxa"/>
+      </w:tblCellMar>
+    </w:tblPr>
+    <w:tcPr>
+      <w:vAlign w:val="center"/>
+    </w:tcPr>
+    <w:tblStylePr w:type="lastRow">
+      <w:rPr>
+        <w:rFonts w:asciiTheme="majorHAnsi" w:hAnsiTheme="majorHAnsi" w:cstheme="majorBidi"/>
+      </w:rPr>
+      <w:tblPr/>
+      <w:tcPr>
+        <w:tcBorders>
+          <w:top w:val="single" w:sz="4" w:space="0" w:color="000000" w:themeColor="text1"/>
+          <w:bottom w:val="single" w:sz="8" w:space="0" w:color="000000" w:themeColor="text1"/>
+        </w:tcBorders>
+      </w:tcPr>
+    </w:tblStylePr>
+  </w:style>
 </w:styles>
 </file>
 
@@ -2376,11 +2468,14 @@
   <w:rsids>
     <w:rsidRoot w:val="00054068"/>
     <w:rsid w:val="00054068"/>
+    <w:rsid w:val="006178DE"/>
     <w:rsid w:val="009569BB"/>
+    <w:rsid w:val="00B708D6"/>
     <w:rsid w:val="00C425EA"/>
     <w:rsid w:val="00C607EB"/>
     <w:rsid w:val="00D938E1"/>
     <w:rsid w:val="00DE1140"/>
+    <w:rsid w:val="00ED20E5"/>
   </w:rsids>
   <m:mathPr>
     <m:mathFont m:val="Cambria Math"/>
@@ -2836,7 +2931,7 @@
     <w:basedOn w:val="DefaultParagraphFont"/>
     <w:uiPriority w:val="99"/>
     <w:semiHidden/>
-    <w:rsid w:val="00C607EB"/>
+    <w:rsid w:val="00ED20E5"/>
     <w:rPr>
       <w:color w:val="808080"/>
     </w:rPr>
@@ -2871,6 +2966,321 @@
   <w:style w:type="paragraph" w:customStyle="1" w:styleId="08B67B627C7B4D5FA2C94DDC5EF39BCC">
     <w:name w:val="08B67B627C7B4D5FA2C94DDC5EF39BCC"/>
     <w:rsid w:val="00054068"/>
+  </w:style>
+  <w:style w:type="paragraph" w:customStyle="1" w:styleId="BF4F8959617041A28D675ACFC36CB129">
+    <w:name w:val="BF4F8959617041A28D675ACFC36CB129"/>
+    <w:rsid w:val="00ED20E5"/>
+    <w:rPr>
+      <w:lang w:val="da-DK" w:eastAsia="da-DK"/>
+    </w:rPr>
+  </w:style>
+  <w:style w:type="paragraph" w:customStyle="1" w:styleId="1D0E481D0EEC46EE85B03613D1AE0887">
+    <w:name w:val="1D0E481D0EEC46EE85B03613D1AE0887"/>
+    <w:rsid w:val="00ED20E5"/>
+    <w:rPr>
+      <w:lang w:val="da-DK" w:eastAsia="da-DK"/>
+    </w:rPr>
+  </w:style>
+  <w:style w:type="paragraph" w:customStyle="1" w:styleId="F02EA9D3D95E4B93B0CE3169DCADD8B4">
+    <w:name w:val="F02EA9D3D95E4B93B0CE3169DCADD8B4"/>
+    <w:rsid w:val="00ED20E5"/>
+    <w:rPr>
+      <w:lang w:val="da-DK" w:eastAsia="da-DK"/>
+    </w:rPr>
+  </w:style>
+  <w:style w:type="paragraph" w:customStyle="1" w:styleId="73E2D9EBA5084066895C8A1A13BF5543">
+    <w:name w:val="73E2D9EBA5084066895C8A1A13BF5543"/>
+    <w:rsid w:val="00ED20E5"/>
+    <w:rPr>
+      <w:lang w:val="da-DK" w:eastAsia="da-DK"/>
+    </w:rPr>
+  </w:style>
+  <w:style w:type="paragraph" w:customStyle="1" w:styleId="9B464467D7BA46DCA4A9F6BF22FFA883">
+    <w:name w:val="9B464467D7BA46DCA4A9F6BF22FFA883"/>
+    <w:rsid w:val="00ED20E5"/>
+    <w:rPr>
+      <w:lang w:val="da-DK" w:eastAsia="da-DK"/>
+    </w:rPr>
+  </w:style>
+  <w:style w:type="paragraph" w:customStyle="1" w:styleId="0C837F11908C4C94BC1EB0051E0FA97C">
+    <w:name w:val="0C837F11908C4C94BC1EB0051E0FA97C"/>
+    <w:rsid w:val="00ED20E5"/>
+    <w:rPr>
+      <w:lang w:val="da-DK" w:eastAsia="da-DK"/>
+    </w:rPr>
+  </w:style>
+  <w:style w:type="paragraph" w:customStyle="1" w:styleId="8AF0A863EB434278A8E6F4EEB4B48D70">
+    <w:name w:val="8AF0A863EB434278A8E6F4EEB4B48D70"/>
+    <w:rsid w:val="00ED20E5"/>
+    <w:rPr>
+      <w:lang w:val="da-DK" w:eastAsia="da-DK"/>
+    </w:rPr>
+  </w:style>
+  <w:style w:type="paragraph" w:customStyle="1" w:styleId="953FD8621EA64C1BB1C2193B79CAD53F">
+    <w:name w:val="953FD8621EA64C1BB1C2193B79CAD53F"/>
+    <w:rsid w:val="00ED20E5"/>
+    <w:rPr>
+      <w:lang w:val="da-DK" w:eastAsia="da-DK"/>
+    </w:rPr>
+  </w:style>
+  <w:style w:type="paragraph" w:customStyle="1" w:styleId="043CAFE0AA3642B2B7D61F34F0820329">
+    <w:name w:val="043CAFE0AA3642B2B7D61F34F0820329"/>
+    <w:rsid w:val="00ED20E5"/>
+    <w:rPr>
+      <w:lang w:val="da-DK" w:eastAsia="da-DK"/>
+    </w:rPr>
+  </w:style>
+  <w:style w:type="paragraph" w:customStyle="1" w:styleId="21E9F8BB045B4317A1B1B769E47EBFA6">
+    <w:name w:val="21E9F8BB045B4317A1B1B769E47EBFA6"/>
+    <w:rsid w:val="00ED20E5"/>
+    <w:rPr>
+      <w:lang w:val="da-DK" w:eastAsia="da-DK"/>
+    </w:rPr>
+  </w:style>
+  <w:style w:type="paragraph" w:customStyle="1" w:styleId="4AF214A79A4545439833D0788B7440F1">
+    <w:name w:val="4AF214A79A4545439833D0788B7440F1"/>
+    <w:rsid w:val="00ED20E5"/>
+    <w:rPr>
+      <w:lang w:val="da-DK" w:eastAsia="da-DK"/>
+    </w:rPr>
+  </w:style>
+  <w:style w:type="paragraph" w:customStyle="1" w:styleId="9706A66A7E064C06AA48197F05ACBAC2">
+    <w:name w:val="9706A66A7E064C06AA48197F05ACBAC2"/>
+    <w:rsid w:val="00ED20E5"/>
+    <w:rPr>
+      <w:lang w:val="da-DK" w:eastAsia="da-DK"/>
+    </w:rPr>
+  </w:style>
+  <w:style w:type="paragraph" w:customStyle="1" w:styleId="58B9C61747CB4521B3269C688945C3F3">
+    <w:name w:val="58B9C61747CB4521B3269C688945C3F3"/>
+    <w:rsid w:val="00ED20E5"/>
+    <w:rPr>
+      <w:lang w:val="da-DK" w:eastAsia="da-DK"/>
+    </w:rPr>
+  </w:style>
+  <w:style w:type="paragraph" w:customStyle="1" w:styleId="81055E4146D5428EB4AC719C6B034BD2">
+    <w:name w:val="81055E4146D5428EB4AC719C6B034BD2"/>
+    <w:rsid w:val="00ED20E5"/>
+    <w:rPr>
+      <w:lang w:val="da-DK" w:eastAsia="da-DK"/>
+    </w:rPr>
+  </w:style>
+  <w:style w:type="paragraph" w:customStyle="1" w:styleId="4EA755C7A41841388FC17C5DF671DA6C">
+    <w:name w:val="4EA755C7A41841388FC17C5DF671DA6C"/>
+    <w:rsid w:val="00ED20E5"/>
+    <w:rPr>
+      <w:lang w:val="da-DK" w:eastAsia="da-DK"/>
+    </w:rPr>
+  </w:style>
+  <w:style w:type="paragraph" w:customStyle="1" w:styleId="11C8A5B8093C4AF2B89F2F6E51EE7864">
+    <w:name w:val="11C8A5B8093C4AF2B89F2F6E51EE7864"/>
+    <w:rsid w:val="00ED20E5"/>
+    <w:rPr>
+      <w:lang w:val="da-DK" w:eastAsia="da-DK"/>
+    </w:rPr>
+  </w:style>
+  <w:style w:type="paragraph" w:customStyle="1" w:styleId="FFB5BFEFE67144A19EC8894F1398FE23">
+    <w:name w:val="FFB5BFEFE67144A19EC8894F1398FE23"/>
+    <w:rsid w:val="00ED20E5"/>
+    <w:rPr>
+      <w:lang w:val="da-DK" w:eastAsia="da-DK"/>
+    </w:rPr>
+  </w:style>
+  <w:style w:type="paragraph" w:customStyle="1" w:styleId="C4FA4BD6C7724FAC82934AEF8AF7C4DC">
+    <w:name w:val="C4FA4BD6C7724FAC82934AEF8AF7C4DC"/>
+    <w:rsid w:val="00ED20E5"/>
+    <w:rPr>
+      <w:lang w:val="da-DK" w:eastAsia="da-DK"/>
+    </w:rPr>
+  </w:style>
+  <w:style w:type="paragraph" w:customStyle="1" w:styleId="5D606A8620234F0C8C6EFFAAD862CD46">
+    <w:name w:val="5D606A8620234F0C8C6EFFAAD862CD46"/>
+    <w:rsid w:val="00ED20E5"/>
+    <w:rPr>
+      <w:lang w:val="da-DK" w:eastAsia="da-DK"/>
+    </w:rPr>
+  </w:style>
+  <w:style w:type="paragraph" w:customStyle="1" w:styleId="C03E61A38FF444EFB1F66B1A55DFECDC">
+    <w:name w:val="C03E61A38FF444EFB1F66B1A55DFECDC"/>
+    <w:rsid w:val="00ED20E5"/>
+    <w:rPr>
+      <w:lang w:val="da-DK" w:eastAsia="da-DK"/>
+    </w:rPr>
+  </w:style>
+  <w:style w:type="paragraph" w:customStyle="1" w:styleId="D25D7EC49C87435AA468891C5CE4A87F">
+    <w:name w:val="D25D7EC49C87435AA468891C5CE4A87F"/>
+    <w:rsid w:val="00ED20E5"/>
+    <w:rPr>
+      <w:lang w:val="da-DK" w:eastAsia="da-DK"/>
+    </w:rPr>
+  </w:style>
+  <w:style w:type="paragraph" w:customStyle="1" w:styleId="847D682D49C04BE88B7BADDFD3F076B3">
+    <w:name w:val="847D682D49C04BE88B7BADDFD3F076B3"/>
+    <w:rsid w:val="00ED20E5"/>
+    <w:rPr>
+      <w:lang w:val="da-DK" w:eastAsia="da-DK"/>
+    </w:rPr>
+  </w:style>
+  <w:style w:type="paragraph" w:customStyle="1" w:styleId="F6CD58F92DCB48CBBC1ABB37E7AF5CB8">
+    <w:name w:val="F6CD58F92DCB48CBBC1ABB37E7AF5CB8"/>
+    <w:rsid w:val="00ED20E5"/>
+    <w:rPr>
+      <w:lang w:val="da-DK" w:eastAsia="da-DK"/>
+    </w:rPr>
+  </w:style>
+  <w:style w:type="paragraph" w:customStyle="1" w:styleId="E9D1AE58BDB74A98B59FB579C1FAED36">
+    <w:name w:val="E9D1AE58BDB74A98B59FB579C1FAED36"/>
+    <w:rsid w:val="00ED20E5"/>
+    <w:rPr>
+      <w:lang w:val="da-DK" w:eastAsia="da-DK"/>
+    </w:rPr>
+  </w:style>
+  <w:style w:type="paragraph" w:customStyle="1" w:styleId="43699B5B99EB476AB921904A86408B1C">
+    <w:name w:val="43699B5B99EB476AB921904A86408B1C"/>
+    <w:rsid w:val="00ED20E5"/>
+    <w:rPr>
+      <w:lang w:val="da-DK" w:eastAsia="da-DK"/>
+    </w:rPr>
+  </w:style>
+  <w:style w:type="paragraph" w:customStyle="1" w:styleId="BEB2F7D7BB3444DA902650DAACD77A9C">
+    <w:name w:val="BEB2F7D7BB3444DA902650DAACD77A9C"/>
+    <w:rsid w:val="00ED20E5"/>
+    <w:rPr>
+      <w:lang w:val="da-DK" w:eastAsia="da-DK"/>
+    </w:rPr>
+  </w:style>
+  <w:style w:type="paragraph" w:customStyle="1" w:styleId="DDB6DF882A6744CCB2E500E2B913BEB0">
+    <w:name w:val="DDB6DF882A6744CCB2E500E2B913BEB0"/>
+    <w:rsid w:val="00ED20E5"/>
+    <w:rPr>
+      <w:lang w:val="da-DK" w:eastAsia="da-DK"/>
+    </w:rPr>
+  </w:style>
+  <w:style w:type="paragraph" w:customStyle="1" w:styleId="146033F86F22402581DB329B520B6296">
+    <w:name w:val="146033F86F22402581DB329B520B6296"/>
+    <w:rsid w:val="00ED20E5"/>
+    <w:rPr>
+      <w:lang w:val="da-DK" w:eastAsia="da-DK"/>
+    </w:rPr>
+  </w:style>
+  <w:style w:type="paragraph" w:customStyle="1" w:styleId="0B62577E4B55460696E238C09E045F41">
+    <w:name w:val="0B62577E4B55460696E238C09E045F41"/>
+    <w:rsid w:val="00ED20E5"/>
+    <w:rPr>
+      <w:lang w:val="da-DK" w:eastAsia="da-DK"/>
+    </w:rPr>
+  </w:style>
+  <w:style w:type="paragraph" w:customStyle="1" w:styleId="2E905F0A53BC4262B47C22B2CFE043A4">
+    <w:name w:val="2E905F0A53BC4262B47C22B2CFE043A4"/>
+    <w:rsid w:val="00ED20E5"/>
+    <w:rPr>
+      <w:lang w:val="da-DK" w:eastAsia="da-DK"/>
+    </w:rPr>
+  </w:style>
+  <w:style w:type="paragraph" w:customStyle="1" w:styleId="C9511BE0EC694C3A927F2D967CCF8BF5">
+    <w:name w:val="C9511BE0EC694C3A927F2D967CCF8BF5"/>
+    <w:rsid w:val="00ED20E5"/>
+    <w:rPr>
+      <w:lang w:val="da-DK" w:eastAsia="da-DK"/>
+    </w:rPr>
+  </w:style>
+  <w:style w:type="paragraph" w:customStyle="1" w:styleId="EFEEC2941B8942B999503D9C00B97300">
+    <w:name w:val="EFEEC2941B8942B999503D9C00B97300"/>
+    <w:rsid w:val="00ED20E5"/>
+    <w:rPr>
+      <w:lang w:val="da-DK" w:eastAsia="da-DK"/>
+    </w:rPr>
+  </w:style>
+  <w:style w:type="paragraph" w:customStyle="1" w:styleId="9780889F1F88472EB6F1E810618FA9A6">
+    <w:name w:val="9780889F1F88472EB6F1E810618FA9A6"/>
+    <w:rsid w:val="00ED20E5"/>
+    <w:rPr>
+      <w:lang w:val="da-DK" w:eastAsia="da-DK"/>
+    </w:rPr>
+  </w:style>
+  <w:style w:type="paragraph" w:customStyle="1" w:styleId="F03042023A524F1081C42140C38471F6">
+    <w:name w:val="F03042023A524F1081C42140C38471F6"/>
+    <w:rsid w:val="00ED20E5"/>
+    <w:rPr>
+      <w:lang w:val="da-DK" w:eastAsia="da-DK"/>
+    </w:rPr>
+  </w:style>
+  <w:style w:type="paragraph" w:customStyle="1" w:styleId="5766E041FE6C457A805B1076BA03F031">
+    <w:name w:val="5766E041FE6C457A805B1076BA03F031"/>
+    <w:rsid w:val="00ED20E5"/>
+    <w:rPr>
+      <w:lang w:val="da-DK" w:eastAsia="da-DK"/>
+    </w:rPr>
+  </w:style>
+  <w:style w:type="paragraph" w:customStyle="1" w:styleId="3B3AE994813B4D5DA0210D9F39B346BA">
+    <w:name w:val="3B3AE994813B4D5DA0210D9F39B346BA"/>
+    <w:rsid w:val="00ED20E5"/>
+    <w:rPr>
+      <w:lang w:val="da-DK" w:eastAsia="da-DK"/>
+    </w:rPr>
+  </w:style>
+  <w:style w:type="paragraph" w:customStyle="1" w:styleId="2659B65A22B24F3FB41EEA5A5901183C">
+    <w:name w:val="2659B65A22B24F3FB41EEA5A5901183C"/>
+    <w:rsid w:val="00ED20E5"/>
+    <w:rPr>
+      <w:lang w:val="da-DK" w:eastAsia="da-DK"/>
+    </w:rPr>
+  </w:style>
+  <w:style w:type="paragraph" w:customStyle="1" w:styleId="2D995DAA498B40919D8CD64A61C564FD">
+    <w:name w:val="2D995DAA498B40919D8CD64A61C564FD"/>
+    <w:rsid w:val="00ED20E5"/>
+    <w:rPr>
+      <w:lang w:val="da-DK" w:eastAsia="da-DK"/>
+    </w:rPr>
+  </w:style>
+  <w:style w:type="paragraph" w:customStyle="1" w:styleId="71363C9C9FDF41FBAFF179B86332B793">
+    <w:name w:val="71363C9C9FDF41FBAFF179B86332B793"/>
+    <w:rsid w:val="00ED20E5"/>
+    <w:rPr>
+      <w:lang w:val="da-DK" w:eastAsia="da-DK"/>
+    </w:rPr>
+  </w:style>
+  <w:style w:type="paragraph" w:customStyle="1" w:styleId="D85EF3C50E1D4916AC3DAB82A20DB0C7">
+    <w:name w:val="D85EF3C50E1D4916AC3DAB82A20DB0C7"/>
+    <w:rsid w:val="00ED20E5"/>
+    <w:rPr>
+      <w:lang w:val="da-DK" w:eastAsia="da-DK"/>
+    </w:rPr>
+  </w:style>
+  <w:style w:type="paragraph" w:customStyle="1" w:styleId="A8EA594310004126B710F5760250AFFD">
+    <w:name w:val="A8EA594310004126B710F5760250AFFD"/>
+    <w:rsid w:val="00ED20E5"/>
+    <w:rPr>
+      <w:lang w:val="da-DK" w:eastAsia="da-DK"/>
+    </w:rPr>
+  </w:style>
+  <w:style w:type="paragraph" w:customStyle="1" w:styleId="C746366D09C5400986A03FCDC4CE98FD">
+    <w:name w:val="C746366D09C5400986A03FCDC4CE98FD"/>
+    <w:rsid w:val="00ED20E5"/>
+    <w:rPr>
+      <w:lang w:val="da-DK" w:eastAsia="da-DK"/>
+    </w:rPr>
+  </w:style>
+  <w:style w:type="paragraph" w:customStyle="1" w:styleId="C099F51F01C9476F94CBF93622590ED7">
+    <w:name w:val="C099F51F01C9476F94CBF93622590ED7"/>
+    <w:rsid w:val="00ED20E5"/>
+    <w:rPr>
+      <w:lang w:val="da-DK" w:eastAsia="da-DK"/>
+    </w:rPr>
+  </w:style>
+  <w:style w:type="paragraph" w:customStyle="1" w:styleId="3A6573B7939E4754B8800975A00E171A">
+    <w:name w:val="3A6573B7939E4754B8800975A00E171A"/>
+    <w:rsid w:val="00ED20E5"/>
+    <w:rPr>
+      <w:lang w:val="da-DK" w:eastAsia="da-DK"/>
+    </w:rPr>
+  </w:style>
+  <w:style w:type="paragraph" w:customStyle="1" w:styleId="0543C4980333443C9BFBA0A9B5ED0FD2">
+    <w:name w:val="0543C4980333443C9BFBA0A9B5ED0FD2"/>
+    <w:rsid w:val="00ED20E5"/>
+    <w:rPr>
+      <w:lang w:val="da-DK" w:eastAsia="da-DK"/>
+    </w:rPr>
   </w:style>
 </w:styles>
 </file>
@@ -3249,1088 +3659,1086 @@
 </we:webextension>
 </file>
 
-<file path=customXml/item1.xml><?xml version="1.0" encoding="utf-8"?>
+<file path=customXml/item1.xml>��< ? x m l   v e r s i o n = " 1 . 0 "   e n c o d i n g = " u t f - 1 6 " ? > < N a v W o r d R e p o r t X m l P a r t   x m l n s = " u r n : m i c r o s o f t - d y n a m i c s - n a v / r e p o r t s / R e m i n d e r / 1 1 7 / " > + 
+     < B C R e p o r t I n f o r m a t i o n > + 
+         < R e p o r t M e t a d a t a > + 
+             < E x t e n s i o n I d > E x t e n s i o n   I D < / E x t e n s i o n I d > + 
+             < E x t e n s i o n N a m e > E x t e n s i o n   N a m e < / E x t e n s i o n N a m e > + 
+             < E x t e n s i o n P u b l i s h e r > E x t e n s i o n   P u b l i s h e r < / E x t e n s i o n P u b l i s h e r > + 
+             < E x t e n s i o n V e r s i o n > E x t e n s i o n   V e r s i o n < / E x t e n s i o n V e r s i o n > + 
+             < R e p o r t I d > R e p o r t   I D < / R e p o r t I d > + 
+             < R e p o r t N a m e > R e p o r t   N a m e < / R e p o r t N a m e > + 
+             < R e p o r t C a p t i o n > R e p o r t   C a p t i o n < / R e p o r t C a p t i o n > + 
+             < A b o u t T h i s R e p o r t T i t l e > A b o u t   T h i s   R e p o r t   T i t l e < / A b o u t T h i s R e p o r t T i t l e > + 
+             < A b o u t T h i s R e p o r t T e x t > A b o u t   T h i s   R e p o r t   T e x t < / A b o u t T h i s R e p o r t T e x t > + 
+             < R e p o r t H e l p L i n k > R e p o r t   H e l p   L i n k < / R e p o r t H e l p L i n k > + 
+         < / R e p o r t M e t a d a t a > + 
+         < R e p o r t R e q u e s t > + 
+             < T e n a n t E n t r a I d > T e n a n t   E n t r a   I d < / T e n a n t E n t r a I d > + 
+             < E n v i r o n m e n t N a m e > E n v i r o n m e n t   N a m e < / E n v i r o n m e n t N a m e > + 
+             < E n v i r o n m e n t T y p e > E n v i r o n m e n t   T y p e < / E n v i r o n m e n t T y p e > + 
+             < C o m p a n y N a m e > C o m p a n y   N a m e < / C o m p a n y N a m e > + 
+             < C o m p a n y D i s p l a y N a m e > C o m p a n y   D i s p l a y   N a m e < / C o m p a n y D i s p l a y N a m e > + 
+             < C o m p a n y I d > C o m p a n y   I D < / C o m p a n y I d > + 
+             < U s e r N a m e > U s e r   N a m e < / U s e r N a m e > + 
+             < D a t e A n d T i m e > D a t e   a n d   T i m e < / D a t e A n d T i m e > + 
+             < L a n g u a g e > L a n g u a g e < / L a n g u a g e > + 
+             < F o r m a t R e g i o n > F o r m a t   R e g i o n < / F o r m a t R e g i o n > + 
+             < D a t e T i m e V a l u e s > + 
+                 < Y e a r > Y e a r < / Y e a r > + 
+                 < M o n t h N u m b e r > M o n t h   N u m b e r < / M o n t h N u m b e r > + 
+                 < D a y N u m b e r > D a y   N u m b e r < / D a y N u m b e r > + 
+                 < H o u r > H o u r < / H o u r > + 
+                 < M i n u t e > M i n u t e < / M i n u t e > + 
+             < / D a t e T i m e V a l u e s > + 
+         < / R e p o r t R e q u e s t > + 
+         < C o m p a n y M e t a d a t a > + 
+             < C o m p a n y N a m e > C o m p a n y   N a m e < / C o m p a n y N a m e > + 
+             < C o m p a n y D i s p l a y N a m e > C o m p a n y   D i s p l a y   N a m e < / C o m p a n y D i s p l a y N a m e > + 
+             < C o m p a n y A d d r e s s L i n e s > + 
+                 < C o m p a n y A d d r e s s L i n e 1 > C o m p a n y   A d d r e s s   L i n e   1 < / C o m p a n y A d d r e s s L i n e 1 > + 
+                 < C o m p a n y A d d r e s s L i n e 2 > C o m p a n y   A d d r e s s   L i n e   2 < / C o m p a n y A d d r e s s L i n e 2 > + 
+                 < C o m p a n y A d d r e s s L i n e 3 > C o m p a n y   A d d r e s s   L i n e   3 < / C o m p a n y A d d r e s s L i n e 3 > + 
+                 < C o m p a n y A d d r e s s L i n e 4 > C o m p a n y   A d d r e s s   L i n e   4 < / C o m p a n y A d d r e s s L i n e 4 > + 
+                 < C o m p a n y A d d r e s s L i n e 5 > C o m p a n y   A d d r e s s   L i n e   5 < / C o m p a n y A d d r e s s L i n e 5 > + 
+                 < C o m p a n y A d d r e s s L i n e 6 > C o m p a n y   A d d r e s s   L i n e   6 < / C o m p a n y A d d r e s s L i n e 6 > + 
+                 < C o m p a n y A d d r e s s L i n e 7 > C o m p a n y   A d d r e s s   L i n e   7 < / C o m p a n y A d d r e s s L i n e 7 > + 
+                 < C o m p a n y A d d r e s s L i n e 8 > C o m p a n y   A d d r e s s   L i n e   8 < / C o m p a n y A d d r e s s L i n e 8 > + 
+             < / C o m p a n y A d d r e s s L i n e s > + 
+             < C o m p a n y P h o n e > C o m p a n y   P h o n e < / C o m p a n y P h o n e > + 
+             < C o m p a n y P h o n e C a p t i o n > C o m p a n y   P h o n e   C a p t i o n < / C o m p a n y P h o n e C a p t i o n > + 
+             < C o m p a n y F a x N o > C o m p a n y   F a x   N o . < / C o m p a n y F a x N o > + 
+             < C o m p a n y F a x N o C a p t i o n > C o m p a n y   F a x   N o .   C a p t i o n < / C o m p a n y F a x N o C a p t i o n > + 
+             < C o m p a n y E m a i l > C o m p a n y   E m a i l < / C o m p a n y E m a i l > + 
+             < C o m p a n y E m a i l C a p t i o n > C o m p a n y   E m a i l   C a p t i o n < / C o m p a n y E m a i l C a p t i o n > + 
+             < C o m p a n y H o m e P a g e > C o m p a n y   H o m e   P a g e < / C o m p a n y H o m e P a g e > + 
+             < C o m p a n y H o m e P a g e C a p t i o n > C o m p a n y   H o m e   P a g e   C a p t i o n < / C o m p a n y H o m e P a g e C a p t i o n > + 
+             < C o m p a n y L o g o > C o m p a n y   L o g o < / C o m p a n y L o g o > + 
+             < C o m p a n y V A T R e g i s t r a t i o n N o > C o m p a n y   V A T   R e g i s t r a t i o n   N o . < / C o m p a n y V A T R e g i s t r a t i o n N o > + 
+             < C o m p a n y V A T R e g i s t r a t i o n N o C a p t i o n > C o m p a n y   V A T   R e g i s t r a t i o n   N o .   C a p t i o n < / C o m p a n y V A T R e g i s t r a t i o n N o C a p t i o n > + 
+             < C o m p a n y R e g i s t r a t i o n N o > C o m p a n y   R e g i s t r a t i o n   N o . < / C o m p a n y R e g i s t r a t i o n N o > + 
+             < C o m p a n y R e g i s t r a t i o n N o C a p t i o n > C o m p a n y   R e g i s t r a t i o n   N o .   C a p t i o n < / C o m p a n y R e g i s t r a t i o n N o C a p t i o n > + 
+             < C o m p a n y B a n k N a m e > C o m p a n y   B a n k   N a m e < / C o m p a n y B a n k N a m e > + 
+             < C o m p a n y B a n k N a m e C a p t i o n > C o m p a n y   B a n k   N a m e   C a p t i o n < / C o m p a n y B a n k N a m e C a p t i o n > + 
+             < C o m p a n y B a n k A c c o u n t N o > C o m p a n y   B a n k   A c c o u n t   N o . < / C o m p a n y B a n k A c c o u n t N o > + 
+             < C o m p a n y B a n k A c c o u n t N o C a p t i o n > C o m p a n y   B a n k   A c c o u n t   N o .   C a p t i o n < / C o m p a n y B a n k A c c o u n t N o C a p t i o n > + 
+             < C o m p a n y B a n k B r a n c h N o > C o m p a n y   B a n k   B r a n c h   N o . < / C o m p a n y B a n k B r a n c h N o > + 
+             < C o m p a n y B a n k B r a n c h N o C a p t i o n > C o m p a n y   B a n k   B r a n c h   N o .   C a p t i o n < / C o m p a n y B a n k B r a n c h N o C a p t i o n > + 
+             < C o m p a n y I B A N > C o m p a n y   I B A N < / C o m p a n y I B A N > + 
+             < C o m p a n y I B A N C a p t i o n > C o m p a n y   I B A N   C a p t i o n < / C o m p a n y I B A N C a p t i o n > + 
+             < C o m p a n y B a n k S W I F T > C o m p a n y   B a n k   S W I F T < / C o m p a n y B a n k S W I F T > + 
+             < C o m p a n y B a n k S W I F T C a p t i o n > C o m p a n y   B a n k   S W I F T   C a p t i o n < / C o m p a n y B a n k S W I F T C a p t i o n > + 
+             < C o m p a n y G i r o N o > C o m p a n y   G i r o   N o . < / C o m p a n y G i r o N o > + 
+             < C o m p a n y G i r o N o C a p t i o n > C o m p a n y   G i r o   N o .   C a p t i o n < / C o m p a n y G i r o N o C a p t i o n > + 
+         < / C o m p a n y M e t a d a t a > + 
+     < / B C R e p o r t I n f o r m a t i o n > + 
+     < I s s u e d _ R e m i n d e r _ H e a d e r > + 
+         < C o n t a c t E m a i l > C o n t a c t E m a i l < / C o n t a c t E m a i l > + 
+         < C o n t a c t E m a i l L b l > C o n t a c t E m a i l L b l < / C o n t a c t E m a i l L b l > + 
+         < C o n t a c t M o b i l e P h o n e N o > C o n t a c t M o b i l e P h o n e N o < / C o n t a c t M o b i l e P h o n e N o > + 
+         < C o n t a c t M o b i l e P h o n e N o L b l > C o n t a c t M o b i l e P h o n e N o L b l < / C o n t a c t M o b i l e P h o n e N o L b l > + 
+         < C o n t a c t P h o n e N o > C o n t a c t P h o n e N o < / C o n t a c t P h o n e N o > + 
+         < C o n t a c t P h o n e N o L b l > C o n t a c t P h o n e N o L b l < / C o n t a c t P h o n e N o L b l > + 
+         < D o c D a t e C a p t i o n > D o c D a t e C a p t i o n < / D o c D a t e C a p t i o n > + 
+         < D u e D a t e C a p t i o n > D u e D a t e C a p t i o n < / D u e D a t e C a p t i o n > + 
+         < E M a i l C a p t i o n > E M a i l C a p t i o n < / E M a i l C a p t i o n > + 
+         < H o m e P a g e C a p t i o n > H o m e P a g e C a p t i o n < / H o m e P a g e C a p t i o n > + 
+         < N o _ I s s u e d R e m i n d e r H e a d e r > N o _ I s s u e d R e m i n d e r H e a d e r < / N o _ I s s u e d R e m i n d e r H e a d e r > + 
+         < P a g e C a p t i o n > P a g e C a p t i o n < / P a g e C a p t i o n > + 
+         < S h o w M I R L i n e s > S h o w M I R L i n e s < / S h o w M I R L i n e s > + 
+         < T o t a l C a p t i o n > T o t a l C a p t i o n < / T o t a l C a p t i o n > + 
+         < V A T A m o u n t C a p t i o n > V A T A m o u n t C a p t i o n < / V A T A m o u n t C a p t i o n > + 
+         < V A T B a s e C a p t i o n > V A T B a s e C a p t i o n < / V A T B a s e C a p t i o n > + 
+         < V A T P e r c e n t C a p t i o n > V A T P e r c e n t C a p t i o n < / V A T P e r c e n t C a p t i o n > + 
+         < I n t e g e r > + 
+             < B a n k A c c N o C a p t i o n > B a n k A c c N o C a p t i o n < / B a n k A c c N o C a p t i o n > + 
+             < B a n k N a m e C a p t i o n > B a n k N a m e C a p t i o n < / B a n k N a m e C a p t i o n > + 
+             < C o m p a n y A d d r 1 > C o m p a n y A d d r 1 < / C o m p a n y A d d r 1 > + 
+             < C o m p a n y A d d r 2 > C o m p a n y A d d r 2 < / C o m p a n y A d d r 2 > + 
+             < C o m p a n y A d d r 3 > C o m p a n y A d d r 3 < / C o m p a n y A d d r 3 > + 
+             < C o m p a n y A d d r 4 > C o m p a n y A d d r 4 < / C o m p a n y A d d r 4 > + 
+             < C o m p a n y A d d r 5 > C o m p a n y A d d r 5 < / C o m p a n y A d d r 5 > + 
+             < C o m p a n y A d d r 6 > C o m p a n y A d d r 6 < / C o m p a n y A d d r 6 > + 
+             < C o m p a n y A d d r 7 > C o m p a n y A d d r 7 < / C o m p a n y A d d r 7 > + 
+             < C o m p a n y A d d r 8 > C o m p a n y A d d r 8 < / C o m p a n y A d d r 8 > + 
+             < C o m p a n y I n f o 1 P i c t u r e / > + 
+             < C o m p a n y I n f o 2 P i c t u r e / > + 
+             < C o m p a n y I n f o 3 P i c t u r e / > + 
+             < C o m p a n y I n f o B a n k A c c N o > C o m p a n y I n f o B a n k A c c N o < / C o m p a n y I n f o B a n k A c c N o > + 
+             < C o m p a n y I n f o B a n k N a m e > C o m p a n y I n f o B a n k N a m e < / C o m p a n y I n f o B a n k N a m e > + 
+             < C o m p a n y I n f o E M a i l > C o m p a n y I n f o E M a i l < / C o m p a n y I n f o E M a i l > + 
+             < C o m p a n y I n f o G i r o N o > C o m p a n y I n f o G i r o N o < / C o m p a n y I n f o G i r o N o > + 
+             < C o m p a n y I n f o H o m e P a g e > C o m p a n y I n f o H o m e P a g e < / C o m p a n y I n f o H o m e P a g e > + 
+             < C o m p a n y I n f o I B A N > C o m p a n y I n f o I B A N < / C o m p a n y I n f o I B A N > + 
+             < C o m p a n y I n f o P h o n e N o > C o m p a n y I n f o P h o n e N o < / C o m p a n y I n f o P h o n e N o > + 
+             < C o m p a n y I n f o V A T R e g N o > C o m p a n y I n f o V A T R e g N o < / C o m p a n y I n f o V A T R e g N o > + 
+             < C o m p a n y V A T R e g i s t r a t i o n N o C a p t i o n > C o m p a n y V A T R e g i s t r a t i o n N o C a p t i o n < / C o m p a n y V A T R e g i s t r a t i o n N o C a p t i o n > + 
+             < C o n t a c t _ I s s u e d R e m i n d e r H d r > C o n t a c t _ I s s u e d R e m i n d e r H d r < / C o n t a c t _ I s s u e d R e m i n d e r H d r > + 
+             < C u s t A d d r 1 > C u s t A d d r 1 < / C u s t A d d r 1 > + 
+             < C u s t A d d r 2 > C u s t A d d r 2 < / C u s t A d d r 2 > + 
+             < C u s t A d d r 3 > C u s t A d d r 3 < / C u s t A d d r 3 > + 
+             < C u s t A d d r 4 > C u s t A d d r 4 < / C u s t A d d r 4 > + 
+             < C u s t A d d r 5 > C u s t A d d r 5 < / C u s t A d d r 5 > + 
+             < C u s t A d d r 6 > C u s t A d d r 6 < / C u s t A d d r 6 > + 
+             < C u s t A d d r 7 > C u s t A d d r 7 < / C u s t A d d r 7 > + 
+             < C u s t A d d r 8 > C u s t A d d r 8 < / C u s t A d d r 8 > + 
+             < C u s t N o _ I s s u e R e m i n d e r H d r > C u s t N o _ I s s u e R e m i n d e r H d r < / C u s t N o _ I s s u e R e m i n d e r H d r > + 
+             < C u s t N o _ I s s u e R e m i n d e r H d r C a p t i o n > C u s t N o _ I s s u e R e m i n d e r H d r C a p t i o n < / C u s t N o _ I s s u e R e m i n d e r H d r C a p t i o n > + 
+             < D o c D a t e _ I s s u e R e m i n d e r H d r > D o c D a t e _ I s s u e R e m i n d e r H d r < / D o c D a t e _ I s s u e R e m i n d e r H d r > + 
+             < D u e D a t e _ I s s u e d R e m i n d e r H d r > D u e D a t e _ I s s u e d R e m i n d e r H d r < / D u e D a t e _ I s s u e d R e m i n d e r H d r > + 
+             < G i r o N o C a p t i o n > G i r o N o C a p t i o n < / G i r o N o C a p t i o n > + 
+             < I B A N C a p t i o n > I B A N C a p t i o n < / I B A N C a p t i o n > + 
+             < N o 1 _ I s s u e d R e m i n d e r H d r > N o 1 _ I s s u e d R e m i n d e r H d r < / N o 1 _ I s s u e d R e m i n d e r H d r > + 
+             < P h o n e N o C a p t i o n > P h o n e N o C a p t i o n < / P h o n e N o C a p t i o n > + 
+             < P o s t D a t e _ I s s u e d R e m i n d e r H d r > P o s t D a t e _ I s s u e d R e m i n d e r H d r < / P o s t D a t e _ I s s u e d R e m i n d e r H d r > + 
+             < P o s t i n g D a t e C a p t i o n > P o s t i n g D a t e C a p t i o n < / P o s t i n g D a t e C a p t i o n > + 
+             < R e f e r e n c e T e x t > R e f e r e n c e T e x t < / R e f e r e n c e T e x t > + 
+             < R e m i n d e r C a p t i o n > R e m i n d e r C a p t i o n < / R e m i n d e r C a p t i o n > + 
+             < R e m i n d e r N o C a p t i o n > R e m i n d e r N o C a p t i o n < / R e m i n d e r N o C a p t i o n > + 
+             < T e x t P a g e > T e x t P a g e < / T e x t P a g e > + 
+             < V A T N o T e x t > V A T N o T e x t < / V A T N o T e x t > + 
+             < V A T R e g N o C a p t i o n > V A T R e g N o C a p t i o n < / V A T R e g N o C a p t i o n > + 
+             < V a t R e g N o _ I s s u e R e m i n d e r H d r > V a t R e g N o _ I s s u e R e m i n d e r H d r < / V a t R e g N o _ I s s u e R e m i n d e r H d r > + 
+             < Y o u r R e f _ I s s u e R e m i n d e r H d r > Y o u r R e f _ I s s u e R e m i n d e r H d r < / Y o u r R e f _ I s s u e R e m i n d e r H d r > + 
+             < D i m e n s i o n L o o p > + 
+                 < D i m T e x t > D i m T e x t < / D i m T e x t > + 
+                 < H e a d e r D i m e n s i o n s C a p t i o n > H e a d e r D i m e n s i o n s C a p t i o n < / H e a d e r D i m e n s i o n s C a p t i o n > + 
+                 < N u m b e r _ I n t e g e r L i n e > N u m b e r _ I n t e g e r L i n e < / N u m b e r _ I n t e g e r L i n e > + 
+             < / D i m e n s i o n L o o p > + 
+             < I s s u e d _ R e m i n d e r _ L i n e > + 
+                 < D e s c _ I s s u e d R e m i n d e r L i n e > D e s c _ I s s u e d R e m i n d e r L i n e < / D e s c _ I s s u e d R e m i n d e r L i n e > + 
+                 < D o c D a t e _ I s s u e d R e m i n d e r L i n e > D o c D a t e _ I s s u e d R e m i n d e r L i n e < / D o c D a t e _ I s s u e d R e m i n d e r L i n e > + 
+                 < D o c N o C a p t i o n _ I s s u e d R e m i n d e r L i n e > D o c N o C a p t i o n _ I s s u e d R e m i n d e r L i n e < / D o c N o C a p t i o n _ I s s u e d R e m i n d e r L i n e > + 
+                 < D o c N o _ I s s u e d R e m i n d e r L i n e > D o c N o _ I s s u e d R e m i n d e r L i n e < / D o c N o _ I s s u e d R e m i n d e r L i n e > + 
+                 < D o c N o _ I s s u e d R e m i n d e r L i n e C a p t i o n > D o c N o _ I s s u e d R e m i n d e r L i n e C a p t i o n < / D o c N o _ I s s u e d R e m i n d e r L i n e C a p t i o n > + 
+                 < D o c T y p e _ I s s u e d R e m i n d e r L i n e > D o c T y p e _ I s s u e d R e m i n d e r L i n e < / D o c T y p e _ I s s u e d R e m i n d e r L i n e > + 
+                 < D o c T y p e _ I s s u e d R e m i n d e r L i n e C a p t i o n > D o c T y p e _ I s s u e d R e m i n d e r L i n e C a p t i o n < / D o c T y p e _ I s s u e d R e m i n d e r L i n e C a p t i o n > + 
+                 < D o c u m e n t D a t e C a p t i o n 1 > D o c u m e n t D a t e C a p t i o n 1 < / D o c u m e n t D a t e C a p t i o n 1 > + 
+                 < D u e D a t e _ I s s u e d R e m i n d e r L i n e > D u e D a t e _ I s s u e d R e m i n d e r L i n e < / D u e D a t e _ I s s u e d R e m i n d e r L i n e > + 
+                 < I n t e r e s t > I n t e r e s t < / I n t e r e s t > + 
+                 < I n t e r e s t A m o u n t C a p t i o n > I n t e r e s t A m o u n t C a p t i o n < / I n t e r e s t A m o u n t C a p t i o n > + 
+                 < L i n e N o _ I s s u e d R e m i n d e r L i n e > L i n e N o _ I s s u e d R e m i n d e r L i n e < / L i n e N o _ I s s u e d R e m i n d e r L i n e > + 
+                 < M I R E n t r y _ I s s u e d R e m i n d e r L i n e > M I R E n t r y _ I s s u e d R e m i n d e r L i n e < / M I R E n t r y _ I s s u e d R e m i n d e r L i n e > + 
+                 < N N C I n t e r e s t A m t > N N C I n t e r e s t A m t < / N N C I n t e r e s t A m t > + 
+                 < N N C T o t a l > N N C T o t a l < / N N C T o t a l > + 
+                 < N N C T o t a l I n c l V A T > N N C T o t a l I n c l V A T < / N N C T o t a l I n c l V A T > + 
+                 < N N C V A T A m t > N N C V A T A m t < / N N C V A T A m t > + 
+                 < O r i g i n a l A m t _ I s s u e d R e m i n d e r L i n e > O r i g i n a l A m t _ I s s u e d R e m i n d e r L i n e < / O r i g i n a l A m t _ I s s u e d R e m i n d e r L i n e > + 
+                 < O r i g i n a l A m t _ I s s u e d R e m i n d e r L i n e C a p t i o n > O r i g i n a l A m t _ I s s u e d R e m i n d e r L i n e C a p t i o n < / O r i g i n a l A m t _ I s s u e d R e m i n d e r L i n e C a p t i o n > + 
+                 < R e m a i n i n g A m o u n t T e x t > R e m a i n i n g A m o u n t T e x t < / R e m a i n i n g A m o u n t T e x t > + 
+                 < R e m A m t _ I s s u e d R e m i n d e r L i n e > R e m A m t _ I s s u e d R e m i n d e r L i n e < / R e m A m t _ I s s u e d R e m i n d e r L i n e > + 
+                 < R e m A m t _ I s s u e d R e m i n d e r L i n e C a p t i o n > R e m A m t _ I s s u e d R e m i n d e r L i n e C a p t i o n < / R e m A m t _ I s s u e d R e m i n d e r L i n e C a p t i o n > + 
+                 < R e m N o _ I s s u e d R e m i n d e r L i n e > R e m N o _ I s s u e d R e m i n d e r L i n e < / R e m N o _ I s s u e d R e m i n d e r L i n e > + 
+                 < S h o w I n t e r n a l I n f o > S h o w I n t e r n a l I n f o < / S h o w I n t e r n a l I n f o > + 
+                 < T o t a l I n c l V A T T e x t > T o t a l I n c l V A T T e x t < / T o t a l I n c l V A T T e x t > + 
+                 < T o t a l T e x t > T o t a l T e x t < / T o t a l T e x t > + 
+                 < T o t a l V A T A m t > T o t a l V A T A m t < / T o t a l V A T A m t > + 
+                 < T y p e _ I s s u e d R e m i n d e r L i n e > T y p e _ I s s u e d R e m i n d e r L i n e < / T y p e _ I s s u e d R e m i n d e r L i n e > + 
+             < / I s s u e d _ R e m i n d e r _ L i n e > + 
+             < I s s u e d R e m i n d e r L i n e 2 > + 
+                 < D e s c 1 _ I s s u e d R e m i n d e r L i n e > D e s c 1 _ I s s u e d R e m i n d e r L i n e < / D e s c 1 _ I s s u e d R e m i n d e r L i n e > + 
+                 < L i n e N o 1 _ I s s u e d R e m i n d e r L i n e > L i n e N o 1 _ I s s u e d R e m i n d e r L i n e < / L i n e N o 1 _ I s s u e d R e m i n d e r L i n e > + 
+             < / I s s u e d R e m i n d e r L i n e 2 > + 
+             < V A T C o u n t e r > + 
+                 < A m o u n t I n c V A T C a p t i o n > A m o u n t I n c V A T C a p t i o n < / A m o u n t I n c V A T C a p t i o n > + 
+                 < C o n t i n u e d C a p t i o n > C o n t i n u e d C a p t i o n < / C o n t i n u e d C a p t i o n > + 
+                 < V A L V A T A m o u n t > V A L V A T A m o u n t < / V A L V A T A m o u n t > + 
+                 < V A L V A T B a s e > V A L V A T B a s e < / V A L V A T B a s e > + 
+                 < V A L V A T B a s e V A L V A T A m t > V A L V A T B a s e V A L V A T A m t < / V A L V A T B a s e V A L V A T A m t > + 
+                 < V A T A m t L i n e A m t I n c l u d V A T > V A T A m t L i n e A m t I n c l u d V A T < / V A T A m t L i n e A m t I n c l u d V A T > + 
+                 < V A T A m t L i n e V A T > V A T A m t L i n e V A T < / V A T A m t L i n e V A T > + 
+                 < V A T A m t S p e c C a p t i o n > V A T A m t S p e c C a p t i o n < / V A T A m t S p e c C a p t i o n > + 
+             < / V A T C o u n t e r > + 
+             < V A T C l a u s e E n t r y C o u n t e r > + 
+                 < V A T C l a u s e A m o u n t > V A T C l a u s e A m o u n t < / V A T C l a u s e A m o u n t > + 
+                 < V A T C l a u s e C o d e > V A T C l a u s e C o d e < / V A T C l a u s e C o d e > + 
+                 < V A T C l a u s e D e s c r i p t i o n > V A T C l a u s e D e s c r i p t i o n < / V A T C l a u s e D e s c r i p t i o n > + 
+                 < V A T C l a u s e D e s c r i p t i o n 2 > V A T C l a u s e D e s c r i p t i o n 2 < / V A T C l a u s e D e s c r i p t i o n 2 > + 
+                 < V A T C l a u s e s C a p t i o n > V A T C l a u s e s C a p t i o n < / V A T C l a u s e s C a p t i o n > + 
+                 < V A T C l a u s e V A T A m t C a p t i o n > V A T C l a u s e V A T A m t C a p t i o n < / V A T C l a u s e V A T A m t C a p t i o n > + 
+                 < V A T C l a u s e V A T I d e n t i f i e r > V A T C l a u s e V A T I d e n t i f i e r < / V A T C l a u s e V A T I d e n t i f i e r > + 
+                 < V A T C l a u s e V A T I d e n t i f i e r C a p t i o n > V A T C l a u s e V A T I d e n t i f i e r C a p t i o n < / V A T C l a u s e V A T I d e n t i f i e r C a p t i o n > + 
+             < / V A T C l a u s e E n t r y C o u n t e r > + 
+             < V A T C o u n t e r L C Y > + 
+                 < C o n t i n u e d C a p t i o n 1 > C o n t i n u e d C a p t i o n 1 < / C o n t i n u e d C a p t i o n 1 > + 
+                 < V A L E x c h R a t e > V A L E x c h R a t e < / V A L E x c h R a t e > + 
+                 < V A L S p e c L C Y H e a d e r > V A L S p e c L C Y H e a d e r < / V A L S p e c L C Y H e a d e r > + 
+                 < V A L V A T A m o u n t L C Y > V A L V A T A m o u n t L C Y < / V A L V A T A m o u n t L C Y > + 
+                 < V A L V A T B a s e L C Y > V A L V A T B a s e L C Y < / V A L V A T B a s e L C Y > + 
+                 < V A T A m t L i n e V A T C t r l 1 0 7 > V A T A m t L i n e V A T C t r l 1 0 7 < / V A T A m t L i n e V A T C t r l 1 0 7 > + 
+             < / V A T C o u n t e r L C Y > + 
+             < L e t t e r T e x t > + 
+                 < A m t D u e T e x t > A m t D u e T e x t < / A m t D u e T e x t > + 
+                 < B o d y T e x t > B o d y T e x t < / B o d y T e x t > + 
+                 < C l o s i n g T e x t > C l o s i n g T e x t < / C l o s i n g T e x t > + 
+                 < D e s c r i p t i o n T e x t > D e s c r i p t i o n T e x t < / D e s c r i p t i o n T e x t > + 
+                 < F i n a l T o t a l I n c l V A T > F i n a l T o t a l I n c l V A T < / F i n a l T o t a l I n c l V A T > + 
+                 < G r e e t i n g T e x t > G r e e t i n g T e x t < / G r e e t i n g T e x t > + 
+                 < T o t a l R e m A m t _ I s s u e d R e m i n d e r L i n e > T o t a l R e m A m t _ I s s u e d R e m i n d e r L i n e < / T o t a l R e m A m t _ I s s u e d R e m i n d e r L i n e > + 
+             < / L e t t e r T e x t > + 
+         < / I n t e g e r > + 
+     < / I s s u e d _ R e m i n d e r _ H e a d e r > + 
+ < / N a v W o r d R e p o r t X m l P a r t > 
+</file>
+
+<file path=customXml/item2.xml>��< ? x m l   v e r s i o n = " 1 . 0 "   e n c o d i n g = " u t f - 1 6 " ? > < N a v W o r d R e p o r t X m l P a r t   x m l n s = " u r n : m i c r o s o f t - d y n a m i c s - b u s i n e s s c e n t r a l / i n t e r n a l / e x t e n d e d / r e p o r t s / R e m i n d e r / 1 1 7 / " > + 
+     < B C R e p o r t I n f o r m a t i o n > + 
+         < R e p o r t M e t a d a t a > + 
+             < E x t e n s i o n I d > E x t e n s i o n   I D < / E x t e n s i o n I d > + 
+             < E x t e n s i o n N a m e > E x t e n s i o n   N a m e < / E x t e n s i o n N a m e > + 
+             < E x t e n s i o n P u b l i s h e r > E x t e n s i o n   P u b l i s h e r < / E x t e n s i o n P u b l i s h e r > + 
+             < E x t e n s i o n V e r s i o n > E x t e n s i o n   V e r s i o n < / E x t e n s i o n V e r s i o n > + 
+             < R e p o r t I d > R e p o r t   I D < / R e p o r t I d > + 
+             < R e p o r t N a m e > R e p o r t   N a m e < / R e p o r t N a m e > + 
+             < R e p o r t C a p t i o n > R e p o r t   C a p t i o n < / R e p o r t C a p t i o n > + 
+             < A b o u t T h i s R e p o r t T i t l e > A b o u t   T h i s   R e p o r t   T i t l e < / A b o u t T h i s R e p o r t T i t l e > + 
+             < A b o u t T h i s R e p o r t T e x t > A b o u t   T h i s   R e p o r t   T e x t < / A b o u t T h i s R e p o r t T e x t > + 
+             < R e p o r t H e l p L i n k > R e p o r t   H e l p   L i n k < / R e p o r t H e l p L i n k > + 
+         < / R e p o r t M e t a d a t a > + 
+         < R e p o r t R e q u e s t > + 
+             < T e n a n t E n t r a I d > T e n a n t   E n t r a   I d < / T e n a n t E n t r a I d > + 
+             < E n v i r o n m e n t N a m e > E n v i r o n m e n t   N a m e < / E n v i r o n m e n t N a m e > + 
+             < E n v i r o n m e n t T y p e > E n v i r o n m e n t   T y p e < / E n v i r o n m e n t T y p e > + 
+             < C o m p a n y N a m e > C o m p a n y   N a m e < / C o m p a n y N a m e > + 
+             < C o m p a n y D i s p l a y N a m e > C o m p a n y   D i s p l a y   N a m e < / C o m p a n y D i s p l a y N a m e > + 
+             < C o m p a n y I d > C o m p a n y   I D < / C o m p a n y I d > + 
+             < U s e r N a m e > U s e r   N a m e < / U s e r N a m e > + 
+             < D a t e A n d T i m e > D a t e   a n d   T i m e < / D a t e A n d T i m e > + 
+             < L a n g u a g e > L a n g u a g e < / L a n g u a g e > + 
+             < F o r m a t R e g i o n > F o r m a t   R e g i o n < / F o r m a t R e g i o n > + 
+             < D a t e T i m e V a l u e s > + 
+                 < Y e a r > Y e a r < / Y e a r > + 
+                 < M o n t h N u m b e r > M o n t h   N u m b e r < / M o n t h N u m b e r > + 
+                 < D a y N u m b e r > D a y   N u m b e r < / D a y N u m b e r > + 
+                 < H o u r > H o u r < / H o u r > + 
+                 < M i n u t e > M i n u t e < / M i n u t e > + 
+             < / D a t e T i m e V a l u e s > + 
+         < / R e p o r t R e q u e s t > + 
+         < C o m p a n y M e t a d a t a > + 
+             < C o m p a n y N a m e > C o m p a n y   N a m e < / C o m p a n y N a m e > + 
+             < C o m p a n y D i s p l a y N a m e > C o m p a n y   D i s p l a y   N a m e < / C o m p a n y D i s p l a y N a m e > + 
+             < C o m p a n y A d d r e s s L i n e s > + 
+                 < C o m p a n y A d d r e s s L i n e 1 > C o m p a n y   A d d r e s s   L i n e   1 < / C o m p a n y A d d r e s s L i n e 1 > + 
+                 < C o m p a n y A d d r e s s L i n e 2 > C o m p a n y   A d d r e s s   L i n e   2 < / C o m p a n y A d d r e s s L i n e 2 > + 
+                 < C o m p a n y A d d r e s s L i n e 3 > C o m p a n y   A d d r e s s   L i n e   3 < / C o m p a n y A d d r e s s L i n e 3 > + 
+                 < C o m p a n y A d d r e s s L i n e 4 > C o m p a n y   A d d r e s s   L i n e   4 < / C o m p a n y A d d r e s s L i n e 4 > + 
+                 < C o m p a n y A d d r e s s L i n e 5 > C o m p a n y   A d d r e s s   L i n e   5 < / C o m p a n y A d d r e s s L i n e 5 > + 
+                 < C o m p a n y A d d r e s s L i n e 6 > C o m p a n y   A d d r e s s   L i n e   6 < / C o m p a n y A d d r e s s L i n e 6 > + 
+                 < C o m p a n y A d d r e s s L i n e 7 > C o m p a n y   A d d r e s s   L i n e   7 < / C o m p a n y A d d r e s s L i n e 7 > + 
+                 < C o m p a n y A d d r e s s L i n e 8 > C o m p a n y   A d d r e s s   L i n e   8 < / C o m p a n y A d d r e s s L i n e 8 > + 
+             < / C o m p a n y A d d r e s s L i n e s > + 
+             < C o m p a n y P h o n e > C o m p a n y   P h o n e < / C o m p a n y P h o n e > + 
+             < C o m p a n y P h o n e C a p t i o n > C o m p a n y   P h o n e   C a p t i o n < / C o m p a n y P h o n e C a p t i o n > + 
+             < C o m p a n y F a x N o > C o m p a n y   F a x   N o . < / C o m p a n y F a x N o > + 
+             < C o m p a n y F a x N o C a p t i o n > C o m p a n y   F a x   N o .   C a p t i o n < / C o m p a n y F a x N o C a p t i o n > + 
+             < C o m p a n y E m a i l > C o m p a n y   E m a i l < / C o m p a n y E m a i l > + 
+             < C o m p a n y E m a i l C a p t i o n > C o m p a n y   E m a i l   C a p t i o n < / C o m p a n y E m a i l C a p t i o n > + 
+             < C o m p a n y H o m e P a g e > C o m p a n y   H o m e   P a g e < / C o m p a n y H o m e P a g e > + 
+             < C o m p a n y H o m e P a g e C a p t i o n > C o m p a n y   H o m e   P a g e   C a p t i o n < / C o m p a n y H o m e P a g e C a p t i o n > + 
+             < C o m p a n y L o g o > C o m p a n y   L o g o < / C o m p a n y L o g o > + 
+             < C o m p a n y V A T R e g i s t r a t i o n N o > C o m p a n y   V A T   R e g i s t r a t i o n   N o . < / C o m p a n y V A T R e g i s t r a t i o n N o > + 
+             < C o m p a n y V A T R e g i s t r a t i o n N o C a p t i o n > C o m p a n y   V A T   R e g i s t r a t i o n   N o .   C a p t i o n < / C o m p a n y V A T R e g i s t r a t i o n N o C a p t i o n > + 
+             < C o m p a n y R e g i s t r a t i o n N o > C o m p a n y   R e g i s t r a t i o n   N o . < / C o m p a n y R e g i s t r a t i o n N o > + 
+             < C o m p a n y R e g i s t r a t i o n N o C a p t i o n > C o m p a n y   R e g i s t r a t i o n   N o .   C a p t i o n < / C o m p a n y R e g i s t r a t i o n N o C a p t i o n > + 
+             < C o m p a n y B a n k N a m e > C o m p a n y   B a n k   N a m e < / C o m p a n y B a n k N a m e > + 
+             < C o m p a n y B a n k N a m e C a p t i o n > C o m p a n y   B a n k   N a m e   C a p t i o n < / C o m p a n y B a n k N a m e C a p t i o n > + 
+             < C o m p a n y B a n k A c c o u n t N o > C o m p a n y   B a n k   A c c o u n t   N o . < / C o m p a n y B a n k A c c o u n t N o > + 
+             < C o m p a n y B a n k A c c o u n t N o C a p t i o n > C o m p a n y   B a n k   A c c o u n t   N o .   C a p t i o n < / C o m p a n y B a n k A c c o u n t N o C a p t i o n > + 
+             < C o m p a n y B a n k B r a n c h N o > C o m p a n y   B a n k   B r a n c h   N o . < / C o m p a n y B a n k B r a n c h N o > + 
+             < C o m p a n y B a n k B r a n c h N o C a p t i o n > C o m p a n y   B a n k   B r a n c h   N o .   C a p t i o n < / C o m p a n y B a n k B r a n c h N o C a p t i o n > + 
+             < C o m p a n y I B A N > C o m p a n y   I B A N < / C o m p a n y I B A N > + 
+             < C o m p a n y I B A N C a p t i o n > C o m p a n y   I B A N   C a p t i o n < / C o m p a n y I B A N C a p t i o n > + 
+             < C o m p a n y B a n k S W I F T > C o m p a n y   B a n k   S W I F T < / C o m p a n y B a n k S W I F T > + 
+             < C o m p a n y B a n k S W I F T C a p t i o n > C o m p a n y   B a n k   S W I F T   C a p t i o n < / C o m p a n y B a n k S W I F T C a p t i o n > + 
+             < C o m p a n y G i r o N o > C o m p a n y   G i r o   N o . < / C o m p a n y G i r o N o > + 
+             < C o m p a n y G i r o N o C a p t i o n > C o m p a n y   G i r o   N o .   C a p t i o n < / C o m p a n y G i r o N o C a p t i o n > + 
+         < / C o m p a n y M e t a d a t a > + 
+     < / B C R e p o r t I n f o r m a t i o n > + 
+     < T o o l t i p s > + 
+         < T o o l t i p   c o l u m n = " N o _ I s s u e d R e m i n d e r H e a d e r "   E l e m e n t I d = " 4 4 6 3 2 8 1 9 1 " > + 
+             < T o o l t i p T e x t   l a n g = " e n - U S " > S p e c i f i e s   t h e   n u m b e r   o f   t h e   i n v o l v e d   e n t r y   o r   r e c o r d ,   a c c o r d i n g   t o   t h e   s p e c i f i e d   n u m b e r   s e r i e s . < / T o o l t i p T e x t > + 
+         < / T o o l t i p > + 
+         < T o o l t i p   c o l u m n = " C o n t a c t P h o n e N o "   E l e m e n t I d = " 7 2 4 0 8 4 1 6 " > + 
+             < T o o l t i p T e x t   l a n g = " e n - U S " > S p e c i f i e s   t h e   c o n t a c t ' s   p h o n e   n u m b e r . < / T o o l t i p T e x t > + 
+         < / T o o l t i p > + 
+         < T o o l t i p   c o l u m n = " C o n t a c t M o b i l e P h o n e N o "   E l e m e n t I d = " 1 5 1 4 3 8 7 0 0 0 " > + 
+             < T o o l t i p T e x t   l a n g = " e n - U S " > S p e c i f i e s   t h e   c o n t a c t ' s   m o b i l e   t e l e p h o n e   n u m b e r . < / T o o l t i p T e x t > + 
+         < / T o o l t i p > + 
+         < T o o l t i p   c o l u m n = " C o n t a c t E m a i l "   E l e m e n t I d = " 1 5 8 3 9 8 6 6 6 3 " > + 
+             < T o o l t i p T e x t   l a n g = " e n - U S " > S p e c i f i e s   t h e   e m a i l   a d d r e s s   o f   t h e   c o n t a c t . < / T o o l t i p T e x t > + 
+         < / T o o l t i p > + 
+         < T o o l t i p   c o l u m n = " C o m p a n y I n f o 1 P i c t u r e "   E l e m e n t I d = " 1 0 1 8 2 0 6 5 0 3 " > + 
+             < T o o l t i p T e x t   l a n g = " e n - U S " > S p e c i f i e s   t h e   p i c t u r e   t h a t   h a s   b e e n   s e t   u p   f o r   t h e   c o m p a n y ,   s u c h   a s   a   c o m p a n y   l o g o . < / T o o l t i p T e x t > + 
+         < / T o o l t i p > + 
+         < T o o l t i p   c o l u m n = " C o m p a n y I n f o 2 P i c t u r e "   E l e m e n t I d = " 9 8 9 6 7 0 4 7 4 " > + 
+             < T o o l t i p T e x t   l a n g = " e n - U S " > S p e c i f i e s   t h e   p i c t u r e   t h a t   h a s   b e e n   s e t   u p   f o r   t h e   c o m p a n y ,   s u c h   a s   a   c o m p a n y   l o g o . < / T o o l t i p T e x t > + 
+         < / T o o l t i p > + 
+         < T o o l t i p   c o l u m n = " C o m p a n y I n f o 3 P i c t u r e "   E l e m e n t I d = " 5 7 9 7 0 4 0 5 9 " > + 
+             < T o o l t i p T e x t   l a n g = " e n - U S " > S p e c i f i e s   t h e   p i c t u r e   t h a t   h a s   b e e n   s e t   u p   f o r   t h e   c o m p a n y ,   s u c h   a s   a   c o m p a n y   l o g o . < / T o o l t i p T e x t > + 
+         < / T o o l t i p > + 
+         < T o o l t i p   c o l u m n = " N o 1 _ I s s u e d R e m i n d e r H d r "   E l e m e n t I d = " 2 0 0 8 1 6 9 9 1 9 " > + 
+             < T o o l t i p T e x t   l a n g = " e n - U S " > S p e c i f i e s   t h e   n u m b e r   o f   t h e   i n v o l v e d   e n t r y   o r   r e c o r d ,   a c c o r d i n g   t o   t h e   s p e c i f i e d   n u m b e r   s e r i e s . < / T o o l t i p T e x t > + 
+         < / T o o l t i p > + 
+         < T o o l t i p   c o l u m n = " Y o u r R e f _ I s s u e R e m i n d e r H d r "   E l e m e n t I d = " 5 2 1 2 8 7 1 0 9 " > + 
+             < T o o l t i p T e x t   l a n g = " e n - U S " > S p e c i f i e s   t h e   c u s t o m e r ' s   r e f e r e n c e .   T h e   c o n t e n t   w i l l   b e   p r i n t e d   o n   t h e   r e l a t e d   d o c u m e n t . < / T o o l t i p T e x t > + 
+         < / T o o l t i p > + 
+         < T o o l t i p   c o l u m n = " C o n t a c t _ I s s u e d R e m i n d e r H d r "   E l e m e n t I d = " 1 5 5 5 2 4 2 7 9 " > + 
+             < T o o l t i p T e x t   l a n g = " e n - U S " > S p e c i f i e s   t h e   n a m e   o f   t h e   p e r s o n   y o u   r e g u l a r l y   c o n t a c t   w h e n   y o u   c o m m u n i c a t e   w i t h   t h e   c u s t o m e r   t h e   r e m i n d e r   i s   f o r . < / T o o l t i p T e x t > + 
+         < / T o o l t i p > + 
+         < T o o l t i p   c o l u m n = " C u s t N o _ I s s u e R e m i n d e r H d r "   E l e m e n t I d = " 8 9 7 2 2 1 7 4 1 " > + 
+             < T o o l t i p T e x t   l a n g = " e n - U S " > S p e c i f i e s   t h e   c u s t o m e r   n u m b e r   t h e   r e m i n d e r   i s   f o r . < / T o o l t i p T e x t > + 
+         < / T o o l t i p > + 
+         < T o o l t i p   c o l u m n = " C o m p a n y I n f o B a n k A c c N o "   E l e m e n t I d = " 1 0 8 2 4 4 1 8 " > + 
+             < T o o l t i p T e x t   l a n g = " e n - U S " > S p e c i f i e s   t h e   n u m b e r   u s e d   b y   t h e   b a n k   f o r   t h e   b a n k   a c c o u n t . < / T o o l t i p T e x t > + 
+         < / T o o l t i p > + 
+         < T o o l t i p   c o l u m n = " C o m p a n y I n f o I B A N "   E l e m e n t I d = " 6 5 0 2 8 0 4 0 8 " > + 
+             < T o o l t i p T e x t   l a n g = " e n - U S " > S p e c i f i e s   t h e   b a n k   a c c o u n t ' s   i n t e r n a t i o n a l   b a n k   a c c o u n t   n u m b e r . < / T o o l t i p T e x t > + 
+         < / T o o l t i p > + 
+         < T o o l t i p   c o l u m n = " C o m p a n y I n f o B a n k N a m e "   E l e m e n t I d = " 1 8 3 4 4 8 6 5 3 " > + 
+             < T o o l t i p T e x t   l a n g = " e n - U S " > S p e c i f i e s   t h e   n a m e   o f   t h e   b a n k   w h e r e   y o u   h a v e   t h e   b a n k   a c c o u n t . < / T o o l t i p T e x t > + 
+         < / T o o l t i p > + 
+         < T o o l t i p   c o l u m n = " C o m p a n y I n f o G i r o N o "   E l e m e n t I d = " 6 6 8 8 8 4 2 6 " > + 
+             < T o o l t i p T e x t   l a n g = " e n - U S " > S p e c i f i e s   t h e   c o m p a n y ' s   g i r o   n u m b e r . < / T o o l t i p T e x t > + 
+         < / T o o l t i p > + 
+         < T o o l t i p   c o l u m n = " C o m p a n y I n f o H o m e P a g e "   E l e m e n t I d = " 1 5 3 0 3 1 7 4 4 0 " > + 
+             < T o o l t i p T e x t   l a n g = " e n - U S " > S p e c i f i e s   y o u r   c o m p a n y ' s   w e b   s i t e . < / T o o l t i p T e x t > + 
+         < / T o o l t i p > + 
+         < T o o l t i p   c o l u m n = " C o m p a n y I n f o E M a i l "   E l e m e n t I d = " 1 0 8 3 1 8 6 0 6 4 " > + 
+             < T o o l t i p T e x t   l a n g = " e n - U S " > S p e c i f i e s   t h e   c o m p a n y ' s   e m a i l   a d d r e s s . < / T o o l t i p T e x t > + 
+         < / T o o l t i p > + 
+         < T o o l t i p   c o l u m n = " C o m p a n y I n f o P h o n e N o "   E l e m e n t I d = " 8 9 6 1 4 9 4 4 9 " > + 
+             < T o o l t i p T e x t   l a n g = " e n - U S " > S p e c i f i e s   t h e   c o m p a n y ' s   t e l e p h o n e   n u m b e r . < / T o o l t i p T e x t > + 
+         < / T o o l t i p > + 
+         < T o o l t i p   c o l u m n = " R e m A m t _ I s s u e d R e m i n d e r L i n e "   E l e m e n t I d = " 1 4 7 4 3 7 3 0 3 5 " > + 
+             < T o o l t i p T e x t   l a n g = " e n - U S " > S p e c i f i e s   t h e   r e m a i n i n g   a m o u n t   o f   t h e   c u s t o m e r   l e d g e r   e n t r y   t h i s   r e m i n d e r   l i n e   i s   f o r . < / T o o l t i p T e x t > + 
+         < / T o o l t i p > + 
+         < T o o l t i p   c o l u m n = " D e s c _ I s s u e d R e m i n d e r L i n e "   E l e m e n t I d = " 1 0 5 9 7 9 1 9 8 2 " > + 
+             < T o o l t i p T e x t   l a n g = " e n - U S " > S p e c i f i e s   a n   e n t r y   d e s c r i p t i o n ,   b a s e d   o n   t h e   c o n t e n t s   o f   t h e   T y p e   f i e l d . < / T o o l t i p T e x t > + 
+         < / T o o l t i p > + 
+         < T o o l t i p   c o l u m n = " D o c N o _ I s s u e d R e m i n d e r L i n e "   E l e m e n t I d = " 1 3 4 6 2 4 4 0 3 4 " > + 
+             < T o o l t i p T e x t   l a n g = " e n - U S " > S p e c i f i e s   t h e   d o c u m e n t   n u m b e r   o f   t h e   c u s t o m e r   l e d g e r   e n t r y   t h i s   r e m i n d e r   l i n e   i s   f o r . < / T o o l t i p T e x t > + 
+         < / T o o l t i p > + 
+         < T o o l t i p   c o l u m n = " O r i g i n a l A m t _ I s s u e d R e m i n d e r L i n e "   E l e m e n t I d = " 3 8 7 1 9 0 6 1 0 " > + 
+             < T o o l t i p T e x t   l a n g = " e n - U S " > S p e c i f i e s   t h e   o r i g i n a l   a m o u n t   o f   t h e   c u s t o m e r   l e d g e r   e n t r y   t h a t   t h i s   r e m i n d e r   l i n e   i s   f o r . < / T o o l t i p T e x t > + 
+         < / T o o l t i p > + 
+         < T o o l t i p   c o l u m n = " D o c T y p e _ I s s u e d R e m i n d e r L i n e "   E l e m e n t I d = " 1 3 3 5 2 4 4 0 7 3 " > + 
+             < T o o l t i p T e x t   l a n g = " e n - U S " > S p e c i f i e s   t h e   d o c u m e n t   t y p e   o f   t h e   c u s t o m e r   l e d g e r   e n t r y   t h i s   r e m i n d e r   l i n e   i s   f o r . < / T o o l t i p T e x t > + 
+         < / T o o l t i p > + 
+         < T o o l t i p   c o l u m n = " L i n e N o _ I s s u e d R e m i n d e r L i n e "   E l e m e n t I d = " 2 0 6 6 9 3 7 4 1 6 " > + 
+             < T o o l t i p T e x t   l a n g = " e n - U S " > S p e c i f i e s   t h e   n u m b e r   o f   t h e   i n v o l v e d   e n t r y   o r   r e c o r d ,   a c c o r d i n g   t o   t h e   s p e c i f i e d   n u m b e r   s e r i e s . < / T o o l t i p T e x t > + 
+         < / T o o l t i p > + 
+         < T o o l t i p   c o l u m n = " D e s c 1 _ I s s u e d R e m i n d e r L i n e "   E l e m e n t I d = " 9 9 8 7 6 7 1 0 5 " > + 
+             < T o o l t i p T e x t   l a n g = " e n - U S " > S p e c i f i e s   a n   e n t r y   d e s c r i p t i o n ,   b a s e d   o n   t h e   c o n t e n t s   o f   t h e   T y p e   f i e l d . < / T o o l t i p T e x t > + 
+         < / T o o l t i p > + 
+         < T o o l t i p   c o l u m n = " V A T A m t L i n e A m t I n c l u d V A T "   E l e m e n t I d = " 5 3 4 3 8 5 8 5 8 " > + 
+             < T o o l t i p T e x t   l a n g = " e n - U S " > S p e c i f i e s   t h e   n e t   a m o u n t ,   i n c l u d i n g   V A T ,   f o r   t h i s   l i n e . < / T o o l t i p T e x t > + 
+         < / T o o l t i p > + 
+         < T o o l t i p   c o l u m n = " V A T A m t L i n e V A T "   E l e m e n t I d = " 2 9 9 0 4 8 9 2 5 " > + 
+             < T o o l t i p T e x t   l a n g = " e n - U S " > S p e c i f i e s   t h e   V A T   %   t h a t   w a s   u s e d   o n   t h e   s a l e s   o r   p u r c h a s e   l i n e s   w i t h   t h i s   V A T   I d e n t i f i e r . < / T o o l t i p T e x t > + 
+         < / T o o l t i p > + 
+         < T o o l t i p   c o l u m n = " V A T C l a u s e V A T I d e n t i f i e r "   E l e m e n t I d = " 2 8 6 3 9 8 6 6 1 " > + 
+             < T o o l t i p T e x t   l a n g = " e n - U S " > S p e c i f i e s   t h e   V A T   I d e n t i f i e r   v a l u e . < / T o o l t i p T e x t > + 
+         < / T o o l t i p > + 
+         < T o o l t i p   c o l u m n = " V A T C l a u s e D e s c r i p t i o n 2 "   E l e m e n t I d = " 2 0 8 4 7 2 6 0 2 3 " > + 
+             < T o o l t i p T e x t   l a n g = " e n - U S " > S p e c i f i e s   a n   a d d i t i o n a l   d e s c r i p t i o n   o f   a   V A T   c l a u s e . < / T o o l t i p T e x t > + 
+         < / T o o l t i p > + 
+         < T o o l t i p   c o l u m n = " V A T C l a u s e A m o u n t "   E l e m e n t I d = " 2 1 2 0 5 2 6 4 9 5 " > + 
+             < T o o l t i p T e x t   l a n g = " e n - U S " > S p e c i f i e s   t h e   a m o u n t   o f   V A T   t h a t   i s   i n c l u d e d   i n   t h e   t o t a l   a m o u n t . < / T o o l t i p T e x t > + 
+         < / T o o l t i p > + 
+         < T o o l t i p   c o l u m n = " V A T A m t L i n e V A T C t r l 1 0 7 "   E l e m e n t I d = " 7 1 5 8 3 8 5 8 0 " > + 
+             < T o o l t i p T e x t   l a n g = " e n - U S " > S p e c i f i e s   t h e   V A T   %   t h a t   w a s   u s e d   o n   t h e   s a l e s   o r   p u r c h a s e   l i n e s   w i t h   t h i s   V A T   I d e n t i f i e r . < / T o o l t i p T e x t > + 
+         < / T o o l t i p > + 
+     < / T o o l t i p s > + 
+     < I s s u e d _ R e m i n d e r _ H e a d e r   E l e m e n t T y p e = " D a t a I t e m "   E l e m e n t I d = " 1 9 8 7 0 4 1 2 5 7 " > + 
+         < C o n t a c t E m a i l   E l e m e n t T y p e = " C o l u m n "   E l e m e n t I d = " 1 5 8 3 9 8 6 6 6 3 "   D a t a T y p e = " T e x t " > C o n t a c t E m a i l < / C o n t a c t E m a i l > + 
+         < C o n t a c t E m a i l L b l   E l e m e n t T y p e = " C o l u m n "   E l e m e n t I d = " 1 3 0 4 0 7 3 7 7 9 "   D a t a T y p e = " L a b e l " > C o n t a c t E m a i l L b l < / C o n t a c t E m a i l L b l > + 
+         < C o n t a c t M o b i l e P h o n e N o   E l e m e n t T y p e = " C o l u m n "   E l e m e n t I d = " 1 5 1 4 3 8 7 0 0 0 "   D a t a T y p e = " T e x t " > C o n t a c t M o b i l e P h o n e N o < / C o n t a c t M o b i l e P h o n e N o > + 
+         < C o n t a c t M o b i l e P h o n e N o L b l   E l e m e n t T y p e = " C o l u m n "   E l e m e n t I d = " 3 1 0 9 9 8 6 3 0 "   D a t a T y p e = " L a b e l " > C o n t a c t M o b i l e P h o n e N o L b l < / C o n t a c t M o b i l e P h o n e N o L b l > + 
+         < C o n t a c t P h o n e N o   E l e m e n t T y p e = " C o l u m n "   E l e m e n t I d = " 7 2 4 0 8 4 1 6 "   D a t a T y p e = " T e x t " > C o n t a c t P h o n e N o < / C o n t a c t P h o n e N o > + 
+         < C o n t a c t P h o n e N o L b l   E l e m e n t T y p e = " C o l u m n "   E l e m e n t I d = " 1 0 2 6 9 3 3 3 7 4 "   D a t a T y p e = " L a b e l " > C o n t a c t P h o n e N o L b l < / C o n t a c t P h o n e N o L b l > + 
+         < D o c D a t e C a p t i o n   E l e m e n t T y p e = " C o l u m n "   E l e m e n t I d = " 1 1 5 7 6 2 1 5 3 7 "   D a t a T y p e = " L a b e l " > D o c D a t e C a p t i o n < / D o c D a t e C a p t i o n > + 
+         < D u e D a t e C a p t i o n   E l e m e n t T y p e = " C o l u m n "   E l e m e n t I d = " 2 0 4 6 6 7 9 4 6 9 "   D a t a T y p e = " L a b e l " > D u e D a t e C a p t i o n < / D u e D a t e C a p t i o n > + 
+         < E M a i l C a p t i o n   E l e m e n t T y p e = " C o l u m n "   E l e m e n t I d = " 4 7 2 3 3 8 3 4 3 "   D a t a T y p e = " L a b e l " > E M a i l C a p t i o n < / E M a i l C a p t i o n > + 
+         < H o m e P a g e C a p t i o n   E l e m e n t T y p e = " C o l u m n "   E l e m e n t I d = " 2 1 2 0 4 1 7 5 5 1 "   D a t a T y p e = " L a b e l " > H o m e P a g e C a p t i o n < / H o m e P a g e C a p t i o n > + 
+         < N o _ I s s u e d R e m i n d e r H e a d e r   E l e m e n t T y p e = " C o l u m n "   E l e m e n t I d = " 4 4 6 3 2 8 1 9 1 "   D a t a T y p e = " C o d e " > N o _ I s s u e d R e m i n d e r H e a d e r < / N o _ I s s u e d R e m i n d e r H e a d e r > + 
+         < P a g e C a p t i o n   E l e m e n t T y p e = " C o l u m n "   E l e m e n t I d = " 1 6 4 5 7 9 0 3 1 2 "   D a t a T y p e = " L a b e l " > P a g e C a p t i o n < / P a g e C a p t i o n > + 
+         < S h o w M I R L i n e s   E l e m e n t T y p e = " C o l u m n "   E l e m e n t I d = " 1 6 9 8 2 1 4 9 3 9 "   D a t a T y p e = " B o o l e a n " > S h o w M I R L i n e s < / S h o w M I R L i n e s > + 
+         < T o t a l C a p t i o n   E l e m e n t T y p e = " C o l u m n "   E l e m e n t I d = " 7 0 7 1 0 2 6 9 5 "   D a t a T y p e = " L a b e l " > T o t a l C a p t i o n < / T o t a l C a p t i o n > + 
+         < V A T A m o u n t C a p t i o n   E l e m e n t T y p e = " C o l u m n "   E l e m e n t I d = " 1 1 3 1 7 3 2 3 8 8 "   D a t a T y p e = " L a b e l " > V A T A m o u n t C a p t i o n < / V A T A m o u n t C a p t i o n > + 
+         < V A T B a s e C a p t i o n   E l e m e n t T y p e = " C o l u m n "   E l e m e n t I d = " 1 7 5 9 0 7 3 0 0 5 "   D a t a T y p e = " L a b e l " > V A T B a s e C a p t i o n < / V A T B a s e C a p t i o n > + 
+         < V A T P e r c e n t C a p t i o n   E l e m e n t T y p e = " C o l u m n "   E l e m e n t I d = " 1 7 6 3 4 5 7 5 6 3 "   D a t a T y p e = " L a b e l " > V A T P e r c e n t C a p t i o n < / V A T P e r c e n t C a p t i o n > + 
+         < I n t e g e r   E l e m e n t T y p e = " D a t a I t e m "   E l e m e n t I d = " 1 7 3 5 6 9 8 6 1 9 " > + 
+             < B a n k A c c N o C a p t i o n   E l e m e n t T y p e = " C o l u m n "   E l e m e n t I d = " 1 4 9 2 8 4 0 6 9 9 "   D a t a T y p e = " L a b e l " > B a n k A c c N o C a p t i o n < / B a n k A c c N o C a p t i o n > + 
+             < B a n k N a m e C a p t i o n   E l e m e n t T y p e = " C o l u m n "   E l e m e n t I d = " 8 9 8 5 9 8 6 6 6 "   D a t a T y p e = " L a b e l " > B a n k N a m e C a p t i o n < / B a n k N a m e C a p t i o n > + 
+             < C o m p a n y A d d r 1   E l e m e n t T y p e = " C o l u m n "   E l e m e n t I d = " 8 8 5 0 9 6 1 0 4 "   D a t a T y p e = " T e x t " > C o m p a n y A d d r 1 < / C o m p a n y A d d r 1 > + 
+             < C o m p a n y A d d r 2   E l e m e n t T y p e = " C o l u m n "   E l e m e n t I d = " 1 0 2 7 9 9 3 7 4 7 "   D a t a T y p e = " T e x t " > C o m p a n y A d d r 2 < / C o m p a n y A d d r 2 > + 
+             < C o m p a n y A d d r 3   E l e m e n t T y p e = " C o l u m n "   E l e m e n t I d = " 3 9 0 2 9 7 1 3 0 "   D a t a T y p e = " T e x t " > C o m p a n y A d d r 3 < / C o m p a n y A d d r 3 > + 
+             < C o m p a n y A d d r 4   E l e m e n t T y p e = " C o l u m n "   E l e m e n t I d = " 1 9 9 1 5 8 0 3 1 5 "   D a t a T y p e = " T e x t " > C o m p a n y A d d r 4 < / C o m p a n y A d d r 4 > + 
+             < C o m p a n y A d d r 5   E l e m e n t T y p e = " C o l u m n "   E l e m e n t I d = " 1 6 6 5 6 9 0 3 6 4 "   D a t a T y p e = " T e x t " > C o m p a n y A d d r 5 < / C o m p a n y A d d r 5 > + 
+             < C o m p a n y A d d r 6   E l e m e n t T y p e = " C o l u m n "   E l e m e n t I d = " 7 1 6 1 8 7 0 8 1 "   D a t a T y p e = " T e x t " > C o m p a n y A d d r 6 < / C o m p a n y A d d r 6 > + 
+             < C o m p a n y A d d r 7   E l e m e n t T y p e = " C o l u m n "   E l e m e n t I d = " 1 3 5 3 8 8 3 6 9 8 "   D a t a T y p e = " T e x t " > C o m p a n y A d d r 7 < / C o m p a n y A d d r 7 > + 
+             < C o m p a n y A d d r 8   E l e m e n t T y p e = " C o l u m n "   E l e m e n t I d = " 1 0 5 4 0 0 5 1 2 7 "   D a t a T y p e = " T e x t " > C o m p a n y A d d r 8 < / C o m p a n y A d d r 8 > + 
+             < C o m p a n y I n f o 1 P i c t u r e   E l e m e n t T y p e = " C o l u m n "   E l e m e n t I d = " 1 0 1 8 2 0 6 5 0 3 "   D a t a T y p e = " B l o b " / > + 
+             < C o m p a n y I n f o 2 P i c t u r e   E l e m e n t T y p e = " C o l u m n "   E l e m e n t I d = " 9 8 9 6 7 0 4 7 4 "   D a t a T y p e = " B l o b " / > + 
+             < C o m p a n y I n f o 3 P i c t u r e   E l e m e n t T y p e = " C o l u m n "   E l e m e n t I d = " 5 7 9 7 0 4 0 5 9 "   D a t a T y p e = " B l o b " / > + 
+             < C o m p a n y I n f o B a n k A c c N o   E l e m e n t T y p e = " C o l u m n "   E l e m e n t I d = " 1 0 8 2 4 4 1 8 "   D a t a T y p e = " T e x t " > C o m p a n y I n f o B a n k A c c N o < / C o m p a n y I n f o B a n k A c c N o > + 
+             < C o m p a n y I n f o B a n k N a m e   E l e m e n t T y p e = " C o l u m n "   E l e m e n t I d = " 1 8 3 4 4 8 6 5 3 "   D a t a T y p e = " T e x t " > C o m p a n y I n f o B a n k N a m e < / C o m p a n y I n f o B a n k N a m e > + 
+             < C o m p a n y I n f o E M a i l   E l e m e n t T y p e = " C o l u m n "   E l e m e n t I d = " 1 0 8 3 1 8 6 0 6 4 "   D a t a T y p e = " T e x t " > C o m p a n y I n f o E M a i l < / C o m p a n y I n f o E M a i l > + 
+             < C o m p a n y I n f o G i r o N o   E l e m e n t T y p e = " C o l u m n "   E l e m e n t I d = " 6 6 8 8 8 4 2 6 "   D a t a T y p e = " T e x t " > C o m p a n y I n f o G i r o N o < / C o m p a n y I n f o G i r o N o > + 
+             < C o m p a n y I n f o H o m e P a g e   E l e m e n t T y p e = " C o l u m n "   E l e m e n t I d = " 1 5 3 0 3 1 7 4 4 0 "   D a t a T y p e = " T e x t " > C o m p a n y I n f o H o m e P a g e < / C o m p a n y I n f o H o m e P a g e > + 
+             < C o m p a n y I n f o I B A N   E l e m e n t T y p e = " C o l u m n "   E l e m e n t I d = " 6 5 0 2 8 0 4 0 8 "   D a t a T y p e = " C o d e " > C o m p a n y I n f o I B A N < / C o m p a n y I n f o I B A N > + 
+             < C o m p a n y I n f o P h o n e N o   E l e m e n t T y p e = " C o l u m n "   E l e m e n t I d = " 8 9 6 1 4 9 4 4 9 "   D a t a T y p e = " T e x t " > C o m p a n y I n f o P h o n e N o < / C o m p a n y I n f o P h o n e N o > + 
+             < C o m p a n y I n f o V A T R e g N o   E l e m e n t T y p e = " C o l u m n "   E l e m e n t I d = " 1 2 1 1 0 2 0 5 2 2 "   D a t a T y p e = " T e x t " > C o m p a n y I n f o V A T R e g N o < / C o m p a n y I n f o V A T R e g N o > + 
+             < C o m p a n y V A T R e g i s t r a t i o n N o C a p t i o n   E l e m e n t T y p e = " C o l u m n "   E l e m e n t I d = " 1 2 1 9 4 0 0 9 9 9 "   D a t a T y p e = " T e x t " > C o m p a n y V A T R e g i s t r a t i o n N o C a p t i o n < / C o m p a n y V A T R e g i s t r a t i o n N o C a p t i o n > + 
+             < C o n t a c t _ I s s u e d R e m i n d e r H d r   E l e m e n t T y p e = " C o l u m n "   E l e m e n t I d = " 1 5 5 5 2 4 2 7 9 "   D a t a T y p e = " T e x t " > C o n t a c t _ I s s u e d R e m i n d e r H d r < / C o n t a c t _ I s s u e d R e m i n d e r H d r > + 
+             < C u s t A d d r 1   E l e m e n t T y p e = " C o l u m n "   E l e m e n t I d = " 1 3 6 8 0 2 7 5 2 2 "   D a t a T y p e = " T e x t " > C u s t A d d r 1 < / C u s t A d d r 1 > + 
+             < C u s t A d d r 2   E l e m e n t T y p e = " C o l u m n "   E l e m e n t I d = " 2 0 0 5 7 2 4 1 3 9 "   D a t a T y p e = " T e x t " > C u s t A d d r 2 < / C u s t A d d r 2 > + 
+             < C u s t A d d r 3   E l e m e n t T y p e = " C o l u m n "   E l e m e n t I d = " 1 6 5 1 5 4 6 5 4 0 "   D a t a T y p e = " T e x t " > C u s t A d d r 3 < / C u s t A d d r 3 > + 
+             < C u s t A d d r 4   E l e m e n t T y p e = " C o l u m n "   E l e m e n t I d = " 1 0 1 3 8 4 9 9 2 3 "   D a t a T y p e = " T e x t " > C u s t A d d r 4 < / C u s t A d d r 4 > + 
+             < C u s t A d d r 5   E l e m e n t T y p e = " C o l u m n "   E l e m e n t I d = " 3 7 6 1 5 3 3 0 6 "   D a t a T y p e = " T e x t " > C u s t A d d r 5 < / C u s t A d d r 5 > + 
+             < C u s t A d d r 6   E l e m e n t T y p e = " C o l u m n "   E l e m e n t I d = " 2 6 1 5 4 3 3 1 1 "   D a t a T y p e = " T e x t " > C u s t A d d r 6 < / C u s t A d d r 6 > + 
+             < C u s t A d d r 7   E l e m e n t T y p e = " C o l u m n "   E l e m e n t I d = " 8 9 9 2 3 9 9 2 8 "   D a t a T y p e = " T e x t " > C u s t A d d r 7 < / C u s t A d d r 7 > + 
+             < C u s t A d d r 8   E l e m e n t T y p e = " C o l u m n "   E l e m e n t I d = " 1 5 3 6 9 3 6 5 4 5 "   D a t a T y p e = " T e x t " > C u s t A d d r 8 < / C u s t A d d r 8 > + 
+             < C u s t N o _ I s s u e R e m i n d e r H d r   E l e m e n t T y p e = " C o l u m n "   E l e m e n t I d = " 8 9 7 2 2 1 7 4 1 "   D a t a T y p e = " C o d e " > C u s t N o _ I s s u e R e m i n d e r H d r < / C u s t N o _ I s s u e R e m i n d e r H d r > + 
+             < C u s t N o _ I s s u e R e m i n d e r H d r C a p t i o n   E l e m e n t T y p e = " C o l u m n "   E l e m e n t I d = " 2 1 0 8 3 0 4 5 3 "   D a t a T y p e = " S t r i n g " > C u s t N o _ I s s u e R e m i n d e r H d r C a p t i o n < / C u s t N o _ I s s u e R e m i n d e r H d r C a p t i o n > + 
+             < D o c D a t e _ I s s u e R e m i n d e r H d r   E l e m e n t T y p e = " C o l u m n "   E l e m e n t I d = " 1 7 0 8 8 2 7 8 4 1 "   D a t a T y p e = " S t r i n g " > D o c D a t e _ I s s u e R e m i n d e r H d r < / D o c D a t e _ I s s u e R e m i n d e r H d r > + 
+             < D u e D a t e _ I s s u e d R e m i n d e r H d r   E l e m e n t T y p e = " C o l u m n "   E l e m e n t I d = " 1 4 3 1 6 6 8 4 4 7 "   D a t a T y p e = " S t r i n g " > D u e D a t e _ I s s u e d R e m i n d e r H d r < / D u e D a t e _ I s s u e d R e m i n d e r H d r > + 
+             < G i r o N o C a p t i o n   E l e m e n t T y p e = " C o l u m n "   E l e m e n t I d = " 9 5 3 0 4 7 1 1 1 "   D a t a T y p e = " L a b e l " > G i r o N o C a p t i o n < / G i r o N o C a p t i o n > + 
+             < I B A N C a p t i o n   E l e m e n t T y p e = " C o l u m n "   E l e m e n t I d = " 2 0 2 6 0 1 3 4 9 5 "   D a t a T y p e = " L a b e l " > I B A N C a p t i o n < / I B A N C a p t i o n > + 
+             < N o 1 _ I s s u e d R e m i n d e r H d r   E l e m e n t T y p e = " C o l u m n "   E l e m e n t I d = " 2 0 0 8 1 6 9 9 1 9 "   D a t a T y p e = " C o d e " > N o 1 _ I s s u e d R e m i n d e r H d r < / N o 1 _ I s s u e d R e m i n d e r H d r > + 
+             < P h o n e N o C a p t i o n   E l e m e n t T y p e = " C o l u m n "   E l e m e n t I d = " 1 4 5 8 8 2 1 3 2 2 "   D a t a T y p e = " L a b e l " > P h o n e N o C a p t i o n < / P h o n e N o C a p t i o n > + 
+             < P o s t D a t e _ I s s u e d R e m i n d e r H d r   E l e m e n t T y p e = " C o l u m n "   E l e m e n t I d = " 5 4 1 1 2 9 7 1 "   D a t a T y p e = " S t r i n g " > P o s t D a t e _ I s s u e d R e m i n d e r H d r < / P o s t D a t e _ I s s u e d R e m i n d e r H d r > + 
+             < P o s t i n g D a t e C a p t i o n   E l e m e n t T y p e = " C o l u m n "   E l e m e n t I d = " 1 2 7 3 0 5 6 1 7 "   D a t a T y p e = " L a b e l " > P o s t i n g D a t e C a p t i o n < / P o s t i n g D a t e C a p t i o n > + 
+             < R e f e r e n c e T e x t   E l e m e n t T y p e = " C o l u m n "   E l e m e n t I d = " 4 4 5 3 5 3 4 5 1 "   D a t a T y p e = " T e x t " > R e f e r e n c e T e x t < / R e f e r e n c e T e x t > + 
+             < R e m i n d e r C a p t i o n   E l e m e n t T y p e = " C o l u m n "   E l e m e n t I d = " 9 4 4 9 7 9 5 4 9 "   D a t a T y p e = " L a b e l " > R e m i n d e r C a p t i o n < / R e m i n d e r C a p t i o n > + 
+             < R e m i n d e r N o C a p t i o n   E l e m e n t T y p e = " C o l u m n "   E l e m e n t I d = " 1 9 9 7 4 9 9 4 0 4 "   D a t a T y p e = " L a b e l " > R e m i n d e r N o C a p t i o n < / R e m i n d e r N o C a p t i o n > + 
+             < T e x t P a g e   E l e m e n t T y p e = " C o l u m n "   E l e m e n t I d = " 1 0 8 1 6 9 9 3 3 "   D a t a T y p e = " L a b e l " > T e x t P a g e < / T e x t P a g e > + 
+             < V A T N o T e x t   E l e m e n t T y p e = " C o l u m n "   E l e m e n t I d = " 1 9 5 9 6 6 3 4 2 6 "   D a t a T y p e = " T e x t " > V A T N o T e x t < / V A T N o T e x t > + 
+             < V A T R e g N o C a p t i o n   E l e m e n t T y p e = " C o l u m n "   E l e m e n t I d = " 1 6 8 6 3 6 0 3 6 1 "   D a t a T y p e = " T e x t " > V A T R e g N o C a p t i o n < / V A T R e g N o C a p t i o n > + 
+             < V a t R e g N o _ I s s u e R e m i n d e r H d r   E l e m e n t T y p e = " C o l u m n "   E l e m e n t I d = " 1 9 3 5 6 1 8 4 5 5 "   D a t a T y p e = " T e x t " > V a t R e g N o _ I s s u e R e m i n d e r H d r < / V a t R e g N o _ I s s u e R e m i n d e r H d r > + 
+             < Y o u r R e f _ I s s u e R e m i n d e r H d r   E l e m e n t T y p e = " C o l u m n "   E l e m e n t I d = " 5 2 1 2 8 7 1 0 9 "   D a t a T y p e = " T e x t " > Y o u r R e f _ I s s u e R e m i n d e r H d r < / Y o u r R e f _ I s s u e R e m i n d e r H d r > + 
+             < D i m e n s i o n L o o p   E l e m e n t T y p e = " D a t a I t e m "   E l e m e n t I d = " 1 2 5 6 7 2 1 1 9 " > + 
+                 < D i m T e x t   E l e m e n t T y p e = " C o l u m n "   E l e m e n t I d = " 1 7 6 4 8 3 2 3 2 "   D a t a T y p e = " T e x t " > D i m T e x t < / D i m T e x t > + 
+                 < H e a d e r D i m e n s i o n s C a p t i o n   E l e m e n t T y p e = " C o l u m n "   E l e m e n t I d = " 7 7 5 1 7 1 5 5 3 "   D a t a T y p e = " L a b e l " > H e a d e r D i m e n s i o n s C a p t i o n < / H e a d e r D i m e n s i o n s C a p t i o n > + 
+                 < N u m b e r _ I n t e g e r L i n e   E l e m e n t T y p e = " C o l u m n "   E l e m e n t I d = " 1 2 3 7 4 0 5 6 5 5 "   D a t a T y p e = " I n t e g e r " > N u m b e r _ I n t e g e r L i n e < / N u m b e r _ I n t e g e r L i n e > + 
+             < / D i m e n s i o n L o o p > + 
+             < I s s u e d _ R e m i n d e r _ L i n e   E l e m e n t T y p e = " D a t a I t e m "   E l e m e n t I d = " 9 8 4 8 8 6 2 2 4 " > + 
+                 < D e s c _ I s s u e d R e m i n d e r L i n e   E l e m e n t T y p e = " C o l u m n "   E l e m e n t I d = " 1 0 5 9 7 9 1 9 8 2 "   D a t a T y p e = " T e x t " > D e s c _ I s s u e d R e m i n d e r L i n e < / D e s c _ I s s u e d R e m i n d e r L i n e > + 
+                 < D o c D a t e _ I s s u e d R e m i n d e r L i n e   E l e m e n t T y p e = " C o l u m n "   E l e m e n t I d = " 1 9 6 6 7 6 8 8 8 5 "   D a t a T y p e = " S t r i n g " > D o c D a t e _ I s s u e d R e m i n d e r L i n e < / D o c D a t e _ I s s u e d R e m i n d e r L i n e > + 
+                 < D o c N o C a p t i o n _ I s s u e d R e m i n d e r L i n e   E l e m e n t T y p e = " C o l u m n "   E l e m e n t I d = " 1 2 3 8 7 0 1 2 8 "   D a t a T y p e = " S t r i n g " > D o c N o C a p t i o n _ I s s u e d R e m i n d e r L i n e < / D o c N o C a p t i o n _ I s s u e d R e m i n d e r L i n e > + 
+                 < D o c N o _ I s s u e d R e m i n d e r L i n e   E l e m e n t T y p e = " C o l u m n "   E l e m e n t I d = " 1 3 4 6 2 4 4 0 3 4 "   D a t a T y p e = " C o d e " > D o c N o _ I s s u e d R e m i n d e r L i n e < / D o c N o _ I s s u e d R e m i n d e r L i n e > + 
+                 < D o c N o _ I s s u e d R e m i n d e r L i n e C a p t i o n   E l e m e n t T y p e = " C o l u m n "   E l e m e n t I d = " 1 7 3 2 3 6 8 3 5 2 "   D a t a T y p e = " S t r i n g " > D o c N o _ I s s u e d R e m i n d e r L i n e C a p t i o n < / D o c N o _ I s s u e d R e m i n d e r L i n e C a p t i o n > + 
+                 < D o c T y p e _ I s s u e d R e m i n d e r L i n e   E l e m e n t T y p e = " C o l u m n "   E l e m e n t I d = " 1 3 3 5 2 4 4 0 7 3 "   D a t a T y p e = " E n u m " > D o c T y p e _ I s s u e d R e m i n d e r L i n e < / D o c T y p e _ I s s u e d R e m i n d e r L i n e > + 
+                 < D o c T y p e _ I s s u e d R e m i n d e r L i n e C a p t i o n   E l e m e n t T y p e = " C o l u m n "   E l e m e n t I d = " 5 3 0 2 0 3 0 2 5 "   D a t a T y p e = " S t r i n g " > D o c T y p e _ I s s u e d R e m i n d e r L i n e C a p t i o n < / D o c T y p e _ I s s u e d R e m i n d e r L i n e C a p t i o n > + 
+                 < D o c u m e n t D a t e C a p t i o n 1   E l e m e n t T y p e = " C o l u m n "   E l e m e n t I d = " 1 7 7 6 0 2 1 4 4 1 "   D a t a T y p e = " L a b e l " > D o c u m e n t D a t e C a p t i o n 1 < / D o c u m e n t D a t e C a p t i o n 1 > + 
+                 < D u e D a t e _ I s s u e d R e m i n d e r L i n e   E l e m e n t T y p e = " C o l u m n "   E l e m e n t I d = " 7 8 7 2 1 5 6 5 7 "   D a t a T y p e = " S t r i n g " > D u e D a t e _ I s s u e d R e m i n d e r L i n e < / D u e D a t e _ I s s u e d R e m i n d e r L i n e > + 
+                 < I n t e r e s t   E l e m e n t T y p e = " C o l u m n "   E l e m e n t I d = " 1 4 5 7 3 7 8 0 9 9 "   D a t a T y p e = " D e c i m a l " > I n t e r e s t < / I n t e r e s t > + 
+                 < I n t e r e s t A m o u n t C a p t i o n   E l e m e n t T y p e = " C o l u m n "   E l e m e n t I d = " 5 8 4 4 2 9 0 9 5 "   D a t a T y p e = " L a b e l " > I n t e r e s t A m o u n t C a p t i o n < / I n t e r e s t A m o u n t C a p t i o n > + 
+                 < L i n e N o _ I s s u e d R e m i n d e r L i n e   E l e m e n t T y p e = " C o l u m n "   E l e m e n t I d = " 2 0 6 6 9 3 7 4 1 6 "   D a t a T y p e = " C o d e " > L i n e N o _ I s s u e d R e m i n d e r L i n e < / L i n e N o _ I s s u e d R e m i n d e r L i n e > + 
+                 < M I R E n t r y _ I s s u e d R e m i n d e r L i n e   E l e m e n t T y p e = " C o l u m n "   E l e m e n t I d = " 8 7 8 1 7 0 6 8 5 "   D a t a T y p e = " B o o l e a n " > M I R E n t r y _ I s s u e d R e m i n d e r L i n e < / M I R E n t r y _ I s s u e d R e m i n d e r L i n e > + 
+                 < N N C I n t e r e s t A m t   E l e m e n t T y p e = " C o l u m n "   E l e m e n t I d = " 1 1 5 2 1 8 2 1 6 0 "   D a t a T y p e = " D e c i m a l " > N N C I n t e r e s t A m t < / N N C I n t e r e s t A m t > + 
+                 < N N C T o t a l   E l e m e n t T y p e = " C o l u m n "   E l e m e n t I d = " 2 1 3 0 8 6 4 2 2 8 "   D a t a T y p e = " D e c i m a l " > N N C T o t a l < / N N C T o t a l > + 
+                 < N N C T o t a l I n c l V A T   E l e m e n t T y p e = " C o l u m n "   E l e m e n t I d = " 1 9 2 3 5 8 0 0 3 1 "   D a t a T y p e = " D e c i m a l " > N N C T o t a l I n c l V A T < / N N C T o t a l I n c l V A T > + 
+                 < N N C V A T A m t   E l e m e n t T y p e = " C o l u m n "   E l e m e n t I d = " 4 1 7 5 7 8 0 7 7 "   D a t a T y p e = " D e c i m a l " > N N C V A T A m t < / N N C V A T A m t > + 
+                 < O r i g i n a l A m t _ I s s u e d R e m i n d e r L i n e   E l e m e n t T y p e = " C o l u m n "   E l e m e n t I d = " 3 8 7 1 9 0 6 1 0 "   D a t a T y p e = " D e c i m a l " > O r i g i n a l A m t _ I s s u e d R e m i n d e r L i n e < / O r i g i n a l A m t _ I s s u e d R e m i n d e r L i n e > + 
+                 < O r i g i n a l A m t _ I s s u e d R e m i n d e r L i n e C a p t i o n   E l e m e n t T y p e = " C o l u m n "   E l e m e n t I d = " 2 0 5 6 3 8 8 0 1 6 "   D a t a T y p e = " S t r i n g " > O r i g i n a l A m t _ I s s u e d R e m i n d e r L i n e C a p t i o n < / O r i g i n a l A m t _ I s s u e d R e m i n d e r L i n e C a p t i o n > + 
+                 < R e m a i n i n g A m o u n t T e x t   E l e m e n t T y p e = " C o l u m n "   E l e m e n t I d = " 1 8 1 3 6 1 2 0 "   D a t a T y p e = " T e x t " > R e m a i n i n g A m o u n t T e x t < / R e m a i n i n g A m o u n t T e x t > + 
+                 < R e m A m t _ I s s u e d R e m i n d e r L i n e   E l e m e n t T y p e = " C o l u m n "   E l e m e n t I d = " 1 4 7 4 3 7 3 0 3 5 "   D a t a T y p e = " D e c i m a l " > R e m A m t _ I s s u e d R e m i n d e r L i n e < / R e m A m t _ I s s u e d R e m i n d e r L i n e > + 
+                 < R e m A m t _ I s s u e d R e m i n d e r L i n e C a p t i o n   E l e m e n t T y p e = " C o l u m n "   E l e m e n t I d = " 2 9 5 4 4 3 4 5 3 "   D a t a T y p e = " S t r i n g " > R e m A m t _ I s s u e d R e m i n d e r L i n e C a p t i o n < / R e m A m t _ I s s u e d R e m i n d e r L i n e C a p t i o n > + 
+                 < R e m N o _ I s s u e d R e m i n d e r L i n e   E l e m e n t T y p e = " C o l u m n "   E l e m e n t I d = " 1 1 3 6 6 6 7 0 7 6 "   D a t a T y p e = " C o d e " > R e m N o _ I s s u e d R e m i n d e r L i n e < / R e m N o _ I s s u e d R e m i n d e r L i n e > + 
+                 < S h o w I n t e r n a l I n f o   E l e m e n t T y p e = " C o l u m n "   E l e m e n t I d = " 1 8 3 0 9 6 2 8 2 5 "   D a t a T y p e = " B o o l e a n " > S h o w I n t e r n a l I n f o < / S h o w I n t e r n a l I n f o > + 
+                 < T o t a l I n c l V A T T e x t   E l e m e n t T y p e = " C o l u m n "   E l e m e n t I d = " 7 6 1 2 0 3 1 7 7 "   D a t a T y p e = " T e x t " > T o t a l I n c l V A T T e x t < / T o t a l I n c l V A T T e x t > + 
+                 < T o t a l T e x t   E l e m e n t T y p e = " C o l u m n "   E l e m e n t I d = " 2 3 1 9 1 0 5 1 8 "   D a t a T y p e = " T e x t " > T o t a l T e x t < / T o t a l T e x t > + 
+                 < T o t a l V A T A m t   E l e m e n t T y p e = " C o l u m n "   E l e m e n t I d = " 1 5 3 4 6 3 0 7 8 8 "   D a t a T y p e = " D e c i m a l " > T o t a l V A T A m t < / T o t a l V A T A m t > + 
+                 < T y p e _ I s s u e d R e m i n d e r L i n e   E l e m e n t T y p e = " C o l u m n "   E l e m e n t I d = " 8 5 4 3 7 8 6 3 9 "   D a t a T y p e = " S t r i n g " > T y p e _ I s s u e d R e m i n d e r L i n e < / T y p e _ I s s u e d R e m i n d e r L i n e > + 
+             < / I s s u e d _ R e m i n d e r _ L i n e > + 
+             < I s s u e d R e m i n d e r L i n e 2   E l e m e n t T y p e = " D a t a I t e m "   E l e m e n t I d = " 2 0 0 1 8 1 0 3 5 8 " > + 
+                 < D e s c 1 _ I s s u e d R e m i n d e r L i n e   E l e m e n t T y p e = " C o l u m n "   E l e m e n t I d = " 9 9 8 7 6 7 1 0 5 "   D a t a T y p e = " T e x t " > D e s c 1 _ I s s u e d R e m i n d e r L i n e < / D e s c 1 _ I s s u e d R e m i n d e r L i n e > + 
+                 < L i n e N o 1 _ I s s u e d R e m i n d e r L i n e   E l e m e n t T y p e = " C o l u m n "   E l e m e n t I d = " 1 4 4 6 6 8 1 0 4 7 "   D a t a T y p e = " I n t e g e r " > L i n e N o 1 _ I s s u e d R e m i n d e r L i n e < / L i n e N o 1 _ I s s u e d R e m i n d e r L i n e > + 
+             < / I s s u e d R e m i n d e r L i n e 2 > + 
+             < V A T C o u n t e r   E l e m e n t T y p e = " D a t a I t e m "   E l e m e n t I d = " 5 5 7 1 2 6 5 0 6 " > + 
+                 < A m o u n t I n c V A T C a p t i o n   E l e m e n t T y p e = " C o l u m n "   E l e m e n t I d = " 2 0 6 1 9 0 5 1 0 4 "   D a t a T y p e = " L a b e l " > A m o u n t I n c V A T C a p t i o n < / A m o u n t I n c V A T C a p t i o n > + 
+                 < C o n t i n u e d C a p t i o n   E l e m e n t T y p e = " C o l u m n "   E l e m e n t I d = " 1 8 8 8 7 8 3 5 2 2 "   D a t a T y p e = " L a b e l " > C o n t i n u e d C a p t i o n < / C o n t i n u e d C a p t i o n > + 
+                 < V A L V A T A m o u n t   E l e m e n t T y p e = " C o l u m n "   E l e m e n t I d = " 1 8 4 9 8 3 7 0 9 7 "   D a t a T y p e = " D e c i m a l " > V A L V A T A m o u n t < / V A L V A T A m o u n t > + 
+                 < V A L V A T B a s e   E l e m e n t T y p e = " C o l u m n "   E l e m e n t I d = " 1 5 5 5 5 2 3 1 8 4 "   D a t a T y p e = " D e c i m a l " > V A L V A T B a s e < / V A L V A T B a s e > + 
+                 < V A L V A T B a s e V A L V A T A m t   E l e m e n t T y p e = " C o l u m n "   E l e m e n t I d = " 1 5 7 7 1 3 5 1 5 2 "   D a t a T y p e = " D e c i m a l " > V A L V A T B a s e V A L V A T A m t < / V A L V A T B a s e V A L V A T A m t > + 
+                 < V A T A m t L i n e A m t I n c l u d V A T   E l e m e n t T y p e = " C o l u m n "   E l e m e n t I d = " 5 3 4 3 8 5 8 5 8 "   D a t a T y p e = " D e c i m a l " > V A T A m t L i n e A m t I n c l u d V A T < / V A T A m t L i n e A m t I n c l u d V A T > + 
+                 < V A T A m t L i n e V A T   E l e m e n t T y p e = " C o l u m n "   E l e m e n t I d = " 2 9 9 0 4 8 9 2 5 "   D a t a T y p e = " D e c i m a l " > V A T A m t L i n e V A T < / V A T A m t L i n e V A T > + 
+                 < V A T A m t S p e c C a p t i o n   E l e m e n t T y p e = " C o l u m n "   E l e m e n t I d = " 3 1 9 2 9 3 3 3 3 "   D a t a T y p e = " L a b e l " > V A T A m t S p e c C a p t i o n < / V A T A m t S p e c C a p t i o n > + 
+             < / V A T C o u n t e r > + 
+             < V A T C l a u s e E n t r y C o u n t e r   E l e m e n t T y p e = " D a t a I t e m "   E l e m e n t I d = " 1 7 4 4 3 1 5 6 2 9 " > + 
+                 < V A T C l a u s e A m o u n t   E l e m e n t T y p e = " C o l u m n "   E l e m e n t I d = " 2 1 2 0 5 2 6 4 9 5 "   D a t a T y p e = " D e c i m a l " > V A T C l a u s e A m o u n t < / V A T C l a u s e A m o u n t > + 
+                 < V A T C l a u s e C o d e   E l e m e n t T y p e = " C o l u m n "   E l e m e n t I d = " 3 2 0 3 7 0 0 9 4 "   D a t a T y p e = " C o d e " > V A T C l a u s e C o d e < / V A T C l a u s e C o d e > + 
+                 < V A T C l a u s e D e s c r i p t i o n   E l e m e n t T y p e = " C o l u m n "   E l e m e n t I d = " 2 0 6 8 0 8 1 1 8 7 "   D a t a T y p e = " T e x t " > V A T C l a u s e D e s c r i p t i o n < / V A T C l a u s e D e s c r i p t i o n > + 
+                 < V A T C l a u s e D e s c r i p t i o n 2   E l e m e n t T y p e = " C o l u m n "   E l e m e n t I d = " 2 0 8 4 7 2 6 0 2 3 "   D a t a T y p e = " T e x t " > V A T C l a u s e D e s c r i p t i o n 2 < / V A T C l a u s e D e s c r i p t i o n 2 > + 
+                 < V A T C l a u s e s C a p t i o n   E l e m e n t T y p e = " C o l u m n "   E l e m e n t I d = " 2 1 0 8 7 9 2 6 2 "   D a t a T y p e = " L a b e l " > V A T C l a u s e s C a p t i o n < / V A T C l a u s e s C a p t i o n > + 
+                 < V A T C l a u s e V A T A m t C a p t i o n   E l e m e n t T y p e = " C o l u m n "   E l e m e n t I d = " 4 8 4 3 3 1 8 1 4 "   D a t a T y p e = " L a b e l " > V A T C l a u s e V A T A m t C a p t i o n < / V A T C l a u s e V A T A m t C a p t i o n > + 
+                 < V A T C l a u s e V A T I d e n t i f i e r   E l e m e n t T y p e = " C o l u m n "   E l e m e n t I d = " 2 8 6 3 9 8 6 6 1 "   D a t a T y p e = " C o d e " > V A T C l a u s e V A T I d e n t i f i e r < / V A T C l a u s e V A T I d e n t i f i e r > + 
+                 < V A T C l a u s e V A T I d e n t i f i e r C a p t i o n   E l e m e n t T y p e = " C o l u m n "   E l e m e n t I d = " 1 6 3 6 0 4 7 8 2 7 "   D a t a T y p e = " L a b e l " > V A T C l a u s e V A T I d e n t i f i e r C a p t i o n < / V A T C l a u s e V A T I d e n t i f i e r C a p t i o n > + 
+             < / V A T C l a u s e E n t r y C o u n t e r > + 
+             < V A T C o u n t e r L C Y   E l e m e n t T y p e = " D a t a I t e m "   E l e m e n t I d = " 9 1 0 2 7 8 4 9 2 " > + 
+                 < C o n t i n u e d C a p t i o n 1   E l e m e n t T y p e = " C o l u m n "   E l e m e n t I d = " 1 7 6 0 7 7 1 7 1 9 "   D a t a T y p e = " L a b e l " > C o n t i n u e d C a p t i o n 1 < / C o n t i n u e d C a p t i o n 1 > + 
+                 < V A L E x c h R a t e   E l e m e n t T y p e = " C o l u m n "   E l e m e n t I d = " 1 8 3 2 0 7 3 1 5 4 "   D a t a T y p e = " T e x t " > V A L E x c h R a t e < / V A L E x c h R a t e > + 
+                 < V A L S p e c L C Y H e a d e r   E l e m e n t T y p e = " C o l u m n "   E l e m e n t I d = " 6 9 9 3 5 8 7 5 8 "   D a t a T y p e = " T e x t " > V A L S p e c L C Y H e a d e r < / V A L S p e c L C Y H e a d e r > + 
+                 < V A L V A T A m o u n t L C Y   E l e m e n t T y p e = " C o l u m n "   E l e m e n t I d = " 1 4 4 5 9 7 3 0 8 7 "   D a t a T y p e = " D e c i m a l " > V A L V A T A m o u n t L C Y < / V A L V A T A m o u n t L C Y > + 
+                 < V A L V A T B a s e L C Y   E l e m e n t T y p e = " C o l u m n "   E l e m e n t I d = " 1 4 3 9 0 5 7 6 6 6 "   D a t a T y p e = " D e c i m a l " > V A L V A T B a s e L C Y < / V A L V A T B a s e L C Y > + 
+                 < V A T A m t L i n e V A T C t r l 1 0 7   E l e m e n t T y p e = " C o l u m n "   E l e m e n t I d = " 7 1 5 8 3 8 5 8 0 "   D a t a T y p e = " D e c i m a l " > V A T A m t L i n e V A T C t r l 1 0 7 < / V A T A m t L i n e V A T C t r l 1 0 7 > + 
+             < / V A T C o u n t e r L C Y > + 
+             < L e t t e r T e x t   E l e m e n t T y p e = " D a t a I t e m "   E l e m e n t I d = " 1 5 1 0 3 5 3 8 3 4 " > + 
+                 < A m t D u e T e x t   E l e m e n t T y p e = " C o l u m n "   E l e m e n t I d = " 7 3 3 9 4 4 4 "   D a t a T y p e = " T e x t " > A m t D u e T e x t < / A m t D u e T e x t > + 
+                 < B o d y T e x t   E l e m e n t T y p e = " C o l u m n "   E l e m e n t I d = " 1 4 9 7 5 9 8 0 8 "   D a t a T y p e = " T e x t " > B o d y T e x t < / B o d y T e x t > + 
+                 < C l o s i n g T e x t   E l e m e n t T y p e = " C o l u m n "   E l e m e n t I d = " 5 1 2 1 3 5 9 0 9 "   D a t a T y p e = " T e x t " > C l o s i n g T e x t < / C l o s i n g T e x t > + 
+                 < D e s c r i p t i o n T e x t   E l e m e n t T y p e = " C o l u m n "   E l e m e n t I d = " 8 3 3 0 2 1 6 1 8 "   D a t a T y p e = " T e x t " > D e s c r i p t i o n T e x t < / D e s c r i p t i o n T e x t > + 
+                 < F i n a l T o t a l I n c l V A T   E l e m e n t T y p e = " C o l u m n "   E l e m e n t I d = " 1 5 4 1 3 9 5 4 4 "   D a t a T y p e = " D e c i m a l " > F i n a l T o t a l I n c l V A T < / F i n a l T o t a l I n c l V A T > + 
+                 < G r e e t i n g T e x t   E l e m e n t T y p e = " C o l u m n "   E l e m e n t I d = " 1 1 7 5 2 7 9 2 8 9 "   D a t a T y p e = " T e x t " > G r e e t i n g T e x t < / G r e e t i n g T e x t > + 
+                 < T o t a l R e m A m t _ I s s u e d R e m i n d e r L i n e   E l e m e n t T y p e = " C o l u m n "   E l e m e n t I d = " 1 7 3 6 4 0 3 1 8 5 "   D a t a T y p e = " D e c i m a l " > T o t a l R e m A m t _ I s s u e d R e m i n d e r L i n e < / T o t a l R e m A m t _ I s s u e d R e m i n d e r L i n e > + 
+             < / L e t t e r T e x t > + 
+         < / I n t e g e r > + 
+     < / I s s u e d _ R e m i n d e r _ H e a d e r > + 
+ < / N a v W o r d R e p o r t X m l P a r t > 
+</file>
+
+<file path=customXml/item3.xml><?xml version="1.0" encoding="utf-8"?>
 <b:Sources xmlns:b="http://schemas.openxmlformats.org/officeDocument/2006/bibliography" xmlns="http://schemas.openxmlformats.org/officeDocument/2006/bibliography" SelectedStyle="\APASixthEditionOfficeOnline.xsl" StyleName="APA" Version="6"/>
 </file>
 
-<file path=customXml/item2.xml>��< ? x m l   v e r s i o n = " 1 . 0 "   e n c o d i n g = " u t f - 1 6 " ? > < N a v W o r d R e p o r t X m l P a r t   x m l n s = " u r n : m i c r o s o f t - d y n a m i c s - b u s i n e s s c e n t r a l / i n t e r n a l / e x t e n d e d / r e p o r t s / R e m i n d e r / 1 1 7 / " > - 
-     < B C R e p o r t I n f o r m a t i o n > - 
-         < R e p o r t M e t a d a t a > - 
-             < E x t e n s i o n I d > E x t e n s i o n   I D < / E x t e n s i o n I d > - 
-             < E x t e n s i o n N a m e > E x t e n s i o n   N a m e < / E x t e n s i o n N a m e > - 
-             < E x t e n s i o n P u b l i s h e r > E x t e n s i o n   P u b l i s h e r < / E x t e n s i o n P u b l i s h e r > - 
-             < E x t e n s i o n V e r s i o n > E x t e n s i o n   V e r s i o n < / E x t e n s i o n V e r s i o n > - 
-             < R e p o r t I d > R e p o r t   I D < / R e p o r t I d > - 
-             < R e p o r t N a m e > R e p o r t   N a m e < / R e p o r t N a m e > - 
-             < R e p o r t C a p t i o n > R e p o r t   C a p t i o n < / R e p o r t C a p t i o n > - 
-             < A b o u t T h i s R e p o r t T i t l e > A b o u t   T h i s   R e p o r t   T i t l e < / A b o u t T h i s R e p o r t T i t l e > - 
-             < A b o u t T h i s R e p o r t T e x t > A b o u t   T h i s   R e p o r t   T e x t < / A b o u t T h i s R e p o r t T e x t > - 
-             < R e p o r t H e l p L i n k > R e p o r t   H e l p   L i n k < / R e p o r t H e l p L i n k > - 
-         < / R e p o r t M e t a d a t a > - 
-         < R e p o r t R e q u e s t > - 
-             < T e n a n t E n t r a I d > T e n a n t   E n t r a   I d < / T e n a n t E n t r a I d > - 
-             < E n v i r o n m e n t N a m e > E n v i r o n m e n t   N a m e < / E n v i r o n m e n t N a m e > - 
-             < E n v i r o n m e n t T y p e > E n v i r o n m e n t   T y p e < / E n v i r o n m e n t T y p e > - 
-             < C o m p a n y N a m e > C o m p a n y   N a m e < / C o m p a n y N a m e > - 
-             < C o m p a n y D i s p l a y N a m e > C o m p a n y   D i s p l a y   N a m e < / C o m p a n y D i s p l a y N a m e > - 
-             < C o m p a n y I d > C o m p a n y   I D < / C o m p a n y I d > - 
-             < U s e r N a m e > U s e r   N a m e < / U s e r N a m e > - 
-             < D a t e A n d T i m e > D a t e   a n d   T i m e < / D a t e A n d T i m e > - 
-             < L a n g u a g e > L a n g u a g e < / L a n g u a g e > - 
-             < F o r m a t R e g i o n > F o r m a t   R e g i o n < / F o r m a t R e g i o n > - 
-             < D a t e T i m e V a l u e s > - 
-                 < Y e a r > Y e a r < / Y e a r > - 
-                 < M o n t h N u m b e r > M o n t h   N u m b e r < / M o n t h N u m b e r > - 
-                 < D a y N u m b e r > D a y   N u m b e r < / D a y N u m b e r > - 
-                 < H o u r > H o u r < / H o u r > - 
-                 < M i n u t e > M i n u t e < / M i n u t e > - 
-             < / D a t e T i m e V a l u e s > - 
-         < / R e p o r t R e q u e s t > - 
-         < C o m p a n y M e t a d a t a > - 
-             < C o m p a n y N a m e > C o m p a n y   N a m e < / C o m p a n y N a m e > - 
-             < C o m p a n y D i s p l a y N a m e > C o m p a n y   D i s p l a y   N a m e < / C o m p a n y D i s p l a y N a m e > - 
-             < C o m p a n y A d d r e s s L i n e s > - 
-                 < C o m p a n y A d d r e s s L i n e 1 > C o m p a n y   A d d r e s s   L i n e   1 < / C o m p a n y A d d r e s s L i n e 1 > - 
-                 < C o m p a n y A d d r e s s L i n e 2 > C o m p a n y   A d d r e s s   L i n e   2 < / C o m p a n y A d d r e s s L i n e 2 > - 
-                 < C o m p a n y A d d r e s s L i n e 3 > C o m p a n y   A d d r e s s   L i n e   3 < / C o m p a n y A d d r e s s L i n e 3 > - 
-                 < C o m p a n y A d d r e s s L i n e 4 > C o m p a n y   A d d r e s s   L i n e   4 < / C o m p a n y A d d r e s s L i n e 4 > - 
-                 < C o m p a n y A d d r e s s L i n e 5 > C o m p a n y   A d d r e s s   L i n e   5 < / C o m p a n y A d d r e s s L i n e 5 > - 
-                 < C o m p a n y A d d r e s s L i n e 6 > C o m p a n y   A d d r e s s   L i n e   6 < / C o m p a n y A d d r e s s L i n e 6 > - 
-                 < C o m p a n y A d d r e s s L i n e 7 > C o m p a n y   A d d r e s s   L i n e   7 < / C o m p a n y A d d r e s s L i n e 7 > - 
-                 < C o m p a n y A d d r e s s L i n e 8 > C o m p a n y   A d d r e s s   L i n e   8 < / C o m p a n y A d d r e s s L i n e 8 > - 
-             < / C o m p a n y A d d r e s s L i n e s > - 
-             < C o m p a n y P h o n e > C o m p a n y   P h o n e < / C o m p a n y P h o n e > - 
-             < C o m p a n y P h o n e C a p t i o n > C o m p a n y   P h o n e   C a p t i o n < / C o m p a n y P h o n e C a p t i o n > - 
-             < C o m p a n y F a x N o > C o m p a n y   F a x   N o . < / C o m p a n y F a x N o > - 
-             < C o m p a n y F a x N o C a p t i o n > C o m p a n y   F a x   N o .   C a p t i o n < / C o m p a n y F a x N o C a p t i o n > - 
-             < C o m p a n y E m a i l > C o m p a n y   E m a i l < / C o m p a n y E m a i l > - 
-             < C o m p a n y E m a i l C a p t i o n > C o m p a n y   E m a i l   C a p t i o n < / C o m p a n y E m a i l C a p t i o n > - 
-             < C o m p a n y H o m e P a g e > C o m p a n y   H o m e   P a g e < / C o m p a n y H o m e P a g e > - 
-             < C o m p a n y H o m e P a g e C a p t i o n > C o m p a n y   H o m e   P a g e   C a p t i o n < / C o m p a n y H o m e P a g e C a p t i o n > - 
-             < C o m p a n y L o g o > C o m p a n y   L o g o < / C o m p a n y L o g o > - 
-             < C o m p a n y V A T R e g i s t r a t i o n N o > C o m p a n y   V A T   R e g i s t r a t i o n   N o . < / C o m p a n y V A T R e g i s t r a t i o n N o > - 
-             < C o m p a n y V A T R e g i s t r a t i o n N o C a p t i o n > C o m p a n y   V A T   R e g i s t r a t i o n   N o .   C a p t i o n < / C o m p a n y V A T R e g i s t r a t i o n N o C a p t i o n > - 
-             < C o m p a n y R e g i s t r a t i o n N o > C o m p a n y   R e g i s t r a t i o n   N o . < / C o m p a n y R e g i s t r a t i o n N o > - 
-             < C o m p a n y R e g i s t r a t i o n N o C a p t i o n > C o m p a n y   R e g i s t r a t i o n   N o .   C a p t i o n < / C o m p a n y R e g i s t r a t i o n N o C a p t i o n > - 
-             < C o m p a n y B a n k N a m e > C o m p a n y   B a n k   N a m e < / C o m p a n y B a n k N a m e > - 
-             < C o m p a n y B a n k N a m e C a p t i o n > C o m p a n y   B a n k   N a m e   C a p t i o n < / C o m p a n y B a n k N a m e C a p t i o n > - 
-             < C o m p a n y B a n k A c c o u n t N o > C o m p a n y   B a n k   A c c o u n t   N o . < / C o m p a n y B a n k A c c o u n t N o > - 
-             < C o m p a n y B a n k A c c o u n t N o C a p t i o n > C o m p a n y   B a n k   A c c o u n t   N o .   C a p t i o n < / C o m p a n y B a n k A c c o u n t N o C a p t i o n > - 
-             < C o m p a n y B a n k B r a n c h N o > C o m p a n y   B a n k   B r a n c h   N o . < / C o m p a n y B a n k B r a n c h N o > - 
-             < C o m p a n y B a n k B r a n c h N o C a p t i o n > C o m p a n y   B a n k   B r a n c h   N o .   C a p t i o n < / C o m p a n y B a n k B r a n c h N o C a p t i o n > - 
-             < C o m p a n y I B A N > C o m p a n y   I B A N < / C o m p a n y I B A N > - 
-             < C o m p a n y I B A N C a p t i o n > C o m p a n y   I B A N   C a p t i o n < / C o m p a n y I B A N C a p t i o n > - 
-             < C o m p a n y B a n k S W I F T > C o m p a n y   B a n k   S W I F T < / C o m p a n y B a n k S W I F T > - 
-             < C o m p a n y B a n k S W I F T C a p t i o n > C o m p a n y   B a n k   S W I F T   C a p t i o n < / C o m p a n y B a n k S W I F T C a p t i o n > - 
-             < C o m p a n y G i r o N o > C o m p a n y   G i r o   N o . < / C o m p a n y G i r o N o > - 
-             < C o m p a n y G i r o N o C a p t i o n > C o m p a n y   G i r o   N o .   C a p t i o n < / C o m p a n y G i r o N o C a p t i o n > - 
-         < / C o m p a n y M e t a d a t a > - 
-     < / B C R e p o r t I n f o r m a t i o n > - 
-     < T o o l t i p s > - 
-         < T o o l t i p   c o l u m n = " N o _ I s s u e d R e m i n d e r H e a d e r "   E l e m e n t I d = " 4 4 6 3 2 8 1 9 1 " > - 
-             < T o o l t i p T e x t   l a n g = " e n - U S " > S p e c i f i e s   t h e   n u m b e r   o f   t h e   i n v o l v e d   e n t r y   o r   r e c o r d ,   a c c o r d i n g   t o   t h e   s p e c i f i e d   n u m b e r   s e r i e s . < / T o o l t i p T e x t > - 
-         < / T o o l t i p > - 
-         < T o o l t i p   c o l u m n = " C o n t a c t P h o n e N o "   E l e m e n t I d = " 7 2 4 0 8 4 1 6 " > - 
-             < T o o l t i p T e x t   l a n g = " e n - U S " > S p e c i f i e s   t h e   c o n t a c t ' s   p h o n e   n u m b e r . < / T o o l t i p T e x t > - 
-         < / T o o l t i p > - 
-         < T o o l t i p   c o l u m n = " C o n t a c t M o b i l e P h o n e N o "   E l e m e n t I d = " 1 5 1 4 3 8 7 0 0 0 " > - 
-             < T o o l t i p T e x t   l a n g = " e n - U S " > S p e c i f i e s   t h e   c o n t a c t ' s   m o b i l e   t e l e p h o n e   n u m b e r . < / T o o l t i p T e x t > - 
-         < / T o o l t i p > - 
-         < T o o l t i p   c o l u m n = " C o n t a c t E m a i l "   E l e m e n t I d = " 1 5 8 3 9 8 6 6 6 3 " > - 
-             < T o o l t i p T e x t   l a n g = " e n - U S " > S p e c i f i e s   t h e   e m a i l   a d d r e s s   o f   t h e   c o n t a c t . < / T o o l t i p T e x t > - 
-         < / T o o l t i p > - 
-         < T o o l t i p   c o l u m n = " C o m p a n y I n f o 1 P i c t u r e "   E l e m e n t I d = " 1 0 1 8 2 0 6 5 0 3 " > - 
-             < T o o l t i p T e x t   l a n g = " e n - U S " > S p e c i f i e s   t h e   p i c t u r e   t h a t   h a s   b e e n   s e t   u p   f o r   t h e   c o m p a n y ,   s u c h   a s   a   c o m p a n y   l o g o . < / T o o l t i p T e x t > - 
-         < / T o o l t i p > - 
-         < T o o l t i p   c o l u m n = " C o m p a n y I n f o 2 P i c t u r e "   E l e m e n t I d = " 9 8 9 6 7 0 4 7 4 " > - 
-             < T o o l t i p T e x t   l a n g = " e n - U S " > S p e c i f i e s   t h e   p i c t u r e   t h a t   h a s   b e e n   s e t   u p   f o r   t h e   c o m p a n y ,   s u c h   a s   a   c o m p a n y   l o g o . < / T o o l t i p T e x t > - 
-         < / T o o l t i p > - 
-         < T o o l t i p   c o l u m n = " C o m p a n y I n f o 3 P i c t u r e "   E l e m e n t I d = " 5 7 9 7 0 4 0 5 9 " > - 
-             < T o o l t i p T e x t   l a n g = " e n - U S " > S p e c i f i e s   t h e   p i c t u r e   t h a t   h a s   b e e n   s e t   u p   f o r   t h e   c o m p a n y ,   s u c h   a s   a   c o m p a n y   l o g o . < / T o o l t i p T e x t > - 
-         < / T o o l t i p > - 
-         < T o o l t i p   c o l u m n = " N o 1 _ I s s u e d R e m i n d e r H d r "   E l e m e n t I d = " 2 0 0 8 1 6 9 9 1 9 " > - 
-             < T o o l t i p T e x t   l a n g = " e n - U S " > S p e c i f i e s   t h e   n u m b e r   o f   t h e   i n v o l v e d   e n t r y   o r   r e c o r d ,   a c c o r d i n g   t o   t h e   s p e c i f i e d   n u m b e r   s e r i e s . < / T o o l t i p T e x t > - 
-         < / T o o l t i p > - 
-         < T o o l t i p   c o l u m n = " Y o u r R e f _ I s s u e R e m i n d e r H d r "   E l e m e n t I d = " 5 2 1 2 8 7 1 0 9 " > - 
-             < T o o l t i p T e x t   l a n g = " e n - U S " > S p e c i f i e s   t h e   c u s t o m e r ' s   r e f e r e n c e .   T h e   c o n t e n t   w i l l   b e   p r i n t e d   o n   t h e   r e l a t e d   d o c u m e n t . < / T o o l t i p T e x t > - 
-         < / T o o l t i p > - 
-         < T o o l t i p   c o l u m n = " C o n t a c t _ I s s u e d R e m i n d e r H d r "   E l e m e n t I d = " 1 5 5 5 2 4 2 7 9 " > - 
-             < T o o l t i p T e x t   l a n g = " e n - U S " > S p e c i f i e s   t h e   n a m e   o f   t h e   p e r s o n   y o u   r e g u l a r l y   c o n t a c t   w h e n   y o u   c o m m u n i c a t e   w i t h   t h e   c u s t o m e r   t h e   r e m i n d e r   i s   f o r . < / T o o l t i p T e x t > - 
-         < / T o o l t i p > - 
-         < T o o l t i p   c o l u m n = " C u s t N o _ I s s u e R e m i n d e r H d r "   E l e m e n t I d = " 8 9 7 2 2 1 7 4 1 " > - 
-             < T o o l t i p T e x t   l a n g = " e n - U S " > S p e c i f i e s   t h e   c u s t o m e r   n u m b e r   t h e   r e m i n d e r   i s   f o r . < / T o o l t i p T e x t > - 
-         < / T o o l t i p > - 
-         < T o o l t i p   c o l u m n = " C o m p a n y I n f o B a n k A c c N o "   E l e m e n t I d = " 1 0 8 2 4 4 1 8 " > - 
-             < T o o l t i p T e x t   l a n g = " e n - U S " > S p e c i f i e s   t h e   n u m b e r   u s e d   b y   t h e   b a n k   f o r   t h e   b a n k   a c c o u n t . < / T o o l t i p T e x t > - 
-         < / T o o l t i p > - 
-         < T o o l t i p   c o l u m n = " C o m p a n y I n f o I B A N "   E l e m e n t I d = " 6 5 0 2 8 0 4 0 8 " > - 
-             < T o o l t i p T e x t   l a n g = " e n - U S " > S p e c i f i e s   t h e   b a n k   a c c o u n t ' s   i n t e r n a t i o n a l   b a n k   a c c o u n t   n u m b e r . < / T o o l t i p T e x t > - 
-         < / T o o l t i p > - 
-         < T o o l t i p   c o l u m n = " C o m p a n y I n f o B a n k N a m e "   E l e m e n t I d = " 1 8 3 4 4 8 6 5 3 " > - 
-             < T o o l t i p T e x t   l a n g = " e n - U S " > S p e c i f i e s   t h e   n a m e   o f   t h e   b a n k   w h e r e   y o u   h a v e   t h e   b a n k   a c c o u n t . < / T o o l t i p T e x t > - 
-         < / T o o l t i p > - 
-         < T o o l t i p   c o l u m n = " C o m p a n y I n f o G i r o N o "   E l e m e n t I d = " 6 6 8 8 8 4 2 6 " > - 
-             < T o o l t i p T e x t   l a n g = " e n - U S " > S p e c i f i e s   t h e   c o m p a n y ' s   g i r o   n u m b e r . < / T o o l t i p T e x t > - 
-         < / T o o l t i p > - 
-         < T o o l t i p   c o l u m n = " C o m p a n y I n f o H o m e P a g e "   E l e m e n t I d = " 1 5 3 0 3 1 7 4 4 0 " > - 
-             < T o o l t i p T e x t   l a n g = " e n - U S " > S p e c i f i e s   y o u r   c o m p a n y ' s   w e b   s i t e . < / T o o l t i p T e x t > - 
-         < / T o o l t i p > - 
-         < T o o l t i p   c o l u m n = " C o m p a n y I n f o E M a i l "   E l e m e n t I d = " 1 0 8 3 1 8 6 0 6 4 " > - 
-             < T o o l t i p T e x t   l a n g = " e n - U S " > S p e c i f i e s   t h e   c o m p a n y ' s   e m a i l   a d d r e s s . < / T o o l t i p T e x t > - 
-         < / T o o l t i p > - 
-         < T o o l t i p   c o l u m n = " C o m p a n y I n f o P h o n e N o "   E l e m e n t I d = " 8 9 6 1 4 9 4 4 9 " > - 
-             < T o o l t i p T e x t   l a n g = " e n - U S " > S p e c i f i e s   t h e   c o m p a n y ' s   t e l e p h o n e   n u m b e r . < / T o o l t i p T e x t > - 
-         < / T o o l t i p > - 
-         < T o o l t i p   c o l u m n = " R e m A m t _ I s s u e d R e m i n d e r L i n e "   E l e m e n t I d = " 1 4 7 4 3 7 3 0 3 5 " > - 
-             < T o o l t i p T e x t   l a n g = " e n - U S " > S p e c i f i e s   t h e   r e m a i n i n g   a m o u n t   o f   t h e   c u s t o m e r   l e d g e r   e n t r y   t h i s   r e m i n d e r   l i n e   i s   f o r . < / T o o l t i p T e x t > - 
-         < / T o o l t i p > - 
-         < T o o l t i p   c o l u m n = " D e s c _ I s s u e d R e m i n d e r L i n e "   E l e m e n t I d = " 1 0 5 9 7 9 1 9 8 2 " > - 
-             < T o o l t i p T e x t   l a n g = " e n - U S " > S p e c i f i e s   a n   e n t r y   d e s c r i p t i o n ,   b a s e d   o n   t h e   c o n t e n t s   o f   t h e   T y p e   f i e l d . < / T o o l t i p T e x t > - 
-         < / T o o l t i p > - 
-         < T o o l t i p   c o l u m n = " D o c N o _ I s s u e d R e m i n d e r L i n e "   E l e m e n t I d = " 1 3 4 6 2 4 4 0 3 4 " > - 
-             < T o o l t i p T e x t   l a n g = " e n - U S " > S p e c i f i e s   t h e   d o c u m e n t   n u m b e r   o f   t h e   c u s t o m e r   l e d g e r   e n t r y   t h i s   r e m i n d e r   l i n e   i s   f o r . < / T o o l t i p T e x t > - 
-         < / T o o l t i p > - 
-         < T o o l t i p   c o l u m n = " O r i g i n a l A m t _ I s s u e d R e m i n d e r L i n e "   E l e m e n t I d = " 3 8 7 1 9 0 6 1 0 " > - 
-             < T o o l t i p T e x t   l a n g = " e n - U S " > S p e c i f i e s   t h e   o r i g i n a l   a m o u n t   o f   t h e   c u s t o m e r   l e d g e r   e n t r y   t h a t   t h i s   r e m i n d e r   l i n e   i s   f o r . < / T o o l t i p T e x t > - 
-         < / T o o l t i p > - 
-         < T o o l t i p   c o l u m n = " D o c T y p e _ I s s u e d R e m i n d e r L i n e "   E l e m e n t I d = " 1 3 3 5 2 4 4 0 7 3 " > - 
-             < T o o l t i p T e x t   l a n g = " e n - U S " > S p e c i f i e s   t h e   d o c u m e n t   t y p e   o f   t h e   c u s t o m e r   l e d g e r   e n t r y   t h i s   r e m i n d e r   l i n e   i s   f o r . < / T o o l t i p T e x t > - 
-         < / T o o l t i p > - 
-         < T o o l t i p   c o l u m n = " L i n e N o _ I s s u e d R e m i n d e r L i n e "   E l e m e n t I d = " 2 0 6 6 9 3 7 4 1 6 " > - 
-             < T o o l t i p T e x t   l a n g = " e n - U S " > S p e c i f i e s   t h e   n u m b e r   o f   t h e   i n v o l v e d   e n t r y   o r   r e c o r d ,   a c c o r d i n g   t o   t h e   s p e c i f i e d   n u m b e r   s e r i e s . < / T o o l t i p T e x t > - 
-         < / T o o l t i p > - 
-         < T o o l t i p   c o l u m n = " D e s c 1 _ I s s u e d R e m i n d e r L i n e "   E l e m e n t I d = " 9 9 8 7 6 7 1 0 5 " > - 
-             < T o o l t i p T e x t   l a n g = " e n - U S " > S p e c i f i e s   a n   e n t r y   d e s c r i p t i o n ,   b a s e d   o n   t h e   c o n t e n t s   o f   t h e   T y p e   f i e l d . < / T o o l t i p T e x t > - 
-         < / T o o l t i p > - 
-         < T o o l t i p   c o l u m n = " V A T A m t L i n e A m t I n c l u d V A T "   E l e m e n t I d = " 5 3 4 3 8 5 8 5 8 " > - 
-             < T o o l t i p T e x t   l a n g = " e n - U S " > S p e c i f i e s   t h e   n e t   a m o u n t ,   i n c l u d i n g   V A T ,   f o r   t h i s   l i n e . < / T o o l t i p T e x t > - 
-         < / T o o l t i p > - 
-         < T o o l t i p   c o l u m n = " V A T A m t L i n e V A T "   E l e m e n t I d = " 2 9 9 0 4 8 9 2 5 " > - 
-             < T o o l t i p T e x t   l a n g = " e n - U S " > S p e c i f i e s   t h e   V A T   %   t h a t   w a s   u s e d   o n   t h e   s a l e s   o r   p u r c h a s e   l i n e s   w i t h   t h i s   V A T   I d e n t i f i e r . < / T o o l t i p T e x t > - 
-         < / T o o l t i p > - 
-         < T o o l t i p   c o l u m n = " V A T C l a u s e V A T I d e n t i f i e r "   E l e m e n t I d = " 2 8 6 3 9 8 6 6 1 " > - 
-             < T o o l t i p T e x t   l a n g = " e n - U S " > S p e c i f i e s   t h e   V A T   I d e n t i f i e r   v a l u e . < / T o o l t i p T e x t > - 
-         < / T o o l t i p > - 
-         < T o o l t i p   c o l u m n = " V A T C l a u s e D e s c r i p t i o n 2 "   E l e m e n t I d = " 2 0 8 4 7 2 6 0 2 3 " > - 
-             < T o o l t i p T e x t   l a n g = " e n - U S " > S p e c i f i e s   a n   a d d i t i o n a l   d e s c r i p t i o n   o f   a   V A T   c l a u s e . < / T o o l t i p T e x t > - 
-         < / T o o l t i p > - 
-         < T o o l t i p   c o l u m n = " V A T C l a u s e A m o u n t "   E l e m e n t I d = " 2 1 2 0 5 2 6 4 9 5 " > - 
-             < T o o l t i p T e x t   l a n g = " e n - U S " > S p e c i f i e s   t h e   a m o u n t   o f   V A T   t h a t   i s   i n c l u d e d   i n   t h e   t o t a l   a m o u n t . < / T o o l t i p T e x t > - 
-         < / T o o l t i p > - 
-         < T o o l t i p   c o l u m n = " V A T A m t L i n e V A T C t r l 1 0 7 "   E l e m e n t I d = " 7 1 5 8 3 8 5 8 0 " > - 
-             < T o o l t i p T e x t   l a n g = " e n - U S " > S p e c i f i e s   t h e   V A T   %   t h a t   w a s   u s e d   o n   t h e   s a l e s   o r   p u r c h a s e   l i n e s   w i t h   t h i s   V A T   I d e n t i f i e r . < / T o o l t i p T e x t > - 
-         < / T o o l t i p > - 
-     < / T o o l t i p s > - 
-     < I s s u e d _ R e m i n d e r _ H e a d e r   E l e m e n t T y p e = " D a t a I t e m "   E l e m e n t I d = " 1 9 8 7 0 4 1 2 5 7 " > - 
-         < C o n t a c t E m a i l   E l e m e n t T y p e = " C o l u m n "   E l e m e n t I d = " 1 5 8 3 9 8 6 6 6 3 "   D a t a T y p e = " T e x t " > C o n t a c t E m a i l < / C o n t a c t E m a i l > - 
-         < C o n t a c t E m a i l L b l   E l e m e n t T y p e = " C o l u m n "   E l e m e n t I d = " 1 3 0 4 0 7 3 7 7 9 "   D a t a T y p e = " L a b e l " > C o n t a c t E m a i l L b l < / C o n t a c t E m a i l L b l > - 
-         < C o n t a c t M o b i l e P h o n e N o   E l e m e n t T y p e = " C o l u m n "   E l e m e n t I d = " 1 5 1 4 3 8 7 0 0 0 "   D a t a T y p e = " T e x t " > C o n t a c t M o b i l e P h o n e N o < / C o n t a c t M o b i l e P h o n e N o > - 
-         < C o n t a c t M o b i l e P h o n e N o L b l   E l e m e n t T y p e = " C o l u m n "   E l e m e n t I d = " 3 1 0 9 9 8 6 3 0 "   D a t a T y p e = " L a b e l " > C o n t a c t M o b i l e P h o n e N o L b l < / C o n t a c t M o b i l e P h o n e N o L b l > - 
-         < C o n t a c t P h o n e N o   E l e m e n t T y p e = " C o l u m n "   E l e m e n t I d = " 7 2 4 0 8 4 1 6 "   D a t a T y p e = " T e x t " > C o n t a c t P h o n e N o < / C o n t a c t P h o n e N o > - 
-         < C o n t a c t P h o n e N o L b l   E l e m e n t T y p e = " C o l u m n "   E l e m e n t I d = " 1 0 2 6 9 3 3 3 7 4 "   D a t a T y p e = " L a b e l " > C o n t a c t P h o n e N o L b l < / C o n t a c t P h o n e N o L b l > - 
-         < D o c D a t e C a p t i o n   E l e m e n t T y p e = " C o l u m n "   E l e m e n t I d = " 1 1 5 7 6 2 1 5 3 7 "   D a t a T y p e = " L a b e l " > D o c D a t e C a p t i o n < / D o c D a t e C a p t i o n > - 
-         < D u e D a t e C a p t i o n   E l e m e n t T y p e = " C o l u m n "   E l e m e n t I d = " 2 0 4 6 6 7 9 4 6 9 "   D a t a T y p e = " L a b e l " > D u e D a t e C a p t i o n < / D u e D a t e C a p t i o n > - 
-         < E M a i l C a p t i o n   E l e m e n t T y p e = " C o l u m n "   E l e m e n t I d = " 4 7 2 3 3 8 3 4 3 "   D a t a T y p e = " L a b e l " > E M a i l C a p t i o n < / E M a i l C a p t i o n > - 
-         < H o m e P a g e C a p t i o n   E l e m e n t T y p e = " C o l u m n "   E l e m e n t I d = " 2 1 2 0 4 1 7 5 5 1 "   D a t a T y p e = " L a b e l " > H o m e P a g e C a p t i o n < / H o m e P a g e C a p t i o n > - 
-         < N o _ I s s u e d R e m i n d e r H e a d e r   E l e m e n t T y p e = " C o l u m n "   E l e m e n t I d = " 4 4 6 3 2 8 1 9 1 "   D a t a T y p e = " C o d e " > N o _ I s s u e d R e m i n d e r H e a d e r < / N o _ I s s u e d R e m i n d e r H e a d e r > - 
-         < P a g e C a p t i o n   E l e m e n t T y p e = " C o l u m n "   E l e m e n t I d = " 1 6 4 5 7 9 0 3 1 2 "   D a t a T y p e = " L a b e l " > P a g e C a p t i o n < / P a g e C a p t i o n > - 
-         < S h o w M I R L i n e s   E l e m e n t T y p e = " C o l u m n "   E l e m e n t I d = " 1 6 9 8 2 1 4 9 3 9 "   D a t a T y p e = " B o o l e a n " > S h o w M I R L i n e s < / S h o w M I R L i n e s > - 
-         < T o t a l C a p t i o n   E l e m e n t T y p e = " C o l u m n "   E l e m e n t I d = " 7 0 7 1 0 2 6 9 5 "   D a t a T y p e = " L a b e l " > T o t a l C a p t i o n < / T o t a l C a p t i o n > - 
-         < V A T A m o u n t C a p t i o n   E l e m e n t T y p e = " C o l u m n "   E l e m e n t I d = " 1 1 3 1 7 3 2 3 8 8 "   D a t a T y p e = " L a b e l " > V A T A m o u n t C a p t i o n < / V A T A m o u n t C a p t i o n > - 
-         < V A T B a s e C a p t i o n   E l e m e n t T y p e = " C o l u m n "   E l e m e n t I d = " 1 7 5 9 0 7 3 0 0 5 "   D a t a T y p e = " L a b e l " > V A T B a s e C a p t i o n < / V A T B a s e C a p t i o n > - 
-         < V A T P e r c e n t C a p t i o n   E l e m e n t T y p e = " C o l u m n "   E l e m e n t I d = " 1 7 6 3 4 5 7 5 6 3 "   D a t a T y p e = " L a b e l " > V A T P e r c e n t C a p t i o n < / V A T P e r c e n t C a p t i o n > - 
-         < I n t e g e r   E l e m e n t T y p e = " D a t a I t e m "   E l e m e n t I d = " 1 7 3 5 6 9 8 6 1 9 " > - 
-             < B a n k A c c N o C a p t i o n   E l e m e n t T y p e = " C o l u m n "   E l e m e n t I d = " 1 4 9 2 8 4 0 6 9 9 "   D a t a T y p e = " L a b e l " > B a n k A c c N o C a p t i o n < / B a n k A c c N o C a p t i o n > - 
-             < B a n k N a m e C a p t i o n   E l e m e n t T y p e = " C o l u m n "   E l e m e n t I d = " 8 9 8 5 9 8 6 6 6 "   D a t a T y p e = " L a b e l " > B a n k N a m e C a p t i o n < / B a n k N a m e C a p t i o n > - 
-             < C o m p a n y A d d r 1   E l e m e n t T y p e = " C o l u m n "   E l e m e n t I d = " 8 8 5 0 9 6 1 0 4 "   D a t a T y p e = " T e x t " > C o m p a n y A d d r 1 < / C o m p a n y A d d r 1 > - 
-             < C o m p a n y A d d r 2   E l e m e n t T y p e = " C o l u m n "   E l e m e n t I d = " 1 0 2 7 9 9 3 7 4 7 "   D a t a T y p e = " T e x t " > C o m p a n y A d d r 2 < / C o m p a n y A d d r 2 > - 
-             < C o m p a n y A d d r 3   E l e m e n t T y p e = " C o l u m n "   E l e m e n t I d = " 3 9 0 2 9 7 1 3 0 "   D a t a T y p e = " T e x t " > C o m p a n y A d d r 3 < / C o m p a n y A d d r 3 > - 
-             < C o m p a n y A d d r 4   E l e m e n t T y p e = " C o l u m n "   E l e m e n t I d = " 1 9 9 1 5 8 0 3 1 5 "   D a t a T y p e = " T e x t " > C o m p a n y A d d r 4 < / C o m p a n y A d d r 4 > - 
-             < C o m p a n y A d d r 5   E l e m e n t T y p e = " C o l u m n "   E l e m e n t I d = " 1 6 6 5 6 9 0 3 6 4 "   D a t a T y p e = " T e x t " > C o m p a n y A d d r 5 < / C o m p a n y A d d r 5 > - 
-             < C o m p a n y A d d r 6   E l e m e n t T y p e = " C o l u m n "   E l e m e n t I d = " 7 1 6 1 8 7 0 8 1 "   D a t a T y p e = " T e x t " > C o m p a n y A d d r 6 < / C o m p a n y A d d r 6 > - 
-             < C o m p a n y A d d r 7   E l e m e n t T y p e = " C o l u m n "   E l e m e n t I d = " 1 3 5 3 8 8 3 6 9 8 "   D a t a T y p e = " T e x t " > C o m p a n y A d d r 7 < / C o m p a n y A d d r 7 > - 
-             < C o m p a n y A d d r 8   E l e m e n t T y p e = " C o l u m n "   E l e m e n t I d = " 1 0 5 4 0 0 5 1 2 7 "   D a t a T y p e = " T e x t " > C o m p a n y A d d r 8 < / C o m p a n y A d d r 8 > - 
-             < C o m p a n y I n f o 1 P i c t u r e   E l e m e n t T y p e = " C o l u m n "   E l e m e n t I d = " 1 0 1 8 2 0 6 5 0 3 "   D a t a T y p e = " B l o b " / > - 
-             < C o m p a n y I n f o 2 P i c t u r e   E l e m e n t T y p e = " C o l u m n "   E l e m e n t I d = " 9 8 9 6 7 0 4 7 4 "   D a t a T y p e = " B l o b " / > - 
-             < C o m p a n y I n f o 3 P i c t u r e   E l e m e n t T y p e = " C o l u m n "   E l e m e n t I d = " 5 7 9 7 0 4 0 5 9 "   D a t a T y p e = " B l o b " / > - 
-             < C o m p a n y I n f o B a n k A c c N o   E l e m e n t T y p e = " C o l u m n "   E l e m e n t I d = " 1 0 8 2 4 4 1 8 "   D a t a T y p e = " T e x t " > C o m p a n y I n f o B a n k A c c N o < / C o m p a n y I n f o B a n k A c c N o > - 
-             < C o m p a n y I n f o B a n k N a m e   E l e m e n t T y p e = " C o l u m n "   E l e m e n t I d = " 1 8 3 4 4 8 6 5 3 "   D a t a T y p e = " T e x t " > C o m p a n y I n f o B a n k N a m e < / C o m p a n y I n f o B a n k N a m e > - 
-             < C o m p a n y I n f o E M a i l   E l e m e n t T y p e = " C o l u m n "   E l e m e n t I d = " 1 0 8 3 1 8 6 0 6 4 "   D a t a T y p e = " T e x t " > C o m p a n y I n f o E M a i l < / C o m p a n y I n f o E M a i l > - 
-             < C o m p a n y I n f o G i r o N o   E l e m e n t T y p e = " C o l u m n "   E l e m e n t I d = " 6 6 8 8 8 4 2 6 "   D a t a T y p e = " T e x t " > C o m p a n y I n f o G i r o N o < / C o m p a n y I n f o G i r o N o > - 
-             < C o m p a n y I n f o H o m e P a g e   E l e m e n t T y p e = " C o l u m n "   E l e m e n t I d = " 1 5 3 0 3 1 7 4 4 0 "   D a t a T y p e = " T e x t " > C o m p a n y I n f o H o m e P a g e < / C o m p a n y I n f o H o m e P a g e > - 
-             < C o m p a n y I n f o I B A N   E l e m e n t T y p e = " C o l u m n "   E l e m e n t I d = " 6 5 0 2 8 0 4 0 8 "   D a t a T y p e = " C o d e " > C o m p a n y I n f o I B A N < / C o m p a n y I n f o I B A N > - 
-             < C o m p a n y I n f o P h o n e N o   E l e m e n t T y p e = " C o l u m n "   E l e m e n t I d = " 8 9 6 1 4 9 4 4 9 "   D a t a T y p e = " T e x t " > C o m p a n y I n f o P h o n e N o < / C o m p a n y I n f o P h o n e N o > - 
-             < C o m p a n y I n f o V A T R e g N o   E l e m e n t T y p e = " C o l u m n "   E l e m e n t I d = " 1 2 1 1 0 2 0 5 2 2 "   D a t a T y p e = " T e x t " > C o m p a n y I n f o V A T R e g N o < / C o m p a n y I n f o V A T R e g N o > - 
-             < C o m p a n y V A T R e g i s t r a t i o n N o C a p t i o n   E l e m e n t T y p e = " C o l u m n "   E l e m e n t I d = " 1 2 1 9 4 0 0 9 9 9 "   D a t a T y p e = " T e x t " > C o m p a n y V A T R e g i s t r a t i o n N o C a p t i o n < / C o m p a n y V A T R e g i s t r a t i o n N o C a p t i o n > - 
-             < C o n t a c t _ I s s u e d R e m i n d e r H d r   E l e m e n t T y p e = " C o l u m n "   E l e m e n t I d = " 1 5 5 5 2 4 2 7 9 "   D a t a T y p e = " T e x t " > C o n t a c t _ I s s u e d R e m i n d e r H d r < / C o n t a c t _ I s s u e d R e m i n d e r H d r > - 
-             < C u s t A d d r 1   E l e m e n t T y p e = " C o l u m n "   E l e m e n t I d = " 1 3 6 8 0 2 7 5 2 2 "   D a t a T y p e = " T e x t " > C u s t A d d r 1 < / C u s t A d d r 1 > - 
-             < C u s t A d d r 2   E l e m e n t T y p e = " C o l u m n "   E l e m e n t I d = " 2 0 0 5 7 2 4 1 3 9 "   D a t a T y p e = " T e x t " > C u s t A d d r 2 < / C u s t A d d r 2 > - 
-             < C u s t A d d r 3   E l e m e n t T y p e = " C o l u m n "   E l e m e n t I d = " 1 6 5 1 5 4 6 5 4 0 "   D a t a T y p e = " T e x t " > C u s t A d d r 3 < / C u s t A d d r 3 > - 
-             < C u s t A d d r 4   E l e m e n t T y p e = " C o l u m n "   E l e m e n t I d = " 1 0 1 3 8 4 9 9 2 3 "   D a t a T y p e = " T e x t " > C u s t A d d r 4 < / C u s t A d d r 4 > - 
-             < C u s t A d d r 5   E l e m e n t T y p e = " C o l u m n "   E l e m e n t I d = " 3 7 6 1 5 3 3 0 6 "   D a t a T y p e = " T e x t " > C u s t A d d r 5 < / C u s t A d d r 5 > - 
-             < C u s t A d d r 6   E l e m e n t T y p e = " C o l u m n "   E l e m e n t I d = " 2 6 1 5 4 3 3 1 1 "   D a t a T y p e = " T e x t " > C u s t A d d r 6 < / C u s t A d d r 6 > - 
-             < C u s t A d d r 7   E l e m e n t T y p e = " C o l u m n "   E l e m e n t I d = " 8 9 9 2 3 9 9 2 8 "   D a t a T y p e = " T e x t " > C u s t A d d r 7 < / C u s t A d d r 7 > - 
-             < C u s t A d d r 8   E l e m e n t T y p e = " C o l u m n "   E l e m e n t I d = " 1 5 3 6 9 3 6 5 4 5 "   D a t a T y p e = " T e x t " > C u s t A d d r 8 < / C u s t A d d r 8 > - 
-             < C u s t N o _ I s s u e R e m i n d e r H d r   E l e m e n t T y p e = " C o l u m n "   E l e m e n t I d = " 8 9 7 2 2 1 7 4 1 "   D a t a T y p e = " C o d e " > C u s t N o _ I s s u e R e m i n d e r H d r < / C u s t N o _ I s s u e R e m i n d e r H d r > - 
-             < C u s t N o _ I s s u e R e m i n d e r H d r C a p t i o n   E l e m e n t T y p e = " C o l u m n "   E l e m e n t I d = " 2 1 0 8 3 0 4 5 3 "   D a t a T y p e = " S t r i n g " > C u s t N o _ I s s u e R e m i n d e r H d r C a p t i o n < / C u s t N o _ I s s u e R e m i n d e r H d r C a p t i o n > - 
-             < D o c D a t e _ I s s u e R e m i n d e r H d r   E l e m e n t T y p e = " C o l u m n "   E l e m e n t I d = " 1 7 0 8 8 2 7 8 4 1 "   D a t a T y p e = " S t r i n g " > D o c D a t e _ I s s u e R e m i n d e r H d r < / D o c D a t e _ I s s u e R e m i n d e r H d r > - 
-             < D u e D a t e _ I s s u e d R e m i n d e r H d r   E l e m e n t T y p e = " C o l u m n "   E l e m e n t I d = " 1 4 3 1 6 6 8 4 4 7 "   D a t a T y p e = " S t r i n g " > D u e D a t e _ I s s u e d R e m i n d e r H d r < / D u e D a t e _ I s s u e d R e m i n d e r H d r > - 
-             < G i r o N o C a p t i o n   E l e m e n t T y p e = " C o l u m n "   E l e m e n t I d = " 9 5 3 0 4 7 1 1 1 "   D a t a T y p e = " L a b e l " > G i r o N o C a p t i o n < / G i r o N o C a p t i o n > - 
-             < I B A N C a p t i o n   E l e m e n t T y p e = " C o l u m n "   E l e m e n t I d = " 2 0 2 6 0 1 3 4 9 5 "   D a t a T y p e = " L a b e l " > I B A N C a p t i o n < / I B A N C a p t i o n > - 
-             < N o 1 _ I s s u e d R e m i n d e r H d r   E l e m e n t T y p e = " C o l u m n "   E l e m e n t I d = " 2 0 0 8 1 6 9 9 1 9 "   D a t a T y p e = " C o d e " > N o 1 _ I s s u e d R e m i n d e r H d r < / N o 1 _ I s s u e d R e m i n d e r H d r > - 
-             < P h o n e N o C a p t i o n   E l e m e n t T y p e = " C o l u m n "   E l e m e n t I d = " 1 4 5 8 8 2 1 3 2 2 "   D a t a T y p e = " L a b e l " > P h o n e N o C a p t i o n < / P h o n e N o C a p t i o n > - 
-             < P o s t D a t e _ I s s u e d R e m i n d e r H d r   E l e m e n t T y p e = " C o l u m n "   E l e m e n t I d = " 5 4 1 1 2 9 7 1 "   D a t a T y p e = " S t r i n g " > P o s t D a t e _ I s s u e d R e m i n d e r H d r < / P o s t D a t e _ I s s u e d R e m i n d e r H d r > - 
-             < P o s t i n g D a t e C a p t i o n   E l e m e n t T y p e = " C o l u m n "   E l e m e n t I d = " 1 2 7 3 0 5 6 1 7 "   D a t a T y p e = " L a b e l " > P o s t i n g D a t e C a p t i o n < / P o s t i n g D a t e C a p t i o n > - 
-             < R e f e r e n c e T e x t   E l e m e n t T y p e = " C o l u m n "   E l e m e n t I d = " 4 4 5 3 5 3 4 5 1 "   D a t a T y p e = " T e x t " > R e f e r e n c e T e x t < / R e f e r e n c e T e x t > - 
-             < R e m i n d e r C a p t i o n   E l e m e n t T y p e = " C o l u m n "   E l e m e n t I d = " 9 4 4 9 7 9 5 4 9 "   D a t a T y p e = " L a b e l " > R e m i n d e r C a p t i o n < / R e m i n d e r C a p t i o n > - 
-             < R e m i n d e r N o C a p t i o n   E l e m e n t T y p e = " C o l u m n "   E l e m e n t I d = " 1 9 9 7 4 9 9 4 0 4 "   D a t a T y p e = " L a b e l " > R e m i n d e r N o C a p t i o n < / R e m i n d e r N o C a p t i o n > - 
-             < T e x t P a g e   E l e m e n t T y p e = " C o l u m n "   E l e m e n t I d = " 1 0 8 1 6 9 9 3 3 "   D a t a T y p e = " L a b e l " > T e x t P a g e < / T e x t P a g e > - 
-             < V A T N o T e x t   E l e m e n t T y p e = " C o l u m n "   E l e m e n t I d = " 1 9 5 9 6 6 3 4 2 6 "   D a t a T y p e = " T e x t " > V A T N o T e x t < / V A T N o T e x t > - 
-             < V A T R e g N o C a p t i o n   E l e m e n t T y p e = " C o l u m n "   E l e m e n t I d = " 1 6 8 6 3 6 0 3 6 1 "   D a t a T y p e = " T e x t " > V A T R e g N o C a p t i o n < / V A T R e g N o C a p t i o n > - 
-             < V a t R e g N o _ I s s u e R e m i n d e r H d r   E l e m e n t T y p e = " C o l u m n "   E l e m e n t I d = " 1 9 3 5 6 1 8 4 5 5 "   D a t a T y p e = " T e x t " > V a t R e g N o _ I s s u e R e m i n d e r H d r < / V a t R e g N o _ I s s u e R e m i n d e r H d r > - 
-             < Y o u r R e f _ I s s u e R e m i n d e r H d r   E l e m e n t T y p e = " C o l u m n "   E l e m e n t I d = " 5 2 1 2 8 7 1 0 9 "   D a t a T y p e = " T e x t " > Y o u r R e f _ I s s u e R e m i n d e r H d r < / Y o u r R e f _ I s s u e R e m i n d e r H d r > - 
-             < D i m e n s i o n L o o p   E l e m e n t T y p e = " D a t a I t e m "   E l e m e n t I d = " 1 2 5 6 7 2 1 1 9 " > - 
-                 < D i m T e x t   E l e m e n t T y p e = " C o l u m n "   E l e m e n t I d = " 1 7 6 4 8 3 2 3 2 "   D a t a T y p e = " T e x t " > D i m T e x t < / D i m T e x t > - 
-                 < H e a d e r D i m e n s i o n s C a p t i o n   E l e m e n t T y p e = " C o l u m n "   E l e m e n t I d = " 7 7 5 1 7 1 5 5 3 "   D a t a T y p e = " L a b e l " > H e a d e r D i m e n s i o n s C a p t i o n < / H e a d e r D i m e n s i o n s C a p t i o n > - 
-                 < N u m b e r _ I n t e g e r L i n e   E l e m e n t T y p e = " C o l u m n "   E l e m e n t I d = " 1 2 3 7 4 0 5 6 5 5 "   D a t a T y p e = " I n t e g e r " > N u m b e r _ I n t e g e r L i n e < / N u m b e r _ I n t e g e r L i n e > - 
-             < / D i m e n s i o n L o o p > - 
-             < I s s u e d _ R e m i n d e r _ L i n e   E l e m e n t T y p e = " D a t a I t e m "   E l e m e n t I d = " 9 8 4 8 8 6 2 2 4 " > - 
-                 < D e s c _ I s s u e d R e m i n d e r L i n e   E l e m e n t T y p e = " C o l u m n "   E l e m e n t I d = " 1 0 5 9 7 9 1 9 8 2 "   D a t a T y p e = " T e x t " > D e s c _ I s s u e d R e m i n d e r L i n e < / D e s c _ I s s u e d R e m i n d e r L i n e > - 
-                 < D o c D a t e _ I s s u e d R e m i n d e r L i n e   E l e m e n t T y p e = " C o l u m n "   E l e m e n t I d = " 1 9 6 6 7 6 8 8 8 5 "   D a t a T y p e = " S t r i n g " > D o c D a t e _ I s s u e d R e m i n d e r L i n e < / D o c D a t e _ I s s u e d R e m i n d e r L i n e > - 
-                 < D o c N o C a p t i o n _ I s s u e d R e m i n d e r L i n e   E l e m e n t T y p e = " C o l u m n "   E l e m e n t I d = " 1 2 3 8 7 0 1 2 8 "   D a t a T y p e = " S t r i n g " > D o c N o C a p t i o n _ I s s u e d R e m i n d e r L i n e < / D o c N o C a p t i o n _ I s s u e d R e m i n d e r L i n e > - 
-                 < D o c N o _ I s s u e d R e m i n d e r L i n e   E l e m e n t T y p e = " C o l u m n "   E l e m e n t I d = " 1 3 4 6 2 4 4 0 3 4 "   D a t a T y p e = " C o d e " > D o c N o _ I s s u e d R e m i n d e r L i n e < / D o c N o _ I s s u e d R e m i n d e r L i n e > - 
-                 < D o c N o _ I s s u e d R e m i n d e r L i n e C a p t i o n   E l e m e n t T y p e = " C o l u m n "   E l e m e n t I d = " 1 7 3 2 3 6 8 3 5 2 "   D a t a T y p e = " S t r i n g " > D o c N o _ I s s u e d R e m i n d e r L i n e C a p t i o n < / D o c N o _ I s s u e d R e m i n d e r L i n e C a p t i o n > - 
-                 < D o c T y p e _ I s s u e d R e m i n d e r L i n e   E l e m e n t T y p e = " C o l u m n "   E l e m e n t I d = " 1 3 3 5 2 4 4 0 7 3 "   D a t a T y p e = " E n u m " > D o c T y p e _ I s s u e d R e m i n d e r L i n e < / D o c T y p e _ I s s u e d R e m i n d e r L i n e > - 
-                 < D o c T y p e _ I s s u e d R e m i n d e r L i n e C a p t i o n   E l e m e n t T y p e = " C o l u m n "   E l e m e n t I d = " 5 3 0 2 0 3 0 2 5 "   D a t a T y p e = " S t r i n g " > D o c T y p e _ I s s u e d R e m i n d e r L i n e C a p t i o n < / D o c T y p e _ I s s u e d R e m i n d e r L i n e C a p t i o n > - 
-                 < D o c u m e n t D a t e C a p t i o n 1   E l e m e n t T y p e = " C o l u m n "   E l e m e n t I d = " 1 7 7 6 0 2 1 4 4 1 "   D a t a T y p e = " L a b e l " > D o c u m e n t D a t e C a p t i o n 1 < / D o c u m e n t D a t e C a p t i o n 1 > - 
-                 < D u e D a t e _ I s s u e d R e m i n d e r L i n e   E l e m e n t T y p e = " C o l u m n "   E l e m e n t I d = " 7 8 7 2 1 5 6 5 7 "   D a t a T y p e = " S t r i n g " > D u e D a t e _ I s s u e d R e m i n d e r L i n e < / D u e D a t e _ I s s u e d R e m i n d e r L i n e > - 
-                 < I n t e r e s t   E l e m e n t T y p e = " C o l u m n "   E l e m e n t I d = " 1 4 5 7 3 7 8 0 9 9 "   D a t a T y p e = " D e c i m a l " > I n t e r e s t < / I n t e r e s t > - 
-                 < I n t e r e s t A m o u n t C a p t i o n   E l e m e n t T y p e = " C o l u m n "   E l e m e n t I d = " 5 8 4 4 2 9 0 9 5 "   D a t a T y p e = " L a b e l " > I n t e r e s t A m o u n t C a p t i o n < / I n t e r e s t A m o u n t C a p t i o n > - 
-                 < L i n e N o _ I s s u e d R e m i n d e r L i n e   E l e m e n t T y p e = " C o l u m n "   E l e m e n t I d = " 2 0 6 6 9 3 7 4 1 6 "   D a t a T y p e = " C o d e " > L i n e N o _ I s s u e d R e m i n d e r L i n e < / L i n e N o _ I s s u e d R e m i n d e r L i n e > - 
-                 < M I R E n t r y _ I s s u e d R e m i n d e r L i n e   E l e m e n t T y p e = " C o l u m n "   E l e m e n t I d = " 8 7 8 1 7 0 6 8 5 "   D a t a T y p e = " B o o l e a n " > M I R E n t r y _ I s s u e d R e m i n d e r L i n e < / M I R E n t r y _ I s s u e d R e m i n d e r L i n e > - 
-                 < N N C I n t e r e s t A m t   E l e m e n t T y p e = " C o l u m n "   E l e m e n t I d = " 1 1 5 2 1 8 2 1 6 0 "   D a t a T y p e = " D e c i m a l " > N N C I n t e r e s t A m t < / N N C I n t e r e s t A m t > - 
-                 < N N C T o t a l   E l e m e n t T y p e = " C o l u m n "   E l e m e n t I d = " 2 1 3 0 8 6 4 2 2 8 "   D a t a T y p e = " D e c i m a l " > N N C T o t a l < / N N C T o t a l > - 
-                 < N N C T o t a l I n c l V A T   E l e m e n t T y p e = " C o l u m n "   E l e m e n t I d = " 1 9 2 3 5 8 0 0 3 1 "   D a t a T y p e = " D e c i m a l " > N N C T o t a l I n c l V A T < / N N C T o t a l I n c l V A T > - 
-                 < N N C V A T A m t   E l e m e n t T y p e = " C o l u m n "   E l e m e n t I d = " 4 1 7 5 7 8 0 7 7 "   D a t a T y p e = " D e c i m a l " > N N C V A T A m t < / N N C V A T A m t > - 
-                 < O r i g i n a l A m t _ I s s u e d R e m i n d e r L i n e   E l e m e n t T y p e = " C o l u m n "   E l e m e n t I d = " 3 8 7 1 9 0 6 1 0 "   D a t a T y p e = " D e c i m a l " > O r i g i n a l A m t _ I s s u e d R e m i n d e r L i n e < / O r i g i n a l A m t _ I s s u e d R e m i n d e r L i n e > - 
-                 < O r i g i n a l A m t _ I s s u e d R e m i n d e r L i n e C a p t i o n   E l e m e n t T y p e = " C o l u m n "   E l e m e n t I d = " 2 0 5 6 3 8 8 0 1 6 "   D a t a T y p e = " S t r i n g " > O r i g i n a l A m t _ I s s u e d R e m i n d e r L i n e C a p t i o n < / O r i g i n a l A m t _ I s s u e d R e m i n d e r L i n e C a p t i o n > - 
-                 < R e m a i n i n g A m o u n t T e x t   E l e m e n t T y p e = " C o l u m n "   E l e m e n t I d = " 1 8 1 3 6 1 2 0 "   D a t a T y p e = " T e x t " > R e m a i n i n g A m o u n t T e x t < / R e m a i n i n g A m o u n t T e x t > - 
-                 < R e m A m t _ I s s u e d R e m i n d e r L i n e   E l e m e n t T y p e = " C o l u m n "   E l e m e n t I d = " 1 4 7 4 3 7 3 0 3 5 "   D a t a T y p e = " D e c i m a l " > R e m A m t _ I s s u e d R e m i n d e r L i n e < / R e m A m t _ I s s u e d R e m i n d e r L i n e > - 
-                 < R e m A m t _ I s s u e d R e m i n d e r L i n e C a p t i o n   E l e m e n t T y p e = " C o l u m n "   E l e m e n t I d = " 2 9 5 4 4 3 4 5 3 "   D a t a T y p e = " S t r i n g " > R e m A m t _ I s s u e d R e m i n d e r L i n e C a p t i o n < / R e m A m t _ I s s u e d R e m i n d e r L i n e C a p t i o n > - 
-                 < R e m N o _ I s s u e d R e m i n d e r L i n e   E l e m e n t T y p e = " C o l u m n "   E l e m e n t I d = " 1 1 3 6 6 6 7 0 7 6 "   D a t a T y p e = " C o d e " > R e m N o _ I s s u e d R e m i n d e r L i n e < / R e m N o _ I s s u e d R e m i n d e r L i n e > - 
-                 < S h o w I n t e r n a l I n f o   E l e m e n t T y p e = " C o l u m n "   E l e m e n t I d = " 1 8 3 0 9 6 2 8 2 5 "   D a t a T y p e = " B o o l e a n " > S h o w I n t e r n a l I n f o < / S h o w I n t e r n a l I n f o > - 
-                 < T o t a l I n c l V A T T e x t   E l e m e n t T y p e = " C o l u m n "   E l e m e n t I d = " 7 6 1 2 0 3 1 7 7 "   D a t a T y p e = " T e x t " > T o t a l I n c l V A T T e x t < / T o t a l I n c l V A T T e x t > - 
-                 < T o t a l T e x t   E l e m e n t T y p e = " C o l u m n "   E l e m e n t I d = " 2 3 1 9 1 0 5 1 8 "   D a t a T y p e = " T e x t " > T o t a l T e x t < / T o t a l T e x t > - 
-                 < T o t a l V A T A m t   E l e m e n t T y p e = " C o l u m n "   E l e m e n t I d = " 1 5 3 4 6 3 0 7 8 8 "   D a t a T y p e = " D e c i m a l " > T o t a l V A T A m t < / T o t a l V A T A m t > - 
-                 < T y p e _ I s s u e d R e m i n d e r L i n e   E l e m e n t T y p e = " C o l u m n "   E l e m e n t I d = " 8 5 4 3 7 8 6 3 9 "   D a t a T y p e = " S t r i n g " > T y p e _ I s s u e d R e m i n d e r L i n e < / T y p e _ I s s u e d R e m i n d e r L i n e > - 
-             < / I s s u e d _ R e m i n d e r _ L i n e > - 
-             < I s s u e d R e m i n d e r L i n e 2   E l e m e n t T y p e = " D a t a I t e m "   E l e m e n t I d = " 2 0 0 1 8 1 0 3 5 8 " > - 
-                 < D e s c 1 _ I s s u e d R e m i n d e r L i n e   E l e m e n t T y p e = " C o l u m n "   E l e m e n t I d = " 9 9 8 7 6 7 1 0 5 "   D a t a T y p e = " T e x t " > D e s c 1 _ I s s u e d R e m i n d e r L i n e < / D e s c 1 _ I s s u e d R e m i n d e r L i n e > - 
-                 < L i n e N o 1 _ I s s u e d R e m i n d e r L i n e   E l e m e n t T y p e = " C o l u m n "   E l e m e n t I d = " 1 4 4 6 6 8 1 0 4 7 "   D a t a T y p e = " I n t e g e r " > L i n e N o 1 _ I s s u e d R e m i n d e r L i n e < / L i n e N o 1 _ I s s u e d R e m i n d e r L i n e > - 
-             < / I s s u e d R e m i n d e r L i n e 2 > - 
-             < V A T C o u n t e r   E l e m e n t T y p e = " D a t a I t e m "   E l e m e n t I d = " 5 5 7 1 2 6 5 0 6 " > - 
-                 < A m o u n t I n c V A T C a p t i o n   E l e m e n t T y p e = " C o l u m n "   E l e m e n t I d = " 2 0 6 1 9 0 5 1 0 4 "   D a t a T y p e = " L a b e l " > A m o u n t I n c V A T C a p t i o n < / A m o u n t I n c V A T C a p t i o n > - 
-                 < C o n t i n u e d C a p t i o n   E l e m e n t T y p e = " C o l u m n "   E l e m e n t I d = " 1 8 8 8 7 8 3 5 2 2 "   D a t a T y p e = " L a b e l " > C o n t i n u e d C a p t i o n < / C o n t i n u e d C a p t i o n > - 
-                 < V A L V A T A m o u n t   E l e m e n t T y p e = " C o l u m n "   E l e m e n t I d = " 1 8 4 9 8 3 7 0 9 7 "   D a t a T y p e = " D e c i m a l " > V A L V A T A m o u n t < / V A L V A T A m o u n t > - 
-                 < V A L V A T B a s e   E l e m e n t T y p e = " C o l u m n "   E l e m e n t I d = " 1 5 5 5 5 2 3 1 8 4 "   D a t a T y p e = " D e c i m a l " > V A L V A T B a s e < / V A L V A T B a s e > - 
-                 < V A L V A T B a s e V A L V A T A m t   E l e m e n t T y p e = " C o l u m n "   E l e m e n t I d = " 1 5 7 7 1 3 5 1 5 2 "   D a t a T y p e = " D e c i m a l " > V A L V A T B a s e V A L V A T A m t < / V A L V A T B a s e V A L V A T A m t > - 
-                 < V A T A m t L i n e A m t I n c l u d V A T   E l e m e n t T y p e = " C o l u m n "   E l e m e n t I d = " 5 3 4 3 8 5 8 5 8 "   D a t a T y p e = " D e c i m a l " > V A T A m t L i n e A m t I n c l u d V A T < / V A T A m t L i n e A m t I n c l u d V A T > - 
-                 < V A T A m t L i n e V A T   E l e m e n t T y p e = " C o l u m n "   E l e m e n t I d = " 2 9 9 0 4 8 9 2 5 "   D a t a T y p e = " D e c i m a l " > V A T A m t L i n e V A T < / V A T A m t L i n e V A T > - 
-                 < V A T A m t S p e c C a p t i o n   E l e m e n t T y p e = " C o l u m n "   E l e m e n t I d = " 3 1 9 2 9 3 3 3 3 "   D a t a T y p e = " L a b e l " > V A T A m t S p e c C a p t i o n < / V A T A m t S p e c C a p t i o n > - 
-             < / V A T C o u n t e r > - 
-             < V A T C l a u s e E n t r y C o u n t e r   E l e m e n t T y p e = " D a t a I t e m "   E l e m e n t I d = " 1 7 4 4 3 1 5 6 2 9 " > - 
-                 < V A T C l a u s e A m o u n t   E l e m e n t T y p e = " C o l u m n "   E l e m e n t I d = " 2 1 2 0 5 2 6 4 9 5 "   D a t a T y p e = " D e c i m a l " > V A T C l a u s e A m o u n t < / V A T C l a u s e A m o u n t > - 
-                 < V A T C l a u s e C o d e   E l e m e n t T y p e = " C o l u m n "   E l e m e n t I d = " 3 2 0 3 7 0 0 9 4 "   D a t a T y p e = " C o d e " > V A T C l a u s e C o d e < / V A T C l a u s e C o d e > - 
-                 < V A T C l a u s e D e s c r i p t i o n   E l e m e n t T y p e = " C o l u m n "   E l e m e n t I d = " 2 0 6 8 0 8 1 1 8 7 "   D a t a T y p e = " T e x t " > V A T C l a u s e D e s c r i p t i o n < / V A T C l a u s e D e s c r i p t i o n > - 
-                 < V A T C l a u s e D e s c r i p t i o n 2   E l e m e n t T y p e = " C o l u m n "   E l e m e n t I d = " 2 0 8 4 7 2 6 0 2 3 "   D a t a T y p e = " T e x t " > V A T C l a u s e D e s c r i p t i o n 2 < / V A T C l a u s e D e s c r i p t i o n 2 > - 
-                 < V A T C l a u s e s C a p t i o n   E l e m e n t T y p e = " C o l u m n "   E l e m e n t I d = " 2 1 0 8 7 9 2 6 2 "   D a t a T y p e = " L a b e l " > V A T C l a u s e s C a p t i o n < / V A T C l a u s e s C a p t i o n > - 
-                 < V A T C l a u s e V A T A m t C a p t i o n   E l e m e n t T y p e = " C o l u m n "   E l e m e n t I d = " 4 8 4 3 3 1 8 1 4 "   D a t a T y p e = " L a b e l " > V A T C l a u s e V A T A m t C a p t i o n < / V A T C l a u s e V A T A m t C a p t i o n > - 
-                 < V A T C l a u s e V A T I d e n t i f i e r   E l e m e n t T y p e = " C o l u m n "   E l e m e n t I d = " 2 8 6 3 9 8 6 6 1 "   D a t a T y p e = " C o d e " > V A T C l a u s e V A T I d e n t i f i e r < / V A T C l a u s e V A T I d e n t i f i e r > - 
-                 < V A T C l a u s e V A T I d e n t i f i e r C a p t i o n   E l e m e n t T y p e = " C o l u m n "   E l e m e n t I d = " 1 6 3 6 0 4 7 8 2 7 "   D a t a T y p e = " L a b e l " > V A T C l a u s e V A T I d e n t i f i e r C a p t i o n < / V A T C l a u s e V A T I d e n t i f i e r C a p t i o n > - 
-             < / V A T C l a u s e E n t r y C o u n t e r > - 
-             < V A T C o u n t e r L C Y   E l e m e n t T y p e = " D a t a I t e m "   E l e m e n t I d = " 9 1 0 2 7 8 4 9 2 " > - 
-                 < C o n t i n u e d C a p t i o n 1   E l e m e n t T y p e = " C o l u m n "   E l e m e n t I d = " 1 7 6 0 7 7 1 7 1 9 "   D a t a T y p e = " L a b e l " > C o n t i n u e d C a p t i o n 1 < / C o n t i n u e d C a p t i o n 1 > - 
-                 < V A L E x c h R a t e   E l e m e n t T y p e = " C o l u m n "   E l e m e n t I d = " 1 8 3 2 0 7 3 1 5 4 "   D a t a T y p e = " T e x t " > V A L E x c h R a t e < / V A L E x c h R a t e > - 
-                 < V A L S p e c L C Y H e a d e r   E l e m e n t T y p e = " C o l u m n "   E l e m e n t I d = " 6 9 9 3 5 8 7 5 8 "   D a t a T y p e = " T e x t " > V A L S p e c L C Y H e a d e r < / V A L S p e c L C Y H e a d e r > - 
-                 < V A L V A T A m o u n t L C Y   E l e m e n t T y p e = " C o l u m n "   E l e m e n t I d = " 1 4 4 5 9 7 3 0 8 7 "   D a t a T y p e = " D e c i m a l " > V A L V A T A m o u n t L C Y < / V A L V A T A m o u n t L C Y > - 
-                 < V A L V A T B a s e L C Y   E l e m e n t T y p e = " C o l u m n "   E l e m e n t I d = " 1 4 3 9 0 5 7 6 6 6 "   D a t a T y p e = " D e c i m a l " > V A L V A T B a s e L C Y < / V A L V A T B a s e L C Y > - 
-                 < V A T A m t L i n e V A T C t r l 1 0 7   E l e m e n t T y p e = " C o l u m n "   E l e m e n t I d = " 7 1 5 8 3 8 5 8 0 "   D a t a T y p e = " D e c i m a l " > V A T A m t L i n e V A T C t r l 1 0 7 < / V A T A m t L i n e V A T C t r l 1 0 7 > - 
-             < / V A T C o u n t e r L C Y > - 
-             < L e t t e r T e x t   E l e m e n t T y p e = " D a t a I t e m "   E l e m e n t I d = " 1 5 1 0 3 5 3 8 3 4 " > - 
-                 < A m t D u e T e x t   E l e m e n t T y p e = " C o l u m n "   E l e m e n t I d = " 7 3 3 9 4 4 4 "   D a t a T y p e = " T e x t " > A m t D u e T e x t < / A m t D u e T e x t > - 
-                 < B o d y T e x t   E l e m e n t T y p e = " C o l u m n "   E l e m e n t I d = " 1 4 9 7 5 9 8 0 8 "   D a t a T y p e = " T e x t " > B o d y T e x t < / B o d y T e x t > - 
-                 < C l o s i n g T e x t   E l e m e n t T y p e = " C o l u m n "   E l e m e n t I d = " 5 1 2 1 3 5 9 0 9 "   D a t a T y p e = " T e x t " > C l o s i n g T e x t < / C l o s i n g T e x t > - 
-                 < D e s c r i p t i o n T e x t   E l e m e n t T y p e = " C o l u m n "   E l e m e n t I d = " 8 3 3 0 2 1 6 1 8 "   D a t a T y p e = " T e x t " > D e s c r i p t i o n T e x t < / D e s c r i p t i o n T e x t > - 
-                 < F i n a l T o t a l I n c l V A T   E l e m e n t T y p e = " C o l u m n "   E l e m e n t I d = " 1 5 4 1 3 9 5 4 4 "   D a t a T y p e = " D e c i m a l " > F i n a l T o t a l I n c l V A T < / F i n a l T o t a l I n c l V A T > - 
-                 < G r e e t i n g T e x t   E l e m e n t T y p e = " C o l u m n "   E l e m e n t I d = " 1 1 7 5 2 7 9 2 8 9 "   D a t a T y p e = " T e x t " > G r e e t i n g T e x t < / G r e e t i n g T e x t > - 
-                 < T o t a l R e m A m t _ I s s u e d R e m i n d e r L i n e   E l e m e n t T y p e = " C o l u m n "   E l e m e n t I d = " 1 7 3 6 4 0 3 1 8 5 "   D a t a T y p e = " D e c i m a l " > T o t a l R e m A m t _ I s s u e d R e m i n d e r L i n e < / T o t a l R e m A m t _ I s s u e d R e m i n d e r L i n e > - 
-             < / L e t t e r T e x t > - 
-         < / I n t e g e r > - 
-     < / I s s u e d _ R e m i n d e r _ H e a d e r > - 
- < / N a v W o r d R e p o r t X m l P a r t > 
-</file>
-
-<file path=customXml/item3.xml>��< ? x m l   v e r s i o n = " 1 . 0 "   e n c o d i n g = " u t f - 1 6 " ? > - 
- < N a v W o r d R e p o r t X m l P a r t   x m l n s = " u r n : m i c r o s o f t - d y n a m i c s - n a v / r e p o r t s / R e m i n d e r / 1 1 7 / " > - 
-     < B C R e p o r t I n f o r m a t i o n > - 
-         < R e p o r t M e t a d a t a > - 
-             < E x t e n s i o n I d > E x t e n s i o n   I D < / E x t e n s i o n I d > - 
-             < E x t e n s i o n N a m e > E x t e n s i o n   N a m e < / E x t e n s i o n N a m e > - 
-             < E x t e n s i o n P u b l i s h e r > E x t e n s i o n   P u b l i s h e r < / E x t e n s i o n P u b l i s h e r > - 
-             < E x t e n s i o n V e r s i o n > E x t e n s i o n   V e r s i o n < / E x t e n s i o n V e r s i o n > - 
-             < R e p o r t I d > R e p o r t   I D < / R e p o r t I d > - 
-             < R e p o r t N a m e > R e p o r t   N a m e < / R e p o r t N a m e > - 
-             < R e p o r t C a p t i o n > R e p o r t   C a p t i o n < / R e p o r t C a p t i o n > - 
-             < A b o u t T h i s R e p o r t T i t l e > A b o u t   T h i s   R e p o r t   T i t l e < / A b o u t T h i s R e p o r t T i t l e > - 
-             < A b o u t T h i s R e p o r t T e x t > A b o u t   T h i s   R e p o r t   T e x t < / A b o u t T h i s R e p o r t T e x t > - 
-             < R e p o r t H e l p L i n k > R e p o r t   H e l p   L i n k < / R e p o r t H e l p L i n k > - 
-         < / R e p o r t M e t a d a t a > - 
-         < R e p o r t R e q u e s t > - 
-             < T e n a n t E n t r a I d > T e n a n t   E n t r a   I d < / T e n a n t E n t r a I d > - 
-             < E n v i r o n m e n t N a m e > E n v i r o n m e n t   N a m e < / E n v i r o n m e n t N a m e > - 
-             < E n v i r o n m e n t T y p e > E n v i r o n m e n t   T y p e < / E n v i r o n m e n t T y p e > - 
-             < C o m p a n y N a m e > C o m p a n y   N a m e < / C o m p a n y N a m e > - 
-             < C o m p a n y D i s p l a y N a m e > C o m p a n y   D i s p l a y   N a m e < / C o m p a n y D i s p l a y N a m e > - 
-             < C o m p a n y I d > C o m p a n y   I D < / C o m p a n y I d > - 
-             < U s e r N a m e > U s e r   N a m e < / U s e r N a m e > - 
-             < D a t e A n d T i m e > D a t e   a n d   T i m e < / D a t e A n d T i m e > - 
-             < L a n g u a g e > L a n g u a g e < / L a n g u a g e > - 
-             < F o r m a t R e g i o n > F o r m a t   R e g i o n < / F o r m a t R e g i o n > - 
-             < D a t e T i m e V a l u e s > - 
-                 < Y e a r > Y e a r < / Y e a r > - 
-                 < M o n t h N u m b e r > M o n t h   N u m b e r < / M o n t h N u m b e r > - 
-                 < D a y N u m b e r > D a y   N u m b e r < / D a y N u m b e r > - 
-                 < H o u r > H o u r < / H o u r > - 
-                 < M i n u t e > M i n u t e < / M i n u t e > - 
-             < / D a t e T i m e V a l u e s > - 
-         < / R e p o r t R e q u e s t > - 
-         < C o m p a n y M e t a d a t a > - 
-             < C o m p a n y N a m e > C o m p a n y   N a m e < / C o m p a n y N a m e > - 
-             < C o m p a n y D i s p l a y N a m e > C o m p a n y   D i s p l a y   N a m e < / C o m p a n y D i s p l a y N a m e > - 
-             < C o m p a n y A d d r e s s L i n e s > - 
-                 < C o m p a n y A d d r e s s L i n e 1 > C o m p a n y   A d d r e s s   L i n e   1 < / C o m p a n y A d d r e s s L i n e 1 > - 
-                 < C o m p a n y A d d r e s s L i n e 2 > C o m p a n y   A d d r e s s   L i n e   2 < / C o m p a n y A d d r e s s L i n e 2 > - 
-                 < C o m p a n y A d d r e s s L i n e 3 > C o m p a n y   A d d r e s s   L i n e   3 < / C o m p a n y A d d r e s s L i n e 3 > - 
-                 < C o m p a n y A d d r e s s L i n e 4 > C o m p a n y   A d d r e s s   L i n e   4 < / C o m p a n y A d d r e s s L i n e 4 > - 
-                 < C o m p a n y A d d r e s s L i n e 5 > C o m p a n y   A d d r e s s   L i n e   5 < / C o m p a n y A d d r e s s L i n e 5 > - 
-                 < C o m p a n y A d d r e s s L i n e 6 > C o m p a n y   A d d r e s s   L i n e   6 < / C o m p a n y A d d r e s s L i n e 6 > - 
-                 < C o m p a n y A d d r e s s L i n e 7 > C o m p a n y   A d d r e s s   L i n e   7 < / C o m p a n y A d d r e s s L i n e 7 > - 
-                 < C o m p a n y A d d r e s s L i n e 8 > C o m p a n y   A d d r e s s   L i n e   8 < / C o m p a n y A d d r e s s L i n e 8 > - 
-             < / C o m p a n y A d d r e s s L i n e s > - 
-             < C o m p a n y P h o n e > C o m p a n y   P h o n e < / C o m p a n y P h o n e > - 
-             < C o m p a n y P h o n e C a p t i o n > C o m p a n y   P h o n e   C a p t i o n < / C o m p a n y P h o n e C a p t i o n > - 
-             < C o m p a n y F a x N o > C o m p a n y   F a x   N o . < / C o m p a n y F a x N o > - 
-             < C o m p a n y F a x N o C a p t i o n > C o m p a n y   F a x   N o .   C a p t i o n < / C o m p a n y F a x N o C a p t i o n > - 
-             < C o m p a n y E m a i l > C o m p a n y   E m a i l < / C o m p a n y E m a i l > - 
-             < C o m p a n y E m a i l C a p t i o n > C o m p a n y   E m a i l   C a p t i o n < / C o m p a n y E m a i l C a p t i o n > - 
-             < C o m p a n y H o m e P a g e > C o m p a n y   H o m e   P a g e < / C o m p a n y H o m e P a g e > - 
-             < C o m p a n y H o m e P a g e C a p t i o n > C o m p a n y   H o m e   P a g e   C a p t i o n < / C o m p a n y H o m e P a g e C a p t i o n > - 
-             < C o m p a n y L o g o > C o m p a n y   L o g o < / C o m p a n y L o g o > - 
-             < C o m p a n y V A T R e g i s t r a t i o n N o > C o m p a n y   V A T   R e g i s t r a t i o n   N o . < / C o m p a n y V A T R e g i s t r a t i o n N o > - 
-             < C o m p a n y V A T R e g i s t r a t i o n N o C a p t i o n > C o m p a n y   V A T   R e g i s t r a t i o n   N o .   C a p t i o n < / C o m p a n y V A T R e g i s t r a t i o n N o C a p t i o n > - 
-             < C o m p a n y R e g i s t r a t i o n N o > C o m p a n y   R e g i s t r a t i o n   N o . < / C o m p a n y R e g i s t r a t i o n N o > - 
-             < C o m p a n y R e g i s t r a t i o n N o C a p t i o n > C o m p a n y   R e g i s t r a t i o n   N o .   C a p t i o n < / C o m p a n y R e g i s t r a t i o n N o C a p t i o n > - 
-             < C o m p a n y B a n k N a m e > C o m p a n y   B a n k   N a m e < / C o m p a n y B a n k N a m e > - 
-             < C o m p a n y B a n k N a m e C a p t i o n > C o m p a n y   B a n k   N a m e   C a p t i o n < / C o m p a n y B a n k N a m e C a p t i o n > - 
-             < C o m p a n y B a n k A c c o u n t N o > C o m p a n y   B a n k   A c c o u n t   N o . < / C o m p a n y B a n k A c c o u n t N o > - 
-             < C o m p a n y B a n k A c c o u n t N o C a p t i o n > C o m p a n y   B a n k   A c c o u n t   N o .   C a p t i o n < / C o m p a n y B a n k A c c o u n t N o C a p t i o n > - 
-             < C o m p a n y B a n k B r a n c h N o > C o m p a n y   B a n k   B r a n c h   N o . < / C o m p a n y B a n k B r a n c h N o > - 
-             < C o m p a n y B a n k B r a n c h N o C a p t i o n > C o m p a n y   B a n k   B r a n c h   N o .   C a p t i o n < / C o m p a n y B a n k B r a n c h N o C a p t i o n > - 
-             < C o m p a n y I B A N > C o m p a n y   I B A N < / C o m p a n y I B A N > - 
-             < C o m p a n y I B A N C a p t i o n > C o m p a n y   I B A N   C a p t i o n < / C o m p a n y I B A N C a p t i o n > - 
-             < C o m p a n y B a n k S W I F T > C o m p a n y   B a n k   S W I F T < / C o m p a n y B a n k S W I F T > - 
-             < C o m p a n y B a n k S W I F T C a p t i o n > C o m p a n y   B a n k   S W I F T   C a p t i o n < / C o m p a n y B a n k S W I F T C a p t i o n > - 
-             < C o m p a n y G i r o N o > C o m p a n y   G i r o   N o . < / C o m p a n y G i r o N o > - 
-             < C o m p a n y G i r o N o C a p t i o n > C o m p a n y   G i r o   N o .   C a p t i o n < / C o m p a n y G i r o N o C a p t i o n > - 
-         < / C o m p a n y M e t a d a t a > - 
-     < / B C R e p o r t I n f o r m a t i o n > - 
-     < I s s u e d _ R e m i n d e r _ H e a d e r > - 
-         < C o n t a c t E m a i l > C o n t a c t E m a i l < / C o n t a c t E m a i l > - 
-         < C o n t a c t E m a i l L b l > C o n t a c t E m a i l L b l < / C o n t a c t E m a i l L b l > - 
-         < C o n t a c t M o b i l e P h o n e N o > C o n t a c t M o b i l e P h o n e N o < / C o n t a c t M o b i l e P h o n e N o > - 
-         < C o n t a c t M o b i l e P h o n e N o L b l > C o n t a c t M o b i l e P h o n e N o L b l < / C o n t a c t M o b i l e P h o n e N o L b l > - 
-         < C o n t a c t P h o n e N o > C o n t a c t P h o n e N o < / C o n t a c t P h o n e N o > - 
-         < C o n t a c t P h o n e N o L b l > C o n t a c t P h o n e N o L b l < / C o n t a c t P h o n e N o L b l > - 
-         < D o c D a t e C a p t i o n > D o c D a t e C a p t i o n < / D o c D a t e C a p t i o n > - 
-         < D u e D a t e C a p t i o n > D u e D a t e C a p t i o n < / D u e D a t e C a p t i o n > - 
-         < E M a i l C a p t i o n > E M a i l C a p t i o n < / E M a i l C a p t i o n > - 
-         < H o m e P a g e C a p t i o n > H o m e P a g e C a p t i o n < / H o m e P a g e C a p t i o n > - 
-         < N o _ I s s u e d R e m i n d e r H e a d e r > N o _ I s s u e d R e m i n d e r H e a d e r < / N o _ I s s u e d R e m i n d e r H e a d e r > - 
-         < P a g e C a p t i o n > P a g e C a p t i o n < / P a g e C a p t i o n > - 
-         < S h o w M I R L i n e s > S h o w M I R L i n e s < / S h o w M I R L i n e s > - 
-         < T o t a l C a p t i o n > T o t a l C a p t i o n < / T o t a l C a p t i o n > - 
-         < V A T A m o u n t C a p t i o n > V A T A m o u n t C a p t i o n < / V A T A m o u n t C a p t i o n > - 
-         < V A T B a s e C a p t i o n > V A T B a s e C a p t i o n < / V A T B a s e C a p t i o n > - 
-         < V A T P e r c e n t C a p t i o n > V A T P e r c e n t C a p t i o n < / V A T P e r c e n t C a p t i o n > - 
-         < I n t e g e r > - 
-             < B a n k A c c N o C a p t i o n > B a n k A c c N o C a p t i o n < / B a n k A c c N o C a p t i o n > - 
-             < B a n k N a m e C a p t i o n > B a n k N a m e C a p t i o n < / B a n k N a m e C a p t i o n > - 
-             < C o m p a n y A d d r 1 > C o m p a n y A d d r 1 < / C o m p a n y A d d r 1 > - 
-             < C o m p a n y A d d r 2 > C o m p a n y A d d r 2 < / C o m p a n y A d d r 2 > - 
-             < C o m p a n y A d d r 3 > C o m p a n y A d d r 3 < / C o m p a n y A d d r 3 > - 
-             < C o m p a n y A d d r 4 > C o m p a n y A d d r 4 < / C o m p a n y A d d r 4 > - 
-             < C o m p a n y A d d r 5 > C o m p a n y A d d r 5 < / C o m p a n y A d d r 5 > - 
-             < C o m p a n y A d d r 6 > C o m p a n y A d d r 6 < / C o m p a n y A d d r 6 > - 
-             < C o m p a n y A d d r 7 > C o m p a n y A d d r 7 < / C o m p a n y A d d r 7 > - 
-             < C o m p a n y A d d r 8 > C o m p a n y A d d r 8 < / C o m p a n y A d d r 8 > - 
-             < C o m p a n y I n f o 1 P i c t u r e   / > - 
-             < C o m p a n y I n f o 2 P i c t u r e   / > - 
-             < C o m p a n y I n f o 3 P i c t u r e   / > - 
-             < C o m p a n y I n f o B a n k A c c N o > C o m p a n y I n f o B a n k A c c N o < / C o m p a n y I n f o B a n k A c c N o > - 
-             < C o m p a n y I n f o B a n k N a m e > C o m p a n y I n f o B a n k N a m e < / C o m p a n y I n f o B a n k N a m e > - 
-             < C o m p a n y I n f o E M a i l > C o m p a n y I n f o E M a i l < / C o m p a n y I n f o E M a i l > - 
-             < C o m p a n y I n f o G i r o N o > C o m p a n y I n f o G i r o N o < / C o m p a n y I n f o G i r o N o > - 
-             < C o m p a n y I n f o H o m e P a g e > C o m p a n y I n f o H o m e P a g e < / C o m p a n y I n f o H o m e P a g e > - 
-             < C o m p a n y I n f o I B A N > C o m p a n y I n f o I B A N < / C o m p a n y I n f o I B A N > - 
-             < C o m p a n y I n f o P h o n e N o > C o m p a n y I n f o P h o n e N o < / C o m p a n y I n f o P h o n e N o > - 
-             < C o m p a n y I n f o V A T R e g N o > C o m p a n y I n f o V A T R e g N o < / C o m p a n y I n f o V A T R e g N o > - 
-             < C o m p a n y V A T R e g i s t r a t i o n N o C a p t i o n > C o m p a n y V A T R e g i s t r a t i o n N o C a p t i o n < / C o m p a n y V A T R e g i s t r a t i o n N o C a p t i o n > - 
-             < C o n t a c t _ I s s u e d R e m i n d e r H d r > C o n t a c t _ I s s u e d R e m i n d e r H d r < / C o n t a c t _ I s s u e d R e m i n d e r H d r > - 
-             < C u s t A d d r 1 > C u s t A d d r 1 < / C u s t A d d r 1 > - 
-             < C u s t A d d r 2 > C u s t A d d r 2 < / C u s t A d d r 2 > - 
-             < C u s t A d d r 3 > C u s t A d d r 3 < / C u s t A d d r 3 > - 
-             < C u s t A d d r 4 > C u s t A d d r 4 < / C u s t A d d r 4 > - 
-             < C u s t A d d r 5 > C u s t A d d r 5 < / C u s t A d d r 5 > - 
-             < C u s t A d d r 6 > C u s t A d d r 6 < / C u s t A d d r 6 > - 
-             < C u s t A d d r 7 > C u s t A d d r 7 < / C u s t A d d r 7 > - 
-             < C u s t A d d r 8 > C u s t A d d r 8 < / C u s t A d d r 8 > - 
-             < C u s t N o _ I s s u e R e m i n d e r H d r > C u s t N o _ I s s u e R e m i n d e r H d r < / C u s t N o _ I s s u e R e m i n d e r H d r > - 
-             < C u s t N o _ I s s u e R e m i n d e r H d r C a p t i o n > C u s t N o _ I s s u e R e m i n d e r H d r C a p t i o n < / C u s t N o _ I s s u e R e m i n d e r H d r C a p t i o n > - 
-             < D o c D a t e _ I s s u e R e m i n d e r H d r > D o c D a t e _ I s s u e R e m i n d e r H d r < / D o c D a t e _ I s s u e R e m i n d e r H d r > - 
-             < D u e D a t e _ I s s u e d R e m i n d e r H d r > D u e D a t e _ I s s u e d R e m i n d e r H d r < / D u e D a t e _ I s s u e d R e m i n d e r H d r > - 
-             < G i r o N o C a p t i o n > G i r o N o C a p t i o n < / G i r o N o C a p t i o n > - 
-             < I B A N C a p t i o n > I B A N C a p t i o n < / I B A N C a p t i o n > - 
-             < N o 1 _ I s s u e d R e m i n d e r H d r > N o 1 _ I s s u e d R e m i n d e r H d r < / N o 1 _ I s s u e d R e m i n d e r H d r > - 
-             < P h o n e N o C a p t i o n > P h o n e N o C a p t i o n < / P h o n e N o C a p t i o n > - 
-             < P o s t D a t e _ I s s u e d R e m i n d e r H d r > P o s t D a t e _ I s s u e d R e m i n d e r H d r < / P o s t D a t e _ I s s u e d R e m i n d e r H d r > - 
-             < P o s t i n g D a t e C a p t i o n > P o s t i n g D a t e C a p t i o n < / P o s t i n g D a t e C a p t i o n > - 
-             < R e f e r e n c e T e x t > R e f e r e n c e T e x t < / R e f e r e n c e T e x t > - 
-             < R e m i n d e r C a p t i o n > R e m i n d e r C a p t i o n < / R e m i n d e r C a p t i o n > - 
-             < R e m i n d e r N o C a p t i o n > R e m i n d e r N o C a p t i o n < / R e m i n d e r N o C a p t i o n > - 
-             < T e x t P a g e > T e x t P a g e < / T e x t P a g e > - 
-             < V A T N o T e x t > V A T N o T e x t < / V A T N o T e x t > - 
-             < V A T R e g N o C a p t i o n > V A T R e g N o C a p t i o n < / V A T R e g N o C a p t i o n > - 
-             < V a t R e g N o _ I s s u e R e m i n d e r H d r > V a t R e g N o _ I s s u e R e m i n d e r H d r < / V a t R e g N o _ I s s u e R e m i n d e r H d r > - 
-             < Y o u r R e f _ I s s u e R e m i n d e r H d r > Y o u r R e f _ I s s u e R e m i n d e r H d r < / Y o u r R e f _ I s s u e R e m i n d e r H d r > - 
-             < D i m e n s i o n L o o p > - 
-                 < D i m T e x t > D i m T e x t < / D i m T e x t > - 
-                 < H e a d e r D i m e n s i o n s C a p t i o n > H e a d e r D i m e n s i o n s C a p t i o n < / H e a d e r D i m e n s i o n s C a p t i o n > - 
-                 < N u m b e r _ I n t e g e r L i n e > N u m b e r _ I n t e g e r L i n e < / N u m b e r _ I n t e g e r L i n e > - 
-             < / D i m e n s i o n L o o p > - 
-             < I s s u e d _ R e m i n d e r _ L i n e > - 
-                 < D e s c _ I s s u e d R e m i n d e r L i n e > D e s c _ I s s u e d R e m i n d e r L i n e < / D e s c _ I s s u e d R e m i n d e r L i n e > - 
-                 < D o c D a t e _ I s s u e d R e m i n d e r L i n e > D o c D a t e _ I s s u e d R e m i n d e r L i n e < / D o c D a t e _ I s s u e d R e m i n d e r L i n e > - 
-                 < D o c N o C a p t i o n _ I s s u e d R e m i n d e r L i n e > D o c N o C a p t i o n _ I s s u e d R e m i n d e r L i n e < / D o c N o C a p t i o n _ I s s u e d R e m i n d e r L i n e > - 
-                 < D o c N o _ I s s u e d R e m i n d e r L i n e > D o c N o _ I s s u e d R e m i n d e r L i n e < / D o c N o _ I s s u e d R e m i n d e r L i n e > - 
-                 < D o c N o _ I s s u e d R e m i n d e r L i n e C a p t i o n > D o c N o _ I s s u e d R e m i n d e r L i n e C a p t i o n < / D o c N o _ I s s u e d R e m i n d e r L i n e C a p t i o n > - 
-                 < D o c T y p e _ I s s u e d R e m i n d e r L i n e > D o c T y p e _ I s s u e d R e m i n d e r L i n e < / D o c T y p e _ I s s u e d R e m i n d e r L i n e > - 
-                 < D o c T y p e _ I s s u e d R e m i n d e r L i n e C a p t i o n > D o c T y p e _ I s s u e d R e m i n d e r L i n e C a p t i o n < / D o c T y p e _ I s s u e d R e m i n d e r L i n e C a p t i o n > - 
-                 < D o c u m e n t D a t e C a p t i o n 1 > D o c u m e n t D a t e C a p t i o n 1 < / D o c u m e n t D a t e C a p t i o n 1 > - 
-                 < D u e D a t e _ I s s u e d R e m i n d e r L i n e > D u e D a t e _ I s s u e d R e m i n d e r L i n e < / D u e D a t e _ I s s u e d R e m i n d e r L i n e > - 
-                 < I n t e r e s t > I n t e r e s t < / I n t e r e s t > - 
-                 < I n t e r e s t A m o u n t C a p t i o n > I n t e r e s t A m o u n t C a p t i o n < / I n t e r e s t A m o u n t C a p t i o n > - 
-                 < L i n e N o _ I s s u e d R e m i n d e r L i n e > L i n e N o _ I s s u e d R e m i n d e r L i n e < / L i n e N o _ I s s u e d R e m i n d e r L i n e > - 
-                 < M I R E n t r y _ I s s u e d R e m i n d e r L i n e > M I R E n t r y _ I s s u e d R e m i n d e r L i n e < / M I R E n t r y _ I s s u e d R e m i n d e r L i n e > - 
-                 < N N C I n t e r e s t A m t > N N C I n t e r e s t A m t < / N N C I n t e r e s t A m t > - 
-                 < N N C T o t a l > N N C T o t a l < / N N C T o t a l > - 
-                 < N N C T o t a l I n c l V A T > N N C T o t a l I n c l V A T < / N N C T o t a l I n c l V A T > - 
-                 < N N C V A T A m t > N N C V A T A m t < / N N C V A T A m t > - 
-                 < O r i g i n a l A m t _ I s s u e d R e m i n d e r L i n e > O r i g i n a l A m t _ I s s u e d R e m i n d e r L i n e < / O r i g i n a l A m t _ I s s u e d R e m i n d e r L i n e > - 
-                 < O r i g i n a l A m t _ I s s u e d R e m i n d e r L i n e C a p t i o n > O r i g i n a l A m t _ I s s u e d R e m i n d e r L i n e C a p t i o n < / O r i g i n a l A m t _ I s s u e d R e m i n d e r L i n e C a p t i o n > - 
-                 < R e m a i n i n g A m o u n t T e x t > R e m a i n i n g A m o u n t T e x t < / R e m a i n i n g A m o u n t T e x t > - 
-                 < R e m A m t _ I s s u e d R e m i n d e r L i n e > R e m A m t _ I s s u e d R e m i n d e r L i n e < / R e m A m t _ I s s u e d R e m i n d e r L i n e > - 
-                 < R e m A m t _ I s s u e d R e m i n d e r L i n e C a p t i o n > R e m A m t _ I s s u e d R e m i n d e r L i n e C a p t i o n < / R e m A m t _ I s s u e d R e m i n d e r L i n e C a p t i o n > - 
-                 < R e m N o _ I s s u e d R e m i n d e r L i n e > R e m N o _ I s s u e d R e m i n d e r L i n e < / R e m N o _ I s s u e d R e m i n d e r L i n e > - 
-                 < S h o w I n t e r n a l I n f o > S h o w I n t e r n a l I n f o < / S h o w I n t e r n a l I n f o > - 
-                 < T o t a l I n c l V A T T e x t > T o t a l I n c l V A T T e x t < / T o t a l I n c l V A T T e x t > - 
-                 < T o t a l T e x t > T o t a l T e x t < / T o t a l T e x t > - 
-                 < T o t a l V A T A m t > T o t a l V A T A m t < / T o t a l V A T A m t > - 
-                 < T y p e _ I s s u e d R e m i n d e r L i n e > T y p e _ I s s u e d R e m i n d e r L i n e < / T y p e _ I s s u e d R e m i n d e r L i n e > - 
-             < / I s s u e d _ R e m i n d e r _ L i n e > - 
-             < I s s u e d R e m i n d e r L i n e 2 > - 
-                 < D e s c 1 _ I s s u e d R e m i n d e r L i n e > D e s c 1 _ I s s u e d R e m i n d e r L i n e < / D e s c 1 _ I s s u e d R e m i n d e r L i n e > - 
-                 < L i n e N o 1 _ I s s u e d R e m i n d e r L i n e > L i n e N o 1 _ I s s u e d R e m i n d e r L i n e < / L i n e N o 1 _ I s s u e d R e m i n d e r L i n e > - 
-             < / I s s u e d R e m i n d e r L i n e 2 > - 
-             < V A T C o u n t e r > - 
-                 < A m o u n t I n c V A T C a p t i o n > A m o u n t I n c V A T C a p t i o n < / A m o u n t I n c V A T C a p t i o n > - 
-                 < C o n t i n u e d C a p t i o n > C o n t i n u e d C a p t i o n < / C o n t i n u e d C a p t i o n > - 
-                 < V A L V A T A m o u n t > V A L V A T A m o u n t < / V A L V A T A m o u n t > - 
-                 < V A L V A T B a s e > V A L V A T B a s e < / V A L V A T B a s e > - 
-                 < V A L V A T B a s e V A L V A T A m t > V A L V A T B a s e V A L V A T A m t < / V A L V A T B a s e V A L V A T A m t > - 
-                 < V A T A m t L i n e A m t I n c l u d V A T > V A T A m t L i n e A m t I n c l u d V A T < / V A T A m t L i n e A m t I n c l u d V A T > - 
-                 < V A T A m t L i n e V A T > V A T A m t L i n e V A T < / V A T A m t L i n e V A T > - 
-                 < V A T A m t S p e c C a p t i o n > V A T A m t S p e c C a p t i o n < / V A T A m t S p e c C a p t i o n > - 
-             < / V A T C o u n t e r > - 
-             < V A T C l a u s e E n t r y C o u n t e r > - 
-                 < V A T C l a u s e A m o u n t > V A T C l a u s e A m o u n t < / V A T C l a u s e A m o u n t > - 
-                 < V A T C l a u s e C o d e > V A T C l a u s e C o d e < / V A T C l a u s e C o d e > - 
-                 < V A T C l a u s e D e s c r i p t i o n > V A T C l a u s e D e s c r i p t i o n < / V A T C l a u s e D e s c r i p t i o n > - 
-                 < V A T C l a u s e D e s c r i p t i o n 2 > V A T C l a u s e D e s c r i p t i o n 2 < / V A T C l a u s e D e s c r i p t i o n 2 > - 
-                 < V A T C l a u s e s C a p t i o n > V A T C l a u s e s C a p t i o n < / V A T C l a u s e s C a p t i o n > - 
-                 < V A T C l a u s e V A T A m t C a p t i o n > V A T C l a u s e V A T A m t C a p t i o n < / V A T C l a u s e V A T A m t C a p t i o n > - 
-                 < V A T C l a u s e V A T I d e n t i f i e r > V A T C l a u s e V A T I d e n t i f i e r < / V A T C l a u s e V A T I d e n t i f i e r > - 
-                 < V A T C l a u s e V A T I d e n t i f i e r C a p t i o n > V A T C l a u s e V A T I d e n t i f i e r C a p t i o n < / V A T C l a u s e V A T I d e n t i f i e r C a p t i o n > - 
-             < / V A T C l a u s e E n t r y C o u n t e r > - 
-             < V A T C o u n t e r L C Y > - 
-                 < C o n t i n u e d C a p t i o n 1 > C o n t i n u e d C a p t i o n 1 < / C o n t i n u e d C a p t i o n 1 > - 
-                 < V A L E x c h R a t e > V A L E x c h R a t e < / V A L E x c h R a t e > - 
-                 < V A L S p e c L C Y H e a d e r > V A L S p e c L C Y H e a d e r < / V A L S p e c L C Y H e a d e r > - 
-                 < V A L V A T A m o u n t L C Y > V A L V A T A m o u n t L C Y < / V A L V A T A m o u n t L C Y > - 
-                 < V A L V A T B a s e L C Y > V A L V A T B a s e L C Y < / V A L V A T B a s e L C Y > - 
-                 < V A T A m t L i n e V A T C t r l 1 0 7 > V A T A m t L i n e V A T C t r l 1 0 7 < / V A T A m t L i n e V A T C t r l 1 0 7 > - 
-             < / V A T C o u n t e r L C Y > - 
-             < L e t t e r T e x t > - 
-                 < A m t D u e T e x t > A m t D u e T e x t < / A m t D u e T e x t > - 
-                 < B o d y T e x t > B o d y T e x t < / B o d y T e x t > - 
-                 < C l o s i n g T e x t > C l o s i n g T e x t < / C l o s i n g T e x t > - 
-                 < D e s c r i p t i o n T e x t > D e s c r i p t i o n T e x t < / D e s c r i p t i o n T e x t > - 
-                 < F i n a l T o t a l I n c l V A T > F i n a l T o t a l I n c l V A T < / F i n a l T o t a l I n c l V A T > - 
-                 < G r e e t i n g T e x t > G r e e t i n g T e x t < / G r e e t i n g T e x t > - 
-                 < T o t a l R e m A m t _ I s s u e d R e m i n d e r L i n e > T o t a l R e m A m t _ I s s u e d R e m i n d e r L i n e < / T o t a l R e m A m t _ I s s u e d R e m i n d e r L i n e > - 
-             < / L e t t e r T e x t > - 
-         < / I n t e g e r > - 
-     < / I s s u e d _ R e m i n d e r _ H e a d e r > - 
- < / N a v W o r d R e p o r t X m l P a r t > 
-</file>
-
 <file path=customXml/itemProps1.xml><?xml version="1.0" encoding="utf-8"?>
-<ds:datastoreItem xmlns:ds="http://schemas.openxmlformats.org/officeDocument/2006/customXml" ds:itemID="{FDAF5E5B-047B-4A8B-87B8-89F4068B5B79}">
+<ds:datastoreItem xmlns:ds="http://schemas.openxmlformats.org/officeDocument/2006/customXml" ds:itemID="{7965F284-812D-49B2-9D21-557035C5501C}">
   <ds:schemaRefs>
-    <ds:schemaRef ds:uri="http://schemas.openxmlformats.org/officeDocument/2006/bibliography"/>
+    <ds:schemaRef ds:uri="urn:microsoft-dynamics-nav/reports/Reminder/117/"/>
   </ds:schemaRefs>
 </ds:datastoreItem>
 </file>
@@ -4344,9 +4752,9 @@
 </file>
 
 <file path=customXml/itemProps3.xml><?xml version="1.0" encoding="utf-8"?>
-<ds:datastoreItem xmlns:ds="http://schemas.openxmlformats.org/officeDocument/2006/customXml" ds:itemID="{7965F284-812D-49B2-9D21-557035C5501C}">
+<ds:datastoreItem xmlns:ds="http://schemas.openxmlformats.org/officeDocument/2006/customXml" ds:itemID="{FDAF5E5B-047B-4A8B-87B8-89F4068B5B79}">
   <ds:schemaRefs>
-    <ds:schemaRef ds:uri="urn:microsoft-dynamics-nav/reports/Reminder/117/"/>
+    <ds:schemaRef ds:uri="http://schemas.openxmlformats.org/officeDocument/2006/bibliography"/>
   </ds:schemaRefs>
 </ds:datastoreItem>
 </file>
--- a/src/Layers/W1/BaseApp/Sales/Reminder/DefaultReminderEmailBody.docx
+++ b/src/Layers/W1/BaseApp/Sales/Reminder/DefaultReminderEmailBody.docx
@@ -383,7 +383,7 @@
       </w:tr>
       <w:tr>
         <w:trPr>
-          <w:trHeight w:hRule="exact" w:val="245"/>
+          <w:trHeight w:val="245" w:hRule="exact"/>
         </w:trPr>
         <w:tc>
           <w:tcPr>
@@ -517,7 +517,7 @@
                   </w:sdtPr>
                   <w:sdtEndPr>
                     <w:rPr>
-                      <w:rFonts w:ascii="Segoe UI" w:eastAsia="Aptos" w:hAnsi="Segoe UI"/>
+                      <w:rFonts w:ascii="Segoe UI" w:hAnsi="Segoe UI" w:eastAsia="Aptos"/>
                       <w:kern w:val="0"/>
                       <w:sz w:val="20"/>
                       <w:szCs w:val="20"/>
@@ -3659,7 +3659,9 @@
 </we:webextension>
 </file>
 
-<file path=customXml/item1.xml>��< ? x m l   v e r s i o n = " 1 . 0 "   e n c o d i n g = " u t f - 1 6 " ? > < N a v W o r d R e p o r t X m l P a r t   x m l n s = " u r n : m i c r o s o f t - d y n a m i c s - n a v / r e p o r t s / R e m i n d e r / 1 1 7 / " > +<file path=customXml/item1.xml>��< ? x m l   v e r s i o n = " 1 . 0 "   e n c o d i n g = " u t f - 1 6 " ? > + 
+ < N a v W o r d R e p o r t X m l P a r t   x m l n s = " u r n : m i c r o s o f t - d y n a m i c s - n a v / r e p o r t s / R e m i n d e r / 1 1 7 / " >   
      < B C R e p o r t I n f o r m a t i o n >   
@@ -3863,11 +3865,11 @@
  
              < C o m p a n y A d d r 8 > C o m p a n y A d d r 8 < / C o m p a n y A d d r 8 >   
-             < C o m p a n y I n f o 1 P i c t u r e / > - 
-             < C o m p a n y I n f o 2 P i c t u r e / > - 
-             < C o m p a n y I n f o 3 P i c t u r e / > +             < C o m p a n y I n f o 1 P i c t u r e   / > + 
+             < C o m p a n y I n f o 2 P i c t u r e   / > + 
+             < C o m p a n y I n f o 3 P i c t u r e   / >   
              < C o m p a n y I n f o B a n k A c c N o > C o m p a n y I n f o B a n k A c c N o < / C o m p a n y I n f o B a n k A c c N o >   
